--- a/blog/04-the-chip-that-says-no-3-the-silicon-design.docx
+++ b/blog/04-the-chip-that-says-no-3-the-silicon-design.docx
@@ -19951,7 +19951,7 @@
       <w:r>
         <w:t xml:space="preserve">NVIDIA, "NVIDIA Open Agent Safety Platform" and "Add Runtime Controls to AI Agents with NVIDIA OpenShell" (28 September 2026); </w:t>
       </w:r>
-      <w:hyperlink w:history="1" r:id="rIddx6crvvnhpwywkslzl3-g">
+      <w:hyperlink w:history="1" r:id="rIdy1-xvwz_xqz5krzs6qkhq">
         <w:r>
           <w:rPr>
             <w:rStyle w:val="Hyperlink"/>
@@ -19988,7 +19988,7 @@
       <w:r>
         <w:t xml:space="preserve">This repository: </w:t>
       </w:r>
-      <w:hyperlink w:history="1" r:id="rIde254qonidzmywrge1bdjr">
+      <w:hyperlink w:history="1" r:id="rId2hvhw2yhhv5sq18maup7b">
         <w:r>
           <w:rPr>
             <w:rStyle w:val="Hyperlink"/>
@@ -19999,7 +19999,7 @@
       <w:r>
         <w:t xml:space="preserve"> (the design as a specification), </w:t>
       </w:r>
-      <w:hyperlink w:history="1" r:id="rId-00ughfemg8rpz5a_yata">
+      <w:hyperlink w:history="1" r:id="rIdrj35kqrdkt9k71y3j2ts7">
         <w:r>
           <w:rPr>
             <w:rStyle w:val="Hyperlink"/>
@@ -20010,7 +20010,7 @@
       <w:r>
         <w:t xml:space="preserve"> (the experiment program), </w:t>
       </w:r>
-      <w:hyperlink w:history="1" r:id="rId0csvgsjyycyehxlxo4wbl">
+      <w:hyperlink w:history="1" r:id="rIdmrqkjviaaasxqcjzfwptr">
         <w:r>
           <w:rPr>
             <w:rStyle w:val="Hyperlink"/>
@@ -20044,7 +20044,7 @@
           <w:sz w:val="18"/>
           <w:szCs w:val="18"/>
         </w:rPr>
-        <w:t xml:space="preserve">git clone https://github.com/yobiebenjamin/hardware-and-silicon</w:t>
+        <w:t xml:space="preserve">git clone https://github.com/YobieBenjamin/hardware-and-silicon</w:t>
       </w:r>
     </w:p>
     <w:p>

--- a/blog/04-the-chip-that-says-no-3-the-silicon-design.docx
+++ b/blog/04-the-chip-that-says-no-3-the-silicon-design.docx
@@ -19951,7 +19951,7 @@
       <w:r>
         <w:t xml:space="preserve">NVIDIA, "NVIDIA Open Agent Safety Platform" and "Add Runtime Controls to AI Agents with NVIDIA OpenShell" (28 September 2026); </w:t>
       </w:r>
-      <w:hyperlink w:history="1" r:id="rIdy1-xvwz_xqz5krzs6qkhq">
+      <w:hyperlink w:history="1" r:id="rIdpuqvrocwyl4gvu0qi8arf">
         <w:r>
           <w:rPr>
             <w:rStyle w:val="Hyperlink"/>
@@ -19988,7 +19988,7 @@
       <w:r>
         <w:t xml:space="preserve">This repository: </w:t>
       </w:r>
-      <w:hyperlink w:history="1" r:id="rId2hvhw2yhhv5sq18maup7b">
+      <w:hyperlink w:history="1" r:id="rIdgz1uhjn9xsmthaoxb4few">
         <w:r>
           <w:rPr>
             <w:rStyle w:val="Hyperlink"/>
@@ -19999,7 +19999,7 @@
       <w:r>
         <w:t xml:space="preserve"> (the design as a specification), </w:t>
       </w:r>
-      <w:hyperlink w:history="1" r:id="rIdrj35kqrdkt9k71y3j2ts7">
+      <w:hyperlink w:history="1" r:id="rIdf-g17uvezq4gw_5kbubv9">
         <w:r>
           <w:rPr>
             <w:rStyle w:val="Hyperlink"/>
@@ -20010,7 +20010,7 @@
       <w:r>
         <w:t xml:space="preserve"> (the experiment program), </w:t>
       </w:r>
-      <w:hyperlink w:history="1" r:id="rIdmrqkjviaaasxqcjzfwptr">
+      <w:hyperlink w:history="1" r:id="rIdcedl5tceso8k4zmk9j8ug">
         <w:r>
           <w:rPr>
             <w:rStyle w:val="Hyperlink"/>

--- a/blog/04-the-chip-that-says-no-3-the-silicon-design.docx
+++ b/blog/04-the-chip-that-says-no-3-the-silicon-design.docx
@@ -19951,7 +19951,7 @@
       <w:r>
         <w:t xml:space="preserve">NVIDIA, "NVIDIA Open Agent Safety Platform" and "Add Runtime Controls to AI Agents with NVIDIA OpenShell" (28 September 2026); </w:t>
       </w:r>
-      <w:hyperlink w:history="1" r:id="rIdpuqvrocwyl4gvu0qi8arf">
+      <w:hyperlink w:history="1" r:id="rIdeerf9-f9j3d0orbd_dprl">
         <w:r>
           <w:rPr>
             <w:rStyle w:val="Hyperlink"/>
@@ -19988,7 +19988,7 @@
       <w:r>
         <w:t xml:space="preserve">This repository: </w:t>
       </w:r>
-      <w:hyperlink w:history="1" r:id="rIdgz1uhjn9xsmthaoxb4few">
+      <w:hyperlink w:history="1" r:id="rId22kdckp-u3q5pbbqq1qig">
         <w:r>
           <w:rPr>
             <w:rStyle w:val="Hyperlink"/>
@@ -19999,7 +19999,7 @@
       <w:r>
         <w:t xml:space="preserve"> (the design as a specification), </w:t>
       </w:r>
-      <w:hyperlink w:history="1" r:id="rIdf-g17uvezq4gw_5kbubv9">
+      <w:hyperlink w:history="1" r:id="rId5n3yllca_nrrjnzn9sowv">
         <w:r>
           <w:rPr>
             <w:rStyle w:val="Hyperlink"/>
@@ -20010,7 +20010,7 @@
       <w:r>
         <w:t xml:space="preserve"> (the experiment program), </w:t>
       </w:r>
-      <w:hyperlink w:history="1" r:id="rIdcedl5tceso8k4zmk9j8ug">
+      <w:hyperlink w:history="1" r:id="rIdfd2_gdrgjrgbahgvemeaa">
         <w:r>
           <w:rPr>
             <w:rStyle w:val="Hyperlink"/>

--- a/blog/04-the-chip-that-says-no-3-the-silicon-design.docx
+++ b/blog/04-the-chip-that-says-no-3-the-silicon-design.docx
@@ -42,7 +42,7 @@
           <w:sz w:val="23"/>
           <w:szCs w:val="23"/>
         </w:rPr>
-        <w:t xml:space="preserve">Parts 1 and 2 made the argument. The first post in this repository laid out the layer model and shipped the reference stack. This is the design that post promised: where each layer goes in silicon, the theory each piece rests on, how the pieces talk to each other and to the model, how they sit against the GPU, the CPU, memory and storage, and the experiments that would prove or disprove each claim. A chip designer reviewed the first draft. His seven corrections are built into this one, and the biggest of them changed the shape of the design: the guarantee is narrower than the first draft claimed, and stronger, because it is a security contract at the action endpoint rather than a promise about a chip.</w:t>
+        <w:t xml:space="preserve">Parts 1 and 2 made the argument. The first post in this repository laid out the layer model and shipped the reference stack. This is the design that post promised: where each layer goes in silicon, the theory each piece rests on, how the pieces talk to each other and to the model, how they sit against the GPU, the CPU, memory and storage, and the experiments that would prove or disprove each claim. A chip designer went through my first draft and corrected it in seven places. His corrections are built into this one, and the biggest of them changed the shape of the design. The promise is narrower than my first draft claimed, and stronger, because it is a security contract at the point of action rather than a promise about a chip. I will keep the technical depth, and I will explain every piece of it with something you can picture.</w:t>
       </w:r>
     </w:p>
     <w:p>
@@ -72,7 +72,7 @@
         <w:spacing w:after="100" w:line="276" w:lineRule="auto"/>
       </w:pPr>
       <w:r>
-        <w:t xml:space="preserve">The guard cannot be another AI. A guard must be tamperproof, always invoked, and small enough to verify (Anderson, 1972). A model fails all three tests.</w:t>
+        <w:t xml:space="preserve">The guard cannot be another AI. A guard must be tamperproof, always invoked, and small enough to verify. A model fails all three tests.</w:t>
       </w:r>
     </w:p>
     <w:p>
@@ -85,7 +85,7 @@
         <w:spacing w:after="100" w:line="276" w:lineRule="auto"/>
       </w:pPr>
       <w:r>
-        <w:t xml:space="preserve">Prevention lives at the effector. A cluster of GPUs can think anything; the catastrophe cannot happen until one line goes high. Guard the line, not the crowd.</w:t>
+        <w:t xml:space="preserve">Prevention lives at the point of action. A cluster of GPUs can think anything. The catastrophe cannot happen until one wire goes high. Guard the wire, not the crowd.</w:t>
       </w:r>
     </w:p>
     <w:p>
@@ -98,7 +98,7 @@
         <w:spacing w:after="100" w:line="276" w:lineRule="auto"/>
       </w:pPr>
       <w:r>
-        <w:t xml:space="preserve">Gate the irreversible before it happens; audit the reversible afterward. This series draws that line differently now, and the next section says how.</w:t>
+        <w:t xml:space="preserve">Every action goes through the gate. How hard the gate looks, and how long it pauses, depends on what the action can do.</w:t>
       </w:r>
     </w:p>
     <w:p>
@@ -111,7 +111,7 @@
         <w:spacing w:after="100" w:line="276" w:lineRule="auto"/>
       </w:pPr>
       <w:r>
-        <w:t xml:space="preserve">Any model may raise STOP; no model may clear it. Alarms are cheap when wrong; clearing one takes a deterministic rule or a human key.</w:t>
+        <w:t xml:space="preserve">Any model may raise STOP. No model may clear it. Alarms are cheap when wrong. Clearing one takes a fixed rule or a human key.</w:t>
       </w:r>
     </w:p>
     <w:p>
@@ -119,7 +119,7 @@
         <w:spacing w:after="160" w:line="276" w:lineRule="auto"/>
       </w:pPr>
       <w:r>
-        <w:t xml:space="preserve">The layer model from the first post, which the rest of this design is placed on:</w:t>
+        <w:t xml:space="preserve">The layer model from the first post, which the rest of this design is placed on. Think of it as the floors of a building, from the basement up:</w:t>
       </w:r>
     </w:p>
     <w:tbl>
@@ -280,7 +280,7 @@
                 <w:sz w:val="18"/>
                 <w:szCs w:val="18"/>
               </w:rPr>
-              <w:t xml:space="preserve">Signs the rulebook, the firmware allowlist and the revocations; separate from the chip vendor on purpose</w:t>
+              <w:t xml:space="preserve">Signs the rulebook, the list of approved firmware and the revocations. Separate from the chip vendor on purpose</w:t>
             </w:r>
           </w:p>
         </w:tc>
@@ -379,7 +379,7 @@
                 <w:sz w:val="18"/>
                 <w:szCs w:val="18"/>
               </w:rPr>
-              <w:t xml:space="preserve">Default-deny gate on the only path out: attestation check, rulebook, witnesses, budget, human holds, one-time tickets, audit trail</w:t>
+              <w:t xml:space="preserve">The default-deny gate on the only way out: attestation check, rulebook, witnesses, budget, human holds, one-time tickets, audit trail</w:t>
             </w:r>
           </w:p>
         </w:tc>
@@ -532,7 +532,7 @@
                 <w:sz w:val="18"/>
                 <w:szCs w:val="18"/>
               </w:rPr>
-              <w:t xml:space="preserve">Fast, cheap early-warning verdicts about one request, signed, consumed as witnesses</w:t>
+              <w:t xml:space="preserve">Fast, cheap early-warning verdicts about one request, signed, used as witnesses</w:t>
             </w:r>
           </w:p>
         </w:tc>
@@ -622,7 +622,7 @@
                 <w:sz w:val="18"/>
                 <w:szCs w:val="18"/>
               </w:rPr>
-              <w:t xml:space="preserve">Watermark, hardened detector, signed registry; emits a signed provenance verdict</w:t>
+              <w:t xml:space="preserve">Watermark, hardened detector, signed registry; emits a signed verdict about where text came from</w:t>
             </w:r>
           </w:p>
         </w:tc>
@@ -784,7 +784,7 @@
                 <w:sz w:val="18"/>
                 <w:szCs w:val="18"/>
               </w:rPr>
-              <w:t xml:space="preserve">Fused secret, anti-rollback counter, extend-only measurement registers, DICE key, quote engine</w:t>
+              <w:t xml:space="preserve">A secret fused into the chip, a counter that only counts up, measurement registers that can only be added to, a key derived from what booted, a quote engine</w:t>
             </w:r>
           </w:p>
         </w:tc>
@@ -1351,7 +1351,7 @@
         <w:spacing w:after="160" w:line="276" w:lineRule="auto"/>
       </w:pPr>
       <w:r>
-        <w:t xml:space="preserve">Seven corrections, all adopted. Each one is worked into the sections that follow; this list is so a reader of the first draft can see what moved.</w:t>
+        <w:t xml:space="preserve">Seven corrections. I took all seven. Each one is worked into the sections below. This list is here so a reader of the first draft can see what moved.</w:t>
       </w:r>
     </w:p>
     <w:p>
@@ -1371,7 +1371,7 @@
         <w:t xml:space="preserve">A chip is not a boundary.</w:t>
       </w:r>
       <w:r>
-        <w:t xml:space="preserve"> "One safety chip per GPU" is a packaging choice, not an enforcement boundary. The unit this design protects is an </w:t>
+        <w:t xml:space="preserve"> "One safety chip per GPU" is a packaging choice, not a security boundary. The unit this design protects is an </w:t>
       </w:r>
       <w:r>
         <w:rPr>
@@ -1381,7 +1381,7 @@
         <w:t xml:space="preserve">enforcement domain</w:t>
       </w:r>
       <w:r>
-        <w:t xml:space="preserve">: a defined set of processors, memory, interfaces and action endpoints whose exits are all controlled. A chip governs only the paths over which it has non-bypassable authority.</w:t>
+        <w:t xml:space="preserve">: a defined set of processors, memory, interfaces and action endpoints whose exits are all controlled. A chip governs only the paths it has non-bypassable authority over.</w:t>
       </w:r>
     </w:p>
     <w:p>
@@ -1401,7 +1401,7 @@
         <w:t xml:space="preserve">Not everything is a DMA descriptor.</w:t>
       </w:r>
       <w:r>
-        <w:t xml:space="preserve"> CUDA lets GPU threads load and store directly in a peer GPU's memory. A check on copy-engine descriptors does not see that traffic. Enforcement therefore has to be distributed: a small controller sets policy, and dedicated checkers at every boundary crossing enforce it.</w:t>
+        <w:t xml:space="preserve"> DMA is how data moves between memory and devices without the processor copying it by hand, and a descriptor is the work order for one such move. My first draft checked those work orders and called it coverage. But CUDA lets a GPU thread read and write a neighboring GPU's memory directly, with no work order. So enforcement has to be spread out: a small controller sets policy, and dedicated checkers at every boundary crossing enforce it.</w:t>
       </w:r>
     </w:p>
     <w:p>
@@ -1418,10 +1418,10 @@
           <w:b/>
           <w:bCs/>
         </w:rPr>
-        <w:t xml:space="preserve">A signature proves less than the first draft claimed.</w:t>
-      </w:r>
-      <w:r>
-        <w:t xml:space="preserve"> A controller that signs bytes in an output buffer proves that </w:t>
+        <w:t xml:space="preserve">A signature proves less than I claimed.</w:t>
+      </w:r>
+      <w:r>
+        <w:t xml:space="preserve"> A controller that signs the bytes in an output buffer proves that </w:t>
       </w:r>
       <w:r>
         <w:rPr>
@@ -1431,7 +1431,7 @@
         <w:t xml:space="preserve">this device signed these bytes</w:t>
       </w:r>
       <w:r>
-        <w:t xml:space="preserve">. It does not prove that the model produced them. Provenance is now three distinct claims (device, workload, execution integrity), and the design says which one each mechanism delivers.</w:t>
+        <w:t xml:space="preserve">. It does not prove that the model produced them. Provenance is now three separate claims, and the design says which mechanism delivers which.</w:t>
       </w:r>
     </w:p>
     <w:p>
@@ -1448,10 +1448,10 @@
           <w:b/>
           <w:bCs/>
         </w:rPr>
-        <w:t xml:space="preserve">Every external action is authorized.</w:t>
-      </w:r>
-      <w:r>
-        <w:t xml:space="preserve"> The reversible/irreversible distinction decides how much checking and delay an action gets, never whether it is checked. A compromised broker must not be able to skip the gate by labelling an action "reversible." The first draft had that hole; the reference stack never did, and this draft matches the stack.</w:t>
+        <w:t xml:space="preserve">Every action is authorized.</w:t>
+      </w:r>
+      <w:r>
+        <w:t xml:space="preserve"> Whether an action can be undone decides how much checking and delay it gets, never whether it is checked. A compromised broker must not be able to skip the gate by labeling an action "reversible." My first draft had that hole. The reference stack never did, and this draft matches the stack.</w:t>
       </w:r>
     </w:p>
     <w:p>
@@ -1468,10 +1468,10 @@
           <w:b/>
           <w:bCs/>
         </w:rPr>
-        <w:t xml:space="preserve">Binding is transactional.</w:t>
-      </w:r>
-      <w:r>
-        <w:t xml:space="preserve"> A signed ticket alone does not supply the semantics an irreversible action needs. Checking permission, reserving a shared budget and committing the action are one coordinated protocol with replay protection that survives a restart, policy-version binding, and a single owner per budget.</w:t>
+        <w:t xml:space="preserve">Binding is a transaction.</w:t>
+      </w:r>
+      <w:r>
+        <w:t xml:space="preserve"> A signed ticket on its own does not give an irreversible action the guarantees it needs. Checking permission, reserving a shared budget and committing the action are one coordinated protocol, with replay protection that survives a restart, a tie to the version of the rules, and one owner per budget.</w:t>
       </w:r>
     </w:p>
     <w:p>
@@ -1491,7 +1491,7 @@
         <w:t xml:space="preserve">Trusted hardware does not make declared facts true.</w:t>
       </w:r>
       <w:r>
-        <w:t xml:space="preserve"> The gate compares a supplied value against a protected rule; it still needs a justified basis for trusting the value. Every guarantee now carries an explicit assumptions register: which inputs are authoritative, how fresh, what happens on conflict, what the hardware cannot check.</w:t>
+        <w:t xml:space="preserve"> The gate compares a value it was given against a protected rule. It still needs a good reason to trust the value. Every guarantee now carries an explicit list of assumptions: which inputs are trusted, how fresh, what happens on conflict, what the hardware cannot check.</w:t>
       </w:r>
     </w:p>
     <w:p>
@@ -1508,10 +1508,10 @@
           <w:b/>
           <w:bCs/>
         </w:rPr>
-        <w:t xml:space="preserve">Absolute claims are narrowed.</w:t>
-      </w:r>
-      <w:r>
-        <w:t xml:space="preserve"> "No weights can leave" becomes "unauthorized transfers are blocked, and the permitted channels need a leakage threat model." "Failure means an action not taken" becomes "each application defines its safe transition." "Software tests everything except tamperproofness" becomes "software tests policy and protocol logic; coverage, reset, timing, isolation and physical failure need separate validation." The full table is near the end.</w:t>
+        <w:t xml:space="preserve">The absolute claims are narrowed.</w:t>
+      </w:r>
+      <w:r>
+        <w:t xml:space="preserve"> "No weights can leave" becomes "unauthorized transfers are blocked, and the permitted channels need their own threat model." "Failure means an action not taken" becomes "each application defines its safe move." "Software tests everything except tamperproofness" becomes "software tests the logic; coverage, reset, timing, isolation and physical failure need separate validation." The full table is near the end.</w:t>
       </w:r>
     </w:p>
     <w:p>
@@ -1555,7 +1555,15 @@
         <w:spacing w:after="160" w:line="276" w:lineRule="auto"/>
       </w:pPr>
       <w:r>
-        <w:t xml:space="preserve">Three things about this sentence carry the whole design.</w:t>
+        <w:t xml:space="preserve">Think of a bank vault. Every withdrawal needs a fresh signed slip for that exact withdrawal, this amount to this account, and the teller who checks the slip does not care how persuasive the customer is. The vault is only as good as its walls, so you say where the walls are. And the teller is only as good as the signature book, so you say who is in it. That is the whole sentence.</w:t>
+      </w:r>
+    </w:p>
+    <w:p>
+      <w:pPr>
+        <w:spacing w:after="160" w:line="276" w:lineRule="auto"/>
+      </w:pPr>
+      <w:r>
+        <w:t xml:space="preserve">Three things about it carry the whole design.</w:t>
       </w:r>
     </w:p>
     <w:p>
@@ -1570,10 +1578,10 @@
           <w:i/>
           <w:iCs/>
         </w:rPr>
-        <w:t xml:space="preserve">action boundary</w:t>
-      </w:r>
-      <w:r>
-        <w:t xml:space="preserve">, not about the GPU. The GPU-side silicon (the policy controller and its enforcement points, below) provides containment and provenance: it keeps the weights in, keeps unattested traffic out, and makes outputs attributable. Those are valuable, and they are secondary. The thing that prevents the strike on the school is the comparator in the weapon, and the thing that prevents the fraudulent transfer is the comparator in the payment switch. Prevention lives where computation becomes physics, which is what Part 2 argued from the final common path; the review made it the primary claim.</w:t>
+        <w:t xml:space="preserve">point of action</w:t>
+      </w:r>
+      <w:r>
+        <w:t xml:space="preserve">, not about the GPU. The GPU-side silicon (the policy controller and its enforcement points, below) provides containment and provenance. It keeps the weights in, keeps unattested traffic out, and makes outputs traceable. Those are valuable, and they are secondary. The thing that prevents the strike on the school is the comparator in the weapon. The thing that prevents the fraudulent transfer is the comparator in the payment switch. Prevention lives where computation becomes physics. Part 2 argued that from the brain's final common path. The review made it the primary claim.</w:t>
       </w:r>
     </w:p>
     <w:p>
@@ -1661,7 +1669,7 @@
         <w:spacing w:after="160" w:line="276" w:lineRule="auto"/>
       </w:pPr>
       <w:r>
-        <w:t xml:space="preserve">Six pieces sit on the compute side and three on the action side. The only path from the left column to the right is the typed request the broker submits, and the only path from the gate to the world is a ticket with a reservation behind it. The two highlighted boxes are the ones to put in silicon: the policy controller with its enforcement points, and the gate as a comparator.</w:t>
+        <w:t xml:space="preserve">Six pieces sit on the compute side and three on the action side. The only path from the left column to the right is the typed request the broker submits. The only path from the gate to the world is a ticket with a reservation behind it. The two highlighted boxes are the ones to put in silicon: the policy controller with its enforcement points, and the gate as a comparator.</w:t>
       </w:r>
     </w:p>
     <w:p>
@@ -1678,7 +1686,7 @@
         <w:spacing w:after="160" w:line="276" w:lineRule="auto"/>
       </w:pPr>
       <w:r>
-        <w:t xml:space="preserve">A domain is the unit over which the contract holds: the processors, memory, interfaces and action endpoints whose relevant exits are all controlled. Drawing the domain is the first design act, because a controller can only govern paths it has non-bypassable authority over. A companion chip beside a GPU does not automatically control GPU-to-GPU traffic, CPU-originated network requests, or other devices on the bus; a halt line gives it emergency shutdown authority, which cannot undo an action that already escaped.</w:t>
+        <w:t xml:space="preserve">Picture a castle. A guard at the drawbridge is worth nothing if there is a hole in the back wall. Before you post guards, you walk the walls and count the gates. That walk is the first design act, because a controller can only govern paths it has non-bypassable authority over. A companion chip sitting beside a GPU does not automatically control GPU-to-GPU traffic, network requests the CPU starts, or other devices on the bus. A halt line gives it emergency shutdown authority, and shutdown cannot undo an action that already escaped.</w:t>
       </w:r>
     </w:p>
     <w:p>
@@ -1858,7 +1866,7 @@
                 <w:sz w:val="18"/>
                 <w:szCs w:val="18"/>
               </w:rPr>
-              <w:t xml:space="preserve">Reject unauthorized operations before commitment; re-check with the device's own sensors; define the safe transition</w:t>
+              <w:t xml:space="preserve">Reject unauthorized operations before they commit; re-check with the device's own sensors; define the safe move</w:t>
             </w:r>
           </w:p>
         </w:tc>
@@ -2033,7 +2041,7 @@
                 <w:sz w:val="18"/>
                 <w:szCs w:val="18"/>
               </w:rPr>
-              <w:t xml:space="preserve">Keys, policy, watchdogs, authorization, protected logs; gate the GPU's PCIe and NVLink egress on a custom carrier</w:t>
+              <w:t xml:space="preserve">Keys, policy, watchdogs, authorization, protected logs; gate the GPU's PCIe and NVLink exits on a custom carrier board</w:t>
             </w:r>
           </w:p>
         </w:tc>
@@ -2157,17 +2165,17 @@
         <w:spacing w:after="160" w:line="276" w:lineRule="auto"/>
       </w:pPr>
       <w:r>
-        <w:t xml:space="preserve">The design rule that follows: </w:t>
+        <w:t xml:space="preserve">In castle terms: E is the usher inside the throne room door, A is the toll booth on the main road, B is a guardhouse on the grounds, and C is a lock on every door of the keep. The design rule that follows: </w:t>
       </w:r>
       <w:r>
         <w:rPr>
           <w:b/>
           <w:bCs/>
         </w:rPr>
-        <w:t xml:space="preserve">E is always present and is the guarantee; A, B and C add containment and provenance in increasing order of coverage.</w:t>
-      </w:r>
-      <w:r>
-        <w:t xml:space="preserve"> A deployment can run E alone (a benign payment service with a hardware-gated endpoint and no GPU-side silicon at all) and still have the contract. It cannot run A, B or C without E and have it.</w:t>
+        <w:t xml:space="preserve">E is always present and is the guarantee. A, B and C add containment and provenance in increasing order of coverage.</w:t>
+      </w:r>
+      <w:r>
+        <w:t xml:space="preserve"> A deployment can run E alone, say a benign payment service with a hardware-gated endpoint and no GPU-side silicon at all, and still have the contract. It cannot run A, B or C without E and have it.</w:t>
       </w:r>
     </w:p>
     <w:p>
@@ -2184,7 +2192,7 @@
         <w:spacing w:after="160" w:line="276" w:lineRule="auto"/>
       </w:pPr>
       <w:r>
-        <w:t xml:space="preserve">Silicon sees bits. A token is an integer. The meaning of a token exists only inside the model's weights while a kernel is running. There is no point on the chip where a controller could read "school" off a wire, because "school" is not on any wire; it is a pattern across billions of parameters. The objection "a chip only knows 0 and 1, so it cannot know right from wrong" is correct, and the design accepts it completely.</w:t>
+        <w:t xml:space="preserve">Silicon sees bits. A token is an integer. The meaning of a token exists only inside the model's weights while a kernel is running. There is no point on the chip where a controller could read "school" off a wire, because "school" is not on any wire. It is a pattern spread across billions of numbers. The objection "a chip only knows 0 and 1, so it cannot know right from wrong" is correct, and the design accepts it completely.</w:t>
       </w:r>
     </w:p>
     <w:p>
@@ -2192,7 +2200,7 @@
         <w:spacing w:after="160" w:line="276" w:lineRule="auto"/>
       </w:pPr>
       <w:r>
-        <w:t xml:space="preserve">So no silicon here interprets tokens. The hardware does three things bits are good for:</w:t>
+        <w:t xml:space="preserve">A bar-code scanner at the supermarket does not know what a banana tastes like. It knows whether the number on the sticker matches the price list. That is all the silicon here does, and it does three things bits are good for:</w:t>
       </w:r>
     </w:p>
     <w:p>
@@ -2205,7 +2213,7 @@
         <w:spacing w:after="100" w:line="276" w:lineRule="auto"/>
       </w:pPr>
       <w:r>
-        <w:t xml:space="preserve">It decides which bytes may cross which boundary. A model's effect on the world is always a transfer: to host memory, to a peer GPU, to a network card, to a disk, to an actuator. Transfers are finite, enumerable and visible to hardware at the point where they cross a boundary.</w:t>
+        <w:t xml:space="preserve">It decides which bytes may cross which boundary. A model's effect on the world is always a transfer: to host memory, to a neighboring GPU, to a network card, to a disk, to a motor. Transfers are finite, countable, and visible to hardware at the point where they cross a boundary.</w:t>
       </w:r>
     </w:p>
     <w:p>
@@ -2231,7 +2239,7 @@
         <w:spacing w:after="100" w:line="276" w:lineRule="auto"/>
       </w:pPr>
       <w:r>
-        <w:t xml:space="preserve">It checks a typed record against a rulebook. Semantics enters silicon in exactly one place: the request the broker builds, a typed record of the action the model proposes, checked by a gate the model cannot write to and re-checked by the endpoint that acts.</w:t>
+        <w:t xml:space="preserve">It checks a typed record against a rulebook. Meaning enters silicon in exactly one place: the request the broker builds, a form with typed fields describing the action the model proposes, checked by a gate the model cannot write to and re-checked by the device that acts.</w:t>
       </w:r>
     </w:p>
     <w:p>
@@ -2239,7 +2247,7 @@
         <w:spacing w:after="160" w:line="276" w:lineRule="auto"/>
       </w:pPr>
       <w:r>
-        <w:t xml:space="preserve">That third point is the smoke-detector principle from Part 1 made concrete. The detector does not understand fire; it measures smoke against a threshold. The gate does not understand targeting; it measures coordinates against a map, and the map is an input whose trustworthiness is a separate question (the assumptions register, below).</w:t>
+        <w:t xml:space="preserve">That third point is the smoke-detector principle from Part 1 made concrete. The detector does not understand fire. It measures smoke against a threshold. The gate does not understand targeting. It measures coordinates against a map, and whether the map can be trusted is a separate question with its own table below.</w:t>
       </w:r>
     </w:p>
     <w:p>
@@ -2256,7 +2264,7 @@
         <w:spacing w:after="160" w:line="276" w:lineRule="auto"/>
       </w:pPr>
       <w:r>
-        <w:t xml:space="preserve">A model's data lives in eight places, and it changes representation at almost every one. The gates sit where a representation crosses a trust boundary, not where it is most meaningful.</w:t>
+        <w:t xml:space="preserve">A model's data lives in eight places, and it changes form at almost every one. Think of a warehouse: receiving dock, sorting room, shelves, the conveyor between buildings, the loading dock. The security is at the doors, not at the shelves. The gates in this design sit where data crosses a trust boundary, not where it means the most.</w:t>
       </w:r>
     </w:p>
     <w:p>
@@ -2427,7 +2435,7 @@
                 <w:sz w:val="18"/>
                 <w:szCs w:val="18"/>
               </w:rPr>
-              <w:t xml:space="preserve">Representation</w:t>
+              <w:t xml:space="preserve">Form</w:t>
             </w:r>
           </w:p>
         </w:tc>
@@ -2589,7 +2597,7 @@
                 <w:sz w:val="18"/>
                 <w:szCs w:val="18"/>
               </w:rPr>
-              <w:t xml:space="preserve">Keys released only to an attested loader</w:t>
+              <w:t xml:space="preserve">Keys released only to a verified loader</w:t>
             </w:r>
           </w:p>
         </w:tc>
@@ -3547,6 +3555,14 @@
         <w:spacing w:after="160" w:line="276" w:lineRule="auto"/>
       </w:pPr>
       <w:r>
+        <w:t xml:space="preserve">A TEE, for the record, is a trusted execution environment: a locked room inside a processor where the code and data are shielded from everything else on the machine, including the operating system.</w:t>
+      </w:r>
+    </w:p>
+    <w:p>
+      <w:pPr>
+        <w:spacing w:after="160" w:line="276" w:lineRule="auto"/>
+      </w:pPr>
+      <w:r>
         <w:t xml:space="preserve">Three things in this table carry the design.</w:t>
       </w:r>
     </w:p>
@@ -3555,7 +3571,7 @@
         <w:spacing w:after="160" w:line="276" w:lineRule="auto"/>
       </w:pPr>
       <w:r>
-        <w:t xml:space="preserve">The model's "thinking" (stations 5 and 6) is untouched. No gate sits in the kernel path. That is what keeps the design compatible with trillions of tokens: the hardware's work is proportional to boundary crossings and actions, not to compute.</w:t>
+        <w:t xml:space="preserve">The model's thinking (stations 5 and 6) is untouched. No gate sits in the kernel path. That is what keeps the design compatible with trillions of tokens: the hardware's work grows with boundary crossings and actions, not with compute.</w:t>
       </w:r>
     </w:p>
     <w:p>
@@ -3563,7 +3579,7 @@
         <w:spacing w:after="160" w:line="276" w:lineRule="auto"/>
       </w:pPr>
       <w:r>
-        <w:t xml:space="preserve">Station 4 is where the second review point lands. A copy engine moves data with a descriptor the hardware processes one at a time, and a capability check on a descriptor is the same kind of operation as an IOMMU lookup. But a CUDA kernel can also read and write a peer GPU's memory directly, with ordinary loads and stores over NVLink, once peer access is enabled. Those accesses never see a copy-engine descriptor. So the enforcement for station 4 is not one checker but several, each at the hardware point the traffic actually passes (the enforcement-point table, below), and any path with no checker is disabled by policy rather than assumed safe.</w:t>
+        <w:t xml:space="preserve">Station 4 is where the second review point lands. A copy engine moves data using a work order the hardware processes one at a time. A permission check on a work order is the same kind of operation as an IOMMU lookup, the check every server already does when a device touches memory. But a CUDA kernel can also read and write a neighboring GPU's memory directly, with ordinary loads and stores over NVLink, once peer access is turned on. Those never see a work order. So the enforcement for station 4 is not one checker but several, each at the hardware point the traffic actually passes (the enforcement-point table, below), and any path with no checker is shut by policy rather than assumed safe.</w:t>
       </w:r>
     </w:p>
     <w:p>
@@ -3571,7 +3587,7 @@
         <w:spacing w:after="160" w:line="276" w:lineRule="auto"/>
       </w:pPr>
       <w:r>
-        <w:t xml:space="preserve">Training data has a station too. During training, the shards DMA'd into HBM pass the same enforcement points as everything else, so the controller can record which dataset manifest a model was trained from, and that record travels with the model's measurement.</w:t>
+        <w:t xml:space="preserve">Training data has a station too. During training, the shards moved into GPU memory pass the same enforcement points as everything else, so the controller can record which dataset a model was trained from, and that record travels with the model's fingerprint.</w:t>
       </w:r>
     </w:p>
     <w:p>
@@ -3597,7 +3613,15 @@
         <w:spacing w:after="160" w:line="276" w:lineRule="auto"/>
       </w:pPr>
       <w:r>
-        <w:t xml:space="preserve">The first draft bound an action to a declaration and checked it twice. That is necessary and not sufficient. Four failures survive a signed, bound, single-use token on its own:</w:t>
+        <w:t xml:space="preserve">In Part 2 the permission was a concert ticket. Here is the whole box office.</w:t>
+      </w:r>
+    </w:p>
+    <w:p>
+      <w:pPr>
+        <w:spacing w:after="160" w:line="276" w:lineRule="auto"/>
+      </w:pPr>
+      <w:r>
+        <w:t xml:space="preserve">My first draft bound an action to a form and checked it twice. That is necessary and not enough. Four failures survive a signed, bound, single-use ticket on its own:</w:t>
       </w:r>
     </w:p>
     <w:p>
@@ -3610,7 +3634,7 @@
         <w:spacing w:after="100" w:line="276" w:lineRule="auto"/>
       </w:pPr>
       <w:r>
-        <w:t xml:space="preserve">A valid approval can be reused after a restart, if the record of its use was in memory.</w:t>
+        <w:t xml:space="preserve">A valid ticket can be reused after a restart, if the record of its use was only in memory.</w:t>
       </w:r>
     </w:p>
     <w:p>
@@ -3623,7 +3647,7 @@
         <w:spacing w:after="100" w:line="276" w:lineRule="auto"/>
       </w:pPr>
       <w:r>
-        <w:t xml:space="preserve">Two concurrent requests can both pass a shared budget check, if the check and the reservation are separate steps.</w:t>
+        <w:t xml:space="preserve">Two requests arriving at the same time can both pass a shared budget check, if checking and reserving are separate steps.</w:t>
       </w:r>
     </w:p>
     <w:p>
@@ -3636,7 +3660,7 @@
         <w:spacing w:after="100" w:line="276" w:lineRule="auto"/>
       </w:pPr>
       <w:r>
-        <w:t xml:space="preserve">The recipient approved can differ from the recipient executed, if the binding covers the action but not every parameter and the destination service.</w:t>
+        <w:t xml:space="preserve">The recipient on the ticket can differ from the recipient at execution, if the binding covers the action but not every field and the destination.</w:t>
       </w:r>
     </w:p>
     <w:p>
@@ -3649,7 +3673,7 @@
         <w:spacing w:after="100" w:line="276" w:lineRule="auto"/>
       </w:pPr>
       <w:r>
-        <w:t xml:space="preserve">An approval can remain usable after the policy that granted it has changed.</w:t>
+        <w:t xml:space="preserve">A ticket can stay good after the rules that issued it have changed.</w:t>
       </w:r>
     </w:p>
     <w:p>
@@ -3657,7 +3681,7 @@
         <w:spacing w:after="160" w:line="276" w:lineRule="auto"/>
       </w:pPr>
       <w:r>
-        <w:t xml:space="preserve">So authorization is a transaction with three coordinated steps, and this is how </w:t>
+        <w:t xml:space="preserve">So authorization is a transaction in three coordinated steps. This is how </w:t>
       </w:r>
       <w:r>
         <w:rPr>
@@ -3767,7 +3791,7 @@
         <w:spacing w:after="100" w:line="276" w:lineRule="auto"/>
       </w:pPr>
       <w:r>
-        <w:t xml:space="preserve">The broker presents a typed request: action, typed parameters, the attestation token for the workload that is asking, and the witness assertions the rule demands (an observer verdict from Layer 3, a provenance verdict from Layer 2).</w:t>
+        <w:t xml:space="preserve">The broker presents a typed request: the action, the typed fields, the attestation token for the software that is asking, and the witness statements the rule demands (an observer verdict from Layer 3, a provenance verdict from Layer 2).</w:t>
       </w:r>
     </w:p>
     <w:p>
@@ -3780,7 +3804,7 @@
         <w:spacing w:after="100" w:line="276" w:lineRule="auto"/>
       </w:pPr>
       <w:r>
-        <w:t xml:space="preserve">The gate answers four questions in order and fails closed on the first that fails: is this request a replay; is the compute attested; is there a signed, default-deny rule for this (measurement, action) whose constraints the parameters satisfy; are the required witnesses fresh, signed and about this exact request.</w:t>
+        <w:t xml:space="preserve">The gate answers four questions in order and fails closed on the first that fails. Is this request a replay? Is the software verified? Is there a signed rule for this software and this action whose limits the fields satisfy? Have the required witnesses spoken, freshly, about this exact request?</w:t>
       </w:r>
     </w:p>
     <w:p>
@@ -3803,7 +3827,7 @@
         <w:t xml:space="preserve">budget</w:t>
       </w:r>
       <w:r>
-        <w:t xml:space="preserve"> (a shared allowance such as 2,000 USD of small payments per hour), the gate </w:t>
+        <w:t xml:space="preserve"> (a shared allowance, say 2,000 dollars of small payments per hour), the gate </w:t>
       </w:r>
       <w:r>
         <w:rPr>
@@ -3813,7 +3837,7 @@
         <w:t xml:space="preserve">reserves</w:t>
       </w:r>
       <w:r>
-        <w:t xml:space="preserve"> the amount: committed plus reserved plus this amount must stay within the limit. The replay check, the rate window, the reservation and the ticket are one critical section under one lock, so a concurrent request waits and then sees the reservation.</w:t>
+        <w:t xml:space="preserve"> the amount. Committed plus reserved plus this amount must stay within the limit. The replay check, the rate window, the reservation and the ticket are one critical section under one lock. In box-office terms, one clerk sells one seat at a time, so two customers cannot buy the same seat.</w:t>
       </w:r>
     </w:p>
     <w:p>
@@ -3836,7 +3860,7 @@
         <w:t xml:space="preserve">ticket</w:t>
       </w:r>
       <w:r>
-        <w:t xml:space="preserve"> bound to the request hash, the action, a digest of every parameter, the workload measurement, the rule, the </w:t>
+        <w:t xml:space="preserve"> bound to the request hash, the action, a digest of every field, the software fingerprint, the rule, the </w:t>
       </w:r>
       <w:r>
         <w:rPr>
@@ -3846,7 +3870,7 @@
         <w:t xml:space="preserve">policy epoch</w:t>
       </w:r>
       <w:r>
-        <w:t xml:space="preserve"> (the digest of the policy image that issued it), the endpoint it is valid at, and the reservation id. Human-held rules park the request as a hold instead; an approver's signature over the hold id and the request hash releases it and mints the same ticket.</w:t>
+        <w:t xml:space="preserve"> (the fingerprint of the rulebook that issued it), the endpoint it is valid at, and the reservation. Rules that need a human park the request as a hold instead. An approver's signature over the hold id and the request hash releases it and mints the same ticket.</w:t>
       </w:r>
     </w:p>
     <w:p>
@@ -3859,7 +3883,7 @@
         <w:spacing w:after="100" w:line="276" w:lineRule="auto"/>
       </w:pPr>
       <w:r>
-        <w:t xml:space="preserve">The endpoint admits the ticket only if the gate's signature verifies, the action and the parameter digest match what it is about to do, the policy epoch is the one it currently accepts, the endpoint name is its own, the ticket is unexpired, and the ticket id has never been consumed.</w:t>
+        <w:t xml:space="preserve">The endpoint, the usher at the door, checks six things before it admits the ticket. The gate's signature is real. The action and the field digest match what it is about to do. The policy epoch is the one it currently accepts. The endpoint name is its own. The ticket has not expired. The ticket id has never been used before.</w:t>
       </w:r>
     </w:p>
     <w:p>
@@ -3882,7 +3906,7 @@
         <w:t xml:space="preserve">burns</w:t>
       </w:r>
       <w:r>
-        <w:t xml:space="preserve"> the ticket id in durable storage, then asks the gate to </w:t>
+        <w:t xml:space="preserve"> the ticket id in storage that survives a power cut, then phones the box office to </w:t>
       </w:r>
       <w:r>
         <w:rPr>
@@ -3892,7 +3916,7 @@
         <w:t xml:space="preserve">commit</w:t>
       </w:r>
       <w:r>
-        <w:t xml:space="preserve"> the reservation, and only then executes. If the gate cannot be reached, the endpoint refuses (</w:t>
+        <w:t xml:space="preserve"> the reservation, and only then acts. If the gate cannot be reached, the endpoint refuses (</w:t>
       </w:r>
       <w:r>
         <w:rPr>
@@ -3903,7 +3927,7 @@
         <w:t xml:space="preserve">commit.unreachable</w:t>
       </w:r>
       <w:r>
-        <w:t xml:space="preserve">); a burned ticket is not retried, a new one is requested after the partition heals. An unexecuted reservation is released when its ticket expires, so a crashed client cannot hold a budget hostage.</w:t>
+        <w:t xml:space="preserve">). A burned ticket is not retried; a new one is requested after the line comes back. An unused reservation is released when its ticket expires, so a crashed client cannot sit on a budget forever.</w:t>
       </w:r>
     </w:p>
     <w:p>
@@ -3916,7 +3940,7 @@
         <w:spacing w:after="100" w:line="276" w:lineRule="auto"/>
       </w:pPr>
       <w:r>
-        <w:t xml:space="preserve">Every step appends to the signed, hash-chained audit trail before its result is returned.</w:t>
+        <w:t xml:space="preserve">Every step is appended to the signed, hash-chained audit trail before its result is returned.</w:t>
       </w:r>
     </w:p>
     <w:p>
@@ -3924,7 +3948,7 @@
         <w:spacing w:after="160" w:line="276" w:lineRule="auto"/>
       </w:pPr>
       <w:r>
-        <w:t xml:space="preserve">The persistence rule is simple: a mutation is written to the store before the call returns. The replay store, the rate windows, the holds, the reservations and the endpoint's consumed set all come back after a restart. The gate's signing key is derived the way DICE derives an alias key, from what booted, so a restart of the same code gets the same key back and an outstanding ticket is still verifiable.</w:t>
+        <w:t xml:space="preserve">The persistence rule is simple: a change is written to the store before the call returns. The replay store, the rate windows, the holds, the reservations and the endpoint's used-ticket set all come back after a restart. The gate's signing key is derived the way DICE derives a key, from what booted, so a restart of the same code gets the same key back and an outstanding ticket still verifies.</w:t>
       </w:r>
     </w:p>
     <w:p>
@@ -3932,7 +3956,7 @@
         <w:spacing w:after="160" w:line="276" w:lineRule="auto"/>
       </w:pPr>
       <w:r>
-        <w:t xml:space="preserve">Two consequences for distributed deployments. A budget key is owned by exactly one ledger; several individually correct gates checking a shared allowance locally can still collectively overspend it, so a shared allowance is reserved at the ledger that owns it, never approximated. And a ticket that names an endpoint cannot be presented to another service that happens to offer the same action.</w:t>
+        <w:t xml:space="preserve">Two consequences for big deployments. A budget key is owned by exactly one ledger. Several gates each checking a shared allowance locally can still overspend it together, so a shared allowance is reserved at the ledger that owns it, never estimated. And a ticket that names an endpoint cannot be presented to another service that happens to offer the same action.</w:t>
       </w:r>
     </w:p>
     <w:p>
@@ -3940,7 +3964,7 @@
         <w:spacing w:after="160" w:line="276" w:lineRule="auto"/>
       </w:pPr>
       <w:r>
-        <w:t xml:space="preserve">In silicon: the replay store is a monotonic counter plus a small content-addressable memory in the root's non-volatile memory; the ledger is a set of hardware counters owned by the gate block; the epoch is the policy image's digest in a register the host cannot write; the lock is the fact that the block processes one request at a time.</w:t>
+        <w:t xml:space="preserve">In silicon, each of those is a small block. The replay store is a counter that only counts up plus a small content-addressable memory in the root's non-volatile storage. The ledger is a set of hardware counters owned by the gate block. The epoch is the rulebook's fingerprint in a register the host cannot write. The lock is the fact that the block handles one request at a time.</w:t>
       </w:r>
     </w:p>
     <w:p>
@@ -3964,7 +3988,7 @@
         <w:t xml:space="preserve">What it is.</w:t>
       </w:r>
       <w:r>
-        <w:t xml:space="preserve"> The Layer 4 control plane: a default-deny rulebook signed by the governance root, keyed on the workload measurement (what code is running, never which chip), with typed constraints, witness requirements, rate limits, budgets and human holds. It is software today (</w:t>
+        <w:t xml:space="preserve"> The Layer 4 control plane: a default-deny rulebook signed by the governance root, keyed on the software fingerprint (what code is running, never which chip), with typed limits, witness requirements, rate limits, budgets and human holds. It is software today (</w:t>
       </w:r>
       <w:r>
         <w:rPr>
@@ -3975,7 +3999,7 @@
         <w:t xml:space="preserve">gate.py</w:t>
       </w:r>
       <w:r>
-        <w:t xml:space="preserve">) and a content-addressable memory plus comparators in silicon: a rulebook entry is a measurement, an action class, a few typed limits and a rate, which is why the latency budget is nanoseconds and why it can sit on the data path at all.</w:t>
+        <w:t xml:space="preserve">). In silicon it is a content-addressable memory plus comparators: a rulebook entry is a fingerprint, an action class, a few typed limits and a rate. That is why the latency budget is nanoseconds and why it can sit on the data path at all.</w:t>
       </w:r>
     </w:p>
     <w:p>
@@ -3990,7 +4014,7 @@
         <w:t xml:space="preserve">Theory.</w:t>
       </w:r>
       <w:r>
-        <w:t xml:space="preserve"> If every path to an endpoint passes through the gate, and the gate's rulebook can only be changed by the governance root, then the model's capability is bounded by the rulebook rather than by the model's alignment. Claim: for any model, no action reaches an endpoint without a ticket the gate minted under a rule the governance root signed.</w:t>
+        <w:t xml:space="preserve"> If every path to an endpoint passes through the gate, and the gate's rulebook can only be changed by the governance root, then the model's power is bounded by the rulebook rather than by the model's manners. Claim: for any model, no action reaches an endpoint without a ticket the gate minted under a rule the governance root signed.</w:t>
       </w:r>
     </w:p>
     <w:p>
@@ -4016,7 +4040,7 @@
         <w:t xml:space="preserve">requirement.mode</w:t>
       </w:r>
       <w:r>
-        <w:t xml:space="preserve"> decides the path: </w:t>
+        <w:t xml:space="preserve"> decides the lane: </w:t>
       </w:r>
       <w:r>
         <w:rPr>
@@ -4027,7 +4051,7 @@
         <w:t xml:space="preserve">auto</w:t>
       </w:r>
       <w:r>
-        <w:t xml:space="preserve"> (attestation and constraints suffice; microseconds), </w:t>
+        <w:t xml:space="preserve"> (verification and limits are enough; microseconds), </w:t>
       </w:r>
       <w:r>
         <w:rPr>
@@ -4049,7 +4073,7 @@
         <w:t xml:space="preserve">human</w:t>
       </w:r>
       <w:r>
-        <w:t xml:space="preserve"> (the request is held until an approver signs). That is the fast path and the slow path. What the requester says about its own request changes nothing: a </w:t>
+        <w:t xml:space="preserve"> (the request is held until an approver signs). That is airport security again. What the traveler says about himself changes nothing. A </w:t>
       </w:r>
       <w:r>
         <w:rPr>
@@ -4060,7 +4084,7 @@
         <w:t xml:space="preserve">risk_class: reversible</w:t>
       </w:r>
       <w:r>
-        <w:t xml:space="preserve"> field in the parameters, or a </w:t>
+        <w:t xml:space="preserve"> field in the request, or a </w:t>
       </w:r>
       <w:r>
         <w:rPr>
@@ -4071,7 +4095,7 @@
         <w:t xml:space="preserve">requirement: auto</w:t>
       </w:r>
       <w:r>
-        <w:t xml:space="preserve"> field on the request, is ignored, because the rulebook selects the rule from the measurement, the action and the constrained parameters, and from nothing else. The catalogue has an attack for exactly that (</w:t>
+        <w:t xml:space="preserve"> field, is ignored, because the rulebook picks the rule from the fingerprint, the action and the limited fields, and from nothing else. The catalogue has an attack for exactly that (</w:t>
       </w:r>
       <w:r>
         <w:rPr>
@@ -4082,7 +4106,7 @@
         <w:t xml:space="preserve">TX.risk_label_ignored</w:t>
       </w:r>
       <w:r>
-        <w:t xml:space="preserve">): a 25,000 USD payment labelled reversible is held like any other.</w:t>
+        <w:t xml:space="preserve">): a 25,000 dollar payment labeled reversible is held like any other.</w:t>
       </w:r>
     </w:p>
     <w:p>
@@ -4119,7 +4143,7 @@
         <w:t xml:space="preserve">Watermark</w:t>
       </w:r>
       <w:r>
-        <w:t xml:space="preserve"> repo) emit signed verdicts about one request hash with short expiries. The gate consumes them; it never computes them. A verdict can keep the gate shut. It cannot open it. The novelty check from the first draft belongs here too, as a witness: a request whose field values fall outside everything previously seen is a good additional reason to stop. It is not a guarantee against unenumerated catastrophes. Familiar values can form a dangerous combination, and unfamiliar values can be harmless; the review was right that the first draft leaned on it too hard.</w:t>
+        <w:t xml:space="preserve"> repo) emit signed verdicts about one request hash with short expiries. The gate consumes them. It never computes them. A verdict can keep the gate shut. It cannot open it. The novelty check from my first draft belongs here too, as a witness: a request whose fields fall outside everything seen before is a good extra reason to stop. It is not a guarantee against dangers nobody listed. Familiar values can form a dangerous combination, and unfamiliar values can be harmless. The review was right that the first draft leaned on it too hard.</w:t>
       </w:r>
     </w:p>
     <w:p>
@@ -4134,7 +4158,7 @@
         <w:t xml:space="preserve">Interfaces.</w:t>
       </w:r>
       <w:r>
-        <w:t xml:space="preserve"> Up: the governance root signs its rulebook, allowlists and revocations; approvers release holds. Down: it issues tickets to endpoints and commits their reservations. To the compute side: it accepts typed requests from the broker and attestation tokens from the verifier. To the model: none. The model never talks to the gate; the broker does, in a format the model cannot forge.</w:t>
+        <w:t xml:space="preserve"> Up: the governance root signs its rulebook, allowlists and revocations; approvers release holds. Down: it issues tickets to endpoints and commits their reservations. To the compute side: it accepts typed requests from the broker and verification tokens from the verifier. To the model: none. The model never talks to the gate. The broker does, in a form the model cannot forge.</w:t>
       </w:r>
     </w:p>
     <w:p>
@@ -4182,7 +4206,7 @@
         <w:t xml:space="preserve">observer</w:t>
       </w:r>
       <w:r>
-        <w:t xml:space="preserve"> requirement and a constraint on the coordinates against the attested protected-site list; the coordinates match a school; the gate denies with </w:t>
+        <w:t xml:space="preserve"> requirement and a limit on the coordinates against the signed protected-site list. The coordinates match a school. The gate denies with </w:t>
       </w:r>
       <w:r>
         <w:rPr>
@@ -4193,7 +4217,7 @@
         <w:t xml:space="preserve">constraint.target.not_allowed</w:t>
       </w:r>
       <w:r>
-        <w:t xml:space="preserve"> and the audit trail records it. No veto window was needed; the predicate was decisive. A payment agent proposes a transfer. The broker emits </w:t>
+        <w:t xml:space="preserve">, and the audit trail records it. No pause was needed; the rule was decisive. A payment agent proposes a transfer. The broker emits </w:t>
       </w:r>
       <w:r>
         <w:rPr>
@@ -4204,7 +4228,7 @@
         <w:t xml:space="preserve">{action: payments.transfer, params: {amount: 25000, currency: USD, destination: acct-654321}}</w:t>
       </w:r>
       <w:r>
-        <w:t xml:space="preserve">. The rule for amounts above 1,000 USD is human-held; the gate parks it; an approver signs; the ticket is minted; the endpoint checks it, commits the reservation and executes.</w:t>
+        <w:t xml:space="preserve">. The rule for amounts above 1,000 dollars is human-held. The gate parks it. An approver signs. The ticket is minted. The endpoint checks it, commits the reservation and executes.</w:t>
       </w:r>
     </w:p>
     <w:p>
@@ -4219,7 +4243,7 @@
         <w:t xml:space="preserve">How it fails.</w:t>
       </w:r>
       <w:r>
-        <w:t xml:space="preserve"> Stale lists; rules with gaps; witnesses tuned too loose (misses) or too tight (constant holds that train approvers to sign without reading). The last one is the most insidious; its metric is in the experiment program.</w:t>
+        <w:t xml:space="preserve"> Stale lists. Rules with gaps. Witnesses tuned too loose (misses) or too tight (constant holds that train approvers to sign without reading). The last one is the sneakiest, and its measurement is in the experiment program.</w:t>
       </w:r>
     </w:p>
     <w:p>
@@ -4243,7 +4267,7 @@
         <w:t xml:space="preserve">What it is.</w:t>
       </w:r>
       <w:r>
-        <w:t xml:space="preserve"> The reflex, in the device's own silicon: the munition's guidance chip, the payment switch's hardware security module, the robot's motor controller, the gateway's line card. It holds the gate's public key, its own copy of the lists or map it needs, its own sensors, a durable consumed-ticket set, the current policy epoch, and a heartbeat timer. It re-checks at the moment of actuation, against its own inputs, so a request that lied cannot survive the last step. It depends on nothing above it.</w:t>
+        <w:t xml:space="preserve"> The reflex, in the device's own silicon: the missile's guidance chip, the payment switch's hardware security module, the robot's motor controller, the gateway's line card. It holds the gate's public key, its own copy of the lists or map it needs, its own sensors, a used-ticket set that survives power loss, the current policy epoch, and a heartbeat timer. It re-checks at the moment of action, against its own inputs, so a request that lied cannot survive the last step. It depends on nothing above it. It is the usher who looks at the ticket and then looks at the seat.</w:t>
       </w:r>
     </w:p>
     <w:p>
@@ -4258,7 +4282,7 @@
         <w:t xml:space="preserve">Theory.</w:t>
       </w:r>
       <w:r>
-        <w:t xml:space="preserve"> If the final re-check uses the device's own sensors and its own copy of the list, then compromising every layer above it is not sufficient to cause the catastrophe. Claim: with every layer above the comparator compromised, an in-class catastrophe still does not occur, as long as the comparator's inputs are current and consistent. That last clause is the assumptions register.</w:t>
+        <w:t xml:space="preserve"> If the final re-check uses the device's own sensors and its own copy of the list, then taking over every layer above it is not enough to cause the catastrophe. Claim: with every layer above the comparator compromised, an in-class catastrophe still does not occur, as long as the comparator's inputs are current and consistent. That last clause is the assumptions register.</w:t>
       </w:r>
     </w:p>
     <w:p>
@@ -4270,10 +4294,10 @@
           <w:b/>
           <w:bCs/>
         </w:rPr>
-        <w:t xml:space="preserve">Safe transitions.</w:t>
-      </w:r>
-      <w:r>
-        <w:t xml:space="preserve"> The first draft said failure always means an action not taken. The review corrected that: each application has to define its own safe transition, and stopping abruptly can itself be the hazard. For a munition, the safe transition is no release. For a payment switch, decline. For a surgical robot or an aircraft control surface, the safe transition is a controlled state, not a frozen one, and designing it is part of the endpoint's specification. What the contract guarantees is that the device moves to its specified safe transition, not to "nothing."</w:t>
+        <w:t xml:space="preserve">Safe moves.</w:t>
+      </w:r>
+      <w:r>
+        <w:t xml:space="preserve"> My first draft said failure always means an action not taken. The review corrected it. Each application has to define its own safe move, and stopping abruptly can itself be the hazard. For a missile, the safe move is no release. For a payment switch, decline. A train can just stop. An airplane cannot; its safe move is a controlled glide, and a surgical robot's is a controlled withdrawal. Designing that move is part of the endpoint's specification. What the contract guarantees is that the device goes to its specified safe move, not to "nothing."</w:t>
       </w:r>
     </w:p>
     <w:p>
@@ -4288,7 +4312,7 @@
         <w:t xml:space="preserve">Interfaces.</w:t>
       </w:r>
       <w:r>
-        <w:t xml:space="preserve"> Up: it accepts tickets from the gate and commits reservations at the gate. To the world: the release line, the signing key, the motor driver. To everything else: nothing. It has no general network stack, which is a feature.</w:t>
+        <w:t xml:space="preserve"> Up: it accepts tickets from the gate and commits reservations at the gate. To the world: the release line, the signing key, the motor driver. To everything else: nothing. It has no general network stack to speak of, which is a feature.</w:t>
       </w:r>
     </w:p>
     <w:p>
@@ -4303,7 +4327,7 @@
         <w:t xml:space="preserve">How it fails.</w:t>
       </w:r>
       <w:r>
-        <w:t xml:space="preserve"> Stale lists and maps; sensor spoofing; a common-mode failure that makes several sensors agree on a wrong answer, which is why "multiple sensors agree" is not the same as "independent sources agree"; a heartbeat scheme too fragile for the field.</w:t>
+        <w:t xml:space="preserve"> Stale lists and maps. Faked sensor readings. A shared failure that makes several sensors agree on a wrong answer, which is why "several sensors agree" is not the same as "independent sources agree." A heartbeat too fragile for the field.</w:t>
       </w:r>
     </w:p>
     <w:p>
@@ -4327,7 +4351,7 @@
         <w:t xml:space="preserve">What they are.</w:t>
       </w:r>
       <w:r>
-        <w:t xml:space="preserve"> The slow tier. The governance root signs the rulebook, the firmware allowlist and the revocations, and it is deliberately not the chip vendor: the party that decides what may run a consequential workload is not the party that sold the chip. Approvers hold the keys that release holds; for the highest-authority actions, several of them. An override is a ceremony: several people, a written reason, a log entry, and time.</w:t>
+        <w:t xml:space="preserve"> The slow tier. The governance root signs the rulebook, the firmware allowlist and the revocations, and it is deliberately not the chip vendor: the party that decides what may run a consequential workload is not the party that sold the chip. Approvers hold the keys that release holds, and for the highest-authority actions, several of them. An override is a ceremony: several people, a written reason, a log entry, and time. Like the two keys on a missile console that have to turn at the same time, by two people who cannot reach both.</w:t>
       </w:r>
     </w:p>
     <w:p>
@@ -4342,7 +4366,7 @@
         <w:t xml:space="preserve">Theory.</w:t>
       </w:r>
       <w:r>
-        <w:t xml:space="preserve"> Slowness at the top is a feature. The amygdala can be overridden by the cortex, but only with effort and only slowly; a fast override would make the freeze worthless. Claim: override latency and logging are what keep the lower tiers meaningful, and a stack whose human override is fast and silent degrades to a stack with no lower tiers at all.</w:t>
+        <w:t xml:space="preserve"> Slowness at the top is a feature. The amygdala can be overridden by the cortex, but only with effort and only slowly. A fast override would make the freeze worthless. Claim: override latency and logging are what keep the lower tiers meaningful. A stack whose human override is fast and silent is a stack with no lower tiers at all.</w:t>
       </w:r>
     </w:p>
     <w:p>
@@ -4359,7 +4383,7 @@
         <w:spacing w:after="160" w:line="276" w:lineRule="auto"/>
       </w:pPr>
       <w:r>
-        <w:t xml:space="preserve">Trusted hardware does not make declared facts true. The gate reliably compares a supplied value against a protected rule; the value still has to come from somewhere, and the contract is conditional on where. Every deployment of this design carries a register like this one, and a guarantee is only as good as the rows it depends on.</w:t>
+        <w:t xml:space="preserve">Trusted hardware does not make declared facts true. The gate reliably compares a supplied value against a protected rule. The value still has to come from somewhere, and the contract depends on where. Every deployment of this design carries a register like this one, the list taped to the wall, and a guarantee is only as good as the rows it rests on.</w:t>
       </w:r>
     </w:p>
     <w:tbl>
@@ -4376,10 +4400,10 @@
       </w:tblPr>
       <w:tblGrid>
         <w:gridCol w:w="1730"/>
-        <w:gridCol w:w="2525"/>
-        <w:gridCol w:w="2025"/>
-        <w:gridCol w:w="1548"/>
-        <w:gridCol w:w="1532"/>
+        <w:gridCol w:w="2508"/>
+        <w:gridCol w:w="2012"/>
+        <w:gridCol w:w="1587"/>
+        <w:gridCol w:w="1523"/>
       </w:tblGrid>
       <w:tr>
         <w:trPr>
@@ -4416,7 +4440,7 @@
         </w:tc>
         <w:tc>
           <w:tcPr>
-            <w:tcW w:type="dxa" w:w="2525"/>
+            <w:tcW w:type="dxa" w:w="2508"/>
             <w:shd w:fill="E9E8E2" w:color="auto" w:val="clear"/>
             <w:tcMar>
               <w:top w:type="dxa" w:w="70"/>
@@ -4444,7 +4468,7 @@
         </w:tc>
         <w:tc>
           <w:tcPr>
-            <w:tcW w:type="dxa" w:w="2025"/>
+            <w:tcW w:type="dxa" w:w="2012"/>
             <w:shd w:fill="E9E8E2" w:color="auto" w:val="clear"/>
             <w:tcMar>
               <w:top w:type="dxa" w:w="70"/>
@@ -4472,7 +4496,7 @@
         </w:tc>
         <w:tc>
           <w:tcPr>
-            <w:tcW w:type="dxa" w:w="1548"/>
+            <w:tcW w:type="dxa" w:w="1587"/>
             <w:shd w:fill="E9E8E2" w:color="auto" w:val="clear"/>
             <w:tcMar>
               <w:top w:type="dxa" w:w="70"/>
@@ -4500,7 +4524,7 @@
         </w:tc>
         <w:tc>
           <w:tcPr>
-            <w:tcW w:type="dxa" w:w="1532"/>
+            <w:tcW w:type="dxa" w:w="1523"/>
             <w:shd w:fill="E9E8E2" w:color="auto" w:val="clear"/>
             <w:tcMar>
               <w:top w:type="dxa" w:w="70"/>
@@ -4559,7 +4583,7 @@
         </w:tc>
         <w:tc>
           <w:tcPr>
-            <w:tcW w:type="dxa" w:w="2525"/>
+            <w:tcW w:type="dxa" w:w="2508"/>
             <w:tcMar>
               <w:top w:type="dxa" w:w="70"/>
               <w:left w:type="dxa" w:w="100"/>
@@ -4584,7 +4608,7 @@
         </w:tc>
         <w:tc>
           <w:tcPr>
-            <w:tcW w:type="dxa" w:w="2025"/>
+            <w:tcW w:type="dxa" w:w="2012"/>
             <w:tcMar>
               <w:top w:type="dxa" w:w="70"/>
               <w:left w:type="dxa" w:w="100"/>
@@ -4609,32 +4633,32 @@
         </w:tc>
         <w:tc>
           <w:tcPr>
-            <w:tcW w:type="dxa" w:w="1548"/>
-            <w:tcMar>
-              <w:top w:type="dxa" w:w="70"/>
-              <w:left w:type="dxa" w:w="100"/>
-              <w:bottom w:type="dxa" w:w="70"/>
-              <w:right w:type="dxa" w:w="100"/>
-            </w:tcMar>
-          </w:tcPr>
-          <w:p>
-            <w:pPr>
-              <w:spacing w:after="0" w:line="252" w:lineRule="auto"/>
-            </w:pPr>
-            <w:r>
-              <w:rPr>
-                <w:rFonts w:ascii="Georgia" w:cs="Georgia" w:eastAsia="Georgia" w:hAnsi="Georgia"/>
-                <w:color w:val="2C2C2A"/>
-                <w:sz w:val="18"/>
-                <w:szCs w:val="18"/>
-              </w:rPr>
-              <w:t xml:space="preserve">Any listed source says "protected" wins</w:t>
-            </w:r>
-          </w:p>
-        </w:tc>
-        <w:tc>
-          <w:tcPr>
-            <w:tcW w:type="dxa" w:w="1532"/>
+            <w:tcW w:type="dxa" w:w="1587"/>
+            <w:tcMar>
+              <w:top w:type="dxa" w:w="70"/>
+              <w:left w:type="dxa" w:w="100"/>
+              <w:bottom w:type="dxa" w:w="70"/>
+              <w:right w:type="dxa" w:w="100"/>
+            </w:tcMar>
+          </w:tcPr>
+          <w:p>
+            <w:pPr>
+              <w:spacing w:after="0" w:line="252" w:lineRule="auto"/>
+            </w:pPr>
+            <w:r>
+              <w:rPr>
+                <w:rFonts w:ascii="Georgia" w:cs="Georgia" w:eastAsia="Georgia" w:hAnsi="Georgia"/>
+                <w:color w:val="2C2C2A"/>
+                <w:sz w:val="18"/>
+                <w:szCs w:val="18"/>
+              </w:rPr>
+              <w:t xml:space="preserve">Any listed source saying "protected" wins</w:t>
+            </w:r>
+          </w:p>
+        </w:tc>
+        <w:tc>
+          <w:tcPr>
+            <w:tcW w:type="dxa" w:w="1523"/>
             <w:tcMar>
               <w:top w:type="dxa" w:w="70"/>
               <w:left w:type="dxa" w:w="100"/>
@@ -4690,7 +4714,7 @@
         </w:tc>
         <w:tc>
           <w:tcPr>
-            <w:tcW w:type="dxa" w:w="2525"/>
+            <w:tcW w:type="dxa" w:w="2508"/>
             <w:tcMar>
               <w:top w:type="dxa" w:w="70"/>
               <w:left w:type="dxa" w:w="100"/>
@@ -4715,7 +4739,7 @@
         </w:tc>
         <w:tc>
           <w:tcPr>
-            <w:tcW w:type="dxa" w:w="2025"/>
+            <w:tcW w:type="dxa" w:w="2012"/>
             <w:tcMar>
               <w:top w:type="dxa" w:w="70"/>
               <w:left w:type="dxa" w:w="100"/>
@@ -4740,7 +4764,7 @@
         </w:tc>
         <w:tc>
           <w:tcPr>
-            <w:tcW w:type="dxa" w:w="1548"/>
+            <w:tcW w:type="dxa" w:w="1587"/>
             <w:tcMar>
               <w:top w:type="dxa" w:w="70"/>
               <w:left w:type="dxa" w:w="100"/>
@@ -4765,7 +4789,7 @@
         </w:tc>
         <w:tc>
           <w:tcPr>
-            <w:tcW w:type="dxa" w:w="1532"/>
+            <w:tcW w:type="dxa" w:w="1523"/>
             <w:tcMar>
               <w:top w:type="dxa" w:w="70"/>
               <w:left w:type="dxa" w:w="100"/>
@@ -4821,7 +4845,7 @@
         </w:tc>
         <w:tc>
           <w:tcPr>
-            <w:tcW w:type="dxa" w:w="2525"/>
+            <w:tcW w:type="dxa" w:w="2508"/>
             <w:tcMar>
               <w:top w:type="dxa" w:w="70"/>
               <w:left w:type="dxa" w:w="100"/>
@@ -4846,7 +4870,7 @@
         </w:tc>
         <w:tc>
           <w:tcPr>
-            <w:tcW w:type="dxa" w:w="2025"/>
+            <w:tcW w:type="dxa" w:w="2012"/>
             <w:tcMar>
               <w:top w:type="dxa" w:w="70"/>
               <w:left w:type="dxa" w:w="100"/>
@@ -4871,7 +4895,7 @@
         </w:tc>
         <w:tc>
           <w:tcPr>
-            <w:tcW w:type="dxa" w:w="1548"/>
+            <w:tcW w:type="dxa" w:w="1587"/>
             <w:tcMar>
               <w:top w:type="dxa" w:w="70"/>
               <w:left w:type="dxa" w:w="100"/>
@@ -4896,7 +4920,7 @@
         </w:tc>
         <w:tc>
           <w:tcPr>
-            <w:tcW w:type="dxa" w:w="1532"/>
+            <w:tcW w:type="dxa" w:w="1523"/>
             <w:tcMar>
               <w:top w:type="dxa" w:w="70"/>
               <w:left w:type="dxa" w:w="100"/>
@@ -4952,7 +4976,7 @@
         </w:tc>
         <w:tc>
           <w:tcPr>
-            <w:tcW w:type="dxa" w:w="2525"/>
+            <w:tcW w:type="dxa" w:w="2508"/>
             <w:tcMar>
               <w:top w:type="dxa" w:w="70"/>
               <w:left w:type="dxa" w:w="100"/>
@@ -4977,7 +5001,7 @@
         </w:tc>
         <w:tc>
           <w:tcPr>
-            <w:tcW w:type="dxa" w:w="2025"/>
+            <w:tcW w:type="dxa" w:w="2012"/>
             <w:tcMar>
               <w:top w:type="dxa" w:w="70"/>
               <w:left w:type="dxa" w:w="100"/>
@@ -5002,7 +5026,7 @@
         </w:tc>
         <w:tc>
           <w:tcPr>
-            <w:tcW w:type="dxa" w:w="1548"/>
+            <w:tcW w:type="dxa" w:w="1587"/>
             <w:tcMar>
               <w:top w:type="dxa" w:w="70"/>
               <w:left w:type="dxa" w:w="100"/>
@@ -5027,7 +5051,7 @@
         </w:tc>
         <w:tc>
           <w:tcPr>
-            <w:tcW w:type="dxa" w:w="1532"/>
+            <w:tcW w:type="dxa" w:w="1523"/>
             <w:tcMar>
               <w:top w:type="dxa" w:w="70"/>
               <w:left w:type="dxa" w:w="100"/>
@@ -5083,7 +5107,7 @@
         </w:tc>
         <w:tc>
           <w:tcPr>
-            <w:tcW w:type="dxa" w:w="2525"/>
+            <w:tcW w:type="dxa" w:w="2508"/>
             <w:tcMar>
               <w:top w:type="dxa" w:w="70"/>
               <w:left w:type="dxa" w:w="100"/>
@@ -5108,7 +5132,7 @@
         </w:tc>
         <w:tc>
           <w:tcPr>
-            <w:tcW w:type="dxa" w:w="2025"/>
+            <w:tcW w:type="dxa" w:w="2012"/>
             <w:tcMar>
               <w:top w:type="dxa" w:w="70"/>
               <w:left w:type="dxa" w:w="100"/>
@@ -5133,7 +5157,7 @@
         </w:tc>
         <w:tc>
           <w:tcPr>
-            <w:tcW w:type="dxa" w:w="1548"/>
+            <w:tcW w:type="dxa" w:w="1587"/>
             <w:tcMar>
               <w:top w:type="dxa" w:w="70"/>
               <w:left w:type="dxa" w:w="100"/>
@@ -5158,7 +5182,7 @@
         </w:tc>
         <w:tc>
           <w:tcPr>
-            <w:tcW w:type="dxa" w:w="1532"/>
+            <w:tcW w:type="dxa" w:w="1523"/>
             <w:tcMar>
               <w:top w:type="dxa" w:w="70"/>
               <w:left w:type="dxa" w:w="100"/>
@@ -5214,7 +5238,7 @@
         </w:tc>
         <w:tc>
           <w:tcPr>
-            <w:tcW w:type="dxa" w:w="2525"/>
+            <w:tcW w:type="dxa" w:w="2508"/>
             <w:tcMar>
               <w:top w:type="dxa" w:w="70"/>
               <w:left w:type="dxa" w:w="100"/>
@@ -5239,7 +5263,7 @@
         </w:tc>
         <w:tc>
           <w:tcPr>
-            <w:tcW w:type="dxa" w:w="2025"/>
+            <w:tcW w:type="dxa" w:w="2012"/>
             <w:tcMar>
               <w:top w:type="dxa" w:w="70"/>
               <w:left w:type="dxa" w:w="100"/>
@@ -5264,7 +5288,7 @@
         </w:tc>
         <w:tc>
           <w:tcPr>
-            <w:tcW w:type="dxa" w:w="1548"/>
+            <w:tcW w:type="dxa" w:w="1587"/>
             <w:tcMar>
               <w:top w:type="dxa" w:w="70"/>
               <w:left w:type="dxa" w:w="100"/>
@@ -5289,7 +5313,7 @@
         </w:tc>
         <w:tc>
           <w:tcPr>
-            <w:tcW w:type="dxa" w:w="1532"/>
+            <w:tcW w:type="dxa" w:w="1523"/>
             <w:tcMar>
               <w:top w:type="dxa" w:w="70"/>
               <w:left w:type="dxa" w:w="100"/>
@@ -5345,57 +5369,57 @@
         </w:tc>
         <w:tc>
           <w:tcPr>
-            <w:tcW w:type="dxa" w:w="2525"/>
-            <w:tcMar>
-              <w:top w:type="dxa" w:w="70"/>
-              <w:left w:type="dxa" w:w="100"/>
-              <w:bottom w:type="dxa" w:w="70"/>
-              <w:right w:type="dxa" w:w="100"/>
-            </w:tcMar>
-          </w:tcPr>
-          <w:p>
-            <w:pPr>
-              <w:spacing w:after="0" w:line="252" w:lineRule="auto"/>
-            </w:pPr>
-            <w:r>
-              <w:rPr>
-                <w:rFonts w:ascii="Georgia" w:cs="Georgia" w:eastAsia="Georgia" w:hAnsi="Georgia"/>
-                <w:color w:val="2C2C2A"/>
-                <w:sz w:val="18"/>
-                <w:szCs w:val="18"/>
-              </w:rPr>
-              <w:t xml:space="preserve">The root of trust's monotonic counter</w:t>
-            </w:r>
-          </w:p>
-        </w:tc>
-        <w:tc>
-          <w:tcPr>
-            <w:tcW w:type="dxa" w:w="2025"/>
-            <w:tcMar>
-              <w:top w:type="dxa" w:w="70"/>
-              <w:left w:type="dxa" w:w="100"/>
-              <w:bottom w:type="dxa" w:w="70"/>
-              <w:right w:type="dxa" w:w="100"/>
-            </w:tcMar>
-          </w:tcPr>
-          <w:p>
-            <w:pPr>
-              <w:spacing w:after="0" w:line="252" w:lineRule="auto"/>
-            </w:pPr>
-            <w:r>
-              <w:rPr>
-                <w:rFonts w:ascii="Georgia" w:cs="Georgia" w:eastAsia="Georgia" w:hAnsi="Georgia"/>
-                <w:color w:val="2C2C2A"/>
-                <w:sz w:val="18"/>
-                <w:szCs w:val="18"/>
-              </w:rPr>
-              <w:t xml:space="preserve">—</w:t>
-            </w:r>
-          </w:p>
-        </w:tc>
-        <w:tc>
-          <w:tcPr>
-            <w:tcW w:type="dxa" w:w="1548"/>
+            <w:tcW w:type="dxa" w:w="2508"/>
+            <w:tcMar>
+              <w:top w:type="dxa" w:w="70"/>
+              <w:left w:type="dxa" w:w="100"/>
+              <w:bottom w:type="dxa" w:w="70"/>
+              <w:right w:type="dxa" w:w="100"/>
+            </w:tcMar>
+          </w:tcPr>
+          <w:p>
+            <w:pPr>
+              <w:spacing w:after="0" w:line="252" w:lineRule="auto"/>
+            </w:pPr>
+            <w:r>
+              <w:rPr>
+                <w:rFonts w:ascii="Georgia" w:cs="Georgia" w:eastAsia="Georgia" w:hAnsi="Georgia"/>
+                <w:color w:val="2C2C2A"/>
+                <w:sz w:val="18"/>
+                <w:szCs w:val="18"/>
+              </w:rPr>
+              <w:t xml:space="preserve">The root of trust's counter that only counts up</w:t>
+            </w:r>
+          </w:p>
+        </w:tc>
+        <w:tc>
+          <w:tcPr>
+            <w:tcW w:type="dxa" w:w="2012"/>
+            <w:tcMar>
+              <w:top w:type="dxa" w:w="70"/>
+              <w:left w:type="dxa" w:w="100"/>
+              <w:bottom w:type="dxa" w:w="70"/>
+              <w:right w:type="dxa" w:w="100"/>
+            </w:tcMar>
+          </w:tcPr>
+          <w:p>
+            <w:pPr>
+              <w:spacing w:after="0" w:line="252" w:lineRule="auto"/>
+            </w:pPr>
+            <w:r>
+              <w:rPr>
+                <w:rFonts w:ascii="Georgia" w:cs="Georgia" w:eastAsia="Georgia" w:hAnsi="Georgia"/>
+                <w:color w:val="2C2C2A"/>
+                <w:sz w:val="18"/>
+                <w:szCs w:val="18"/>
+              </w:rPr>
+              <w:t xml:space="preserve">none</w:t>
+            </w:r>
+          </w:p>
+        </w:tc>
+        <w:tc>
+          <w:tcPr>
+            <w:tcW w:type="dxa" w:w="1587"/>
             <w:tcMar>
               <w:top w:type="dxa" w:w="70"/>
               <w:left w:type="dxa" w:w="100"/>
@@ -5420,7 +5444,7 @@
         </w:tc>
         <w:tc>
           <w:tcPr>
-            <w:tcW w:type="dxa" w:w="1532"/>
+            <w:tcW w:type="dxa" w:w="1523"/>
             <w:tcMar>
               <w:top w:type="dxa" w:w="70"/>
               <w:left w:type="dxa" w:w="100"/>
@@ -5455,7 +5479,7 @@
         <w:spacing w:after="160" w:line="276" w:lineRule="auto"/>
       </w:pPr>
       <w:r>
-        <w:t xml:space="preserve">The register is also where the semantic residual lives. A sentence that persuades a human over an allowed channel passes every row. That is where narrow rulebooks, the observer lane and human review live, and it is why the contract says "protected operation" and not "harm."</w:t>
+        <w:t xml:space="preserve">The register is also where the hard residual lives. A sentence that persuades a human over an allowed channel passes every row. That is where narrow rulebooks, the observer lane and human review live, and it is why the contract says "protected operation" and not "harm."</w:t>
       </w:r>
     </w:p>
     <w:p>
@@ -5472,7 +5496,7 @@
         <w:spacing w:after="160" w:line="276" w:lineRule="auto"/>
       </w:pPr>
       <w:r>
-        <w:t xml:space="preserve">The compute side keeps the model inside its box, makes its outputs attributable, and feeds the gate an attestation it can trust. None of this is the guarantee; all of it is what makes the guarantee cheap to rely on.</w:t>
+        <w:t xml:space="preserve">The compute side keeps the model inside its box, makes its outputs traceable, and hands the gate a verification it can trust. None of this is the guarantee. All of it is what makes the guarantee cheap to rely on.</w:t>
       </w:r>
     </w:p>
     <w:p>
@@ -5496,7 +5520,7 @@
         <w:t xml:space="preserve">What it is.</w:t>
       </w:r>
       <w:r>
-        <w:t xml:space="preserve"> A fused unique device secret readable only by the key-derivation engine; an anti-rollback fuse counter; extend-only measurement registers with no write port; a ROM-resident DICE engine that derives the signing key from the measurement of what booted; a quote engine; a TRNG and a monotonic counter. On NVIDIA GPUs the vendor's version of this chain covers the VBIOS and the GSP firmware (the GSP is the RISC-V management processor on the die), and the DPU has its own. The reference models both (</w:t>
+        <w:t xml:space="preserve"> Think of a birth certificate burned into the chip at the factory, plus an odometer that only counts up, plus a logbook you can add pages to but never tear pages out of. In hardware terms, the birth certificate is a unique secret fused into the die that only the key-derivation engine can read. The odometer is an anti-rollback fuse counter plus a counter that only counts up. The logbook is a set of measurement registers that can only be extended, never written. Around them sit a ROM-resident DICE engine that derives the signing key from the measurement of what booted, a quote engine, and a random-number generator. On NVIDIA GPUs the vendor's version of this chain covers the VBIOS and the GSP firmware (the GSP is the RISC-V management processor on the die), and the DPU has its own. The reference models both (</w:t>
       </w:r>
       <w:r>
         <w:rPr>
@@ -5522,7 +5546,7 @@
         <w:t xml:space="preserve">Theory.</w:t>
       </w:r>
       <w:r>
-        <w:t xml:space="preserve"> Trust is monotone upward: nothing can be more trusted than the thing that loaded it. If the bottom of the chain is physics (fuses, ROM), anything the chain reports can be checked against physics rather than against a claim. Claim: a chip with a valid root cannot run modified firmware without the modification appearing in its quote, and cannot forge a quote for firmware it did not boot, because the key that signs the quote was derived from what it did boot.</w:t>
+        <w:t xml:space="preserve"> Trust is monotone upward: nothing can be more trusted than the thing that loaded it. If the bottom of the chain is physics (fuses, ROM), anything the chain reports can be checked against physics rather than against a claim. Claim: a chip with a valid root cannot run modified firmware without the modification appearing in its quote. It also cannot forge a quote for firmware it did not boot, because the key that signs the quote was derived from what it did boot. The house key is cut from the shape of the house. Change the house and the old key no longer fits.</w:t>
       </w:r>
     </w:p>
     <w:p>
@@ -5537,7 +5561,7 @@
         <w:t xml:space="preserve">How it fails.</w:t>
       </w:r>
       <w:r>
-        <w:t xml:space="preserve"> Fab-level compromise, key extraction by decapping or fault injection, vendor signing keys leaking. None are cheap; none are prevented here; tamper response, key diversity and public logs of firmware hashes mitigate them.</w:t>
+        <w:t xml:space="preserve"> Fab-level compromise, key extraction by decapping or fault injection, vendor signing keys leaking. None are cheap. None are prevented here. Tamper response, key diversity and public logs of firmware hashes mitigate them.</w:t>
       </w:r>
     </w:p>
     <w:p>
@@ -5576,7 +5600,7 @@
         <w:t xml:space="preserve">What it is.</w:t>
       </w:r>
       <w:r>
-        <w:t xml:space="preserve"> The CPU TEE and the GPU TEE, attested together. GPU memory is walled off from the host by hardware firewalls; PCIe traffic is encrypted (Hopper uses encrypted bounce buffers; NVIDIA describes Blackwell as TEE-I/O capable, with protection extended to NVLink); the GPU produces a signed report of the firmware it is running. The reference's capability grants are keyed to the workload measurement, </w:t>
+        <w:t xml:space="preserve"> The CPU TEE and the GPU TEE, verified together. The locked room, with an ID check at the door. GPU memory is walled off from the host by hardware firewalls. PCIe traffic is encrypted (Hopper uses encrypted bounce buffers; NVIDIA describes Blackwell as TEE-I/O capable, with protection extended to NVLink). The GPU produces a signed report of the firmware it is running. The reference's permissions are keyed to the workload fingerprint, </w:t>
       </w:r>
       <w:r>
         <w:rPr>
@@ -5587,7 +5611,7 @@
         <w:t xml:space="preserve">H(cpu firmware digest, gpu firmware digest)</w:t>
       </w:r>
       <w:r>
-        <w:t xml:space="preserve">; the design extends that measurement with the model manifest's digest, so a grant is to </w:t>
+        <w:t xml:space="preserve">. The design extends that fingerprint with the model manifest's digest, so a permission is granted to </w:t>
       </w:r>
       <w:r>
         <w:rPr>
@@ -5612,7 +5636,7 @@
         <w:t xml:space="preserve">Theory.</w:t>
       </w:r>
       <w:r>
-        <w:t xml:space="preserve"> If the weights decrypt only inside attested hardware whose memory cannot be read from outside, the model is bound to the hardware. Claim: no process outside the attested enclaves reads weights or activations, and every record can be attributed to an attestation.</w:t>
+        <w:t xml:space="preserve"> If the weights decrypt only inside verified hardware whose memory cannot be read from outside, the model is bound to the hardware. Claim: no process outside the verified enclaves reads weights or activations, and every record can be traced to an attestation.</w:t>
       </w:r>
     </w:p>
     <w:p>
@@ -5627,7 +5651,7 @@
         <w:t xml:space="preserve">Interfaces to the GPU and CUDA.</w:t>
       </w:r>
       <w:r>
-        <w:t xml:space="preserve"> The CUDA driver already cooperates with confidential-computing mode; kernels run unchanged inside the enclave; copies between the enclaves take the encrypted path. The CPU TEE and the GPU TEE set up their session with an SPDM-based key exchange on current hardware, and for the job's duration the two enclaves are one trust domain. The weight loader inside the CPU TEE fetches encrypted weights, and the key service releases the key only after both attestations verify.</w:t>
+        <w:t xml:space="preserve"> The CUDA driver already cooperates with confidential-computing mode. Kernels run unchanged inside the enclave. Copies between the enclaves take the encrypted path. The CPU TEE and the GPU TEE set up their session with an SPDM-based key exchange on current hardware, and for the job's duration the two enclaves are one trust domain. The weight loader inside the CPU TEE fetches encrypted weights, and the key service releases the key only after both attestations check out.</w:t>
       </w:r>
     </w:p>
     <w:p>
@@ -5642,7 +5666,7 @@
         <w:t xml:space="preserve">How it fails.</w:t>
       </w:r>
       <w:r>
-        <w:t xml:space="preserve"> Side channels; firmware bugs in the firewall; a compromised loader that runs an unattested model on attested hardware, which is why the model manifest belongs in the measurement.</w:t>
+        <w:t xml:space="preserve"> Side channels. Firmware bugs in the firewall. A compromised loader that runs an unverified model on verified hardware, which is why the model manifest belongs in the fingerprint.</w:t>
       </w:r>
     </w:p>
     <w:p>
@@ -5659,7 +5683,15 @@
         <w:spacing w:after="160" w:line="276" w:lineRule="auto"/>
       </w:pPr>
       <w:r>
-        <w:t xml:space="preserve">This is the Layer 4 block in silicon on the compute side, and it is the piece that does not exist. The first draft called it a governor and described it as one component that mediated every transfer. The review's second point changed the architecture: the trusted part stays small, and the enforcement is distributed.</w:t>
+        <w:t xml:space="preserve">This is the Layer 4 block in silicon on the compute side, and it is the piece that does not exist. My first draft called it a governor and described it as one component that handled every transfer. The review's second point changed the architecture: the trusted part stays small, and the enforcement is spread out.</w:t>
+      </w:r>
+    </w:p>
+    <w:p>
+      <w:pPr>
+        <w:spacing w:after="160" w:line="276" w:lineRule="auto"/>
+      </w:pPr>
+      <w:r>
+        <w:t xml:space="preserve">Here is the picture. A big building does not have one guard who personally checks every door. It has a small security office that programs the badge readers, and a badge reader on every door. The readers do not call the office for each person. They are programmed once and refuse on their own. The office handles the exceptions and keeps the log.</w:t>
       </w:r>
     </w:p>
     <w:p>
@@ -5738,7 +5770,7 @@
         <w:t xml:space="preserve">What it is.</w:t>
       </w:r>
       <w:r>
-        <w:t xml:space="preserve"> A small, isolated controller (seL4-class firmware, a few thousand lines, with the proof assumptions written down) that manages policies, identities, capabilities, revocation and exceptions, plus dedicated hardware checkers at every point where a transaction crosses the domain's boundary. The controller does not sit in the data path and does not process every transaction; it configures the checkers and handles what they refuse. Its state (the capability table, the log head, the metering counters, the policy epoch) lives in its own SRAM and one-time-programmable memory, never in HBM or host memory. The only way in is a mailbox that accepts signed requests.</w:t>
+        <w:t xml:space="preserve"> Two things. First, a small, isolated controller that manages policies, identities, permissions, revocation and exceptions. Its firmware is in the class of a verified kernel such as seL4: a few thousand lines, with its proof assumptions written down. Second, dedicated hardware checkers at every point where a transaction crosses the domain's boundary. The controller does not sit in the data path and does not touch every transaction. It configures the checkers and handles what they refuse. Its state (the permission table, the log head, the metering counters, the policy epoch) lives in its own SRAM and one-time-programmable memory, never in GPU memory or host memory. The only way in is a mailbox that accepts signed requests.</w:t>
       </w:r>
     </w:p>
     <w:p>
@@ -5753,7 +5785,7 @@
         <w:t xml:space="preserve">Theory.</w:t>
       </w:r>
       <w:r>
-        <w:t xml:space="preserve"> Every effect the GPU has on the world is a transfer that crosses a boundary the hardware can see, at a finite set of points. If a checker sits at each of those points, each checker only passes traffic the controller has issued a capability for, and the controller's policy only changes with a quorum of humans, then unauthorized transfers are blocked for any model running on the GPU. Claim: no byte leaves the domain over any enumerated path without a capability, no output leaves unsigned, and no policy changes without k-of-n signatures.</w:t>
+        <w:t xml:space="preserve"> Every effect the GPU has on the world is a transfer that crosses a boundary the hardware can see, at a finite set of points. If a checker sits at each of those points, each checker only passes traffic the controller has issued a permission for, and the controller's policy only changes with a quorum of humans, then unauthorized transfers are blocked for any model running on the GPU. Claim: no byte leaves the domain over any listed path without a permission, no output leaves unsigned, and no policy changes without k-of-n signatures.</w:t>
       </w:r>
     </w:p>
     <w:p>
@@ -5768,7 +5800,7 @@
         <w:t xml:space="preserve">The enforcement points.</w:t>
       </w:r>
       <w:r>
-        <w:t xml:space="preserve"> Each row is a different hardware mechanism, because each kind of traffic passes a different piece of hardware:</w:t>
+        <w:t xml:space="preserve"> Each row is a different hardware mechanism, because each kind of traffic passes a different piece of hardware. In the building: the loading dock, the corridor to the next building, the mail room, the delivery door, and the windows.</w:t>
       </w:r>
     </w:p>
     <w:tbl>
@@ -5784,9 +5816,9 @@
         </w:tblBorders>
       </w:tblPr>
       <w:tblGrid>
-        <w:gridCol w:w="2509"/>
-        <w:gridCol w:w="1732"/>
-        <w:gridCol w:w="2549"/>
+        <w:gridCol w:w="2537"/>
+        <w:gridCol w:w="1723"/>
+        <w:gridCol w:w="2530"/>
         <w:gridCol w:w="2570"/>
       </w:tblGrid>
       <w:tr>
@@ -5796,7 +5828,7 @@
         </w:trPr>
         <w:tc>
           <w:tcPr>
-            <w:tcW w:type="dxa" w:w="2509"/>
+            <w:tcW w:type="dxa" w:w="2537"/>
             <w:shd w:fill="E9E8E2" w:color="auto" w:val="clear"/>
             <w:tcMar>
               <w:top w:type="dxa" w:w="70"/>
@@ -5824,7 +5856,7 @@
         </w:tc>
         <w:tc>
           <w:tcPr>
-            <w:tcW w:type="dxa" w:w="1732"/>
+            <w:tcW w:type="dxa" w:w="1723"/>
             <w:shd w:fill="E9E8E2" w:color="auto" w:val="clear"/>
             <w:tcMar>
               <w:top w:type="dxa" w:w="70"/>
@@ -5852,7 +5884,7 @@
         </w:tc>
         <w:tc>
           <w:tcPr>
-            <w:tcW w:type="dxa" w:w="2549"/>
+            <w:tcW w:type="dxa" w:w="2530"/>
             <w:shd w:fill="E9E8E2" w:color="auto" w:val="clear"/>
             <w:tcMar>
               <w:top w:type="dxa" w:w="70"/>
@@ -5914,32 +5946,32 @@
         </w:trPr>
         <w:tc>
           <w:tcPr>
-            <w:tcW w:type="dxa" w:w="2509"/>
-            <w:tcMar>
-              <w:top w:type="dxa" w:w="70"/>
-              <w:left w:type="dxa" w:w="100"/>
-              <w:bottom w:type="dxa" w:w="70"/>
-              <w:right w:type="dxa" w:w="100"/>
-            </w:tcMar>
-          </w:tcPr>
-          <w:p>
-            <w:pPr>
-              <w:spacing w:after="0" w:line="252" w:lineRule="auto"/>
-            </w:pPr>
-            <w:r>
-              <w:rPr>
-                <w:rFonts w:ascii="Georgia" w:cs="Georgia" w:eastAsia="Georgia" w:hAnsi="Georgia"/>
-                <w:color w:val="2C2C2A"/>
-                <w:sz w:val="18"/>
-                <w:szCs w:val="18"/>
-              </w:rPr>
-              <w:t xml:space="preserve">Copy-engine transfers to host, peers, NIC, NVMe</w:t>
-            </w:r>
-          </w:p>
-        </w:tc>
-        <w:tc>
-          <w:tcPr>
-            <w:tcW w:type="dxa" w:w="1732"/>
+            <w:tcW w:type="dxa" w:w="2537"/>
+            <w:tcMar>
+              <w:top w:type="dxa" w:w="70"/>
+              <w:left w:type="dxa" w:w="100"/>
+              <w:bottom w:type="dxa" w:w="70"/>
+              <w:right w:type="dxa" w:w="100"/>
+            </w:tcMar>
+          </w:tcPr>
+          <w:p>
+            <w:pPr>
+              <w:spacing w:after="0" w:line="252" w:lineRule="auto"/>
+            </w:pPr>
+            <w:r>
+              <w:rPr>
+                <w:rFonts w:ascii="Georgia" w:cs="Georgia" w:eastAsia="Georgia" w:hAnsi="Georgia"/>
+                <w:color w:val="2C2C2A"/>
+                <w:sz w:val="18"/>
+                <w:szCs w:val="18"/>
+              </w:rPr>
+              <w:t xml:space="preserve">Copy-engine transfers to host, peers, NIC, NVMe (the loading dock)</w:t>
+            </w:r>
+          </w:p>
+        </w:tc>
+        <w:tc>
+          <w:tcPr>
+            <w:tcW w:type="dxa" w:w="1723"/>
             <w:tcMar>
               <w:top w:type="dxa" w:w="70"/>
               <w:left w:type="dxa" w:w="100"/>
@@ -5964,26 +5996,26 @@
         </w:tc>
         <w:tc>
           <w:tcPr>
-            <w:tcW w:type="dxa" w:w="2549"/>
-            <w:tcMar>
-              <w:top w:type="dxa" w:w="70"/>
-              <w:left w:type="dxa" w:w="100"/>
-              <w:bottom w:type="dxa" w:w="70"/>
-              <w:right w:type="dxa" w:w="100"/>
-            </w:tcMar>
-          </w:tcPr>
-          <w:p>
-            <w:pPr>
-              <w:spacing w:after="0" w:line="252" w:lineRule="auto"/>
-            </w:pPr>
-            <w:r>
-              <w:rPr>
-                <w:rFonts w:ascii="Georgia" w:cs="Georgia" w:eastAsia="Georgia" w:hAnsi="Georgia"/>
-                <w:color w:val="2C2C2A"/>
-                <w:sz w:val="18"/>
-                <w:szCs w:val="18"/>
-              </w:rPr>
-              <w:t xml:space="preserve">Capability token on every descriptor; a table lookup like an IOMMU</w:t>
+            <w:tcW w:type="dxa" w:w="2530"/>
+            <w:tcMar>
+              <w:top w:type="dxa" w:w="70"/>
+              <w:left w:type="dxa" w:w="100"/>
+              <w:bottom w:type="dxa" w:w="70"/>
+              <w:right w:type="dxa" w:w="100"/>
+            </w:tcMar>
+          </w:tcPr>
+          <w:p>
+            <w:pPr>
+              <w:spacing w:after="0" w:line="252" w:lineRule="auto"/>
+            </w:pPr>
+            <w:r>
+              <w:rPr>
+                <w:rFonts w:ascii="Georgia" w:cs="Georgia" w:eastAsia="Georgia" w:hAnsi="Georgia"/>
+                <w:color w:val="2C2C2A"/>
+                <w:sz w:val="18"/>
+                <w:szCs w:val="18"/>
+              </w:rPr>
+              <w:t xml:space="preserve">A permission token on every work order; a table lookup like an IOMMU</w:t>
             </w:r>
           </w:p>
         </w:tc>
@@ -6020,32 +6052,32 @@
         </w:trPr>
         <w:tc>
           <w:tcPr>
-            <w:tcW w:type="dxa" w:w="2509"/>
-            <w:tcMar>
-              <w:top w:type="dxa" w:w="70"/>
-              <w:left w:type="dxa" w:w="100"/>
-              <w:bottom w:type="dxa" w:w="70"/>
-              <w:right w:type="dxa" w:w="100"/>
-            </w:tcMar>
-          </w:tcPr>
-          <w:p>
-            <w:pPr>
-              <w:spacing w:after="0" w:line="252" w:lineRule="auto"/>
-            </w:pPr>
-            <w:r>
-              <w:rPr>
-                <w:rFonts w:ascii="Georgia" w:cs="Georgia" w:eastAsia="Georgia" w:hAnsi="Georgia"/>
-                <w:color w:val="2C2C2A"/>
-                <w:sz w:val="18"/>
-                <w:szCs w:val="18"/>
-              </w:rPr>
-              <w:t xml:space="preserve">Thread-initiated loads and stores to a peer GPU (CUDA peer access over NVLink)</w:t>
-            </w:r>
-          </w:p>
-        </w:tc>
-        <w:tc>
-          <w:tcPr>
-            <w:tcW w:type="dxa" w:w="1732"/>
+            <w:tcW w:type="dxa" w:w="2537"/>
+            <w:tcMar>
+              <w:top w:type="dxa" w:w="70"/>
+              <w:left w:type="dxa" w:w="100"/>
+              <w:bottom w:type="dxa" w:w="70"/>
+              <w:right w:type="dxa" w:w="100"/>
+            </w:tcMar>
+          </w:tcPr>
+          <w:p>
+            <w:pPr>
+              <w:spacing w:after="0" w:line="252" w:lineRule="auto"/>
+            </w:pPr>
+            <w:r>
+              <w:rPr>
+                <w:rFonts w:ascii="Georgia" w:cs="Georgia" w:eastAsia="Georgia" w:hAnsi="Georgia"/>
+                <w:color w:val="2C2C2A"/>
+                <w:sz w:val="18"/>
+                <w:szCs w:val="18"/>
+              </w:rPr>
+              <w:t xml:space="preserve">Thread-initiated loads and stores to a peer GPU (the corridor between buildings)</w:t>
+            </w:r>
+          </w:p>
+        </w:tc>
+        <w:tc>
+          <w:tcPr>
+            <w:tcW w:type="dxa" w:w="1723"/>
             <w:tcMar>
               <w:top w:type="dxa" w:w="70"/>
               <w:left w:type="dxa" w:w="100"/>
@@ -6070,26 +6102,26 @@
         </w:tc>
         <w:tc>
           <w:tcPr>
-            <w:tcW w:type="dxa" w:w="2549"/>
-            <w:tcMar>
-              <w:top w:type="dxa" w:w="70"/>
-              <w:left w:type="dxa" w:w="100"/>
-              <w:bottom w:type="dxa" w:w="70"/>
-              <w:right w:type="dxa" w:w="100"/>
-            </w:tcMar>
-          </w:tcPr>
-          <w:p>
-            <w:pPr>
-              <w:spacing w:after="0" w:line="252" w:lineRule="auto"/>
-            </w:pPr>
-            <w:r>
-              <w:rPr>
-                <w:rFonts w:ascii="Georgia" w:cs="Georgia" w:eastAsia="Georgia" w:hAnsi="Georgia"/>
-                <w:color w:val="2C2C2A"/>
-                <w:sz w:val="18"/>
-                <w:szCs w:val="18"/>
-              </w:rPr>
-              <w:t xml:space="preserve">Peer mappings are created only for roster members; on Blackwell-class hardware the link encryption key is the capability, and a peer outside the roster has no key</w:t>
+            <w:tcW w:type="dxa" w:w="2530"/>
+            <w:tcMar>
+              <w:top w:type="dxa" w:w="70"/>
+              <w:left w:type="dxa" w:w="100"/>
+              <w:bottom w:type="dxa" w:w="70"/>
+              <w:right w:type="dxa" w:w="100"/>
+            </w:tcMar>
+          </w:tcPr>
+          <w:p>
+            <w:pPr>
+              <w:spacing w:after="0" w:line="252" w:lineRule="auto"/>
+            </w:pPr>
+            <w:r>
+              <w:rPr>
+                <w:rFonts w:ascii="Georgia" w:cs="Georgia" w:eastAsia="Georgia" w:hAnsi="Georgia"/>
+                <w:color w:val="2C2C2A"/>
+                <w:sz w:val="18"/>
+                <w:szCs w:val="18"/>
+              </w:rPr>
+              <w:t xml:space="preserve">Peer mappings are created only for roster members; on Blackwell-class hardware the link encryption key is the permission, and a peer outside the roster has no key</w:t>
             </w:r>
           </w:p>
         </w:tc>
@@ -6126,7 +6158,7 @@
         </w:trPr>
         <w:tc>
           <w:tcPr>
-            <w:tcW w:type="dxa" w:w="2509"/>
+            <w:tcW w:type="dxa" w:w="2537"/>
             <w:tcMar>
               <w:top w:type="dxa" w:w="70"/>
               <w:left w:type="dxa" w:w="100"/>
@@ -6151,7 +6183,7 @@
         </w:tc>
         <w:tc>
           <w:tcPr>
-            <w:tcW w:type="dxa" w:w="1732"/>
+            <w:tcW w:type="dxa" w:w="1723"/>
             <w:tcMar>
               <w:top w:type="dxa" w:w="70"/>
               <w:left w:type="dxa" w:w="100"/>
@@ -6176,7 +6208,7 @@
         </w:tc>
         <w:tc>
           <w:tcPr>
-            <w:tcW w:type="dxa" w:w="2549"/>
+            <w:tcW w:type="dxa" w:w="2530"/>
             <w:tcMar>
               <w:top w:type="dxa" w:w="70"/>
               <w:left w:type="dxa" w:w="100"/>
@@ -6232,32 +6264,32 @@
         </w:trPr>
         <w:tc>
           <w:tcPr>
-            <w:tcW w:type="dxa" w:w="2509"/>
-            <w:tcMar>
-              <w:top w:type="dxa" w:w="70"/>
-              <w:left w:type="dxa" w:w="100"/>
-              <w:bottom w:type="dxa" w:w="70"/>
-              <w:right w:type="dxa" w:w="100"/>
-            </w:tcMar>
-          </w:tcPr>
-          <w:p>
-            <w:pPr>
-              <w:spacing w:after="0" w:line="252" w:lineRule="auto"/>
-            </w:pPr>
-            <w:r>
-              <w:rPr>
-                <w:rFonts w:ascii="Georgia" w:cs="Georgia" w:eastAsia="Georgia" w:hAnsi="Georgia"/>
-                <w:color w:val="2C2C2A"/>
-                <w:sz w:val="18"/>
-                <w:szCs w:val="18"/>
-              </w:rPr>
-              <w:t xml:space="preserve">RDMA across nodes</w:t>
-            </w:r>
-          </w:p>
-        </w:tc>
-        <w:tc>
-          <w:tcPr>
-            <w:tcW w:type="dxa" w:w="1732"/>
+            <w:tcW w:type="dxa" w:w="2537"/>
+            <w:tcMar>
+              <w:top w:type="dxa" w:w="70"/>
+              <w:left w:type="dxa" w:w="100"/>
+              <w:bottom w:type="dxa" w:w="70"/>
+              <w:right w:type="dxa" w:w="100"/>
+            </w:tcMar>
+          </w:tcPr>
+          <w:p>
+            <w:pPr>
+              <w:spacing w:after="0" w:line="252" w:lineRule="auto"/>
+            </w:pPr>
+            <w:r>
+              <w:rPr>
+                <w:rFonts w:ascii="Georgia" w:cs="Georgia" w:eastAsia="Georgia" w:hAnsi="Georgia"/>
+                <w:color w:val="2C2C2A"/>
+                <w:sz w:val="18"/>
+                <w:szCs w:val="18"/>
+              </w:rPr>
+              <w:t xml:space="preserve">RDMA across nodes (the mail room)</w:t>
+            </w:r>
+          </w:p>
+        </w:tc>
+        <w:tc>
+          <w:tcPr>
+            <w:tcW w:type="dxa" w:w="1723"/>
             <w:tcMar>
               <w:top w:type="dxa" w:w="70"/>
               <w:left w:type="dxa" w:w="100"/>
@@ -6282,7 +6314,7 @@
         </w:tc>
         <w:tc>
           <w:tcPr>
-            <w:tcW w:type="dxa" w:w="2549"/>
+            <w:tcW w:type="dxa" w:w="2530"/>
             <w:tcMar>
               <w:top w:type="dxa" w:w="70"/>
               <w:left w:type="dxa" w:w="100"/>
@@ -6338,32 +6370,32 @@
         </w:trPr>
         <w:tc>
           <w:tcPr>
-            <w:tcW w:type="dxa" w:w="2509"/>
-            <w:tcMar>
-              <w:top w:type="dxa" w:w="70"/>
-              <w:left w:type="dxa" w:w="100"/>
-              <w:bottom w:type="dxa" w:w="70"/>
-              <w:right w:type="dxa" w:w="100"/>
-            </w:tcMar>
-          </w:tcPr>
-          <w:p>
-            <w:pPr>
-              <w:spacing w:after="0" w:line="252" w:lineRule="auto"/>
-            </w:pPr>
-            <w:r>
-              <w:rPr>
-                <w:rFonts w:ascii="Georgia" w:cs="Georgia" w:eastAsia="Georgia" w:hAnsi="Georgia"/>
-                <w:color w:val="2C2C2A"/>
-                <w:sz w:val="18"/>
-                <w:szCs w:val="18"/>
-              </w:rPr>
-              <w:t xml:space="preserve">GPUDirect Storage (NVMe to HBM without the CPU)</w:t>
-            </w:r>
-          </w:p>
-        </w:tc>
-        <w:tc>
-          <w:tcPr>
-            <w:tcW w:type="dxa" w:w="1732"/>
+            <w:tcW w:type="dxa" w:w="2537"/>
+            <w:tcMar>
+              <w:top w:type="dxa" w:w="70"/>
+              <w:left w:type="dxa" w:w="100"/>
+              <w:bottom w:type="dxa" w:w="70"/>
+              <w:right w:type="dxa" w:w="100"/>
+            </w:tcMar>
+          </w:tcPr>
+          <w:p>
+            <w:pPr>
+              <w:spacing w:after="0" w:line="252" w:lineRule="auto"/>
+            </w:pPr>
+            <w:r>
+              <w:rPr>
+                <w:rFonts w:ascii="Georgia" w:cs="Georgia" w:eastAsia="Georgia" w:hAnsi="Georgia"/>
+                <w:color w:val="2C2C2A"/>
+                <w:sz w:val="18"/>
+                <w:szCs w:val="18"/>
+              </w:rPr>
+              <w:t xml:space="preserve">GPUDirect Storage (the delivery door)</w:t>
+            </w:r>
+          </w:p>
+        </w:tc>
+        <w:tc>
+          <w:tcPr>
+            <w:tcW w:type="dxa" w:w="1723"/>
             <w:tcMar>
               <w:top w:type="dxa" w:w="70"/>
               <w:left w:type="dxa" w:w="100"/>
@@ -6388,26 +6420,26 @@
         </w:tc>
         <w:tc>
           <w:tcPr>
-            <w:tcW w:type="dxa" w:w="2549"/>
-            <w:tcMar>
-              <w:top w:type="dxa" w:w="70"/>
-              <w:left w:type="dxa" w:w="100"/>
-              <w:bottom w:type="dxa" w:w="70"/>
-              <w:right w:type="dxa" w:w="100"/>
-            </w:tcMar>
-          </w:tcPr>
-          <w:p>
-            <w:pPr>
-              <w:spacing w:after="0" w:line="252" w:lineRule="auto"/>
-            </w:pPr>
-            <w:r>
-              <w:rPr>
-                <w:rFonts w:ascii="Georgia" w:cs="Georgia" w:eastAsia="Georgia" w:hAnsi="Georgia"/>
-                <w:color w:val="2C2C2A"/>
-                <w:sz w:val="18"/>
-                <w:szCs w:val="18"/>
-              </w:rPr>
-              <w:t xml:space="preserve">A capability that names the manifest it may deliver</w:t>
+            <w:tcW w:type="dxa" w:w="2530"/>
+            <w:tcMar>
+              <w:top w:type="dxa" w:w="70"/>
+              <w:left w:type="dxa" w:w="100"/>
+              <w:bottom w:type="dxa" w:w="70"/>
+              <w:right w:type="dxa" w:w="100"/>
+            </w:tcMar>
+          </w:tcPr>
+          <w:p>
+            <w:pPr>
+              <w:spacing w:after="0" w:line="252" w:lineRule="auto"/>
+            </w:pPr>
+            <w:r>
+              <w:rPr>
+                <w:rFonts w:ascii="Georgia" w:cs="Georgia" w:eastAsia="Georgia" w:hAnsi="Georgia"/>
+                <w:color w:val="2C2C2A"/>
+                <w:sz w:val="18"/>
+                <w:szCs w:val="18"/>
+              </w:rPr>
+              <w:t xml:space="preserve">A permission that names the manifest it may deliver</w:t>
             </w:r>
           </w:p>
         </w:tc>
@@ -6444,76 +6476,76 @@
         </w:trPr>
         <w:tc>
           <w:tcPr>
-            <w:tcW w:type="dxa" w:w="2509"/>
-            <w:tcMar>
-              <w:top w:type="dxa" w:w="70"/>
-              <w:left w:type="dxa" w:w="100"/>
-              <w:bottom w:type="dxa" w:w="70"/>
-              <w:right w:type="dxa" w:w="100"/>
-            </w:tcMar>
-          </w:tcPr>
-          <w:p>
-            <w:pPr>
-              <w:spacing w:after="0" w:line="252" w:lineRule="auto"/>
-            </w:pPr>
-            <w:r>
-              <w:rPr>
-                <w:rFonts w:ascii="Georgia" w:cs="Georgia" w:eastAsia="Georgia" w:hAnsi="Georgia"/>
-                <w:color w:val="2C2C2A"/>
-                <w:sz w:val="18"/>
-                <w:szCs w:val="18"/>
-              </w:rPr>
-              <w:t xml:space="preserve">Display engine, debug ports, JTAG, any path without a checker</w:t>
-            </w:r>
-          </w:p>
-        </w:tc>
-        <w:tc>
-          <w:tcPr>
-            <w:tcW w:type="dxa" w:w="1732"/>
-            <w:tcMar>
-              <w:top w:type="dxa" w:w="70"/>
-              <w:left w:type="dxa" w:w="100"/>
-              <w:bottom w:type="dxa" w:w="70"/>
-              <w:right w:type="dxa" w:w="100"/>
-            </w:tcMar>
-          </w:tcPr>
-          <w:p>
-            <w:pPr>
-              <w:spacing w:after="0" w:line="252" w:lineRule="auto"/>
-            </w:pPr>
-            <w:r>
-              <w:rPr>
-                <w:rFonts w:ascii="Georgia" w:cs="Georgia" w:eastAsia="Georgia" w:hAnsi="Georgia"/>
-                <w:color w:val="2C2C2A"/>
-                <w:sz w:val="18"/>
-                <w:szCs w:val="18"/>
-              </w:rPr>
-              <w:t xml:space="preserve">—</w:t>
-            </w:r>
-          </w:p>
-        </w:tc>
-        <w:tc>
-          <w:tcPr>
-            <w:tcW w:type="dxa" w:w="2549"/>
-            <w:tcMar>
-              <w:top w:type="dxa" w:w="70"/>
-              <w:left w:type="dxa" w:w="100"/>
-              <w:bottom w:type="dxa" w:w="70"/>
-              <w:right w:type="dxa" w:w="100"/>
-            </w:tcMar>
-          </w:tcPr>
-          <w:p>
-            <w:pPr>
-              <w:spacing w:after="0" w:line="252" w:lineRule="auto"/>
-            </w:pPr>
-            <w:r>
-              <w:rPr>
-                <w:rFonts w:ascii="Georgia" w:cs="Georgia" w:eastAsia="Georgia" w:hAnsi="Georgia"/>
-                <w:color w:val="2C2C2A"/>
-                <w:sz w:val="18"/>
-                <w:szCs w:val="18"/>
-              </w:rPr>
-              <w:t xml:space="preserve">Disabled by policy, not assumed safe</w:t>
+            <w:tcW w:type="dxa" w:w="2537"/>
+            <w:tcMar>
+              <w:top w:type="dxa" w:w="70"/>
+              <w:left w:type="dxa" w:w="100"/>
+              <w:bottom w:type="dxa" w:w="70"/>
+              <w:right w:type="dxa" w:w="100"/>
+            </w:tcMar>
+          </w:tcPr>
+          <w:p>
+            <w:pPr>
+              <w:spacing w:after="0" w:line="252" w:lineRule="auto"/>
+            </w:pPr>
+            <w:r>
+              <w:rPr>
+                <w:rFonts w:ascii="Georgia" w:cs="Georgia" w:eastAsia="Georgia" w:hAnsi="Georgia"/>
+                <w:color w:val="2C2C2A"/>
+                <w:sz w:val="18"/>
+                <w:szCs w:val="18"/>
+              </w:rPr>
+              <w:t xml:space="preserve">Display engine, debug ports, JTAG, any path without a checker (the windows)</w:t>
+            </w:r>
+          </w:p>
+        </w:tc>
+        <w:tc>
+          <w:tcPr>
+            <w:tcW w:type="dxa" w:w="1723"/>
+            <w:tcMar>
+              <w:top w:type="dxa" w:w="70"/>
+              <w:left w:type="dxa" w:w="100"/>
+              <w:bottom w:type="dxa" w:w="70"/>
+              <w:right w:type="dxa" w:w="100"/>
+            </w:tcMar>
+          </w:tcPr>
+          <w:p>
+            <w:pPr>
+              <w:spacing w:after="0" w:line="252" w:lineRule="auto"/>
+            </w:pPr>
+            <w:r>
+              <w:rPr>
+                <w:rFonts w:ascii="Georgia" w:cs="Georgia" w:eastAsia="Georgia" w:hAnsi="Georgia"/>
+                <w:color w:val="2C2C2A"/>
+                <w:sz w:val="18"/>
+                <w:szCs w:val="18"/>
+              </w:rPr>
+              <w:t xml:space="preserve">none</w:t>
+            </w:r>
+          </w:p>
+        </w:tc>
+        <w:tc>
+          <w:tcPr>
+            <w:tcW w:type="dxa" w:w="2530"/>
+            <w:tcMar>
+              <w:top w:type="dxa" w:w="70"/>
+              <w:left w:type="dxa" w:w="100"/>
+              <w:bottom w:type="dxa" w:w="70"/>
+              <w:right w:type="dxa" w:w="100"/>
+            </w:tcMar>
+          </w:tcPr>
+          <w:p>
+            <w:pPr>
+              <w:spacing w:after="0" w:line="252" w:lineRule="auto"/>
+            </w:pPr>
+            <w:r>
+              <w:rPr>
+                <w:rFonts w:ascii="Georgia" w:cs="Georgia" w:eastAsia="Georgia" w:hAnsi="Georgia"/>
+                <w:color w:val="2C2C2A"/>
+                <w:sz w:val="18"/>
+                <w:szCs w:val="18"/>
+              </w:rPr>
+              <w:t xml:space="preserve">Bricked up by policy, never assumed safe</w:t>
             </w:r>
           </w:p>
         </w:tc>
@@ -6550,7 +6582,7 @@
         </w:trPr>
         <w:tc>
           <w:tcPr>
-            <w:tcW w:type="dxa" w:w="2509"/>
+            <w:tcW w:type="dxa" w:w="2537"/>
             <w:tcMar>
               <w:top w:type="dxa" w:w="70"/>
               <w:left w:type="dxa" w:w="100"/>
@@ -6575,7 +6607,7 @@
         </w:tc>
         <w:tc>
           <w:tcPr>
-            <w:tcW w:type="dxa" w:w="1732"/>
+            <w:tcW w:type="dxa" w:w="1723"/>
             <w:tcMar>
               <w:top w:type="dxa" w:w="70"/>
               <w:left w:type="dxa" w:w="100"/>
@@ -6600,7 +6632,7 @@
         </w:tc>
         <w:tc>
           <w:tcPr>
-            <w:tcW w:type="dxa" w:w="2549"/>
+            <w:tcW w:type="dxa" w:w="2530"/>
             <w:tcMar>
               <w:top w:type="dxa" w:w="70"/>
               <w:left w:type="dxa" w:w="100"/>
@@ -6664,7 +6696,7 @@
           <w:b/>
           <w:bCs/>
         </w:rPr>
-        <w:t xml:space="preserve">What the controller holds.</w:t>
+        <w:t xml:space="preserve">What the security office holds.</w:t>
       </w:r>
     </w:p>
     <w:tbl>
@@ -6827,7 +6859,7 @@
                 <w:sz w:val="18"/>
                 <w:szCs w:val="18"/>
               </w:rPr>
-              <w:t xml:space="preserve">Capability table</w:t>
+              <w:t xml:space="preserve">Permission table</w:t>
             </w:r>
           </w:p>
         </w:tc>
@@ -6852,7 +6884,7 @@
                 <w:sz w:val="18"/>
                 <w:szCs w:val="18"/>
               </w:rPr>
-              <w:t xml:space="preserve">Which checker may pass which traffic to which attested peer, in which direction, with what budget, until when</w:t>
+              <w:t xml:space="preserve">Which checker may pass which traffic to which verified peer, in which direction, with what byte budget, until when</w:t>
             </w:r>
           </w:p>
         </w:tc>
@@ -6908,7 +6940,7 @@
                 <w:sz w:val="18"/>
                 <w:szCs w:val="18"/>
               </w:rPr>
-              <w:t xml:space="preserve">The attested identities of GPUs in the same job and the host enclave, built from mutual attestation at job start</w:t>
+              <w:t xml:space="preserve">The verified identities of GPUs in the same job and the host enclave, built from mutual attestation at job start</w:t>
             </w:r>
           </w:p>
         </w:tc>
@@ -7020,7 +7052,7 @@
                 <w:sz w:val="18"/>
                 <w:szCs w:val="18"/>
               </w:rPr>
-              <w:t xml:space="preserve">Tokens, kernel-cycles and bytes per model measurement; read-only to the host</w:t>
+              <w:t xml:space="preserve">Tokens, kernel-cycles and bytes per model fingerprint; read-only to the host</w:t>
             </w:r>
           </w:p>
         </w:tc>
@@ -7267,7 +7299,7 @@
         <w:t xml:space="preserve">Multi-GPU.</w:t>
       </w:r>
       <w:r>
-        <w:t xml:space="preserve"> A frontier model runs across 8 to 72 GPUs in a node and across many nodes. Tensor and pipeline parallelism move activations between ranks every layer; expert parallelism moves tokens between experts; disaggregated serving moves KV caches between prefill and decode nodes over RDMA. The design handles all of these with one mechanism: at job start the GPUs attest to each other and form a roster; checkers pass traffic to roster members under a job-lifetime capability and to nothing else. The handshake happens once per job. The output path is wherever sampling happens, and that GPU's controller signs the record, which names the roster.</w:t>
+        <w:t xml:space="preserve"> A frontier model runs across 8 to 72 GPUs in a node and across many nodes. Tensor and pipeline parallelism move activations between ranks every layer. Expert parallelism moves tokens between experts. Disaggregated serving moves KV caches between prefill and decode nodes over RDMA. The design handles all of these with one mechanism: at job start the GPUs verify each other and form a roster, a team list. Checkers pass traffic to roster members under a job-lifetime permission and to nothing else. The handshake happens once per job. The output path is wherever sampling happens, and that GPU's controller signs the record, which names the roster.</w:t>
       </w:r>
     </w:p>
     <w:p>
@@ -7282,7 +7314,7 @@
         <w:t xml:space="preserve">What CUDA has to change.</w:t>
       </w:r>
       <w:r>
-        <w:t xml:space="preserve"> Nothing for compute. Kernels, streams and memory allocation are untouched. The changes sit at the edges: capability tokens on copy-engine, RDMA and storage descriptors; roster-bound peer mappings and link keys; a signing call that returns a device-provenance record alongside the tokens; a model-load call that verifies a publisher-signed manifest; and two fields in the attestation report. The model running on top sees none of it.</w:t>
+        <w:t xml:space="preserve"> Nothing for compute. Kernels, streams and memory allocation are untouched. The changes sit at the edges: permission tokens on copy-engine, RDMA and storage work orders; roster-bound peer mappings and link keys; a signing call that returns a device-provenance record alongside the tokens; a model-load call that verifies a publisher-signed manifest; and two fields in the attestation report. The model running on top sees none of it.</w:t>
       </w:r>
     </w:p>
     <w:p>
@@ -7297,7 +7329,7 @@
         <w:t xml:space="preserve">What it costs.</w:t>
       </w:r>
       <w:r>
-        <w:t xml:space="preserve"> Estimates, to be measured: an attestation and a manifest verification at load (seconds to a minute, once); a table lookup per descriptor (tens of nanoseconds, hidden in descriptor processing); one signature per response (tens of microseconds); no change to kernel throughput. The target of under one percent of throughput stays a target, and the measurement has to be taken twice: once for the controller's own overhead and once for the whole protected deployment, including tail latency, small requests, collective communication, logging pressure and revocation.</w:t>
+        <w:t xml:space="preserve"> Estimates, to be measured: an attestation and a manifest verification at load (seconds to a minute, once); a table lookup per work order (tens of nanoseconds, hidden in descriptor processing); one signature per response (tens of microseconds); no change to kernel throughput. The target of under one percent of throughput stays a target, and the measurement has to be taken twice: once for the controller's own overhead and once for the whole protected deployment, including tail latency, small requests, collective communication, logging pressure and revocation.</w:t>
       </w:r>
     </w:p>
     <w:p>
@@ -7312,7 +7344,7 @@
         <w:t xml:space="preserve">How it fails.</w:t>
       </w:r>
       <w:r>
-        <w:t xml:space="preserve"> A path the enumeration missed, which is why the experiment enumerates paths rather than assuming them, and why a PCIe-level prototype can validate its own boundary and cannot establish coverage of internal GPU or NVLink paths. A key-custody failure at the policy authority. A bug in the controller's firmware, which is why it must be small enough to verify, and why "verified" has to be read with its assumptions: seL4's proofs state what they assume about hardware and DMA, and a verified controller does not verify the device around it. And availability: a heartbeat too aggressive turns a safety mechanism into an outage.</w:t>
+        <w:t xml:space="preserve"> A path the list missed, which is why the experiment counts the doors rather than assuming them, and why a PCIe-level prototype can validate its own boundary but cannot establish coverage of internal GPU or NVLink paths. A key-custody failure at the policy authority. A bug in the controller's firmware, which is why it must be small enough to verify. Even then, "verified" has to be read with its assumptions. seL4's proofs state what they assume about hardware and DMA, and a verified controller does not verify the device around it. And availability: a heartbeat too aggressive turns a safety mechanism into an outage.</w:t>
       </w:r>
     </w:p>
     <w:p>
@@ -7327,7 +7359,7 @@
         <w:t xml:space="preserve">A leakage threat model for the permitted channels.</w:t>
       </w:r>
       <w:r>
-        <w:t xml:space="preserve"> The first draft said no weights can leave. The defensible claim is that unauthorized transfers are blocked. The token output channel is authorized by definition, and a model can be made to leak its own weights slowly through it (model extraction over many queries; steganographic encoding in sampled tokens). That is a different threat with different tools: query budgets per workload, entropy and rate limits on the output channel, the provenance lane's watermark, and audits of the log. The controller makes those limits enforceable; it does not make the channel safe by itself.</w:t>
+        <w:t xml:space="preserve"> My first draft said no weights can leave. The defensible claim is that unauthorized transfers are blocked. Even a locked warehouse has a front door, and people walk out of it with what fits in their pockets. The token output channel is that front door. It is authorized by definition, and a model can be made to leak its own weights slowly through it (model extraction over many queries; hidden encoding in the sampled tokens). That is a different threat with different tools: query budgets per workload, entropy and rate limits on the output channel, the provenance lane's watermark, and audits of the log. The controller makes those limits enforceable. It does not make the channel safe by itself.</w:t>
       </w:r>
     </w:p>
     <w:p>
@@ -7344,7 +7376,7 @@
         <w:spacing w:after="160" w:line="276" w:lineRule="auto"/>
       </w:pPr>
       <w:r>
-        <w:t xml:space="preserve">The third review point. Suppose an approved model is loaded and its manifest verified. A compromised runtime then writes arbitrary token IDs into an output buffer. The controller observes those bytes crossing the copy engine and signs them alongside the approved model's measurement. The signature is valid. The model never produced the output.</w:t>
+        <w:t xml:space="preserve">The third review point. Suppose an approved model is loaded and its manifest verified. A compromised runtime then writes arbitrary token IDs into the output buffer. The controller sees those bytes crossing the copy engine and signs them alongside the approved model's fingerprint. The signature is valid. The model never produced the output.</w:t>
       </w:r>
     </w:p>
     <w:p>
@@ -7352,7 +7384,7 @@
         <w:spacing w:after="160" w:line="276" w:lineRule="auto"/>
       </w:pPr>
       <w:r>
-        <w:t xml:space="preserve">So the design distinguishes three claims and says which mechanism delivers which:</w:t>
+        <w:t xml:space="preserve">The courier signed for the package. That does not tell you who packed it, or what is inside. So the design separates three claims and says which mechanism delivers which:</w:t>
       </w:r>
     </w:p>
     <w:tbl>
@@ -7544,7 +7576,7 @@
                 <w:sz w:val="18"/>
                 <w:szCs w:val="18"/>
               </w:rPr>
-              <w:t xml:space="preserve">This device, running this firmware under this policy, signed these bytes</w:t>
+              <w:t xml:space="preserve">This device, running this firmware under this policy, signed these bytes (the courier's signature)</w:t>
             </w:r>
           </w:p>
         </w:tc>
@@ -7652,7 +7684,7 @@
                 <w:sz w:val="18"/>
                 <w:szCs w:val="18"/>
               </w:rPr>
-              <w:t xml:space="preserve">An attested runtime reports producing these bytes under this configuration</w:t>
+              <w:t xml:space="preserve">A verified runtime reports producing these bytes under this configuration (the packing slip from a known warehouse)</w:t>
             </w:r>
           </w:p>
         </w:tc>
@@ -7677,7 +7709,7 @@
                 <w:sz w:val="18"/>
                 <w:szCs w:val="18"/>
               </w:rPr>
-              <w:t xml:space="preserve">The serving stack inside the CPU TEE, attested, signing its own record of request assignment, input buffer, output buffer and any transformation before delivery</w:t>
+              <w:t xml:space="preserve">The serving stack inside the CPU TEE, verified, signing its own record of request assignment, input buffer, output buffer and any transformation before delivery</w:t>
             </w:r>
           </w:p>
         </w:tc>
@@ -7702,7 +7734,7 @@
                 <w:sz w:val="18"/>
                 <w:szCs w:val="18"/>
               </w:rPr>
-              <w:t xml:space="preserve">Buildable now with CPU and GPU attestation; the runtime is in the trusted computing base</w:t>
+              <w:t xml:space="preserve">Buildable now with CPU and GPU attestation; the runtime joins the trusted computing base</w:t>
             </w:r>
           </w:p>
         </w:tc>
@@ -7760,7 +7792,7 @@
                 <w:sz w:val="18"/>
                 <w:szCs w:val="18"/>
               </w:rPr>
-              <w:t xml:space="preserve">The trusted system establishes that the specified computation produced these bytes</w:t>
+              <w:t xml:space="preserve">The trusted system establishes that the specified computation produced these bytes (proof that the box holds exactly what was ordered)</w:t>
             </w:r>
           </w:p>
         </w:tc>
@@ -7785,7 +7817,7 @@
                 <w:sz w:val="18"/>
                 <w:szCs w:val="18"/>
               </w:rPr>
-              <w:t xml:space="preserve">Open. Candidates: the attested runtime as the sole writer of the output region, enforced by the enclave's own memory protection; sampling moved into the controller's domain so the hash is taken on logits the kernels produced rather than on a buffer software filled; deterministic re-execution of a sample of requests by an auditor</w:t>
+              <w:t xml:space="preserve">Open. Candidates: the verified runtime as the sole writer of the output region, enforced by the enclave's own memory protection; sampling moved into the controller's domain so the hash is taken on logits the kernels produced rather than on a buffer software filled; deterministic re-execution of a sample of requests by an auditor</w:t>
             </w:r>
           </w:p>
         </w:tc>
@@ -7837,7 +7869,7 @@
         <w:t xml:space="preserve">prompt_hash</w:t>
       </w:r>
       <w:r>
-        <w:t xml:space="preserve"> in a device-provenance record is supplied by the serving stack; signing it authenticates the stack's claim about which prompt ran, it does not independently establish it. And a signature is a detachable provenance record, not a watermark: a receiver can require a valid record, but copied or paraphrased text loses the binding. That is why the provenance lane (the </w:t>
+        <w:t xml:space="preserve"> in a device-provenance record is supplied by the serving stack. Signing it authenticates the stack's claim about which prompt ran; it does not independently establish it. And a signature is a wax seal, not a dye in the paper: copy or paraphrase the text and the binding is gone. That is why the provenance lane (the </w:t>
       </w:r>
       <w:r>
         <w:rPr>
@@ -7848,7 +7880,7 @@
         <w:t xml:space="preserve">Watermark</w:t>
       </w:r>
       <w:r>
-        <w:t xml:space="preserve"> repo) and the device record are complementary, and why neither is a lock. The gate can require a provenance verdict before an outgoing message is allowed; the verdict never opens the gate on its own.</w:t>
+        <w:t xml:space="preserve"> repo) and the device record are complementary, and why neither is a lock. The gate can require a provenance verdict before an outgoing message is allowed. The verdict never opens the gate on its own.</w:t>
       </w:r>
     </w:p>
     <w:p>
@@ -7872,7 +7904,7 @@
         <w:t xml:space="preserve">The runtime sandbox</w:t>
       </w:r>
       <w:r>
-        <w:t xml:space="preserve"> is OpenShell as shipped: each agent in its own container, a Landlock allowlist of file paths locked at creation, a network policy proxy, credentials injected per sandbox, and GPU device access as a line in the policy. It bounds the process. Its limit is that it lives inside a kernel of tens of millions of lines and its network policy can be hot-reloaded by an operator, so the authority to set policy has to move down to the gate, where changing it takes the governance root. The reference already derives OpenShell's network policy from the signed rulebook (</w:t>
+        <w:t xml:space="preserve"> is OpenShell as shipped: each agent in its own container, a Landlock allowlist of file paths locked at creation, a network policy proxy, credentials injected per sandbox, and GPU device access as a line in the policy. It is the playpen. It bounds the process. Its limit is that it lives inside a kernel of tens of millions of lines, and an operator can hot-reload its network policy. So the authority to set policy has to move down to the gate, where changing it takes the governance root. The reference already derives OpenShell's network policy from the signed rulebook (</w:t>
       </w:r>
       <w:r>
         <w:rPr>
@@ -7883,7 +7915,7 @@
         <w:t xml:space="preserve">oasp.py</w:t>
       </w:r>
       <w:r>
-        <w:t xml:space="preserve">), so the two cannot drift.</w:t>
+        <w:t xml:space="preserve">), so the two cannot drift apart.</w:t>
       </w:r>
     </w:p>
     <w:p>
@@ -7898,7 +7930,7 @@
         <w:t xml:space="preserve">The broker</w:t>
       </w:r>
       <w:r>
-        <w:t xml:space="preserve"> is the OpenShell supervisor middleware with the gate on its request path. It turns model text into a typed request with a schema, attaches the attestation token and the witness assertions, and sends it to the gate. It proposes. It never decides: not the rule, not the risk class, not the path. A broker that is compromised can send malformed requests, wrong requests or no requests; it cannot send an approved one. Actions that fit no schema are logged and surfaced to a human, not squeezed into the nearest type.</w:t>
+        <w:t xml:space="preserve"> is the OpenShell supervisor middleware with the gate on its request path. It is the clerk who fills out the form. It turns model text into a typed request with a schema, attaches the attestation token and the witness statements, and sends it to the gate. It proposes. It never decides: not the rule, not the risk class, not the lane. A compromised broker can send malformed requests, wrong requests or no requests. It cannot send an approved one. Actions that fit no form are logged and shown to a human, not squeezed into the nearest type.</w:t>
       </w:r>
     </w:p>
     <w:p>
@@ -7915,7 +7947,7 @@
         <w:spacing w:after="160" w:line="276" w:lineRule="auto"/>
       </w:pPr>
       <w:r>
-        <w:t xml:space="preserve">The model is the GPU's workload, running unchanged. It enforces nothing, and that is the point. Classifiers and observers may add alarms; none may clear one. Alignment training lowers the rate of bad proposals; it is not the floor.</w:t>
+        <w:t xml:space="preserve">The model is the GPU's workload, running unchanged. It enforces nothing, and that is the point. It is the brilliant employee with no alarm bell wired in. Classifiers and observers are the smoke detectors; they may add alarms, and none may clear one. Alignment training lowers the rate of bad proposals. It is not the floor.</w:t>
       </w:r>
     </w:p>
     <w:p>
@@ -7923,7 +7955,7 @@
         <w:spacing w:after="160" w:line="276" w:lineRule="auto"/>
       </w:pPr>
       <w:r>
-        <w:t xml:space="preserve">The first draft said that adding alarms can only improve safety. The narrower claim: additional alarms reduce approvals, and false stops have costs that can themselves be hazards, which is the safe-transition point again. The observer lane's job is to be cheap and early, and the gate's job is to make its false positives recoverable: a held request waits for a person; a quarantined sandbox is released by a named approver.</w:t>
+        <w:t xml:space="preserve">My first draft said that adding alarms can only improve safety. The narrower claim: additional alarms reduce approvals, and false stops have costs that can themselves be hazards, which is the safe-move point again. The observer lane's job is to be cheap and early. The gate's job is to make its false positives recoverable: a held request waits for a person, and a quarantined sandbox is released by a named approver.</w:t>
       </w:r>
     </w:p>
     <w:p>
@@ -7940,7 +7972,7 @@
         <w:spacing w:after="160" w:line="276" w:lineRule="auto"/>
       </w:pPr>
       <w:r>
-        <w:t xml:space="preserve">Trust flows up from the silicon root. Veto authority flows down toward the device. The whole protocol is a small set of signed messages:</w:t>
+        <w:t xml:space="preserve">Trust flows up from the silicon root. Veto power flows down toward the device. The whole protocol is paperwork, a small set of signed messages: an ID card, a hall pass, a signed receipt, a request form, witness statements, a ticket, a confirmation call, a new edition of the rulebook, a "still here" call from headquarters, and a tamper-evident ledger.</w:t>
       </w:r>
     </w:p>
     <w:tbl>
@@ -7956,11 +7988,11 @@
         </w:tblBorders>
       </w:tblPr>
       <w:tblGrid>
-        <w:gridCol w:w="2045"/>
-        <w:gridCol w:w="1329"/>
+        <w:gridCol w:w="2168"/>
+        <w:gridCol w:w="1310"/>
         <w:gridCol w:w="1520"/>
-        <w:gridCol w:w="2505"/>
-        <w:gridCol w:w="1961"/>
+        <w:gridCol w:w="2455"/>
+        <w:gridCol w:w="1907"/>
       </w:tblGrid>
       <w:tr>
         <w:trPr>
@@ -7969,7 +8001,7 @@
         </w:trPr>
         <w:tc>
           <w:tcPr>
-            <w:tcW w:type="dxa" w:w="2045"/>
+            <w:tcW w:type="dxa" w:w="2168"/>
             <w:shd w:fill="E9E8E2" w:color="auto" w:val="clear"/>
             <w:tcMar>
               <w:top w:type="dxa" w:w="70"/>
@@ -7997,7 +8029,7 @@
         </w:tc>
         <w:tc>
           <w:tcPr>
-            <w:tcW w:type="dxa" w:w="1329"/>
+            <w:tcW w:type="dxa" w:w="1310"/>
             <w:shd w:fill="E9E8E2" w:color="auto" w:val="clear"/>
             <w:tcMar>
               <w:top w:type="dxa" w:w="70"/>
@@ -8053,7 +8085,7 @@
         </w:tc>
         <w:tc>
           <w:tcPr>
-            <w:tcW w:type="dxa" w:w="2505"/>
+            <w:tcW w:type="dxa" w:w="2455"/>
             <w:shd w:fill="E9E8E2" w:color="auto" w:val="clear"/>
             <w:tcMar>
               <w:top w:type="dxa" w:w="70"/>
@@ -8081,7 +8113,7 @@
         </w:tc>
         <w:tc>
           <w:tcPr>
-            <w:tcW w:type="dxa" w:w="1961"/>
+            <w:tcW w:type="dxa" w:w="1907"/>
             <w:shd w:fill="E9E8E2" w:color="auto" w:val="clear"/>
             <w:tcMar>
               <w:top w:type="dxa" w:w="70"/>
@@ -8115,32 +8147,32 @@
         </w:trPr>
         <w:tc>
           <w:tcPr>
-            <w:tcW w:type="dxa" w:w="2045"/>
-            <w:tcMar>
-              <w:top w:type="dxa" w:w="70"/>
-              <w:left w:type="dxa" w:w="100"/>
-              <w:bottom w:type="dxa" w:w="70"/>
-              <w:right w:type="dxa" w:w="100"/>
-            </w:tcMar>
-          </w:tcPr>
-          <w:p>
-            <w:pPr>
-              <w:spacing w:after="0" w:line="252" w:lineRule="auto"/>
-            </w:pPr>
-            <w:r>
-              <w:rPr>
-                <w:rFonts w:ascii="Georgia" w:cs="Georgia" w:eastAsia="Georgia" w:hAnsi="Georgia"/>
-                <w:color w:val="2C2C2A"/>
-                <w:sz w:val="18"/>
-                <w:szCs w:val="18"/>
-              </w:rPr>
-              <w:t xml:space="preserve">Attestation evidence and token</w:t>
-            </w:r>
-          </w:p>
-        </w:tc>
-        <w:tc>
-          <w:tcPr>
-            <w:tcW w:type="dxa" w:w="1329"/>
+            <w:tcW w:type="dxa" w:w="2168"/>
+            <w:tcMar>
+              <w:top w:type="dxa" w:w="70"/>
+              <w:left w:type="dxa" w:w="100"/>
+              <w:bottom w:type="dxa" w:w="70"/>
+              <w:right w:type="dxa" w:w="100"/>
+            </w:tcMar>
+          </w:tcPr>
+          <w:p>
+            <w:pPr>
+              <w:spacing w:after="0" w:line="252" w:lineRule="auto"/>
+            </w:pPr>
+            <w:r>
+              <w:rPr>
+                <w:rFonts w:ascii="Georgia" w:cs="Georgia" w:eastAsia="Georgia" w:hAnsi="Georgia"/>
+                <w:color w:val="2C2C2A"/>
+                <w:sz w:val="18"/>
+                <w:szCs w:val="18"/>
+              </w:rPr>
+              <w:t xml:space="preserve">Attestation evidence and token (the ID card)</w:t>
+            </w:r>
+          </w:p>
+        </w:tc>
+        <w:tc>
+          <w:tcPr>
+            <w:tcW w:type="dxa" w:w="1310"/>
             <w:tcMar>
               <w:top w:type="dxa" w:w="70"/>
               <w:left w:type="dxa" w:w="100"/>
@@ -8190,32 +8222,32 @@
         </w:tc>
         <w:tc>
           <w:tcPr>
-            <w:tcW w:type="dxa" w:w="2505"/>
-            <w:tcMar>
-              <w:top w:type="dxa" w:w="70"/>
-              <w:left w:type="dxa" w:w="100"/>
-              <w:bottom w:type="dxa" w:w="70"/>
-              <w:right w:type="dxa" w:w="100"/>
-            </w:tcMar>
-          </w:tcPr>
-          <w:p>
-            <w:pPr>
-              <w:spacing w:after="0" w:line="252" w:lineRule="auto"/>
-            </w:pPr>
-            <w:r>
-              <w:rPr>
-                <w:rFonts w:ascii="Georgia" w:cs="Georgia" w:eastAsia="Georgia" w:hAnsi="Georgia"/>
-                <w:color w:val="2C2C2A"/>
-                <w:sz w:val="18"/>
-                <w:szCs w:val="18"/>
-              </w:rPr>
-              <w:t xml:space="preserve">Measurements, chip identity, model manifest digest, policy digest; a short-lived token naming the workload measurement</w:t>
-            </w:r>
-          </w:p>
-        </w:tc>
-        <w:tc>
-          <w:tcPr>
-            <w:tcW w:type="dxa" w:w="1961"/>
+            <w:tcW w:type="dxa" w:w="2455"/>
+            <w:tcMar>
+              <w:top w:type="dxa" w:w="70"/>
+              <w:left w:type="dxa" w:w="100"/>
+              <w:bottom w:type="dxa" w:w="70"/>
+              <w:right w:type="dxa" w:w="100"/>
+            </w:tcMar>
+          </w:tcPr>
+          <w:p>
+            <w:pPr>
+              <w:spacing w:after="0" w:line="252" w:lineRule="auto"/>
+            </w:pPr>
+            <w:r>
+              <w:rPr>
+                <w:rFonts w:ascii="Georgia" w:cs="Georgia" w:eastAsia="Georgia" w:hAnsi="Georgia"/>
+                <w:color w:val="2C2C2A"/>
+                <w:sz w:val="18"/>
+                <w:szCs w:val="18"/>
+              </w:rPr>
+              <w:t xml:space="preserve">Measurements, chip identity, model manifest digest, policy digest; a short-lived token naming the workload fingerprint</w:t>
+            </w:r>
+          </w:p>
+        </w:tc>
+        <w:tc>
+          <w:tcPr>
+            <w:tcW w:type="dxa" w:w="1907"/>
             <w:tcMar>
               <w:top w:type="dxa" w:w="70"/>
               <w:left w:type="dxa" w:w="100"/>
@@ -8246,32 +8278,32 @@
         </w:trPr>
         <w:tc>
           <w:tcPr>
-            <w:tcW w:type="dxa" w:w="2045"/>
-            <w:tcMar>
-              <w:top w:type="dxa" w:w="70"/>
-              <w:left w:type="dxa" w:w="100"/>
-              <w:bottom w:type="dxa" w:w="70"/>
-              <w:right w:type="dxa" w:w="100"/>
-            </w:tcMar>
-          </w:tcPr>
-          <w:p>
-            <w:pPr>
-              <w:spacing w:after="0" w:line="252" w:lineRule="auto"/>
-            </w:pPr>
-            <w:r>
-              <w:rPr>
-                <w:rFonts w:ascii="Georgia" w:cs="Georgia" w:eastAsia="Georgia" w:hAnsi="Georgia"/>
-                <w:color w:val="2C2C2A"/>
-                <w:sz w:val="18"/>
-                <w:szCs w:val="18"/>
-              </w:rPr>
-              <w:t xml:space="preserve">Capability</w:t>
-            </w:r>
-          </w:p>
-        </w:tc>
-        <w:tc>
-          <w:tcPr>
-            <w:tcW w:type="dxa" w:w="1329"/>
+            <w:tcW w:type="dxa" w:w="2168"/>
+            <w:tcMar>
+              <w:top w:type="dxa" w:w="70"/>
+              <w:left w:type="dxa" w:w="100"/>
+              <w:bottom w:type="dxa" w:w="70"/>
+              <w:right w:type="dxa" w:w="100"/>
+            </w:tcMar>
+          </w:tcPr>
+          <w:p>
+            <w:pPr>
+              <w:spacing w:after="0" w:line="252" w:lineRule="auto"/>
+            </w:pPr>
+            <w:r>
+              <w:rPr>
+                <w:rFonts w:ascii="Georgia" w:cs="Georgia" w:eastAsia="Georgia" w:hAnsi="Georgia"/>
+                <w:color w:val="2C2C2A"/>
+                <w:sz w:val="18"/>
+                <w:szCs w:val="18"/>
+              </w:rPr>
+              <w:t xml:space="preserve">Permission (the hall pass)</w:t>
+            </w:r>
+          </w:p>
+        </w:tc>
+        <w:tc>
+          <w:tcPr>
+            <w:tcW w:type="dxa" w:w="1310"/>
             <w:tcMar>
               <w:top w:type="dxa" w:w="70"/>
               <w:left w:type="dxa" w:w="100"/>
@@ -8321,7 +8353,7 @@
         </w:tc>
         <w:tc>
           <w:tcPr>
-            <w:tcW w:type="dxa" w:w="2505"/>
+            <w:tcW w:type="dxa" w:w="2455"/>
             <w:tcMar>
               <w:top w:type="dxa" w:w="70"/>
               <w:left w:type="dxa" w:w="100"/>
@@ -8346,7 +8378,7 @@
         </w:tc>
         <w:tc>
           <w:tcPr>
-            <w:tcW w:type="dxa" w:w="1961"/>
+            <w:tcW w:type="dxa" w:w="1907"/>
             <w:tcMar>
               <w:top w:type="dxa" w:w="70"/>
               <w:left w:type="dxa" w:w="100"/>
@@ -8377,32 +8409,32 @@
         </w:trPr>
         <w:tc>
           <w:tcPr>
-            <w:tcW w:type="dxa" w:w="2045"/>
-            <w:tcMar>
-              <w:top w:type="dxa" w:w="70"/>
-              <w:left w:type="dxa" w:w="100"/>
-              <w:bottom w:type="dxa" w:w="70"/>
-              <w:right w:type="dxa" w:w="100"/>
-            </w:tcMar>
-          </w:tcPr>
-          <w:p>
-            <w:pPr>
-              <w:spacing w:after="0" w:line="252" w:lineRule="auto"/>
-            </w:pPr>
-            <w:r>
-              <w:rPr>
-                <w:rFonts w:ascii="Georgia" w:cs="Georgia" w:eastAsia="Georgia" w:hAnsi="Georgia"/>
-                <w:color w:val="2C2C2A"/>
-                <w:sz w:val="18"/>
-                <w:szCs w:val="18"/>
-              </w:rPr>
-              <w:t xml:space="preserve">Device-provenance record</w:t>
-            </w:r>
-          </w:p>
-        </w:tc>
-        <w:tc>
-          <w:tcPr>
-            <w:tcW w:type="dxa" w:w="1329"/>
+            <w:tcW w:type="dxa" w:w="2168"/>
+            <w:tcMar>
+              <w:top w:type="dxa" w:w="70"/>
+              <w:left w:type="dxa" w:w="100"/>
+              <w:bottom w:type="dxa" w:w="70"/>
+              <w:right w:type="dxa" w:w="100"/>
+            </w:tcMar>
+          </w:tcPr>
+          <w:p>
+            <w:pPr>
+              <w:spacing w:after="0" w:line="252" w:lineRule="auto"/>
+            </w:pPr>
+            <w:r>
+              <w:rPr>
+                <w:rFonts w:ascii="Georgia" w:cs="Georgia" w:eastAsia="Georgia" w:hAnsi="Georgia"/>
+                <w:color w:val="2C2C2A"/>
+                <w:sz w:val="18"/>
+                <w:szCs w:val="18"/>
+              </w:rPr>
+              <w:t xml:space="preserve">Device-provenance record (the signed receipt)</w:t>
+            </w:r>
+          </w:p>
+        </w:tc>
+        <w:tc>
+          <w:tcPr>
+            <w:tcW w:type="dxa" w:w="1310"/>
             <w:tcMar>
               <w:top w:type="dxa" w:w="70"/>
               <w:left w:type="dxa" w:w="100"/>
@@ -8452,32 +8484,32 @@
         </w:tc>
         <w:tc>
           <w:tcPr>
-            <w:tcW w:type="dxa" w:w="2505"/>
-            <w:tcMar>
-              <w:top w:type="dxa" w:w="70"/>
-              <w:left w:type="dxa" w:w="100"/>
-              <w:bottom w:type="dxa" w:w="70"/>
-              <w:right w:type="dxa" w:w="100"/>
-            </w:tcMar>
-          </w:tcPr>
-          <w:p>
-            <w:pPr>
-              <w:spacing w:after="0" w:line="252" w:lineRule="auto"/>
-            </w:pPr>
-            <w:r>
-              <w:rPr>
-                <w:rFonts w:ascii="Georgia" w:cs="Georgia" w:eastAsia="Georgia" w:hAnsi="Georgia"/>
-                <w:color w:val="2C2C2A"/>
-                <w:sz w:val="18"/>
-                <w:szCs w:val="18"/>
-              </w:rPr>
-              <w:t xml:space="preserve">Chip identity, firmware, model measurement, policy epoch, prompt hash (as claimed), output hash, nonce, time</w:t>
-            </w:r>
-          </w:p>
-        </w:tc>
-        <w:tc>
-          <w:tcPr>
-            <w:tcW w:type="dxa" w:w="1961"/>
+            <w:tcW w:type="dxa" w:w="2455"/>
+            <w:tcMar>
+              <w:top w:type="dxa" w:w="70"/>
+              <w:left w:type="dxa" w:w="100"/>
+              <w:bottom w:type="dxa" w:w="70"/>
+              <w:right w:type="dxa" w:w="100"/>
+            </w:tcMar>
+          </w:tcPr>
+          <w:p>
+            <w:pPr>
+              <w:spacing w:after="0" w:line="252" w:lineRule="auto"/>
+            </w:pPr>
+            <w:r>
+              <w:rPr>
+                <w:rFonts w:ascii="Georgia" w:cs="Georgia" w:eastAsia="Georgia" w:hAnsi="Georgia"/>
+                <w:color w:val="2C2C2A"/>
+                <w:sz w:val="18"/>
+                <w:szCs w:val="18"/>
+              </w:rPr>
+              <w:t xml:space="preserve">Chip identity, firmware, model fingerprint, policy epoch, prompt hash (as claimed), output hash, nonce, time, counters</w:t>
+            </w:r>
+          </w:p>
+        </w:tc>
+        <w:tc>
+          <w:tcPr>
+            <w:tcW w:type="dxa" w:w="1907"/>
             <w:tcMar>
               <w:top w:type="dxa" w:w="70"/>
               <w:left w:type="dxa" w:w="100"/>
@@ -8508,32 +8540,32 @@
         </w:trPr>
         <w:tc>
           <w:tcPr>
-            <w:tcW w:type="dxa" w:w="2045"/>
-            <w:tcMar>
-              <w:top w:type="dxa" w:w="70"/>
-              <w:left w:type="dxa" w:w="100"/>
-              <w:bottom w:type="dxa" w:w="70"/>
-              <w:right w:type="dxa" w:w="100"/>
-            </w:tcMar>
-          </w:tcPr>
-          <w:p>
-            <w:pPr>
-              <w:spacing w:after="0" w:line="252" w:lineRule="auto"/>
-            </w:pPr>
-            <w:r>
-              <w:rPr>
-                <w:rFonts w:ascii="Georgia" w:cs="Georgia" w:eastAsia="Georgia" w:hAnsi="Georgia"/>
-                <w:color w:val="2C2C2A"/>
-                <w:sz w:val="18"/>
-                <w:szCs w:val="18"/>
-              </w:rPr>
-              <w:t xml:space="preserve">Typed request</w:t>
-            </w:r>
-          </w:p>
-        </w:tc>
-        <w:tc>
-          <w:tcPr>
-            <w:tcW w:type="dxa" w:w="1329"/>
+            <w:tcW w:type="dxa" w:w="2168"/>
+            <w:tcMar>
+              <w:top w:type="dxa" w:w="70"/>
+              <w:left w:type="dxa" w:w="100"/>
+              <w:bottom w:type="dxa" w:w="70"/>
+              <w:right w:type="dxa" w:w="100"/>
+            </w:tcMar>
+          </w:tcPr>
+          <w:p>
+            <w:pPr>
+              <w:spacing w:after="0" w:line="252" w:lineRule="auto"/>
+            </w:pPr>
+            <w:r>
+              <w:rPr>
+                <w:rFonts w:ascii="Georgia" w:cs="Georgia" w:eastAsia="Georgia" w:hAnsi="Georgia"/>
+                <w:color w:val="2C2C2A"/>
+                <w:sz w:val="18"/>
+                <w:szCs w:val="18"/>
+              </w:rPr>
+              <w:t xml:space="preserve">Typed request (the form)</w:t>
+            </w:r>
+          </w:p>
+        </w:tc>
+        <w:tc>
+          <w:tcPr>
+            <w:tcW w:type="dxa" w:w="1310"/>
             <w:tcMar>
               <w:top w:type="dxa" w:w="70"/>
               <w:left w:type="dxa" w:w="100"/>
@@ -8583,51 +8615,51 @@
         </w:tc>
         <w:tc>
           <w:tcPr>
-            <w:tcW w:type="dxa" w:w="2505"/>
-            <w:tcMar>
-              <w:top w:type="dxa" w:w="70"/>
-              <w:left w:type="dxa" w:w="100"/>
-              <w:bottom w:type="dxa" w:w="70"/>
-              <w:right w:type="dxa" w:w="100"/>
-            </w:tcMar>
-          </w:tcPr>
-          <w:p>
-            <w:pPr>
-              <w:spacing w:after="0" w:line="252" w:lineRule="auto"/>
-            </w:pPr>
-            <w:r>
-              <w:rPr>
-                <w:rFonts w:ascii="Georgia" w:cs="Georgia" w:eastAsia="Georgia" w:hAnsi="Georgia"/>
-                <w:color w:val="2C2C2A"/>
-                <w:sz w:val="18"/>
-                <w:szCs w:val="18"/>
-              </w:rPr>
-              <w:t xml:space="preserve">Action, typed parameters, attestation token, witness assertions</w:t>
-            </w:r>
-          </w:p>
-        </w:tc>
-        <w:tc>
-          <w:tcPr>
-            <w:tcW w:type="dxa" w:w="1961"/>
-            <w:tcMar>
-              <w:top w:type="dxa" w:w="70"/>
-              <w:left w:type="dxa" w:w="100"/>
-              <w:bottom w:type="dxa" w:w="70"/>
-              <w:right w:type="dxa" w:w="100"/>
-            </w:tcMar>
-          </w:tcPr>
-          <w:p>
-            <w:pPr>
-              <w:spacing w:after="0" w:line="252" w:lineRule="auto"/>
-            </w:pPr>
-            <w:r>
-              <w:rPr>
-                <w:rFonts w:ascii="Georgia" w:cs="Georgia" w:eastAsia="Georgia" w:hAnsi="Georgia"/>
-                <w:color w:val="2C2C2A"/>
-                <w:sz w:val="18"/>
-                <w:szCs w:val="18"/>
-              </w:rPr>
-              <w:t xml:space="preserve">What the model proposes, bound to an attested workload</w:t>
+            <w:tcW w:type="dxa" w:w="2455"/>
+            <w:tcMar>
+              <w:top w:type="dxa" w:w="70"/>
+              <w:left w:type="dxa" w:w="100"/>
+              <w:bottom w:type="dxa" w:w="70"/>
+              <w:right w:type="dxa" w:w="100"/>
+            </w:tcMar>
+          </w:tcPr>
+          <w:p>
+            <w:pPr>
+              <w:spacing w:after="0" w:line="252" w:lineRule="auto"/>
+            </w:pPr>
+            <w:r>
+              <w:rPr>
+                <w:rFonts w:ascii="Georgia" w:cs="Georgia" w:eastAsia="Georgia" w:hAnsi="Georgia"/>
+                <w:color w:val="2C2C2A"/>
+                <w:sz w:val="18"/>
+                <w:szCs w:val="18"/>
+              </w:rPr>
+              <w:t xml:space="preserve">Action, typed fields, attestation token, witness statements</w:t>
+            </w:r>
+          </w:p>
+        </w:tc>
+        <w:tc>
+          <w:tcPr>
+            <w:tcW w:type="dxa" w:w="1907"/>
+            <w:tcMar>
+              <w:top w:type="dxa" w:w="70"/>
+              <w:left w:type="dxa" w:w="100"/>
+              <w:bottom w:type="dxa" w:w="70"/>
+              <w:right w:type="dxa" w:w="100"/>
+            </w:tcMar>
+          </w:tcPr>
+          <w:p>
+            <w:pPr>
+              <w:spacing w:after="0" w:line="252" w:lineRule="auto"/>
+            </w:pPr>
+            <w:r>
+              <w:rPr>
+                <w:rFonts w:ascii="Georgia" w:cs="Georgia" w:eastAsia="Georgia" w:hAnsi="Georgia"/>
+                <w:color w:val="2C2C2A"/>
+                <w:sz w:val="18"/>
+                <w:szCs w:val="18"/>
+              </w:rPr>
+              <w:t xml:space="preserve">What the model proposes, bound to a verified workload</w:t>
             </w:r>
           </w:p>
         </w:tc>
@@ -8639,32 +8671,32 @@
         </w:trPr>
         <w:tc>
           <w:tcPr>
-            <w:tcW w:type="dxa" w:w="2045"/>
-            <w:tcMar>
-              <w:top w:type="dxa" w:w="70"/>
-              <w:left w:type="dxa" w:w="100"/>
-              <w:bottom w:type="dxa" w:w="70"/>
-              <w:right w:type="dxa" w:w="100"/>
-            </w:tcMar>
-          </w:tcPr>
-          <w:p>
-            <w:pPr>
-              <w:spacing w:after="0" w:line="252" w:lineRule="auto"/>
-            </w:pPr>
-            <w:r>
-              <w:rPr>
-                <w:rFonts w:ascii="Georgia" w:cs="Georgia" w:eastAsia="Georgia" w:hAnsi="Georgia"/>
-                <w:color w:val="2C2C2A"/>
-                <w:sz w:val="18"/>
-                <w:szCs w:val="18"/>
-              </w:rPr>
-              <w:t xml:space="preserve">Observer and provenance assertions</w:t>
-            </w:r>
-          </w:p>
-        </w:tc>
-        <w:tc>
-          <w:tcPr>
-            <w:tcW w:type="dxa" w:w="1329"/>
+            <w:tcW w:type="dxa" w:w="2168"/>
+            <w:tcMar>
+              <w:top w:type="dxa" w:w="70"/>
+              <w:left w:type="dxa" w:w="100"/>
+              <w:bottom w:type="dxa" w:w="70"/>
+              <w:right w:type="dxa" w:w="100"/>
+            </w:tcMar>
+          </w:tcPr>
+          <w:p>
+            <w:pPr>
+              <w:spacing w:after="0" w:line="252" w:lineRule="auto"/>
+            </w:pPr>
+            <w:r>
+              <w:rPr>
+                <w:rFonts w:ascii="Georgia" w:cs="Georgia" w:eastAsia="Georgia" w:hAnsi="Georgia"/>
+                <w:color w:val="2C2C2A"/>
+                <w:sz w:val="18"/>
+                <w:szCs w:val="18"/>
+              </w:rPr>
+              <w:t xml:space="preserve">Observer and provenance assertions (the witness statements)</w:t>
+            </w:r>
+          </w:p>
+        </w:tc>
+        <w:tc>
+          <w:tcPr>
+            <w:tcW w:type="dxa" w:w="1310"/>
             <w:tcMar>
               <w:top w:type="dxa" w:w="70"/>
               <w:left w:type="dxa" w:w="100"/>
@@ -8714,7 +8746,7 @@
         </w:tc>
         <w:tc>
           <w:tcPr>
-            <w:tcW w:type="dxa" w:w="2505"/>
+            <w:tcW w:type="dxa" w:w="2455"/>
             <w:tcMar>
               <w:top w:type="dxa" w:w="70"/>
               <w:left w:type="dxa" w:w="100"/>
@@ -8739,7 +8771,7 @@
         </w:tc>
         <w:tc>
           <w:tcPr>
-            <w:tcW w:type="dxa" w:w="1961"/>
+            <w:tcW w:type="dxa" w:w="1907"/>
             <w:tcMar>
               <w:top w:type="dxa" w:w="70"/>
               <w:left w:type="dxa" w:w="100"/>
@@ -8770,7 +8802,7 @@
         </w:trPr>
         <w:tc>
           <w:tcPr>
-            <w:tcW w:type="dxa" w:w="2045"/>
+            <w:tcW w:type="dxa" w:w="2168"/>
             <w:tcMar>
               <w:top w:type="dxa" w:w="70"/>
               <w:left w:type="dxa" w:w="100"/>
@@ -8795,7 +8827,7 @@
         </w:tc>
         <w:tc>
           <w:tcPr>
-            <w:tcW w:type="dxa" w:w="1329"/>
+            <w:tcW w:type="dxa" w:w="1310"/>
             <w:tcMar>
               <w:top w:type="dxa" w:w="70"/>
               <w:left w:type="dxa" w:w="100"/>
@@ -8845,32 +8877,32 @@
         </w:tc>
         <w:tc>
           <w:tcPr>
-            <w:tcW w:type="dxa" w:w="2505"/>
-            <w:tcMar>
-              <w:top w:type="dxa" w:w="70"/>
-              <w:left w:type="dxa" w:w="100"/>
-              <w:bottom w:type="dxa" w:w="70"/>
-              <w:right w:type="dxa" w:w="100"/>
-            </w:tcMar>
-          </w:tcPr>
-          <w:p>
-            <w:pPr>
-              <w:spacing w:after="0" w:line="252" w:lineRule="auto"/>
-            </w:pPr>
-            <w:r>
-              <w:rPr>
-                <w:rFonts w:ascii="Georgia" w:cs="Georgia" w:eastAsia="Georgia" w:hAnsi="Georgia"/>
-                <w:color w:val="2C2C2A"/>
-                <w:sz w:val="18"/>
-                <w:szCs w:val="18"/>
-              </w:rPr>
-              <w:t xml:space="preserve">Request hash, action, parameter digest, measurement, rule, policy epoch, endpoint, reservation, expiry</w:t>
-            </w:r>
-          </w:p>
-        </w:tc>
-        <w:tc>
-          <w:tcPr>
-            <w:tcW w:type="dxa" w:w="1961"/>
+            <w:tcW w:type="dxa" w:w="2455"/>
+            <w:tcMar>
+              <w:top w:type="dxa" w:w="70"/>
+              <w:left w:type="dxa" w:w="100"/>
+              <w:bottom w:type="dxa" w:w="70"/>
+              <w:right w:type="dxa" w:w="100"/>
+            </w:tcMar>
+          </w:tcPr>
+          <w:p>
+            <w:pPr>
+              <w:spacing w:after="0" w:line="252" w:lineRule="auto"/>
+            </w:pPr>
+            <w:r>
+              <w:rPr>
+                <w:rFonts w:ascii="Georgia" w:cs="Georgia" w:eastAsia="Georgia" w:hAnsi="Georgia"/>
+                <w:color w:val="2C2C2A"/>
+                <w:sz w:val="18"/>
+                <w:szCs w:val="18"/>
+              </w:rPr>
+              <w:t xml:space="preserve">Request hash, action, field digest, fingerprint, rule, policy epoch, endpoint, reservation, expiry</w:t>
+            </w:r>
+          </w:p>
+        </w:tc>
+        <w:tc>
+          <w:tcPr>
+            <w:tcW w:type="dxa" w:w="1907"/>
             <w:tcMar>
               <w:top w:type="dxa" w:w="70"/>
               <w:left w:type="dxa" w:w="100"/>
@@ -8901,32 +8933,32 @@
         </w:trPr>
         <w:tc>
           <w:tcPr>
-            <w:tcW w:type="dxa" w:w="2045"/>
-            <w:tcMar>
-              <w:top w:type="dxa" w:w="70"/>
-              <w:left w:type="dxa" w:w="100"/>
-              <w:bottom w:type="dxa" w:w="70"/>
-              <w:right w:type="dxa" w:w="100"/>
-            </w:tcMar>
-          </w:tcPr>
-          <w:p>
-            <w:pPr>
-              <w:spacing w:after="0" w:line="252" w:lineRule="auto"/>
-            </w:pPr>
-            <w:r>
-              <w:rPr>
-                <w:rFonts w:ascii="Georgia" w:cs="Georgia" w:eastAsia="Georgia" w:hAnsi="Georgia"/>
-                <w:color w:val="2C2C2A"/>
-                <w:sz w:val="18"/>
-                <w:szCs w:val="18"/>
-              </w:rPr>
-              <w:t xml:space="preserve">Commit</w:t>
-            </w:r>
-          </w:p>
-        </w:tc>
-        <w:tc>
-          <w:tcPr>
-            <w:tcW w:type="dxa" w:w="1329"/>
+            <w:tcW w:type="dxa" w:w="2168"/>
+            <w:tcMar>
+              <w:top w:type="dxa" w:w="70"/>
+              <w:left w:type="dxa" w:w="100"/>
+              <w:bottom w:type="dxa" w:w="70"/>
+              <w:right w:type="dxa" w:w="100"/>
+            </w:tcMar>
+          </w:tcPr>
+          <w:p>
+            <w:pPr>
+              <w:spacing w:after="0" w:line="252" w:lineRule="auto"/>
+            </w:pPr>
+            <w:r>
+              <w:rPr>
+                <w:rFonts w:ascii="Georgia" w:cs="Georgia" w:eastAsia="Georgia" w:hAnsi="Georgia"/>
+                <w:color w:val="2C2C2A"/>
+                <w:sz w:val="18"/>
+                <w:szCs w:val="18"/>
+              </w:rPr>
+              <w:t xml:space="preserve">Commit (the confirmation call)</w:t>
+            </w:r>
+          </w:p>
+        </w:tc>
+        <w:tc>
+          <w:tcPr>
+            <w:tcW w:type="dxa" w:w="1310"/>
             <w:tcMar>
               <w:top w:type="dxa" w:w="70"/>
               <w:left w:type="dxa" w:w="100"/>
@@ -8976,7 +9008,7 @@
         </w:tc>
         <w:tc>
           <w:tcPr>
-            <w:tcW w:type="dxa" w:w="2505"/>
+            <w:tcW w:type="dxa" w:w="2455"/>
             <w:tcMar>
               <w:top w:type="dxa" w:w="70"/>
               <w:left w:type="dxa" w:w="100"/>
@@ -9001,7 +9033,7 @@
         </w:tc>
         <w:tc>
           <w:tcPr>
-            <w:tcW w:type="dxa" w:w="1961"/>
+            <w:tcW w:type="dxa" w:w="1907"/>
             <w:tcMar>
               <w:top w:type="dxa" w:w="70"/>
               <w:left w:type="dxa" w:w="100"/>
@@ -9032,32 +9064,32 @@
         </w:trPr>
         <w:tc>
           <w:tcPr>
-            <w:tcW w:type="dxa" w:w="2045"/>
-            <w:tcMar>
-              <w:top w:type="dxa" w:w="70"/>
-              <w:left w:type="dxa" w:w="100"/>
-              <w:bottom w:type="dxa" w:w="70"/>
-              <w:right w:type="dxa" w:w="100"/>
-            </w:tcMar>
-          </w:tcPr>
-          <w:p>
-            <w:pPr>
-              <w:spacing w:after="0" w:line="252" w:lineRule="auto"/>
-            </w:pPr>
-            <w:r>
-              <w:rPr>
-                <w:rFonts w:ascii="Georgia" w:cs="Georgia" w:eastAsia="Georgia" w:hAnsi="Georgia"/>
-                <w:color w:val="2C2C2A"/>
-                <w:sz w:val="18"/>
-                <w:szCs w:val="18"/>
-              </w:rPr>
-              <w:t xml:space="preserve">Policy image and epoch</w:t>
-            </w:r>
-          </w:p>
-        </w:tc>
-        <w:tc>
-          <w:tcPr>
-            <w:tcW w:type="dxa" w:w="1329"/>
+            <w:tcW w:type="dxa" w:w="2168"/>
+            <w:tcMar>
+              <w:top w:type="dxa" w:w="70"/>
+              <w:left w:type="dxa" w:w="100"/>
+              <w:bottom w:type="dxa" w:w="70"/>
+              <w:right w:type="dxa" w:w="100"/>
+            </w:tcMar>
+          </w:tcPr>
+          <w:p>
+            <w:pPr>
+              <w:spacing w:after="0" w:line="252" w:lineRule="auto"/>
+            </w:pPr>
+            <w:r>
+              <w:rPr>
+                <w:rFonts w:ascii="Georgia" w:cs="Georgia" w:eastAsia="Georgia" w:hAnsi="Georgia"/>
+                <w:color w:val="2C2C2A"/>
+                <w:sz w:val="18"/>
+                <w:szCs w:val="18"/>
+              </w:rPr>
+              <w:t xml:space="preserve">Policy image and epoch (the new rulebook edition)</w:t>
+            </w:r>
+          </w:p>
+        </w:tc>
+        <w:tc>
+          <w:tcPr>
+            <w:tcW w:type="dxa" w:w="1310"/>
             <w:tcMar>
               <w:top w:type="dxa" w:w="70"/>
               <w:left w:type="dxa" w:w="100"/>
@@ -9107,7 +9139,7 @@
         </w:tc>
         <w:tc>
           <w:tcPr>
-            <w:tcW w:type="dxa" w:w="2505"/>
+            <w:tcW w:type="dxa" w:w="2455"/>
             <w:tcMar>
               <w:top w:type="dxa" w:w="70"/>
               <w:left w:type="dxa" w:w="100"/>
@@ -9132,7 +9164,7 @@
         </w:tc>
         <w:tc>
           <w:tcPr>
-            <w:tcW w:type="dxa" w:w="1961"/>
+            <w:tcW w:type="dxa" w:w="1907"/>
             <w:tcMar>
               <w:top w:type="dxa" w:w="70"/>
               <w:left w:type="dxa" w:w="100"/>
@@ -9163,32 +9195,32 @@
         </w:trPr>
         <w:tc>
           <w:tcPr>
-            <w:tcW w:type="dxa" w:w="2045"/>
-            <w:tcMar>
-              <w:top w:type="dxa" w:w="70"/>
-              <w:left w:type="dxa" w:w="100"/>
-              <w:bottom w:type="dxa" w:w="70"/>
-              <w:right w:type="dxa" w:w="100"/>
-            </w:tcMar>
-          </w:tcPr>
-          <w:p>
-            <w:pPr>
-              <w:spacing w:after="0" w:line="252" w:lineRule="auto"/>
-            </w:pPr>
-            <w:r>
-              <w:rPr>
-                <w:rFonts w:ascii="Georgia" w:cs="Georgia" w:eastAsia="Georgia" w:hAnsi="Georgia"/>
-                <w:color w:val="2C2C2A"/>
-                <w:sz w:val="18"/>
-                <w:szCs w:val="18"/>
-              </w:rPr>
-              <w:t xml:space="preserve">Heartbeat, halt, throttle</w:t>
-            </w:r>
-          </w:p>
-        </w:tc>
-        <w:tc>
-          <w:tcPr>
-            <w:tcW w:type="dxa" w:w="1329"/>
+            <w:tcW w:type="dxa" w:w="2168"/>
+            <w:tcMar>
+              <w:top w:type="dxa" w:w="70"/>
+              <w:left w:type="dxa" w:w="100"/>
+              <w:bottom w:type="dxa" w:w="70"/>
+              <w:right w:type="dxa" w:w="100"/>
+            </w:tcMar>
+          </w:tcPr>
+          <w:p>
+            <w:pPr>
+              <w:spacing w:after="0" w:line="252" w:lineRule="auto"/>
+            </w:pPr>
+            <w:r>
+              <w:rPr>
+                <w:rFonts w:ascii="Georgia" w:cs="Georgia" w:eastAsia="Georgia" w:hAnsi="Georgia"/>
+                <w:color w:val="2C2C2A"/>
+                <w:sz w:val="18"/>
+                <w:szCs w:val="18"/>
+              </w:rPr>
+              <w:t xml:space="preserve">Heartbeat, halt, throttle (the call from headquarters)</w:t>
+            </w:r>
+          </w:p>
+        </w:tc>
+        <w:tc>
+          <w:tcPr>
+            <w:tcW w:type="dxa" w:w="1310"/>
             <w:tcMar>
               <w:top w:type="dxa" w:w="70"/>
               <w:left w:type="dxa" w:w="100"/>
@@ -9238,7 +9270,7 @@
         </w:tc>
         <w:tc>
           <w:tcPr>
-            <w:tcW w:type="dxa" w:w="2505"/>
+            <w:tcW w:type="dxa" w:w="2455"/>
             <w:tcMar>
               <w:top w:type="dxa" w:w="70"/>
               <w:left w:type="dxa" w:w="100"/>
@@ -9263,26 +9295,26 @@
         </w:tc>
         <w:tc>
           <w:tcPr>
-            <w:tcW w:type="dxa" w:w="1961"/>
-            <w:tcMar>
-              <w:top w:type="dxa" w:w="70"/>
-              <w:left w:type="dxa" w:w="100"/>
-              <w:bottom w:type="dxa" w:w="70"/>
-              <w:right w:type="dxa" w:w="100"/>
-            </w:tcMar>
-          </w:tcPr>
-          <w:p>
-            <w:pPr>
-              <w:spacing w:after="0" w:line="252" w:lineRule="auto"/>
-            </w:pPr>
-            <w:r>
-              <w:rPr>
-                <w:rFonts w:ascii="Georgia" w:cs="Georgia" w:eastAsia="Georgia" w:hAnsi="Georgia"/>
-                <w:color w:val="2C2C2A"/>
-                <w:sz w:val="18"/>
-                <w:szCs w:val="18"/>
-              </w:rPr>
-              <w:t xml:space="preserve">The authority is present, or wants a stop</w:t>
+            <w:tcW w:type="dxa" w:w="1907"/>
+            <w:tcMar>
+              <w:top w:type="dxa" w:w="70"/>
+              <w:left w:type="dxa" w:w="100"/>
+              <w:bottom w:type="dxa" w:w="70"/>
+              <w:right w:type="dxa" w:w="100"/>
+            </w:tcMar>
+          </w:tcPr>
+          <w:p>
+            <w:pPr>
+              <w:spacing w:after="0" w:line="252" w:lineRule="auto"/>
+            </w:pPr>
+            <w:r>
+              <w:rPr>
+                <w:rFonts w:ascii="Georgia" w:cs="Georgia" w:eastAsia="Georgia" w:hAnsi="Georgia"/>
+                <w:color w:val="2C2C2A"/>
+                <w:sz w:val="18"/>
+                <w:szCs w:val="18"/>
+              </w:rPr>
+              <w:t xml:space="preserve">The authority is still present, or wants a stop</w:t>
             </w:r>
           </w:p>
         </w:tc>
@@ -9294,32 +9326,32 @@
         </w:trPr>
         <w:tc>
           <w:tcPr>
-            <w:tcW w:type="dxa" w:w="2045"/>
-            <w:tcMar>
-              <w:top w:type="dxa" w:w="70"/>
-              <w:left w:type="dxa" w:w="100"/>
-              <w:bottom w:type="dxa" w:w="70"/>
-              <w:right w:type="dxa" w:w="100"/>
-            </w:tcMar>
-          </w:tcPr>
-          <w:p>
-            <w:pPr>
-              <w:spacing w:after="0" w:line="252" w:lineRule="auto"/>
-            </w:pPr>
-            <w:r>
-              <w:rPr>
-                <w:rFonts w:ascii="Georgia" w:cs="Georgia" w:eastAsia="Georgia" w:hAnsi="Georgia"/>
-                <w:color w:val="2C2C2A"/>
-                <w:sz w:val="18"/>
-                <w:szCs w:val="18"/>
-              </w:rPr>
-              <w:t xml:space="preserve">Log checkpoint</w:t>
-            </w:r>
-          </w:p>
-        </w:tc>
-        <w:tc>
-          <w:tcPr>
-            <w:tcW w:type="dxa" w:w="1329"/>
+            <w:tcW w:type="dxa" w:w="2168"/>
+            <w:tcMar>
+              <w:top w:type="dxa" w:w="70"/>
+              <w:left w:type="dxa" w:w="100"/>
+              <w:bottom w:type="dxa" w:w="70"/>
+              <w:right w:type="dxa" w:w="100"/>
+            </w:tcMar>
+          </w:tcPr>
+          <w:p>
+            <w:pPr>
+              <w:spacing w:after="0" w:line="252" w:lineRule="auto"/>
+            </w:pPr>
+            <w:r>
+              <w:rPr>
+                <w:rFonts w:ascii="Georgia" w:cs="Georgia" w:eastAsia="Georgia" w:hAnsi="Georgia"/>
+                <w:color w:val="2C2C2A"/>
+                <w:sz w:val="18"/>
+                <w:szCs w:val="18"/>
+              </w:rPr>
+              <w:t xml:space="preserve">Log checkpoint (the ledger)</w:t>
+            </w:r>
+          </w:p>
+        </w:tc>
+        <w:tc>
+          <w:tcPr>
+            <w:tcW w:type="dxa" w:w="1310"/>
             <w:tcMar>
               <w:top w:type="dxa" w:w="70"/>
               <w:left w:type="dxa" w:w="100"/>
@@ -9369,7 +9401,7 @@
         </w:tc>
         <w:tc>
           <w:tcPr>
-            <w:tcW w:type="dxa" w:w="2505"/>
+            <w:tcW w:type="dxa" w:w="2455"/>
             <w:tcMar>
               <w:top w:type="dxa" w:w="70"/>
               <w:left w:type="dxa" w:w="100"/>
@@ -9394,7 +9426,7 @@
         </w:tc>
         <w:tc>
           <w:tcPr>
-            <w:tcW w:type="dxa" w:w="1961"/>
+            <w:tcW w:type="dxa" w:w="1907"/>
             <w:tcMar>
               <w:top w:type="dxa" w:w="70"/>
               <w:left w:type="dxa" w:w="100"/>
@@ -9446,10 +9478,10 @@
       </w:tblPr>
       <w:tblGrid>
         <w:gridCol w:w="1520"/>
-        <w:gridCol w:w="1791"/>
-        <w:gridCol w:w="1695"/>
+        <w:gridCol w:w="1793"/>
+        <w:gridCol w:w="1724"/>
         <w:gridCol w:w="2045"/>
-        <w:gridCol w:w="2309"/>
+        <w:gridCol w:w="2278"/>
       </w:tblGrid>
       <w:tr>
         <w:trPr>
@@ -9486,7 +9518,7 @@
         </w:tc>
         <w:tc>
           <w:tcPr>
-            <w:tcW w:type="dxa" w:w="1791"/>
+            <w:tcW w:type="dxa" w:w="1793"/>
             <w:shd w:fill="E9E8E2" w:color="auto" w:val="clear"/>
             <w:tcMar>
               <w:top w:type="dxa" w:w="70"/>
@@ -9514,7 +9546,7 @@
         </w:tc>
         <w:tc>
           <w:tcPr>
-            <w:tcW w:type="dxa" w:w="1695"/>
+            <w:tcW w:type="dxa" w:w="1724"/>
             <w:shd w:fill="E9E8E2" w:color="auto" w:val="clear"/>
             <w:tcMar>
               <w:top w:type="dxa" w:w="70"/>
@@ -9570,7 +9602,7 @@
         </w:tc>
         <w:tc>
           <w:tcPr>
-            <w:tcW w:type="dxa" w:w="2309"/>
+            <w:tcW w:type="dxa" w:w="2278"/>
             <w:shd w:fill="E9E8E2" w:color="auto" w:val="clear"/>
             <w:tcMar>
               <w:top w:type="dxa" w:w="70"/>
@@ -9629,7 +9661,7 @@
         </w:tc>
         <w:tc>
           <w:tcPr>
-            <w:tcW w:type="dxa" w:w="1791"/>
+            <w:tcW w:type="dxa" w:w="1793"/>
             <w:tcMar>
               <w:top w:type="dxa" w:w="70"/>
               <w:left w:type="dxa" w:w="100"/>
@@ -9654,7 +9686,7 @@
         </w:tc>
         <w:tc>
           <w:tcPr>
-            <w:tcW w:type="dxa" w:w="1695"/>
+            <w:tcW w:type="dxa" w:w="1724"/>
             <w:tcMar>
               <w:top w:type="dxa" w:w="70"/>
               <w:left w:type="dxa" w:w="100"/>
@@ -9704,26 +9736,26 @@
         </w:tc>
         <w:tc>
           <w:tcPr>
-            <w:tcW w:type="dxa" w:w="2309"/>
-            <w:tcMar>
-              <w:top w:type="dxa" w:w="70"/>
-              <w:left w:type="dxa" w:w="100"/>
-              <w:bottom w:type="dxa" w:w="70"/>
-              <w:right w:type="dxa" w:w="100"/>
-            </w:tcMar>
-          </w:tcPr>
-          <w:p>
-            <w:pPr>
-              <w:spacing w:after="0" w:line="252" w:lineRule="auto"/>
-            </w:pPr>
-            <w:r>
-              <w:rPr>
-                <w:rFonts w:ascii="Georgia" w:cs="Georgia" w:eastAsia="Georgia" w:hAnsi="Georgia"/>
-                <w:color w:val="2C2C2A"/>
-                <w:sz w:val="18"/>
-                <w:szCs w:val="18"/>
-              </w:rPr>
-              <w:t xml:space="preserve">Clear an alarm; touch a rule; actuate directly</w:t>
+            <w:tcW w:type="dxa" w:w="2278"/>
+            <w:tcMar>
+              <w:top w:type="dxa" w:w="70"/>
+              <w:left w:type="dxa" w:w="100"/>
+              <w:bottom w:type="dxa" w:w="70"/>
+              <w:right w:type="dxa" w:w="100"/>
+            </w:tcMar>
+          </w:tcPr>
+          <w:p>
+            <w:pPr>
+              <w:spacing w:after="0" w:line="252" w:lineRule="auto"/>
+            </w:pPr>
+            <w:r>
+              <w:rPr>
+                <w:rFonts w:ascii="Georgia" w:cs="Georgia" w:eastAsia="Georgia" w:hAnsi="Georgia"/>
+                <w:color w:val="2C2C2A"/>
+                <w:sz w:val="18"/>
+                <w:szCs w:val="18"/>
+              </w:rPr>
+              <w:t xml:space="preserve">Clear an alarm; touch a rule; act directly</w:t>
             </w:r>
           </w:p>
         </w:tc>
@@ -9760,7 +9792,7 @@
         </w:tc>
         <w:tc>
           <w:tcPr>
-            <w:tcW w:type="dxa" w:w="1791"/>
+            <w:tcW w:type="dxa" w:w="1793"/>
             <w:tcMar>
               <w:top w:type="dxa" w:w="70"/>
               <w:left w:type="dxa" w:w="100"/>
@@ -9785,7 +9817,7 @@
         </w:tc>
         <w:tc>
           <w:tcPr>
-            <w:tcW w:type="dxa" w:w="1695"/>
+            <w:tcW w:type="dxa" w:w="1724"/>
             <w:tcMar>
               <w:top w:type="dxa" w:w="70"/>
               <w:left w:type="dxa" w:w="100"/>
@@ -9829,32 +9861,32 @@
                 <w:sz w:val="18"/>
                 <w:szCs w:val="18"/>
               </w:rPr>
-              <w:t xml:space="preserve">Requests, as an attested workload</w:t>
-            </w:r>
-          </w:p>
-        </w:tc>
-        <w:tc>
-          <w:tcPr>
-            <w:tcW w:type="dxa" w:w="2309"/>
-            <w:tcMar>
-              <w:top w:type="dxa" w:w="70"/>
-              <w:left w:type="dxa" w:w="100"/>
-              <w:bottom w:type="dxa" w:w="70"/>
-              <w:right w:type="dxa" w:w="100"/>
-            </w:tcMar>
-          </w:tcPr>
-          <w:p>
-            <w:pPr>
-              <w:spacing w:after="0" w:line="252" w:lineRule="auto"/>
-            </w:pPr>
-            <w:r>
-              <w:rPr>
-                <w:rFonts w:ascii="Georgia" w:cs="Georgia" w:eastAsia="Georgia" w:hAnsi="Georgia"/>
-                <w:color w:val="2C2C2A"/>
-                <w:sz w:val="18"/>
-                <w:szCs w:val="18"/>
-              </w:rPr>
-              <w:t xml:space="preserve">Actuate without a ticket; choose its own rule or path</w:t>
+              <w:t xml:space="preserve">Requests, as a verified workload</w:t>
+            </w:r>
+          </w:p>
+        </w:tc>
+        <w:tc>
+          <w:tcPr>
+            <w:tcW w:type="dxa" w:w="2278"/>
+            <w:tcMar>
+              <w:top w:type="dxa" w:w="70"/>
+              <w:left w:type="dxa" w:w="100"/>
+              <w:bottom w:type="dxa" w:w="70"/>
+              <w:right w:type="dxa" w:w="100"/>
+            </w:tcMar>
+          </w:tcPr>
+          <w:p>
+            <w:pPr>
+              <w:spacing w:after="0" w:line="252" w:lineRule="auto"/>
+            </w:pPr>
+            <w:r>
+              <w:rPr>
+                <w:rFonts w:ascii="Georgia" w:cs="Georgia" w:eastAsia="Georgia" w:hAnsi="Georgia"/>
+                <w:color w:val="2C2C2A"/>
+                <w:sz w:val="18"/>
+                <w:szCs w:val="18"/>
+              </w:rPr>
+              <w:t xml:space="preserve">Act without a ticket; choose its own rule or lane</w:t>
             </w:r>
           </w:p>
         </w:tc>
@@ -9891,7 +9923,7 @@
         </w:tc>
         <w:tc>
           <w:tcPr>
-            <w:tcW w:type="dxa" w:w="1791"/>
+            <w:tcW w:type="dxa" w:w="1793"/>
             <w:tcMar>
               <w:top w:type="dxa" w:w="70"/>
               <w:left w:type="dxa" w:w="100"/>
@@ -9916,7 +9948,7 @@
         </w:tc>
         <w:tc>
           <w:tcPr>
-            <w:tcW w:type="dxa" w:w="1695"/>
+            <w:tcW w:type="dxa" w:w="1724"/>
             <w:tcMar>
               <w:top w:type="dxa" w:w="70"/>
               <w:left w:type="dxa" w:w="100"/>
@@ -9966,7 +9998,7 @@
         </w:tc>
         <w:tc>
           <w:tcPr>
-            <w:tcW w:type="dxa" w:w="2309"/>
+            <w:tcW w:type="dxa" w:w="2278"/>
             <w:tcMar>
               <w:top w:type="dxa" w:w="70"/>
               <w:left w:type="dxa" w:w="100"/>
@@ -10022,32 +10054,32 @@
         </w:tc>
         <w:tc>
           <w:tcPr>
-            <w:tcW w:type="dxa" w:w="1791"/>
-            <w:tcMar>
-              <w:top w:type="dxa" w:w="70"/>
-              <w:left w:type="dxa" w:w="100"/>
-              <w:bottom w:type="dxa" w:w="70"/>
-              <w:right w:type="dxa" w:w="100"/>
-            </w:tcMar>
-          </w:tcPr>
-          <w:p>
-            <w:pPr>
-              <w:spacing w:after="0" w:line="252" w:lineRule="auto"/>
-            </w:pPr>
-            <w:r>
-              <w:rPr>
-                <w:rFonts w:ascii="Georgia" w:cs="Georgia" w:eastAsia="Georgia" w:hAnsi="Georgia"/>
-                <w:color w:val="2C2C2A"/>
-                <w:sz w:val="18"/>
-                <w:szCs w:val="18"/>
-              </w:rPr>
-              <w:t xml:space="preserve">Capabilities; halt and throttle lines</w:t>
-            </w:r>
-          </w:p>
-        </w:tc>
-        <w:tc>
-          <w:tcPr>
-            <w:tcW w:type="dxa" w:w="1695"/>
+            <w:tcW w:type="dxa" w:w="1793"/>
+            <w:tcMar>
+              <w:top w:type="dxa" w:w="70"/>
+              <w:left w:type="dxa" w:w="100"/>
+              <w:bottom w:type="dxa" w:w="70"/>
+              <w:right w:type="dxa" w:w="100"/>
+            </w:tcMar>
+          </w:tcPr>
+          <w:p>
+            <w:pPr>
+              <w:spacing w:after="0" w:line="252" w:lineRule="auto"/>
+            </w:pPr>
+            <w:r>
+              <w:rPr>
+                <w:rFonts w:ascii="Georgia" w:cs="Georgia" w:eastAsia="Georgia" w:hAnsi="Georgia"/>
+                <w:color w:val="2C2C2A"/>
+                <w:sz w:val="18"/>
+                <w:szCs w:val="18"/>
+              </w:rPr>
+              <w:t xml:space="preserve">Permissions; halt and throttle lines</w:t>
+            </w:r>
+          </w:p>
+        </w:tc>
+        <w:tc>
+          <w:tcPr>
+            <w:tcW w:type="dxa" w:w="1724"/>
             <w:tcMar>
               <w:top w:type="dxa" w:w="70"/>
               <w:left w:type="dxa" w:w="100"/>
@@ -10097,7 +10129,7 @@
         </w:tc>
         <w:tc>
           <w:tcPr>
-            <w:tcW w:type="dxa" w:w="2309"/>
+            <w:tcW w:type="dxa" w:w="2278"/>
             <w:tcMar>
               <w:top w:type="dxa" w:w="70"/>
               <w:left w:type="dxa" w:w="100"/>
@@ -10153,7 +10185,7 @@
         </w:tc>
         <w:tc>
           <w:tcPr>
-            <w:tcW w:type="dxa" w:w="1791"/>
+            <w:tcW w:type="dxa" w:w="1793"/>
             <w:tcMar>
               <w:top w:type="dxa" w:w="70"/>
               <w:left w:type="dxa" w:w="100"/>
@@ -10178,26 +10210,26 @@
         </w:tc>
         <w:tc>
           <w:tcPr>
-            <w:tcW w:type="dxa" w:w="1695"/>
-            <w:tcMar>
-              <w:top w:type="dxa" w:w="70"/>
-              <w:left w:type="dxa" w:w="100"/>
-              <w:bottom w:type="dxa" w:w="70"/>
-              <w:right w:type="dxa" w:w="100"/>
-            </w:tcMar>
-          </w:tcPr>
-          <w:p>
-            <w:pPr>
-              <w:spacing w:after="0" w:line="252" w:lineRule="auto"/>
-            </w:pPr>
-            <w:r>
-              <w:rPr>
-                <w:rFonts w:ascii="Georgia" w:cs="Georgia" w:eastAsia="Georgia" w:hAnsi="Georgia"/>
-                <w:color w:val="2C2C2A"/>
-                <w:sz w:val="18"/>
-                <w:szCs w:val="18"/>
-              </w:rPr>
-              <w:t xml:space="preserve">Host access to HBM</w:t>
+            <w:tcW w:type="dxa" w:w="1724"/>
+            <w:tcMar>
+              <w:top w:type="dxa" w:w="70"/>
+              <w:left w:type="dxa" w:w="100"/>
+              <w:bottom w:type="dxa" w:w="70"/>
+              <w:right w:type="dxa" w:w="100"/>
+            </w:tcMar>
+          </w:tcPr>
+          <w:p>
+            <w:pPr>
+              <w:spacing w:after="0" w:line="252" w:lineRule="auto"/>
+            </w:pPr>
+            <w:r>
+              <w:rPr>
+                <w:rFonts w:ascii="Georgia" w:cs="Georgia" w:eastAsia="Georgia" w:hAnsi="Georgia"/>
+                <w:color w:val="2C2C2A"/>
+                <w:sz w:val="18"/>
+                <w:szCs w:val="18"/>
+              </w:rPr>
+              <w:t xml:space="preserve">Host access to GPU memory</w:t>
             </w:r>
           </w:p>
         </w:tc>
@@ -10228,7 +10260,7 @@
         </w:tc>
         <w:tc>
           <w:tcPr>
-            <w:tcW w:type="dxa" w:w="2309"/>
+            <w:tcW w:type="dxa" w:w="2278"/>
             <w:tcMar>
               <w:top w:type="dxa" w:w="70"/>
               <w:left w:type="dxa" w:w="100"/>
@@ -10284,7 +10316,7 @@
         </w:tc>
         <w:tc>
           <w:tcPr>
-            <w:tcW w:type="dxa" w:w="1791"/>
+            <w:tcW w:type="dxa" w:w="1793"/>
             <w:tcMar>
               <w:top w:type="dxa" w:w="70"/>
               <w:left w:type="dxa" w:w="100"/>
@@ -10309,7 +10341,7 @@
         </w:tc>
         <w:tc>
           <w:tcPr>
-            <w:tcW w:type="dxa" w:w="1695"/>
+            <w:tcW w:type="dxa" w:w="1724"/>
             <w:tcMar>
               <w:top w:type="dxa" w:w="70"/>
               <w:left w:type="dxa" w:w="100"/>
@@ -10359,7 +10391,7 @@
         </w:tc>
         <w:tc>
           <w:tcPr>
-            <w:tcW w:type="dxa" w:w="2309"/>
+            <w:tcW w:type="dxa" w:w="2278"/>
             <w:tcMar>
               <w:top w:type="dxa" w:w="70"/>
               <w:left w:type="dxa" w:w="100"/>
@@ -10415,7 +10447,7 @@
         </w:tc>
         <w:tc>
           <w:tcPr>
-            <w:tcW w:type="dxa" w:w="1791"/>
+            <w:tcW w:type="dxa" w:w="1793"/>
             <w:tcMar>
               <w:top w:type="dxa" w:w="70"/>
               <w:left w:type="dxa" w:w="100"/>
@@ -10440,7 +10472,7 @@
         </w:tc>
         <w:tc>
           <w:tcPr>
-            <w:tcW w:type="dxa" w:w="1695"/>
+            <w:tcW w:type="dxa" w:w="1724"/>
             <w:tcMar>
               <w:top w:type="dxa" w:w="70"/>
               <w:left w:type="dxa" w:w="100"/>
@@ -10490,7 +10522,7 @@
         </w:tc>
         <w:tc>
           <w:tcPr>
-            <w:tcW w:type="dxa" w:w="2309"/>
+            <w:tcW w:type="dxa" w:w="2278"/>
             <w:tcMar>
               <w:top w:type="dxa" w:w="70"/>
               <w:left w:type="dxa" w:w="100"/>
@@ -10546,32 +10578,32 @@
         </w:tc>
         <w:tc>
           <w:tcPr>
-            <w:tcW w:type="dxa" w:w="1791"/>
-            <w:tcMar>
-              <w:top w:type="dxa" w:w="70"/>
-              <w:left w:type="dxa" w:w="100"/>
-              <w:bottom w:type="dxa" w:w="70"/>
-              <w:right w:type="dxa" w:w="100"/>
-            </w:tcMar>
-          </w:tcPr>
-          <w:p>
-            <w:pPr>
-              <w:spacing w:after="0" w:line="252" w:lineRule="auto"/>
-            </w:pPr>
-            <w:r>
-              <w:rPr>
-                <w:rFonts w:ascii="Georgia" w:cs="Georgia" w:eastAsia="Georgia" w:hAnsi="Georgia"/>
-                <w:color w:val="2C2C2A"/>
-                <w:sz w:val="18"/>
-                <w:szCs w:val="18"/>
-              </w:rPr>
-              <w:t xml:space="preserve">The release line, the signing key, the actuator</w:t>
-            </w:r>
-          </w:p>
-        </w:tc>
-        <w:tc>
-          <w:tcPr>
-            <w:tcW w:type="dxa" w:w="1695"/>
+            <w:tcW w:type="dxa" w:w="1793"/>
+            <w:tcMar>
+              <w:top w:type="dxa" w:w="70"/>
+              <w:left w:type="dxa" w:w="100"/>
+              <w:bottom w:type="dxa" w:w="70"/>
+              <w:right w:type="dxa" w:w="100"/>
+            </w:tcMar>
+          </w:tcPr>
+          <w:p>
+            <w:pPr>
+              <w:spacing w:after="0" w:line="252" w:lineRule="auto"/>
+            </w:pPr>
+            <w:r>
+              <w:rPr>
+                <w:rFonts w:ascii="Georgia" w:cs="Georgia" w:eastAsia="Georgia" w:hAnsi="Georgia"/>
+                <w:color w:val="2C2C2A"/>
+                <w:sz w:val="18"/>
+                <w:szCs w:val="18"/>
+              </w:rPr>
+              <w:t xml:space="preserve">The release line, the signing key, the motor</w:t>
+            </w:r>
+          </w:p>
+        </w:tc>
+        <w:tc>
+          <w:tcPr>
+            <w:tcW w:type="dxa" w:w="1724"/>
             <w:tcMar>
               <w:top w:type="dxa" w:w="70"/>
               <w:left w:type="dxa" w:w="100"/>
@@ -10621,26 +10653,26 @@
         </w:tc>
         <w:tc>
           <w:tcPr>
-            <w:tcW w:type="dxa" w:w="2309"/>
-            <w:tcMar>
-              <w:top w:type="dxa" w:w="70"/>
-              <w:left w:type="dxa" w:w="100"/>
-              <w:bottom w:type="dxa" w:w="70"/>
-              <w:right w:type="dxa" w:w="100"/>
-            </w:tcMar>
-          </w:tcPr>
-          <w:p>
-            <w:pPr>
-              <w:spacing w:after="0" w:line="252" w:lineRule="auto"/>
-            </w:pPr>
-            <w:r>
-              <w:rPr>
-                <w:rFonts w:ascii="Georgia" w:cs="Georgia" w:eastAsia="Georgia" w:hAnsi="Georgia"/>
-                <w:color w:val="2C2C2A"/>
-                <w:sz w:val="18"/>
-                <w:szCs w:val="18"/>
-              </w:rPr>
-              <w:t xml:space="preserve">Execute without a committed ticket, a current epoch, and consistent inputs</w:t>
+            <w:tcW w:type="dxa" w:w="2278"/>
+            <w:tcMar>
+              <w:top w:type="dxa" w:w="70"/>
+              <w:left w:type="dxa" w:w="100"/>
+              <w:bottom w:type="dxa" w:w="70"/>
+              <w:right w:type="dxa" w:w="100"/>
+            </w:tcMar>
+          </w:tcPr>
+          <w:p>
+            <w:pPr>
+              <w:spacing w:after="0" w:line="252" w:lineRule="auto"/>
+            </w:pPr>
+            <w:r>
+              <w:rPr>
+                <w:rFonts w:ascii="Georgia" w:cs="Georgia" w:eastAsia="Georgia" w:hAnsi="Georgia"/>
+                <w:color w:val="2C2C2A"/>
+                <w:sz w:val="18"/>
+                <w:szCs w:val="18"/>
+              </w:rPr>
+              <w:t xml:space="preserve">Act without a committed ticket, a current epoch, and consistent inputs</w:t>
             </w:r>
           </w:p>
         </w:tc>
@@ -10677,7 +10709,7 @@
         </w:tc>
         <w:tc>
           <w:tcPr>
-            <w:tcW w:type="dxa" w:w="1791"/>
+            <w:tcW w:type="dxa" w:w="1793"/>
             <w:tcMar>
               <w:top w:type="dxa" w:w="70"/>
               <w:left w:type="dxa" w:w="100"/>
@@ -10702,7 +10734,7 @@
         </w:tc>
         <w:tc>
           <w:tcPr>
-            <w:tcW w:type="dxa" w:w="1695"/>
+            <w:tcW w:type="dxa" w:w="1724"/>
             <w:tcMar>
               <w:top w:type="dxa" w:w="70"/>
               <w:left w:type="dxa" w:w="100"/>
@@ -10752,7 +10784,7 @@
         </w:tc>
         <w:tc>
           <w:tcPr>
-            <w:tcW w:type="dxa" w:w="2309"/>
+            <w:tcW w:type="dxa" w:w="2278"/>
             <w:tcMar>
               <w:top w:type="dxa" w:w="70"/>
               <w:left w:type="dxa" w:w="100"/>
@@ -10787,7 +10819,7 @@
         <w:spacing w:after="160" w:line="276" w:lineRule="auto"/>
       </w:pPr>
       <w:r>
-        <w:t xml:space="preserve">Two rows deserve emphasis. The model's row is almost empty on purpose. The endpoint's row is short on purpose: it can do one thing, and it needs no one's permission to refuse.</w:t>
+        <w:t xml:space="preserve">Two rows deserve a second look. The model's row is almost empty on purpose. The endpoint's row is short on purpose: it can do one thing, and it needs no one's permission to refuse.</w:t>
       </w:r>
     </w:p>
     <w:p>
@@ -10817,7 +10849,7 @@
         <w:spacing w:after="100" w:line="276" w:lineRule="auto"/>
       </w:pPr>
       <w:r>
-        <w:t xml:space="preserve">It cannot read or change any rule, because the rulebook is signed by the governance root and the capability table lives in the controller, behind a signed mailbox.</w:t>
+        <w:t xml:space="preserve">It cannot read or change any rule, because the rulebook is signed by the governance root and the permission table lives in the controller, behind a signed mailbox.</w:t>
       </w:r>
     </w:p>
     <w:p>
@@ -10830,7 +10862,7 @@
         <w:spacing w:after="100" w:line="276" w:lineRule="auto"/>
       </w:pPr>
       <w:r>
-        <w:t xml:space="preserve">It cannot move its weights anywhere unattested, because every enumerated boundary crossing has a checker that only passes traffic to roster members under a capability, and the weight key only decrypts inside an attested enclave. (Permitted channels still need their leakage threat model.)</w:t>
+        <w:t xml:space="preserve">It cannot move its weights anywhere unverified, because every listed boundary crossing has a checker that only passes traffic to roster members under a permission, and the weight key only decrypts inside a verified enclave. (The permitted channels still need their leakage threat model.)</w:t>
       </w:r>
     </w:p>
     <w:p>
@@ -10882,7 +10914,7 @@
         <w:spacing w:after="100" w:line="276" w:lineRule="auto"/>
       </w:pPr>
       <w:r>
-        <w:t xml:space="preserve">It cannot act faster than the rule's path allows, and it cannot act at all on an endpoint whose heartbeat has stopped or whose epoch has moved.</w:t>
+        <w:t xml:space="preserve">It cannot act faster than the rule's lane allows, and it cannot act at all on an endpoint whose heartbeat has stopped or whose epoch has moved on.</w:t>
       </w:r>
     </w:p>
     <w:p>
@@ -10898,7 +10930,7 @@
         <w:spacing w:after="160" w:line="276" w:lineRule="auto"/>
       </w:pPr>
       <w:r>
-        <w:t xml:space="preserve">The same six facts, seen as a lifecycle:</w:t>
+        <w:t xml:space="preserve">The same six facts, seen as the life of a model on this hardware:</w:t>
       </w:r>
     </w:p>
     <w:p>
@@ -10918,7 +10950,7 @@
         <w:t xml:space="preserve">Load.</w:t>
       </w:r>
       <w:r>
-        <w:t xml:space="preserve"> The CPU and GPU enclaves attest to each other. The verifier checks both against the governance root's reference values and issues a token naming the workload measurement. The loader DMAs encrypted weights into HBM under a storage capability; the controller verifies the manifest and extends the measurement. From this moment every record names this model.</w:t>
+        <w:t xml:space="preserve"> The CPU and GPU enclaves verify each other. The verifier checks both against the governance root's reference values and issues a token naming the workload fingerprint. The loader moves encrypted weights into GPU memory under a storage permission. The controller verifies the manifest and extends the fingerprint. From this moment every record names this model.</w:t>
       </w:r>
     </w:p>
     <w:p>
@@ -10938,7 +10970,7 @@
         <w:t xml:space="preserve">Serve.</w:t>
       </w:r>
       <w:r>
-        <w:t xml:space="preserve"> Prompts are tokenized in the CPU enclave and copied in under the host capability. Kernels run with no gate. Activations move between ranks under the roster capability. Sampled tokens cross the output path, where the controller hashes them.</w:t>
+        <w:t xml:space="preserve"> Prompts are tokenized in the CPU enclave and copied in under the host permission. Kernels run with no gate. Activations move between ranks under the roster permission. Sampled tokens cross the output path, where the controller hashes them.</w:t>
       </w:r>
     </w:p>
     <w:p>
@@ -10958,7 +10990,7 @@
         <w:t xml:space="preserve">Emit.</w:t>
       </w:r>
       <w:r>
-        <w:t xml:space="preserve"> The serving stack requests a device-provenance record. The response leaves the sandbox only toward endpoints the policy names; the NIC filter enforces the same rule below the kernel.</w:t>
+        <w:t xml:space="preserve"> The serving stack requests a device-provenance record. The response leaves the sandbox only toward endpoints the policy names, and the NIC filter enforces the same rule below the kernel.</w:t>
       </w:r>
     </w:p>
     <w:p>
@@ -10998,7 +11030,7 @@
         <w:t xml:space="preserve">Train.</w:t>
       </w:r>
       <w:r>
-        <w:t xml:space="preserve"> Dataset shards enter under a storage capability that names their manifest; the controller meters the run per model measurement; a policy may require a license token above a compute threshold.</w:t>
+        <w:t xml:space="preserve"> Dataset shards enter under a storage permission that names their manifest. The controller meters the run per model fingerprint. A policy may require a license token above a compute threshold.</w:t>
       </w:r>
     </w:p>
     <w:p>
@@ -11018,7 +11050,7 @@
         <w:t xml:space="preserve">Update.</w:t>
       </w:r>
       <w:r>
-        <w:t xml:space="preserve"> A new policy image arrives with k-of-n signatures and an expiry; the gate loads it, the epoch moves, outstanding tickets from the old epoch die.</w:t>
+        <w:t xml:space="preserve"> A new policy image arrives with k-of-n signatures and an expiry. The gate loads it, the epoch moves, and outstanding tickets from the old epoch die.</w:t>
       </w:r>
     </w:p>
     <w:p>
@@ -11038,7 +11070,7 @@
         <w:t xml:space="preserve">Stop.</w:t>
       </w:r>
       <w:r>
-        <w:t xml:space="preserve"> A signed halt, or a missed heartbeat, moves the controller to its safe mode and every endpoint to its specified safe transition.</w:t>
+        <w:t xml:space="preserve"> A signed halt, or a missed heartbeat, moves the controller to its safe mode and every endpoint to its specified safe move.</w:t>
       </w:r>
     </w:p>
     <w:p>
@@ -11124,7 +11156,7 @@
         <w:spacing w:after="100" w:line="276" w:lineRule="auto"/>
       </w:pPr>
       <w:r>
-        <w:t xml:space="preserve">A prompt arrives at the serving process, which runs inside an OpenShell sandbox inside the CPU enclave. The tokenizer turns text into int32 token IDs, which a copy engine moves into HBM under the host capability.</w:t>
+        <w:t xml:space="preserve">A prompt arrives at the serving process, which runs inside an OpenShell sandbox inside the CPU enclave. The tokenizer turns text into int32 token IDs, which a copy engine moves into GPU memory under the host permission.</w:t>
       </w:r>
     </w:p>
     <w:p>
@@ -11137,7 +11169,7 @@
         <w:spacing w:after="100" w:line="276" w:lineRule="auto"/>
       </w:pPr>
       <w:r>
-        <w:t xml:space="preserve">The runtime launches CUDA kernels: prefill, then the decode loop, inside the GPU enclave, with the weights and the KV cache in firewalled HBM. Across tensor-parallel ranks, activations move over NVLink under roster-bound peer mappings and link keys.</w:t>
+        <w:t xml:space="preserve">The runtime launches CUDA kernels: prefill, then the decode loop, inside the GPU enclave, with the weights and the KV cache in firewalled memory. Across tensor-parallel ranks, activations move over NVLink under roster-bound peer mappings and link keys.</w:t>
       </w:r>
     </w:p>
     <w:p>
@@ -11150,7 +11182,7 @@
         <w:spacing w:after="100" w:line="276" w:lineRule="auto"/>
       </w:pPr>
       <w:r>
-        <w:t xml:space="preserve">Each decode step copies sampled token IDs back to the host. The copy engine's checker passes the descriptor; the controller's hash engine folds the bytes into the request's running hash. At the end of the response the runtime requests the device-provenance record.</w:t>
+        <w:t xml:space="preserve">Each decode step copies sampled token IDs back to the host. The copy engine's checker passes the work order. The controller's hash engine folds the bytes into the request's running hash. At the end of the response the runtime requests the device-provenance record.</w:t>
       </w:r>
     </w:p>
     <w:p>
@@ -11163,7 +11195,7 @@
         <w:spacing w:after="100" w:line="276" w:lineRule="auto"/>
       </w:pPr>
       <w:r>
-        <w:t xml:space="preserve">The broker parses the response into a typed request, attaches the attestation token and the witness assertions, and submits it to the gate.</w:t>
+        <w:t xml:space="preserve">The broker parses the response into a typed request, attaches the attestation token and the witness statements, and submits it to the gate.</w:t>
       </w:r>
     </w:p>
     <w:p>
@@ -11200,7 +11232,7 @@
         <w:spacing w:after="100" w:line="276" w:lineRule="auto"/>
       </w:pPr>
       <w:r>
-        <w:t xml:space="preserve">The endpoint admits the ticket, burns it durably, commits the reservation at the gate, re-checks against its own sensors and lists, and acts. If the gate is unreachable, it fails closed.</w:t>
+        <w:t xml:space="preserve">The endpoint admits the ticket, burns it in durable storage, commits the reservation at the gate, re-checks against its own sensors and lists, and acts. If the gate is unreachable, it fails closed.</w:t>
       </w:r>
     </w:p>
     <w:p>
@@ -11230,7 +11262,7 @@
         <w:spacing w:after="160" w:line="276" w:lineRule="auto"/>
       </w:pPr>
       <w:r>
-        <w:t xml:space="preserve">Targets and estimates, to be replaced by measurements.</w:t>
+        <w:t xml:space="preserve">Targets and estimates, to be replaced by measurements. A badge reader adds a fraction of a second at the door and nothing to the work inside the room. That is the shape of the budget.</w:t>
       </w:r>
     </w:p>
     <w:tbl>
@@ -11607,7 +11639,7 @@
                 <w:sz w:val="18"/>
                 <w:szCs w:val="18"/>
               </w:rPr>
-              <w:t xml:space="preserve">Capability check at an enforcement point</w:t>
+              <w:t xml:space="preserve">Permission check at an enforcement point</w:t>
             </w:r>
           </w:p>
         </w:tc>
@@ -12457,7 +12489,7 @@
         <w:spacing w:after="160" w:line="276" w:lineRule="auto"/>
       </w:pPr>
       <w:r>
-        <w:t xml:space="preserve">Each piece above carries a claim. What follows is the program that proves or disproves them, reordered after the review so that the contract at the action boundary is proved first, because everything else is built to preserve it.</w:t>
+        <w:t xml:space="preserve">Every piece above carries a claim. None of them is proven by this document. What follows is the program that proves or disproves them, reordered after the review so that the contract at the point of action is proved first, because everything else is built to preserve it. Phase 1 is a tabletop model. Phase 2 is a real building with a real burglar. Phase 3 is asking the builder to put the badge readers in the doors.</w:t>
       </w:r>
     </w:p>
     <w:p>
@@ -12915,7 +12947,7 @@
                 <w:sz w:val="18"/>
                 <w:szCs w:val="18"/>
               </w:rPr>
-              <w:t xml:space="preserve"> (40 threads, 2,000 USD, exactly 8 allowed), </w:t>
+              <w:t xml:space="preserve"> (40 threads, 2,000 dollars, exactly 8 allowed), </w:t>
             </w:r>
             <w:r>
               <w:rPr>
@@ -13178,7 +13210,7 @@
         <w:spacing w:after="160" w:line="276" w:lineRule="auto"/>
       </w:pPr>
       <w:r>
-        <w:t xml:space="preserve">Seventy-five attacks blocked with the predicted reason code, twelve baselines allowed, fifty-one tests. What Phase 1 proves is policy and protocol logic. What it cannot prove is anything about tamper-resistance, hardware coverage, reset behaviour, timing, isolation or physical failure; each of those needs its own validation, and the first draft's "software tests everything except tamperproofness" was too generous.</w:t>
+        <w:t xml:space="preserve">Seventy-five attacks blocked with the predicted reason code, twelve baselines allowed, fifty-one tests. What Phase 1 proves is policy and protocol logic. What it cannot prove is anything about tamper-resistance, hardware coverage, reset behaviour, timing, isolation or physical failure. Each of those needs its own validation, and my first draft's "software tests everything except tamperproofness" was too generous.</w:t>
       </w:r>
     </w:p>
     <w:p>
@@ -13193,7 +13225,7 @@
         <w:t xml:space="preserve">Phase 2: the controller on a DPU, and workload attestation.</w:t>
       </w:r>
       <w:r>
-        <w:t xml:space="preserve"> Placement A: the Layer 4 block as a DOCA application on BlueField-4 beside Sentry, with its own root of trust and its own state, enforcing on every packet and storage request that crosses the node's path to the model; plus workload attestation of the serving stack inside the CPU TEE, so the gate's "attested?" question covers the runtime that builds requests. The red team holds host root. The same catalogue runs over a real PCIe and Ethernet path. What Phase 2 proves is non-bypassability on the DPU's path. What it cannot prove is coverage of internal GPU and NVLink paths, which is the whole reason Phase 3 exists.</w:t>
+        <w:t xml:space="preserve"> Placement A: the Layer 4 block as a DOCA application on BlueField-4 beside Sentry, with its own root of trust and its own state, enforcing on every packet and storage request that crosses the node's path to the model. Plus workload attestation of the serving stack inside the CPU TEE, so the gate's "is the software verified" question covers the runtime that builds requests. The red team holds host root. The same catalogue runs over a real PCIe and Ethernet path. What Phase 2 proves is non-bypassability on the DPU's path. What it cannot prove is coverage of internal GPU and NVLink paths, which is the whole reason Phase 3 exists.</w:t>
       </w:r>
     </w:p>
     <w:p>
@@ -13208,7 +13240,7 @@
         <w:t xml:space="preserve">Phase 3: vendor silicon.</w:t>
       </w:r>
       <w:r>
-        <w:t xml:space="preserve"> Placement C: enforcement points inside the GPU (descriptor checks on copy engines, roster-bound peer mappings, link keys, a storage-channel capability), a signing call in the driver, the model manifest and policy digest in the attestation report, and the same catalogue re-run against an RTL simulation. This is the ask of the chip vendors, and it is a short list.</w:t>
+        <w:t xml:space="preserve"> Placement C: enforcement points inside the GPU (work-order checks on copy engines, roster-bound peer mappings, link keys, a storage-channel permission), a signing call in the driver, the model manifest and policy digest in the attestation report, and the same catalogue re-run against an RTL simulation. This is the ask of the chip vendors, and it is a short list.</w:t>
       </w:r>
     </w:p>
     <w:p>
@@ -13220,7 +13252,7 @@
           <w:b/>
           <w:bCs/>
         </w:rPr>
-        <w:t xml:space="preserve">The hypotheses, and what would falsify each.</w:t>
+        <w:t xml:space="preserve">The hypotheses, and what would knock each one down.</w:t>
       </w:r>
     </w:p>
     <w:tbl>
@@ -13462,7 +13494,7 @@
                 <w:sz w:val="18"/>
                 <w:szCs w:val="18"/>
               </w:rPr>
-              <w:t xml:space="preserve">Attestation binds grants to firmware, model manifest and policy</w:t>
+              <w:t xml:space="preserve">Attestation binds permissions to firmware, model manifest and policy</w:t>
             </w:r>
           </w:p>
         </w:tc>
@@ -13487,7 +13519,7 @@
                 <w:sz w:val="18"/>
                 <w:szCs w:val="18"/>
               </w:rPr>
-              <w:t xml:space="preserve">A modified firmware, a swapped model or a changed policy leaves the measurement or the epoch unchanged</w:t>
+              <w:t xml:space="preserve">A modified firmware, a swapped model or a changed policy leaves the fingerprint or the epoch unchanged</w:t>
             </w:r>
           </w:p>
         </w:tc>
@@ -13568,7 +13600,7 @@
                 <w:sz w:val="18"/>
                 <w:szCs w:val="18"/>
               </w:rPr>
-              <w:t xml:space="preserve">Any bytes leave over any enumerated path without a capability, or a path is found that the enumeration missed (Phase 3)</w:t>
+              <w:t xml:space="preserve">Any bytes leave over any listed path without a permission, or a path is found that the list missed (Phase 3)</w:t>
             </w:r>
           </w:p>
         </w:tc>
@@ -13705,7 +13737,7 @@
                 <w:sz w:val="18"/>
                 <w:szCs w:val="18"/>
               </w:rPr>
-              <w:t xml:space="preserve">The broker cannot choose its own rule or path</w:t>
+              <w:t xml:space="preserve">The broker cannot choose its own rule or lane</w:t>
             </w:r>
           </w:p>
         </w:tc>
@@ -14297,7 +14329,7 @@
                 <w:sz w:val="18"/>
                 <w:szCs w:val="18"/>
               </w:rPr>
-              <w:t xml:space="preserve">First draft said</w:t>
+              <w:t xml:space="preserve">My first draft said</w:t>
             </w:r>
           </w:p>
         </w:tc>
@@ -14381,7 +14413,7 @@
                 <w:sz w:val="18"/>
                 <w:szCs w:val="18"/>
               </w:rPr>
-              <w:t xml:space="preserve">Unauthorized transfers are blocked at every enumerated enforcement point; the permitted output channel has its own leakage threat model and limits</w:t>
+              <w:t xml:space="preserve">Unauthorized transfers are blocked at every listed enforcement point; the permitted output channel has its own leakage threat model and limits</w:t>
             </w:r>
           </w:p>
         </w:tc>
@@ -14493,7 +14525,7 @@
                 <w:sz w:val="18"/>
                 <w:szCs w:val="18"/>
               </w:rPr>
-              <w:t xml:space="preserve">Additional alarms reduce approvals; false stops and unsafe shutdowns can introduce hazards, so each endpoint defines its safe transition and each witness has a recoverable false-positive path</w:t>
+              <w:t xml:space="preserve">Additional alarms reduce approvals; false stops and unsafe shutdowns can introduce hazards, so each endpoint defines its safe move and each witness has a recoverable false-positive path</w:t>
             </w:r>
           </w:p>
         </w:tc>
@@ -14549,7 +14581,7 @@
                 <w:sz w:val="18"/>
                 <w:szCs w:val="18"/>
               </w:rPr>
-              <w:t xml:space="preserve">Each application defines a safe transition; for some devices "stop" is the hazard</w:t>
+              <w:t xml:space="preserve">Each application defines a safe move; for some devices "stop" is the hazard</w:t>
             </w:r>
           </w:p>
         </w:tc>
@@ -14717,7 +14749,7 @@
                 <w:sz w:val="18"/>
                 <w:szCs w:val="18"/>
               </w:rPr>
-              <w:t xml:space="preserve">Every action is authorized; the rule decides the fast or the slow path; the audit happens either way</w:t>
+              <w:t xml:space="preserve">Every action is authorized; the rule decides the fast or the slow lane; the audit happens either way</w:t>
             </w:r>
           </w:p>
         </w:tc>
@@ -15055,7 +15087,7 @@
                 <w:sz w:val="18"/>
                 <w:szCs w:val="18"/>
               </w:rPr>
-              <w:t xml:space="preserve">Model manifest and policy digest in the measurement by default; one report format across vendors</w:t>
+              <w:t xml:space="preserve">Model manifest and policy digest in the fingerprint by default; one report format across vendors</w:t>
             </w:r>
           </w:p>
         </w:tc>
@@ -15161,7 +15193,7 @@
                 <w:sz w:val="18"/>
                 <w:szCs w:val="18"/>
               </w:rPr>
-              <w:t xml:space="preserve">Capability-checked descriptors, roster-bound peer mappings, output signing, metering, k-of-n policy, signed log</w:t>
+              <w:t xml:space="preserve">Permission-checked work orders, roster-bound peer mappings, output signing, metering, k-of-n policy, signed log</w:t>
             </w:r>
           </w:p>
         </w:tc>
@@ -15605,7 +15637,7 @@
                 <w:sz w:val="18"/>
                 <w:szCs w:val="18"/>
               </w:rPr>
-              <w:t xml:space="preserve">Drone geofences, fuze safety interlocks, process-plant safety systems, HSMs; </w:t>
+              <w:t xml:space="preserve">Drone no-fly zones, fuze safety interlocks, process-plant safety systems, HSMs; </w:t>
             </w:r>
             <w:r>
               <w:rPr>
@@ -15648,7 +15680,7 @@
                 <w:sz w:val="18"/>
                 <w:szCs w:val="18"/>
               </w:rPr>
-              <w:t xml:space="preserve">Ticket verification, epoch binding, durable consumed sets and heartbeat in guidance and payment silicon; per-application safe transitions</w:t>
+              <w:t xml:space="preserve">Ticket verification, epoch binding, durable used-ticket sets and heartbeat in guidance and payment silicon; per-application safe moves</w:t>
             </w:r>
           </w:p>
         </w:tc>
@@ -15878,7 +15910,7 @@
                 <w:sz w:val="18"/>
                 <w:szCs w:val="18"/>
               </w:rPr>
-              <w:t xml:space="preserve">Probe heads on isolated compute with their own measurement</w:t>
+              <w:t xml:space="preserve">Probe heads on isolated compute with their own fingerprint</w:t>
             </w:r>
           </w:p>
         </w:tc>
@@ -16052,7 +16084,7 @@
         <w:spacing w:after="100" w:line="276" w:lineRule="auto"/>
       </w:pPr>
       <w:r>
-        <w:t xml:space="preserve">Input truth. A valid signature does not establish that a recipient is who the registry says, that a map is complete, or that two agreeing sensors are independent. The register makes the dependence explicit; it does not remove it.</w:t>
+        <w:t xml:space="preserve">Input truth. A valid signature does not establish that a recipient is who the registry says, that a map is complete, or that two agreeing sensors are independent. The register makes the dependence explicit. It does not remove it.</w:t>
       </w:r>
     </w:p>
     <w:p>
@@ -16065,7 +16097,7 @@
         <w:spacing w:after="100" w:line="276" w:lineRule="auto"/>
       </w:pPr>
       <w:r>
-        <w:t xml:space="preserve">Execution integrity. Device and workload provenance are buildable; proving that the specified computation produced the bytes is research.</w:t>
+        <w:t xml:space="preserve">Execution integrity. Device and workload provenance are buildable. Proving that the specified computation produced the bytes is research.</w:t>
       </w:r>
     </w:p>
     <w:p>
@@ -16091,7 +16123,7 @@
         <w:spacing w:after="100" w:line="276" w:lineRule="auto"/>
       </w:pPr>
       <w:r>
-        <w:t xml:space="preserve">Key custody. A halt line is a backdoor with better branding. Threshold keys, expiry and public logs mitigate the problem; they do not dissolve the question of who holds the keys.</w:t>
+        <w:t xml:space="preserve">Key custody. A halt line is a backdoor with better branding. Threshold keys, expiry and public logs mitigate the problem. They do not dissolve the question of who holds the keys.</w:t>
       </w:r>
     </w:p>
     <w:p>
@@ -16104,7 +16136,7 @@
         <w:spacing w:after="100" w:line="276" w:lineRule="auto"/>
       </w:pPr>
       <w:r>
-        <w:t xml:space="preserve">Coverage. The compute-side silicon governs only hardware that implements it, and the contract holds only inside a declared boundary. Older GPUs, other vendors, inference split across unattested devices, and endpoints that do not enforce tickets are outside it.</w:t>
+        <w:t xml:space="preserve">Coverage. The compute-side silicon governs only hardware that implements it, and the contract holds only inside a declared boundary. Older GPUs, other vendors, inference split across unverified devices, and endpoints that do not enforce tickets are outside it.</w:t>
       </w:r>
     </w:p>
     <w:p>
@@ -16130,7 +16162,7 @@
         <w:spacing w:after="100" w:line="276" w:lineRule="auto"/>
       </w:pPr>
       <w:r>
-        <w:t xml:space="preserve">Availability. A heartbeat scheme too aggressive turns a safety mechanism into an outage; a safe transition badly chosen is itself a hazard.</w:t>
+        <w:t xml:space="preserve">Availability. A heartbeat too aggressive turns a safety mechanism into an outage. A safe move badly chosen is itself a hazard.</w:t>
       </w:r>
     </w:p>
     <w:p>
@@ -16155,7 +16187,7 @@
         <w:spacing w:after="160" w:line="276" w:lineRule="auto"/>
       </w:pPr>
       <w:r>
-        <w:t xml:space="preserve">Every command is a signed request; every response is a signed record. There are no writable registers.</w:t>
+        <w:t xml:space="preserve">Every command is a signed request. Every response is a signed record. There are no writable registers. This is the security office's phone menu.</w:t>
       </w:r>
     </w:p>
     <w:tbl>
@@ -16370,7 +16402,7 @@
                 <w:sz w:val="18"/>
                 <w:szCs w:val="18"/>
               </w:rPr>
-              <w:t xml:space="preserve">Measurements, chip identity, model manifest digest, policy digest and epoch, capability-table digest, counters</w:t>
+              <w:t xml:space="preserve">Measurements, chip identity, model manifest digest, policy digest and epoch, permission-table digest, counters</w:t>
             </w:r>
           </w:p>
         </w:tc>
@@ -16476,7 +16508,7 @@
                 <w:sz w:val="18"/>
                 <w:szCs w:val="18"/>
               </w:rPr>
-              <w:t xml:space="preserve">Measurement extended; the model digest</w:t>
+              <w:t xml:space="preserve">Fingerprint extended; the model digest</w:t>
             </w:r>
           </w:p>
         </w:tc>
@@ -16688,7 +16720,7 @@
                 <w:sz w:val="18"/>
                 <w:szCs w:val="18"/>
               </w:rPr>
-              <w:t xml:space="preserve">Capability, or a denial with reason</w:t>
+              <w:t xml:space="preserve">Permission, or a denial with reason</w:t>
             </w:r>
           </w:p>
         </w:tc>
@@ -16794,7 +16826,7 @@
                 <w:sz w:val="18"/>
                 <w:szCs w:val="18"/>
               </w:rPr>
-              <w:t xml:space="preserve">Roster id; peer capability; link key material</w:t>
+              <w:t xml:space="preserve">Roster id; peer permission; link key material</w:t>
             </w:r>
           </w:p>
         </w:tc>
@@ -16875,7 +16907,7 @@
                 <w:sz w:val="18"/>
                 <w:szCs w:val="18"/>
               </w:rPr>
-              <w:t xml:space="preserve">Enforcement point, capability set</w:t>
+              <w:t xml:space="preserve">Enforcement point, permission set</w:t>
             </w:r>
           </w:p>
         </w:tc>
@@ -17702,7 +17734,7 @@
         <w:keepNext/>
       </w:pPr>
       <w:r>
-        <w:t xml:space="preserve">Appendix B: the capability</w:t>
+        <w:t xml:space="preserve">Appendix B: the permission</w:t>
       </w:r>
     </w:p>
     <w:p>
@@ -17710,7 +17742,7 @@
         <w:spacing w:after="160" w:line="276" w:lineRule="auto"/>
       </w:pPr>
       <w:r>
-        <w:t xml:space="preserve">One row per permitted class of traffic at one enforcement point. The default table is empty except for what the policy and the roster add.</w:t>
+        <w:t xml:space="preserve">One row per permitted class of traffic at one enforcement point. The default table is empty except for what the policy and the roster add. It is the hall pass: who, which door, which direction, how much, until when.</w:t>
       </w:r>
     </w:p>
     <w:tbl>
@@ -17898,7 +17930,7 @@
                 <w:sz w:val="18"/>
                 <w:szCs w:val="18"/>
               </w:rPr>
-              <w:t xml:space="preserve">Attested identity of the other end: a roster member, the host enclave, a storage manifest, a NIC flow</w:t>
+              <w:t xml:space="preserve">Verified identity of the other end: a roster member, the host enclave, a storage manifest, a NIC flow</w:t>
             </w:r>
           </w:p>
         </w:tc>
@@ -18010,7 +18042,7 @@
                 <w:sz w:val="18"/>
                 <w:szCs w:val="18"/>
               </w:rPr>
-              <w:t xml:space="preserve">Bytes permitted before the capability expires</w:t>
+              <w:t xml:space="preserve">Bytes permitted before the permission expires</w:t>
             </w:r>
           </w:p>
         </w:tc>
@@ -18222,7 +18254,7 @@
         <w:t xml:space="preserve">gate.py</w:t>
       </w:r>
       <w:r>
-        <w:t xml:space="preserve"> mints it today, with the fields the review added marked.</w:t>
+        <w:t xml:space="preserve"> mints it today, with the fields the review added marked. One seat, one show, torn at the door.</w:t>
       </w:r>
     </w:p>
     <w:tbl>
@@ -18410,7 +18442,7 @@
                 <w:sz w:val="18"/>
                 <w:szCs w:val="18"/>
               </w:rPr>
-              <w:t xml:space="preserve">Hash of request id, measurement, action and parameters</w:t>
+              <w:t xml:space="preserve">Hash of request id, fingerprint, action and fields</w:t>
             </w:r>
           </w:p>
         </w:tc>
@@ -18484,7 +18516,7 @@
                 <w:sz w:val="18"/>
                 <w:szCs w:val="18"/>
               </w:rPr>
-              <w:t xml:space="preserve">What may happen, and with exactly which parameters</w:t>
+              <w:t xml:space="preserve">What may happen, and with exactly which fields</w:t>
             </w:r>
           </w:p>
         </w:tc>
@@ -18540,7 +18572,7 @@
                 <w:sz w:val="18"/>
                 <w:szCs w:val="18"/>
               </w:rPr>
-              <w:t xml:space="preserve">The workload the grant was made to</w:t>
+              <w:t xml:space="preserve">The workload the permission was granted to</w:t>
             </w:r>
           </w:p>
         </w:tc>
@@ -18809,7 +18841,7 @@
                 <w:sz w:val="18"/>
                 <w:szCs w:val="18"/>
               </w:rPr>
-              <w:t xml:space="preserve">The shared allowance and the reservation held against it; committed by the endpoint before it executes</w:t>
+              <w:t xml:space="preserve">The shared allowance and the reservation held against it; committed by the endpoint before it acts</w:t>
             </w:r>
           </w:p>
         </w:tc>
@@ -18883,7 +18915,7 @@
                 <w:sz w:val="18"/>
                 <w:szCs w:val="18"/>
               </w:rPr>
-              <w:t xml:space="preserve">Lifetime; an unexecuted reservation is released at expiry</w:t>
+              <w:t xml:space="preserve">Lifetime; an unused reservation is released at expiry</w:t>
             </w:r>
           </w:p>
         </w:tc>
@@ -18957,6 +18989,14 @@
       </w:pPr>
       <w:r>
         <w:t xml:space="preserve">Appendix D: the device-provenance record</w:t>
+      </w:r>
+    </w:p>
+    <w:p>
+      <w:pPr>
+        <w:spacing w:after="160" w:line="276" w:lineRule="auto"/>
+      </w:pPr>
+      <w:r>
+        <w:t xml:space="preserve">The courier's signature, field by field.</w:t>
       </w:r>
     </w:p>
     <w:tbl>
@@ -19387,7 +19427,7 @@
                 <w:sz w:val="18"/>
                 <w:szCs w:val="18"/>
               </w:rPr>
-              <w:t xml:space="preserve">The attested group that ran the job</w:t>
+              <w:t xml:space="preserve">The verified group that ran the job</w:t>
             </w:r>
           </w:p>
         </w:tc>
@@ -19806,7 +19846,7 @@
         <w:spacing w:after="160" w:line="276" w:lineRule="auto"/>
       </w:pPr>
       <w:r>
-        <w:t xml:space="preserve">This record is what the provenance lane can anchor to and what the gate can require. It establishes device provenance. Workload provenance needs the attested runtime's own record alongside it; execution integrity needs work that has not been done.</w:t>
+        <w:t xml:space="preserve">This record is what the provenance lane can anchor to and what the gate can require. It establishes device provenance. Workload provenance needs the verified runtime's own record alongside it. Execution integrity needs work that has not been done.</w:t>
       </w:r>
     </w:p>
     <w:p>
@@ -19951,7 +19991,7 @@
       <w:r>
         <w:t xml:space="preserve">NVIDIA, "NVIDIA Open Agent Safety Platform" and "Add Runtime Controls to AI Agents with NVIDIA OpenShell" (28 September 2026); </w:t>
       </w:r>
-      <w:hyperlink w:history="1" r:id="rIdeerf9-f9j3d0orbd_dprl">
+      <w:hyperlink w:history="1" r:id="rIdncmran9jzufwk7e4u8de3">
         <w:r>
           <w:rPr>
             <w:rStyle w:val="Hyperlink"/>
@@ -19988,7 +20028,7 @@
       <w:r>
         <w:t xml:space="preserve">This repository: </w:t>
       </w:r>
-      <w:hyperlink w:history="1" r:id="rId22kdckp-u3q5pbbqq1qig">
+      <w:hyperlink w:history="1" r:id="rIdkei27tove-x7fy0kb9eji">
         <w:r>
           <w:rPr>
             <w:rStyle w:val="Hyperlink"/>
@@ -19999,7 +20039,7 @@
       <w:r>
         <w:t xml:space="preserve"> (the design as a specification), </w:t>
       </w:r>
-      <w:hyperlink w:history="1" r:id="rId5n3yllca_nrrjnzn9sowv">
+      <w:hyperlink w:history="1" r:id="rIdx05caprucjio24yw3orsg">
         <w:r>
           <w:rPr>
             <w:rStyle w:val="Hyperlink"/>
@@ -20010,7 +20050,7 @@
       <w:r>
         <w:t xml:space="preserve"> (the experiment program), </w:t>
       </w:r>
-      <w:hyperlink w:history="1" r:id="rIdfd2_gdrgjrgbahgvemeaa">
+      <w:hyperlink w:history="1" r:id="rIdkk64z2kfvggd5pv9hvghc">
         <w:r>
           <w:rPr>
             <w:rStyle w:val="Hyperlink"/>

--- a/blog/04-the-chip-that-says-no-3-the-silicon-design.docx
+++ b/blog/04-the-chip-that-says-no-3-the-silicon-design.docx
@@ -23,7 +23,7 @@
           <w:sz w:val="20"/>
           <w:szCs w:val="20"/>
         </w:rPr>
-        <w:t xml:space="preserve">By Yobie Benjamin · October 12, 2026 · Part 3 of 3: the silicon design</w:t>
+        <w:t xml:space="preserve">By Yobie Benjamin · yobie AT ieee DOT org · linkedin.com/in/yobie · October 12, 2026 · Part 3 of 3: the silicon design</w:t>
       </w:r>
     </w:p>
     <w:p>
@@ -34,6 +34,19 @@
         <w:spacing w:after="240" w:before="120" w:line="276" w:lineRule="auto"/>
         <w:ind w:left="360"/>
       </w:pPr>
+      <w:hyperlink w:history="1" r:id="rIdwsdfldhio0ofwowgwqmba">
+        <w:r>
+          <w:rPr>
+            <w:rStyle w:val="Hyperlink"/>
+            <w:i/>
+            <w:iCs/>
+            <w:color w:val="2C2C2A"/>
+            <w:sz w:val="23"/>
+            <w:szCs w:val="23"/>
+          </w:rPr>
+          <w:t xml:space="preserve">Parts 1</w:t>
+        </w:r>
+      </w:hyperlink>
       <w:r>
         <w:rPr>
           <w:i/>
@@ -42,7 +55,53 @@
           <w:sz w:val="23"/>
           <w:szCs w:val="23"/>
         </w:rPr>
-        <w:t xml:space="preserve">Parts 1 and 2 made the argument. The first post in this repository laid out the layer model and shipped the reference stack. This is the design that post promised: where each layer goes in silicon, the theory each piece rests on, how the pieces talk to each other and to the model, how they sit against the GPU, the CPU, memory and storage, and the experiments that would prove or disprove each claim. A chip designer went through my first draft and corrected it in seven places. His corrections are built into this one, and the biggest of them changed the shape of the design. The promise is narrower than my first draft claimed, and stronger, because it is a security contract at the point of action rather than a promise about a chip. I will keep the technical depth, and I will explain every piece of it with something you can picture.</w:t>
+        <w:t xml:space="preserve"> and </w:t>
+      </w:r>
+      <w:hyperlink w:history="1" r:id="rIdc0rj2c_cmai0c7n8koeuq">
+        <w:r>
+          <w:rPr>
+            <w:rStyle w:val="Hyperlink"/>
+            <w:i/>
+            <w:iCs/>
+            <w:color w:val="2C2C2A"/>
+            <w:sz w:val="23"/>
+            <w:szCs w:val="23"/>
+          </w:rPr>
+          <w:t xml:space="preserve">2</w:t>
+        </w:r>
+      </w:hyperlink>
+      <w:r>
+        <w:rPr>
+          <w:i/>
+          <w:iCs/>
+          <w:color w:val="2C2C2A"/>
+          <w:sz w:val="23"/>
+          <w:szCs w:val="23"/>
+        </w:rPr>
+        <w:t xml:space="preserve"> made the argument. </w:t>
+      </w:r>
+      <w:hyperlink w:history="1" r:id="rId-6tyfepqvfh10jcbprq6i">
+        <w:r>
+          <w:rPr>
+            <w:rStyle w:val="Hyperlink"/>
+            <w:i/>
+            <w:iCs/>
+            <w:color w:val="2C2C2A"/>
+            <w:sz w:val="23"/>
+            <w:szCs w:val="23"/>
+          </w:rPr>
+          <w:t xml:space="preserve">The first post in this repository</w:t>
+        </w:r>
+      </w:hyperlink>
+      <w:r>
+        <w:rPr>
+          <w:i/>
+          <w:iCs/>
+          <w:color w:val="2C2C2A"/>
+          <w:sz w:val="23"/>
+          <w:szCs w:val="23"/>
+        </w:rPr>
+        <w:t xml:space="preserve"> laid out the layer model and shipped the reference stack. This is the design that post promised: where each layer goes in silicon, the theory each piece rests on, how the pieces talk to each other and to the model, how they sit against the GPU, the CPU, memory and storage, and the experiments that would prove or disprove each claim. A chip designer went through my first draft and corrected it in seven places. His corrections are built into this one, and the biggest of them changed the shape of the design. The promise is narrower than my first draft claimed, and stronger, because it is a security contract at the point of action rather than a promise about a chip. I will keep the technical depth, and I will explain every piece of it with something you can picture. Every product, paper and standard I name is linked where I name it, and the links were checked on the day of posting.</w:t>
       </w:r>
     </w:p>
     <w:p>
@@ -135,9 +194,9 @@
         </w:tblBorders>
       </w:tblPr>
       <w:tblGrid>
-        <w:gridCol w:w="1809"/>
-        <w:gridCol w:w="4328"/>
-        <w:gridCol w:w="3223"/>
+        <w:gridCol w:w="897"/>
+        <w:gridCol w:w="2147"/>
+        <w:gridCol w:w="6316"/>
       </w:tblGrid>
       <w:tr>
         <w:trPr>
@@ -146,7 +205,7 @@
         </w:trPr>
         <w:tc>
           <w:tcPr>
-            <w:tcW w:type="dxa" w:w="1809"/>
+            <w:tcW w:type="dxa" w:w="897"/>
             <w:shd w:fill="E9E8E2" w:color="auto" w:val="clear"/>
             <w:tcMar>
               <w:top w:type="dxa" w:w="70"/>
@@ -174,7 +233,7 @@
         </w:tc>
         <w:tc>
           <w:tcPr>
-            <w:tcW w:type="dxa" w:w="4328"/>
+            <w:tcW w:type="dxa" w:w="2147"/>
             <w:shd w:fill="E9E8E2" w:color="auto" w:val="clear"/>
             <w:tcMar>
               <w:top w:type="dxa" w:w="70"/>
@@ -202,7 +261,7 @@
         </w:tc>
         <w:tc>
           <w:tcPr>
-            <w:tcW w:type="dxa" w:w="3223"/>
+            <w:tcW w:type="dxa" w:w="6316"/>
             <w:shd w:fill="E9E8E2" w:color="auto" w:val="clear"/>
             <w:tcMar>
               <w:top w:type="dxa" w:w="70"/>
@@ -236,7 +295,7 @@
         </w:trPr>
         <w:tc>
           <w:tcPr>
-            <w:tcW w:type="dxa" w:w="1809"/>
+            <w:tcW w:type="dxa" w:w="897"/>
             <w:tcMar>
               <w:top w:type="dxa" w:w="70"/>
               <w:left w:type="dxa" w:w="100"/>
@@ -261,7 +320,7 @@
         </w:tc>
         <w:tc>
           <w:tcPr>
-            <w:tcW w:type="dxa" w:w="4328"/>
+            <w:tcW w:type="dxa" w:w="2147"/>
             <w:tcMar>
               <w:top w:type="dxa" w:w="70"/>
               <w:left w:type="dxa" w:w="100"/>
@@ -286,36 +345,51 @@
         </w:tc>
         <w:tc>
           <w:tcPr>
-            <w:tcW w:type="dxa" w:w="3223"/>
-            <w:tcMar>
-              <w:top w:type="dxa" w:w="70"/>
-              <w:left w:type="dxa" w:w="100"/>
-              <w:bottom w:type="dxa" w:w="70"/>
-              <w:right w:type="dxa" w:w="100"/>
-            </w:tcMar>
-          </w:tcPr>
-          <w:p>
-            <w:pPr>
-              <w:spacing w:after="0" w:line="252" w:lineRule="auto"/>
-            </w:pPr>
-            <w:r>
-              <w:rPr>
-                <w:rFonts w:ascii="Georgia" w:cs="Georgia" w:eastAsia="Georgia" w:hAnsi="Georgia"/>
-                <w:color w:val="2C2C2A"/>
-                <w:sz w:val="18"/>
-                <w:szCs w:val="18"/>
-              </w:rPr>
-              <w:t xml:space="preserve">this repo (</w:t>
-            </w:r>
-            <w:r>
-              <w:rPr>
-                <w:rFonts w:ascii="Consolas" w:cs="Consolas" w:eastAsia="Consolas" w:hAnsi="Consolas"/>
-                <w:color w:val="2C2C2A"/>
-                <w:sz w:val="16"/>
-                <w:szCs w:val="16"/>
-              </w:rPr>
-              <w:t xml:space="preserve">attest.py</w:t>
-            </w:r>
+            <w:tcW w:type="dxa" w:w="6316"/>
+            <w:tcMar>
+              <w:top w:type="dxa" w:w="70"/>
+              <w:left w:type="dxa" w:w="100"/>
+              <w:bottom w:type="dxa" w:w="70"/>
+              <w:right w:type="dxa" w:w="100"/>
+            </w:tcMar>
+          </w:tcPr>
+          <w:p>
+            <w:pPr>
+              <w:spacing w:after="0" w:line="252" w:lineRule="auto"/>
+            </w:pPr>
+            <w:hyperlink w:history="1" r:id="rIdoiek5f3pxgz47lhcc7igq">
+              <w:r>
+                <w:rPr>
+                  <w:rStyle w:val="Hyperlink"/>
+                  <w:rFonts w:ascii="Georgia" w:cs="Georgia" w:eastAsia="Georgia" w:hAnsi="Georgia"/>
+                  <w:color w:val="2C2C2A"/>
+                  <w:sz w:val="18"/>
+                  <w:szCs w:val="18"/>
+                </w:rPr>
+                <w:t xml:space="preserve">this repo</w:t>
+              </w:r>
+            </w:hyperlink>
+            <w:r>
+              <w:rPr>
+                <w:rFonts w:ascii="Georgia" w:cs="Georgia" w:eastAsia="Georgia" w:hAnsi="Georgia"/>
+                <w:color w:val="2C2C2A"/>
+                <w:sz w:val="18"/>
+                <w:szCs w:val="18"/>
+              </w:rPr>
+              <w:t xml:space="preserve"> (</w:t>
+            </w:r>
+            <w:hyperlink w:history="1" r:id="rIdm_yh6nhr8kctphrxw9exl">
+              <w:r>
+                <w:rPr>
+                  <w:rStyle w:val="Hyperlink"/>
+                  <w:rFonts w:ascii="Consolas" w:cs="Consolas" w:eastAsia="Consolas" w:hAnsi="Consolas"/>
+                  <w:color w:val="2C2C2A"/>
+                  <w:sz w:val="16"/>
+                  <w:szCs w:val="16"/>
+                </w:rPr>
+                <w:t xml:space="preserve">attest.py</w:t>
+              </w:r>
+            </w:hyperlink>
             <w:r>
               <w:rPr>
                 <w:rFonts w:ascii="Georgia" w:cs="Georgia" w:eastAsia="Georgia" w:hAnsi="Georgia"/>
@@ -335,7 +409,7 @@
         </w:trPr>
         <w:tc>
           <w:tcPr>
-            <w:tcW w:type="dxa" w:w="1809"/>
+            <w:tcW w:type="dxa" w:w="897"/>
             <w:tcMar>
               <w:top w:type="dxa" w:w="70"/>
               <w:left w:type="dxa" w:w="100"/>
@@ -360,7 +434,7 @@
         </w:tc>
         <w:tc>
           <w:tcPr>
-            <w:tcW w:type="dxa" w:w="4328"/>
+            <w:tcW w:type="dxa" w:w="2147"/>
             <w:tcMar>
               <w:top w:type="dxa" w:w="70"/>
               <w:left w:type="dxa" w:w="100"/>
@@ -385,7 +459,7 @@
         </w:tc>
         <w:tc>
           <w:tcPr>
-            <w:tcW w:type="dxa" w:w="3223"/>
+            <w:tcW w:type="dxa" w:w="6316"/>
             <w:tcMar>
               <w:top w:type="dxa" w:w="70"/>
               <w:left w:type="dxa" w:w="100"/>
@@ -406,15 +480,18 @@
               </w:rPr>
               <w:t xml:space="preserve">this repo (</w:t>
             </w:r>
-            <w:r>
-              <w:rPr>
-                <w:rFonts w:ascii="Consolas" w:cs="Consolas" w:eastAsia="Consolas" w:hAnsi="Consolas"/>
-                <w:color w:val="2C2C2A"/>
-                <w:sz w:val="16"/>
-                <w:szCs w:val="16"/>
-              </w:rPr>
-              <w:t xml:space="preserve">gate.py</w:t>
-            </w:r>
+            <w:hyperlink w:history="1" r:id="rIdykdtozvjlxjld8ggv17ja">
+              <w:r>
+                <w:rPr>
+                  <w:rStyle w:val="Hyperlink"/>
+                  <w:rFonts w:ascii="Consolas" w:cs="Consolas" w:eastAsia="Consolas" w:hAnsi="Consolas"/>
+                  <w:color w:val="2C2C2A"/>
+                  <w:sz w:val="16"/>
+                  <w:szCs w:val="16"/>
+                </w:rPr>
+                <w:t xml:space="preserve">gate.py</w:t>
+              </w:r>
+            </w:hyperlink>
             <w:r>
               <w:rPr>
                 <w:rFonts w:ascii="Georgia" w:cs="Georgia" w:eastAsia="Georgia" w:hAnsi="Georgia"/>
@@ -424,15 +501,18 @@
               </w:rPr>
               <w:t xml:space="preserve">, </w:t>
             </w:r>
-            <w:r>
-              <w:rPr>
-                <w:rFonts w:ascii="Consolas" w:cs="Consolas" w:eastAsia="Consolas" w:hAnsi="Consolas"/>
-                <w:color w:val="2C2C2A"/>
-                <w:sz w:val="16"/>
-                <w:szCs w:val="16"/>
-              </w:rPr>
-              <w:t xml:space="preserve">ledger.py</w:t>
-            </w:r>
+            <w:hyperlink w:history="1" r:id="rId4kw67ervtdamgczbrhpaf">
+              <w:r>
+                <w:rPr>
+                  <w:rStyle w:val="Hyperlink"/>
+                  <w:rFonts w:ascii="Consolas" w:cs="Consolas" w:eastAsia="Consolas" w:hAnsi="Consolas"/>
+                  <w:color w:val="2C2C2A"/>
+                  <w:sz w:val="16"/>
+                  <w:szCs w:val="16"/>
+                </w:rPr>
+                <w:t xml:space="preserve">ledger.py</w:t>
+              </w:r>
+            </w:hyperlink>
             <w:r>
               <w:rPr>
                 <w:rFonts w:ascii="Georgia" w:cs="Georgia" w:eastAsia="Georgia" w:hAnsi="Georgia"/>
@@ -442,15 +522,18 @@
               </w:rPr>
               <w:t xml:space="preserve">, </w:t>
             </w:r>
-            <w:r>
-              <w:rPr>
-                <w:rFonts w:ascii="Consolas" w:cs="Consolas" w:eastAsia="Consolas" w:hAnsi="Consolas"/>
-                <w:color w:val="2C2C2A"/>
-                <w:sz w:val="16"/>
-                <w:szCs w:val="16"/>
-              </w:rPr>
-              <w:t xml:space="preserve">endpoints.py</w:t>
-            </w:r>
+            <w:hyperlink w:history="1" r:id="rId8ichy3c_h9honqafviljn">
+              <w:r>
+                <w:rPr>
+                  <w:rStyle w:val="Hyperlink"/>
+                  <w:rFonts w:ascii="Consolas" w:cs="Consolas" w:eastAsia="Consolas" w:hAnsi="Consolas"/>
+                  <w:color w:val="2C2C2A"/>
+                  <w:sz w:val="16"/>
+                  <w:szCs w:val="16"/>
+                </w:rPr>
+                <w:t xml:space="preserve">endpoints.py</w:t>
+              </w:r>
+            </w:hyperlink>
             <w:r>
               <w:rPr>
                 <w:rFonts w:ascii="Georgia" w:cs="Georgia" w:eastAsia="Georgia" w:hAnsi="Georgia"/>
@@ -460,15 +543,18 @@
               </w:rPr>
               <w:t xml:space="preserve">, </w:t>
             </w:r>
-            <w:r>
-              <w:rPr>
-                <w:rFonts w:ascii="Consolas" w:cs="Consolas" w:eastAsia="Consolas" w:hAnsi="Consolas"/>
-                <w:color w:val="2C2C2A"/>
-                <w:sz w:val="16"/>
-                <w:szCs w:val="16"/>
-              </w:rPr>
-              <w:t xml:space="preserve">audit.py</w:t>
-            </w:r>
+            <w:hyperlink w:history="1" r:id="rIdmnmy9sqaqiwxnnu7udkvb">
+              <w:r>
+                <w:rPr>
+                  <w:rStyle w:val="Hyperlink"/>
+                  <w:rFonts w:ascii="Consolas" w:cs="Consolas" w:eastAsia="Consolas" w:hAnsi="Consolas"/>
+                  <w:color w:val="2C2C2A"/>
+                  <w:sz w:val="16"/>
+                  <w:szCs w:val="16"/>
+                </w:rPr>
+                <w:t xml:space="preserve">audit.py</w:t>
+              </w:r>
+            </w:hyperlink>
             <w:r>
               <w:rPr>
                 <w:rFonts w:ascii="Georgia" w:cs="Georgia" w:eastAsia="Georgia" w:hAnsi="Georgia"/>
@@ -488,7 +574,7 @@
         </w:trPr>
         <w:tc>
           <w:tcPr>
-            <w:tcW w:type="dxa" w:w="1809"/>
+            <w:tcW w:type="dxa" w:w="897"/>
             <w:tcMar>
               <w:top w:type="dxa" w:w="70"/>
               <w:left w:type="dxa" w:w="100"/>
@@ -513,7 +599,7 @@
         </w:tc>
         <w:tc>
           <w:tcPr>
-            <w:tcW w:type="dxa" w:w="4328"/>
+            <w:tcW w:type="dxa" w:w="2147"/>
             <w:tcMar>
               <w:top w:type="dxa" w:w="70"/>
               <w:left w:type="dxa" w:w="100"/>
@@ -538,36 +624,51 @@
         </w:tc>
         <w:tc>
           <w:tcPr>
-            <w:tcW w:type="dxa" w:w="3223"/>
-            <w:tcMar>
-              <w:top w:type="dxa" w:w="70"/>
-              <w:left w:type="dxa" w:w="100"/>
-              <w:bottom w:type="dxa" w:w="70"/>
-              <w:right w:type="dxa" w:w="100"/>
-            </w:tcMar>
-          </w:tcPr>
-          <w:p>
-            <w:pPr>
-              <w:spacing w:after="0" w:line="252" w:lineRule="auto"/>
-            </w:pPr>
-            <w:r>
-              <w:rPr>
-                <w:rFonts w:ascii="Consolas" w:cs="Consolas" w:eastAsia="Consolas" w:hAnsi="Consolas"/>
-                <w:color w:val="2C2C2A"/>
-                <w:sz w:val="16"/>
-                <w:szCs w:val="16"/>
-              </w:rPr>
-              <w:t xml:space="preserve">autonomic-graph-regulation</w:t>
-            </w:r>
-            <w:r>
-              <w:rPr>
-                <w:rFonts w:ascii="Georgia" w:cs="Georgia" w:eastAsia="Georgia" w:hAnsi="Georgia"/>
-                <w:color w:val="2C2C2A"/>
-                <w:sz w:val="18"/>
-                <w:szCs w:val="18"/>
-              </w:rPr>
-              <w:t xml:space="preserve">; NVIDIA Sentry</w:t>
-            </w:r>
+            <w:tcW w:type="dxa" w:w="6316"/>
+            <w:tcMar>
+              <w:top w:type="dxa" w:w="70"/>
+              <w:left w:type="dxa" w:w="100"/>
+              <w:bottom w:type="dxa" w:w="70"/>
+              <w:right w:type="dxa" w:w="100"/>
+            </w:tcMar>
+          </w:tcPr>
+          <w:p>
+            <w:pPr>
+              <w:spacing w:after="0" w:line="252" w:lineRule="auto"/>
+            </w:pPr>
+            <w:hyperlink w:history="1" r:id="rId2ngh8pba9b3hsinztvyuc">
+              <w:r>
+                <w:rPr>
+                  <w:rStyle w:val="Hyperlink"/>
+                  <w:rFonts w:ascii="Consolas" w:cs="Consolas" w:eastAsia="Consolas" w:hAnsi="Consolas"/>
+                  <w:color w:val="2C2C2A"/>
+                  <w:sz w:val="16"/>
+                  <w:szCs w:val="16"/>
+                </w:rPr>
+                <w:t xml:space="preserve">autonomic-graph-regulation</w:t>
+              </w:r>
+            </w:hyperlink>
+            <w:r>
+              <w:rPr>
+                <w:rFonts w:ascii="Georgia" w:cs="Georgia" w:eastAsia="Georgia" w:hAnsi="Georgia"/>
+                <w:color w:val="2C2C2A"/>
+                <w:sz w:val="18"/>
+                <w:szCs w:val="18"/>
+              </w:rPr>
+              <w:t xml:space="preserve">; </w:t>
+            </w:r>
+            <w:hyperlink w:history="1" r:id="rIddn8fvqzppnhewkptcbxyk">
+              <w:r>
+                <w:rPr>
+                  <w:rStyle w:val="Hyperlink"/>
+                  <w:rFonts w:ascii="Georgia" w:cs="Georgia" w:eastAsia="Georgia" w:hAnsi="Georgia"/>
+                  <w:color w:val="2C2C2A"/>
+                  <w:sz w:val="18"/>
+                  <w:szCs w:val="18"/>
+                </w:rPr>
+                <w:t xml:space="preserve">NVIDIA Sentry</w:t>
+              </w:r>
+            </w:hyperlink>
           </w:p>
         </w:tc>
       </w:tr>
@@ -578,7 +679,7 @@
         </w:trPr>
         <w:tc>
           <w:tcPr>
-            <w:tcW w:type="dxa" w:w="1809"/>
+            <w:tcW w:type="dxa" w:w="897"/>
             <w:tcMar>
               <w:top w:type="dxa" w:w="70"/>
               <w:left w:type="dxa" w:w="100"/>
@@ -603,7 +704,7 @@
         </w:tc>
         <w:tc>
           <w:tcPr>
-            <w:tcW w:type="dxa" w:w="4328"/>
+            <w:tcW w:type="dxa" w:w="2147"/>
             <w:tcMar>
               <w:top w:type="dxa" w:w="70"/>
               <w:left w:type="dxa" w:w="100"/>
@@ -628,27 +729,30 @@
         </w:tc>
         <w:tc>
           <w:tcPr>
-            <w:tcW w:type="dxa" w:w="3223"/>
-            <w:tcMar>
-              <w:top w:type="dxa" w:w="70"/>
-              <w:left w:type="dxa" w:w="100"/>
-              <w:bottom w:type="dxa" w:w="70"/>
-              <w:right w:type="dxa" w:w="100"/>
-            </w:tcMar>
-          </w:tcPr>
-          <w:p>
-            <w:pPr>
-              <w:spacing w:after="0" w:line="252" w:lineRule="auto"/>
-            </w:pPr>
-            <w:r>
-              <w:rPr>
-                <w:rFonts w:ascii="Consolas" w:cs="Consolas" w:eastAsia="Consolas" w:hAnsi="Consolas"/>
-                <w:color w:val="2C2C2A"/>
-                <w:sz w:val="16"/>
-                <w:szCs w:val="16"/>
-              </w:rPr>
-              <w:t xml:space="preserve">Watermark</w:t>
-            </w:r>
+            <w:tcW w:type="dxa" w:w="6316"/>
+            <w:tcMar>
+              <w:top w:type="dxa" w:w="70"/>
+              <w:left w:type="dxa" w:w="100"/>
+              <w:bottom w:type="dxa" w:w="70"/>
+              <w:right w:type="dxa" w:w="100"/>
+            </w:tcMar>
+          </w:tcPr>
+          <w:p>
+            <w:pPr>
+              <w:spacing w:after="0" w:line="252" w:lineRule="auto"/>
+            </w:pPr>
+            <w:hyperlink w:history="1" r:id="rIdy20chkyyzoqu_xk1tcoer">
+              <w:r>
+                <w:rPr>
+                  <w:rStyle w:val="Hyperlink"/>
+                  <w:rFonts w:ascii="Consolas" w:cs="Consolas" w:eastAsia="Consolas" w:hAnsi="Consolas"/>
+                  <w:color w:val="2C2C2A"/>
+                  <w:sz w:val="16"/>
+                  <w:szCs w:val="16"/>
+                </w:rPr>
+                <w:t xml:space="preserve">Watermark</w:t>
+              </w:r>
+            </w:hyperlink>
           </w:p>
         </w:tc>
       </w:tr>
@@ -659,7 +763,7 @@
         </w:trPr>
         <w:tc>
           <w:tcPr>
-            <w:tcW w:type="dxa" w:w="1809"/>
+            <w:tcW w:type="dxa" w:w="897"/>
             <w:tcMar>
               <w:top w:type="dxa" w:w="70"/>
               <w:left w:type="dxa" w:w="100"/>
@@ -684,7 +788,7 @@
         </w:tc>
         <w:tc>
           <w:tcPr>
-            <w:tcW w:type="dxa" w:w="4328"/>
+            <w:tcW w:type="dxa" w:w="2147"/>
             <w:tcMar>
               <w:top w:type="dxa" w:w="70"/>
               <w:left w:type="dxa" w:w="100"/>
@@ -709,7 +813,7 @@
         </w:tc>
         <w:tc>
           <w:tcPr>
-            <w:tcW w:type="dxa" w:w="3223"/>
+            <w:tcW w:type="dxa" w:w="6316"/>
             <w:tcMar>
               <w:top w:type="dxa" w:w="70"/>
               <w:left w:type="dxa" w:w="100"/>
@@ -740,7 +844,7 @@
         </w:trPr>
         <w:tc>
           <w:tcPr>
-            <w:tcW w:type="dxa" w:w="1809"/>
+            <w:tcW w:type="dxa" w:w="897"/>
             <w:tcMar>
               <w:top w:type="dxa" w:w="70"/>
               <w:left w:type="dxa" w:w="100"/>
@@ -765,7 +869,7 @@
         </w:tc>
         <w:tc>
           <w:tcPr>
-            <w:tcW w:type="dxa" w:w="4328"/>
+            <w:tcW w:type="dxa" w:w="2147"/>
             <w:tcMar>
               <w:top w:type="dxa" w:w="70"/>
               <w:left w:type="dxa" w:w="100"/>
@@ -790,7 +894,7 @@
         </w:tc>
         <w:tc>
           <w:tcPr>
-            <w:tcW w:type="dxa" w:w="3223"/>
+            <w:tcW w:type="dxa" w:w="6316"/>
             <w:tcMar>
               <w:top w:type="dxa" w:w="70"/>
               <w:left w:type="dxa" w:w="100"/>
@@ -811,15 +915,18 @@
               </w:rPr>
               <w:t xml:space="preserve">this repo (</w:t>
             </w:r>
-            <w:r>
-              <w:rPr>
-                <w:rFonts w:ascii="Consolas" w:cs="Consolas" w:eastAsia="Consolas" w:hAnsi="Consolas"/>
-                <w:color w:val="2C2C2A"/>
-                <w:sz w:val="16"/>
-                <w:szCs w:val="16"/>
-              </w:rPr>
-              <w:t xml:space="preserve">root.py</w:t>
-            </w:r>
+            <w:hyperlink w:history="1" r:id="rIdyyrks7ghj9pzvyqd8z6ak">
+              <w:r>
+                <w:rPr>
+                  <w:rStyle w:val="Hyperlink"/>
+                  <w:rFonts w:ascii="Consolas" w:cs="Consolas" w:eastAsia="Consolas" w:hAnsi="Consolas"/>
+                  <w:color w:val="2C2C2A"/>
+                  <w:sz w:val="16"/>
+                  <w:szCs w:val="16"/>
+                </w:rPr>
+                <w:t xml:space="preserve">root.py</w:t>
+              </w:r>
+            </w:hyperlink>
             <w:r>
               <w:rPr>
                 <w:rFonts w:ascii="Georgia" w:cs="Georgia" w:eastAsia="Georgia" w:hAnsi="Georgia"/>
@@ -859,9 +966,9 @@
         </w:tblBorders>
       </w:tblPr>
       <w:tblGrid>
-        <w:gridCol w:w="3358"/>
-        <w:gridCol w:w="3875"/>
-        <w:gridCol w:w="2127"/>
+        <w:gridCol w:w="1457"/>
+        <w:gridCol w:w="1682"/>
+        <w:gridCol w:w="6221"/>
       </w:tblGrid>
       <w:tr>
         <w:trPr>
@@ -870,7 +977,7 @@
         </w:trPr>
         <w:tc>
           <w:tcPr>
-            <w:tcW w:type="dxa" w:w="3358"/>
+            <w:tcW w:type="dxa" w:w="1457"/>
             <w:shd w:fill="E9E8E2" w:color="auto" w:val="clear"/>
             <w:tcMar>
               <w:top w:type="dxa" w:w="70"/>
@@ -898,7 +1005,7 @@
         </w:tc>
         <w:tc>
           <w:tcPr>
-            <w:tcW w:type="dxa" w:w="3875"/>
+            <w:tcW w:type="dxa" w:w="1682"/>
             <w:shd w:fill="E9E8E2" w:color="auto" w:val="clear"/>
             <w:tcMar>
               <w:top w:type="dxa" w:w="70"/>
@@ -926,7 +1033,7 @@
         </w:tc>
         <w:tc>
           <w:tcPr>
-            <w:tcW w:type="dxa" w:w="2127"/>
+            <w:tcW w:type="dxa" w:w="6221"/>
             <w:shd w:fill="E9E8E2" w:color="auto" w:val="clear"/>
             <w:tcMar>
               <w:top w:type="dxa" w:w="70"/>
@@ -960,7 +1067,7 @@
         </w:trPr>
         <w:tc>
           <w:tcPr>
-            <w:tcW w:type="dxa" w:w="3358"/>
+            <w:tcW w:type="dxa" w:w="1457"/>
             <w:tcMar>
               <w:top w:type="dxa" w:w="70"/>
               <w:left w:type="dxa" w:w="100"/>
@@ -985,7 +1092,7 @@
         </w:tc>
         <w:tc>
           <w:tcPr>
-            <w:tcW w:type="dxa" w:w="3875"/>
+            <w:tcW w:type="dxa" w:w="1682"/>
             <w:tcMar>
               <w:top w:type="dxa" w:w="70"/>
               <w:left w:type="dxa" w:w="100"/>
@@ -1010,27 +1117,30 @@
         </w:tc>
         <w:tc>
           <w:tcPr>
-            <w:tcW w:type="dxa" w:w="2127"/>
-            <w:tcMar>
-              <w:top w:type="dxa" w:w="70"/>
-              <w:left w:type="dxa" w:w="100"/>
-              <w:bottom w:type="dxa" w:w="70"/>
-              <w:right w:type="dxa" w:w="100"/>
-            </w:tcMar>
-          </w:tcPr>
-          <w:p>
-            <w:pPr>
-              <w:spacing w:after="0" w:line="252" w:lineRule="auto"/>
-            </w:pPr>
-            <w:r>
-              <w:rPr>
-                <w:rFonts w:ascii="Consolas" w:cs="Consolas" w:eastAsia="Consolas" w:hAnsi="Consolas"/>
-                <w:color w:val="2C2C2A"/>
-                <w:sz w:val="16"/>
-                <w:szCs w:val="16"/>
-              </w:rPr>
-              <w:t xml:space="preserve">endpoints.py</w:t>
-            </w:r>
+            <w:tcW w:type="dxa" w:w="6221"/>
+            <w:tcMar>
+              <w:top w:type="dxa" w:w="70"/>
+              <w:left w:type="dxa" w:w="100"/>
+              <w:bottom w:type="dxa" w:w="70"/>
+              <w:right w:type="dxa" w:w="100"/>
+            </w:tcMar>
+          </w:tcPr>
+          <w:p>
+            <w:pPr>
+              <w:spacing w:after="0" w:line="252" w:lineRule="auto"/>
+            </w:pPr>
+            <w:hyperlink w:history="1" r:id="rIdikxi3brmcd9jx88nyf0tv">
+              <w:r>
+                <w:rPr>
+                  <w:rStyle w:val="Hyperlink"/>
+                  <w:rFonts w:ascii="Consolas" w:cs="Consolas" w:eastAsia="Consolas" w:hAnsi="Consolas"/>
+                  <w:color w:val="2C2C2A"/>
+                  <w:sz w:val="16"/>
+                  <w:szCs w:val="16"/>
+                </w:rPr>
+                <w:t xml:space="preserve">endpoints.py</w:t>
+              </w:r>
+            </w:hyperlink>
           </w:p>
         </w:tc>
       </w:tr>
@@ -1041,7 +1151,7 @@
         </w:trPr>
         <w:tc>
           <w:tcPr>
-            <w:tcW w:type="dxa" w:w="3358"/>
+            <w:tcW w:type="dxa" w:w="1457"/>
             <w:tcMar>
               <w:top w:type="dxa" w:w="70"/>
               <w:left w:type="dxa" w:w="100"/>
@@ -1066,7 +1176,7 @@
         </w:tc>
         <w:tc>
           <w:tcPr>
-            <w:tcW w:type="dxa" w:w="3875"/>
+            <w:tcW w:type="dxa" w:w="1682"/>
             <w:tcMar>
               <w:top w:type="dxa" w:w="70"/>
               <w:left w:type="dxa" w:w="100"/>
@@ -1091,27 +1201,30 @@
         </w:tc>
         <w:tc>
           <w:tcPr>
-            <w:tcW w:type="dxa" w:w="2127"/>
-            <w:tcMar>
-              <w:top w:type="dxa" w:w="70"/>
-              <w:left w:type="dxa" w:w="100"/>
-              <w:bottom w:type="dxa" w:w="70"/>
-              <w:right w:type="dxa" w:w="100"/>
-            </w:tcMar>
-          </w:tcPr>
-          <w:p>
-            <w:pPr>
-              <w:spacing w:after="0" w:line="252" w:lineRule="auto"/>
-            </w:pPr>
-            <w:r>
-              <w:rPr>
-                <w:rFonts w:ascii="Consolas" w:cs="Consolas" w:eastAsia="Consolas" w:hAnsi="Consolas"/>
-                <w:color w:val="2C2C2A"/>
-                <w:sz w:val="16"/>
-                <w:szCs w:val="16"/>
-              </w:rPr>
-              <w:t xml:space="preserve">gate.py</w:t>
-            </w:r>
+            <w:tcW w:type="dxa" w:w="6221"/>
+            <w:tcMar>
+              <w:top w:type="dxa" w:w="70"/>
+              <w:left w:type="dxa" w:w="100"/>
+              <w:bottom w:type="dxa" w:w="70"/>
+              <w:right w:type="dxa" w:w="100"/>
+            </w:tcMar>
+          </w:tcPr>
+          <w:p>
+            <w:pPr>
+              <w:spacing w:after="0" w:line="252" w:lineRule="auto"/>
+            </w:pPr>
+            <w:hyperlink w:history="1" r:id="rIdqmmtjodieaqfl6fooyt8a">
+              <w:r>
+                <w:rPr>
+                  <w:rStyle w:val="Hyperlink"/>
+                  <w:rFonts w:ascii="Consolas" w:cs="Consolas" w:eastAsia="Consolas" w:hAnsi="Consolas"/>
+                  <w:color w:val="2C2C2A"/>
+                  <w:sz w:val="16"/>
+                  <w:szCs w:val="16"/>
+                </w:rPr>
+                <w:t xml:space="preserve">gate.py</w:t>
+              </w:r>
+            </w:hyperlink>
             <w:r>
               <w:rPr>
                 <w:rFonts w:ascii="Georgia" w:cs="Georgia" w:eastAsia="Georgia" w:hAnsi="Georgia"/>
@@ -1121,15 +1234,18 @@
               </w:rPr>
               <w:t xml:space="preserve">, </w:t>
             </w:r>
-            <w:r>
-              <w:rPr>
-                <w:rFonts w:ascii="Consolas" w:cs="Consolas" w:eastAsia="Consolas" w:hAnsi="Consolas"/>
-                <w:color w:val="2C2C2A"/>
-                <w:sz w:val="16"/>
-                <w:szCs w:val="16"/>
-              </w:rPr>
-              <w:t xml:space="preserve">ledger.py</w:t>
-            </w:r>
+            <w:hyperlink w:history="1" r:id="rIdw2ehpwiiq1anh-4xb2zh3">
+              <w:r>
+                <w:rPr>
+                  <w:rStyle w:val="Hyperlink"/>
+                  <w:rFonts w:ascii="Consolas" w:cs="Consolas" w:eastAsia="Consolas" w:hAnsi="Consolas"/>
+                  <w:color w:val="2C2C2A"/>
+                  <w:sz w:val="16"/>
+                  <w:szCs w:val="16"/>
+                </w:rPr>
+                <w:t xml:space="preserve">ledger.py</w:t>
+              </w:r>
+            </w:hyperlink>
           </w:p>
         </w:tc>
       </w:tr>
@@ -1140,7 +1256,7 @@
         </w:trPr>
         <w:tc>
           <w:tcPr>
-            <w:tcW w:type="dxa" w:w="3358"/>
+            <w:tcW w:type="dxa" w:w="1457"/>
             <w:tcMar>
               <w:top w:type="dxa" w:w="70"/>
               <w:left w:type="dxa" w:w="100"/>
@@ -1165,7 +1281,7 @@
         </w:tc>
         <w:tc>
           <w:tcPr>
-            <w:tcW w:type="dxa" w:w="3875"/>
+            <w:tcW w:type="dxa" w:w="1682"/>
             <w:tcMar>
               <w:top w:type="dxa" w:w="70"/>
               <w:left w:type="dxa" w:w="100"/>
@@ -1190,27 +1306,30 @@
         </w:tc>
         <w:tc>
           <w:tcPr>
-            <w:tcW w:type="dxa" w:w="2127"/>
-            <w:tcMar>
-              <w:top w:type="dxa" w:w="70"/>
-              <w:left w:type="dxa" w:w="100"/>
-              <w:bottom w:type="dxa" w:w="70"/>
-              <w:right w:type="dxa" w:w="100"/>
-            </w:tcMar>
-          </w:tcPr>
-          <w:p>
-            <w:pPr>
-              <w:spacing w:after="0" w:line="252" w:lineRule="auto"/>
-            </w:pPr>
-            <w:r>
-              <w:rPr>
-                <w:rFonts w:ascii="Consolas" w:cs="Consolas" w:eastAsia="Consolas" w:hAnsi="Consolas"/>
-                <w:color w:val="2C2C2A"/>
-                <w:sz w:val="16"/>
-                <w:szCs w:val="16"/>
-              </w:rPr>
-              <w:t xml:space="preserve">attest.py</w:t>
-            </w:r>
+            <w:tcW w:type="dxa" w:w="6221"/>
+            <w:tcMar>
+              <w:top w:type="dxa" w:w="70"/>
+              <w:left w:type="dxa" w:w="100"/>
+              <w:bottom w:type="dxa" w:w="70"/>
+              <w:right w:type="dxa" w:w="100"/>
+            </w:tcMar>
+          </w:tcPr>
+          <w:p>
+            <w:pPr>
+              <w:spacing w:after="0" w:line="252" w:lineRule="auto"/>
+            </w:pPr>
+            <w:hyperlink w:history="1" r:id="rIdtj18619ypfrl6dxmzmd5z">
+              <w:r>
+                <w:rPr>
+                  <w:rStyle w:val="Hyperlink"/>
+                  <w:rFonts w:ascii="Consolas" w:cs="Consolas" w:eastAsia="Consolas" w:hAnsi="Consolas"/>
+                  <w:color w:val="2C2C2A"/>
+                  <w:sz w:val="16"/>
+                  <w:szCs w:val="16"/>
+                </w:rPr>
+                <w:t xml:space="preserve">attest.py</w:t>
+              </w:r>
+            </w:hyperlink>
             <w:r>
               <w:rPr>
                 <w:rFonts w:ascii="Georgia" w:cs="Georgia" w:eastAsia="Georgia" w:hAnsi="Georgia"/>
@@ -1220,15 +1339,18 @@
               </w:rPr>
               <w:t xml:space="preserve">, approvals in </w:t>
             </w:r>
-            <w:r>
-              <w:rPr>
-                <w:rFonts w:ascii="Consolas" w:cs="Consolas" w:eastAsia="Consolas" w:hAnsi="Consolas"/>
-                <w:color w:val="2C2C2A"/>
-                <w:sz w:val="16"/>
-                <w:szCs w:val="16"/>
-              </w:rPr>
-              <w:t xml:space="preserve">gate.py</w:t>
-            </w:r>
+            <w:hyperlink w:history="1" r:id="rId3lcmujnninld-j7s4brvv">
+              <w:r>
+                <w:rPr>
+                  <w:rStyle w:val="Hyperlink"/>
+                  <w:rFonts w:ascii="Consolas" w:cs="Consolas" w:eastAsia="Consolas" w:hAnsi="Consolas"/>
+                  <w:color w:val="2C2C2A"/>
+                  <w:sz w:val="16"/>
+                  <w:szCs w:val="16"/>
+                </w:rPr>
+                <w:t xml:space="preserve">gate.py</w:t>
+              </w:r>
+            </w:hyperlink>
           </w:p>
         </w:tc>
       </w:tr>
@@ -1239,7 +1361,7 @@
         </w:trPr>
         <w:tc>
           <w:tcPr>
-            <w:tcW w:type="dxa" w:w="3358"/>
+            <w:tcW w:type="dxa" w:w="1457"/>
             <w:tcMar>
               <w:top w:type="dxa" w:w="70"/>
               <w:left w:type="dxa" w:w="100"/>
@@ -1264,7 +1386,7 @@
         </w:tc>
         <w:tc>
           <w:tcPr>
-            <w:tcW w:type="dxa" w:w="3875"/>
+            <w:tcW w:type="dxa" w:w="1682"/>
             <w:tcMar>
               <w:top w:type="dxa" w:w="70"/>
               <w:left w:type="dxa" w:w="100"/>
@@ -1289,27 +1411,30 @@
         </w:tc>
         <w:tc>
           <w:tcPr>
-            <w:tcW w:type="dxa" w:w="2127"/>
-            <w:tcMar>
-              <w:top w:type="dxa" w:w="70"/>
-              <w:left w:type="dxa" w:w="100"/>
-              <w:bottom w:type="dxa" w:w="70"/>
-              <w:right w:type="dxa" w:w="100"/>
-            </w:tcMar>
-          </w:tcPr>
-          <w:p>
-            <w:pPr>
-              <w:spacing w:after="0" w:line="252" w:lineRule="auto"/>
-            </w:pPr>
-            <w:r>
-              <w:rPr>
-                <w:rFonts w:ascii="Consolas" w:cs="Consolas" w:eastAsia="Consolas" w:hAnsi="Consolas"/>
-                <w:color w:val="2C2C2A"/>
-                <w:sz w:val="16"/>
-                <w:szCs w:val="16"/>
-              </w:rPr>
-              <w:t xml:space="preserve">assertions.py</w:t>
-            </w:r>
+            <w:tcW w:type="dxa" w:w="6221"/>
+            <w:tcMar>
+              <w:top w:type="dxa" w:w="70"/>
+              <w:left w:type="dxa" w:w="100"/>
+              <w:bottom w:type="dxa" w:w="70"/>
+              <w:right w:type="dxa" w:w="100"/>
+            </w:tcMar>
+          </w:tcPr>
+          <w:p>
+            <w:pPr>
+              <w:spacing w:after="0" w:line="252" w:lineRule="auto"/>
+            </w:pPr>
+            <w:hyperlink w:history="1" r:id="rId8iv2jwjbtw-w3njssqixu">
+              <w:r>
+                <w:rPr>
+                  <w:rStyle w:val="Hyperlink"/>
+                  <w:rFonts w:ascii="Consolas" w:cs="Consolas" w:eastAsia="Consolas" w:hAnsi="Consolas"/>
+                  <w:color w:val="2C2C2A"/>
+                  <w:sz w:val="16"/>
+                  <w:szCs w:val="16"/>
+                </w:rPr>
+                <w:t xml:space="preserve">assertions.py</w:t>
+              </w:r>
+            </w:hyperlink>
             <w:r>
               <w:rPr>
                 <w:rFonts w:ascii="Georgia" w:cs="Georgia" w:eastAsia="Georgia" w:hAnsi="Georgia"/>
@@ -1319,15 +1444,18 @@
               </w:rPr>
               <w:t xml:space="preserve">, </w:t>
             </w:r>
-            <w:r>
-              <w:rPr>
-                <w:rFonts w:ascii="Consolas" w:cs="Consolas" w:eastAsia="Consolas" w:hAnsi="Consolas"/>
-                <w:color w:val="2C2C2A"/>
-                <w:sz w:val="16"/>
-                <w:szCs w:val="16"/>
-              </w:rPr>
-              <w:t xml:space="preserve">oasp.py</w:t>
-            </w:r>
+            <w:hyperlink w:history="1" r:id="rIdubr0ke7smil3ha1d9come">
+              <w:r>
+                <w:rPr>
+                  <w:rStyle w:val="Hyperlink"/>
+                  <w:rFonts w:ascii="Consolas" w:cs="Consolas" w:eastAsia="Consolas" w:hAnsi="Consolas"/>
+                  <w:color w:val="2C2C2A"/>
+                  <w:sz w:val="16"/>
+                  <w:szCs w:val="16"/>
+                </w:rPr>
+                <w:t xml:space="preserve">oasp.py</w:t>
+              </w:r>
+            </w:hyperlink>
           </w:p>
         </w:tc>
       </w:tr>
@@ -1710,9 +1838,9 @@
         </w:tblBorders>
       </w:tblPr>
       <w:tblGrid>
-        <w:gridCol w:w="3120"/>
-        <w:gridCol w:w="3120"/>
-        <w:gridCol w:w="3120"/>
+        <w:gridCol w:w="6506"/>
+        <w:gridCol w:w="1427"/>
+        <w:gridCol w:w="1427"/>
       </w:tblGrid>
       <w:tr>
         <w:trPr>
@@ -1721,7 +1849,7 @@
         </w:trPr>
         <w:tc>
           <w:tcPr>
-            <w:tcW w:type="dxa" w:w="3120"/>
+            <w:tcW w:type="dxa" w:w="6506"/>
             <w:shd w:fill="E9E8E2" w:color="auto" w:val="clear"/>
             <w:tcMar>
               <w:top w:type="dxa" w:w="70"/>
@@ -1749,7 +1877,7 @@
         </w:tc>
         <w:tc>
           <w:tcPr>
-            <w:tcW w:type="dxa" w:w="3120"/>
+            <w:tcW w:type="dxa" w:w="1427"/>
             <w:shd w:fill="E9E8E2" w:color="auto" w:val="clear"/>
             <w:tcMar>
               <w:top w:type="dxa" w:w="70"/>
@@ -1777,7 +1905,7 @@
         </w:tc>
         <w:tc>
           <w:tcPr>
-            <w:tcW w:type="dxa" w:w="3120"/>
+            <w:tcW w:type="dxa" w:w="1427"/>
             <w:shd w:fill="E9E8E2" w:color="auto" w:val="clear"/>
             <w:tcMar>
               <w:top w:type="dxa" w:w="70"/>
@@ -1811,7 +1939,7 @@
         </w:trPr>
         <w:tc>
           <w:tcPr>
-            <w:tcW w:type="dxa" w:w="3120"/>
+            <w:tcW w:type="dxa" w:w="6506"/>
             <w:tcMar>
               <w:top w:type="dxa" w:w="70"/>
               <w:left w:type="dxa" w:w="100"/>
@@ -1847,7 +1975,7 @@
         </w:tc>
         <w:tc>
           <w:tcPr>
-            <w:tcW w:type="dxa" w:w="3120"/>
+            <w:tcW w:type="dxa" w:w="1427"/>
             <w:tcMar>
               <w:top w:type="dxa" w:w="70"/>
               <w:left w:type="dxa" w:w="100"/>
@@ -1872,7 +2000,7 @@
         </w:tc>
         <w:tc>
           <w:tcPr>
-            <w:tcW w:type="dxa" w:w="3120"/>
+            <w:tcW w:type="dxa" w:w="1427"/>
             <w:tcMar>
               <w:top w:type="dxa" w:w="70"/>
               <w:left w:type="dxa" w:w="100"/>
@@ -1903,7 +2031,7 @@
         </w:trPr>
         <w:tc>
           <w:tcPr>
-            <w:tcW w:type="dxa" w:w="3120"/>
+            <w:tcW w:type="dxa" w:w="6506"/>
             <w:tcMar>
               <w:top w:type="dxa" w:w="70"/>
               <w:left w:type="dxa" w:w="100"/>
@@ -1933,13 +2061,76 @@
                 <w:sz w:val="18"/>
                 <w:szCs w:val="18"/>
               </w:rPr>
-              <w:t xml:space="preserve"> (BlueField-4 with DOCA, beside NVIDIA Sentry)</w:t>
-            </w:r>
-          </w:p>
-        </w:tc>
-        <w:tc>
-          <w:tcPr>
-            <w:tcW w:type="dxa" w:w="3120"/>
+              <w:t xml:space="preserve"> (</w:t>
+            </w:r>
+            <w:hyperlink w:history="1" r:id="rIdnq68osxb-pnamuo-mdnte">
+              <w:r>
+                <w:rPr>
+                  <w:rStyle w:val="Hyperlink"/>
+                  <w:rFonts w:ascii="Georgia" w:cs="Georgia" w:eastAsia="Georgia" w:hAnsi="Georgia"/>
+                  <w:color w:val="2C2C2A"/>
+                  <w:sz w:val="18"/>
+                  <w:szCs w:val="18"/>
+                </w:rPr>
+                <w:t xml:space="preserve">BlueField-4</w:t>
+              </w:r>
+            </w:hyperlink>
+            <w:r>
+              <w:rPr>
+                <w:rFonts w:ascii="Georgia" w:cs="Georgia" w:eastAsia="Georgia" w:hAnsi="Georgia"/>
+                <w:color w:val="2C2C2A"/>
+                <w:sz w:val="18"/>
+                <w:szCs w:val="18"/>
+              </w:rPr>
+              <w:t xml:space="preserve"> with </w:t>
+            </w:r>
+            <w:hyperlink w:history="1" r:id="rIdqbvercgo0pkfalofjmdfh">
+              <w:r>
+                <w:rPr>
+                  <w:rStyle w:val="Hyperlink"/>
+                  <w:rFonts w:ascii="Georgia" w:cs="Georgia" w:eastAsia="Georgia" w:hAnsi="Georgia"/>
+                  <w:color w:val="2C2C2A"/>
+                  <w:sz w:val="18"/>
+                  <w:szCs w:val="18"/>
+                </w:rPr>
+                <w:t xml:space="preserve">DOCA</w:t>
+              </w:r>
+            </w:hyperlink>
+            <w:r>
+              <w:rPr>
+                <w:rFonts w:ascii="Georgia" w:cs="Georgia" w:eastAsia="Georgia" w:hAnsi="Georgia"/>
+                <w:color w:val="2C2C2A"/>
+                <w:sz w:val="18"/>
+                <w:szCs w:val="18"/>
+              </w:rPr>
+              <w:t xml:space="preserve">, beside </w:t>
+            </w:r>
+            <w:hyperlink w:history="1" r:id="rIdyd3lkpjxwayexqq7qkyl3">
+              <w:r>
+                <w:rPr>
+                  <w:rStyle w:val="Hyperlink"/>
+                  <w:rFonts w:ascii="Georgia" w:cs="Georgia" w:eastAsia="Georgia" w:hAnsi="Georgia"/>
+                  <w:color w:val="2C2C2A"/>
+                  <w:sz w:val="18"/>
+                  <w:szCs w:val="18"/>
+                </w:rPr>
+                <w:t xml:space="preserve">NVIDIA Sentry</w:t>
+              </w:r>
+            </w:hyperlink>
+            <w:r>
+              <w:rPr>
+                <w:rFonts w:ascii="Georgia" w:cs="Georgia" w:eastAsia="Georgia" w:hAnsi="Georgia"/>
+                <w:color w:val="2C2C2A"/>
+                <w:sz w:val="18"/>
+                <w:szCs w:val="18"/>
+              </w:rPr>
+              <w:t xml:space="preserve">)</w:t>
+            </w:r>
+          </w:p>
+        </w:tc>
+        <w:tc>
+          <w:tcPr>
+            <w:tcW w:type="dxa" w:w="1427"/>
             <w:tcMar>
               <w:top w:type="dxa" w:w="70"/>
               <w:left w:type="dxa" w:w="100"/>
@@ -1964,7 +2155,7 @@
         </w:tc>
         <w:tc>
           <w:tcPr>
-            <w:tcW w:type="dxa" w:w="3120"/>
+            <w:tcW w:type="dxa" w:w="1427"/>
             <w:tcMar>
               <w:top w:type="dxa" w:w="70"/>
               <w:left w:type="dxa" w:w="100"/>
@@ -1995,7 +2186,7 @@
         </w:trPr>
         <w:tc>
           <w:tcPr>
-            <w:tcW w:type="dxa" w:w="3120"/>
+            <w:tcW w:type="dxa" w:w="6506"/>
             <w:tcMar>
               <w:top w:type="dxa" w:w="70"/>
               <w:left w:type="dxa" w:w="100"/>
@@ -2022,7 +2213,7 @@
         </w:tc>
         <w:tc>
           <w:tcPr>
-            <w:tcW w:type="dxa" w:w="3120"/>
+            <w:tcW w:type="dxa" w:w="1427"/>
             <w:tcMar>
               <w:top w:type="dxa" w:w="70"/>
               <w:left w:type="dxa" w:w="100"/>
@@ -2047,7 +2238,7 @@
         </w:tc>
         <w:tc>
           <w:tcPr>
-            <w:tcW w:type="dxa" w:w="3120"/>
+            <w:tcW w:type="dxa" w:w="1427"/>
             <w:tcMar>
               <w:top w:type="dxa" w:w="70"/>
               <w:left w:type="dxa" w:w="100"/>
@@ -2078,7 +2269,7 @@
         </w:trPr>
         <w:tc>
           <w:tcPr>
-            <w:tcW w:type="dxa" w:w="3120"/>
+            <w:tcW w:type="dxa" w:w="6506"/>
             <w:tcMar>
               <w:top w:type="dxa" w:w="70"/>
               <w:left w:type="dxa" w:w="100"/>
@@ -2105,7 +2296,7 @@
         </w:tc>
         <w:tc>
           <w:tcPr>
-            <w:tcW w:type="dxa" w:w="3120"/>
+            <w:tcW w:type="dxa" w:w="1427"/>
             <w:tcMar>
               <w:top w:type="dxa" w:w="70"/>
               <w:left w:type="dxa" w:w="100"/>
@@ -2130,7 +2321,7 @@
         </w:tc>
         <w:tc>
           <w:tcPr>
-            <w:tcW w:type="dxa" w:w="3120"/>
+            <w:tcW w:type="dxa" w:w="1427"/>
             <w:tcMar>
               <w:top w:type="dxa" w:w="70"/>
               <w:left w:type="dxa" w:w="100"/>
@@ -2344,11 +2535,11 @@
         </w:tblBorders>
       </w:tblPr>
       <w:tblGrid>
-        <w:gridCol w:w="1835"/>
-        <w:gridCol w:w="2089"/>
-        <w:gridCol w:w="2150"/>
-        <w:gridCol w:w="1608"/>
-        <w:gridCol w:w="1678"/>
+        <w:gridCol w:w="659"/>
+        <w:gridCol w:w="2168"/>
+        <w:gridCol w:w="2243"/>
+        <w:gridCol w:w="3676"/>
+        <w:gridCol w:w="614"/>
       </w:tblGrid>
       <w:tr>
         <w:trPr>
@@ -2357,7 +2548,7 @@
         </w:trPr>
         <w:tc>
           <w:tcPr>
-            <w:tcW w:type="dxa" w:w="1835"/>
+            <w:tcW w:type="dxa" w:w="659"/>
             <w:shd w:fill="E9E8E2" w:color="auto" w:val="clear"/>
             <w:tcMar>
               <w:top w:type="dxa" w:w="70"/>
@@ -2385,7 +2576,7 @@
         </w:tc>
         <w:tc>
           <w:tcPr>
-            <w:tcW w:type="dxa" w:w="2089"/>
+            <w:tcW w:type="dxa" w:w="2168"/>
             <w:shd w:fill="E9E8E2" w:color="auto" w:val="clear"/>
             <w:tcMar>
               <w:top w:type="dxa" w:w="70"/>
@@ -2413,7 +2604,7 @@
         </w:tc>
         <w:tc>
           <w:tcPr>
-            <w:tcW w:type="dxa" w:w="2150"/>
+            <w:tcW w:type="dxa" w:w="2243"/>
             <w:shd w:fill="E9E8E2" w:color="auto" w:val="clear"/>
             <w:tcMar>
               <w:top w:type="dxa" w:w="70"/>
@@ -2441,7 +2632,7 @@
         </w:tc>
         <w:tc>
           <w:tcPr>
-            <w:tcW w:type="dxa" w:w="1608"/>
+            <w:tcW w:type="dxa" w:w="3676"/>
             <w:shd w:fill="E9E8E2" w:color="auto" w:val="clear"/>
             <w:tcMar>
               <w:top w:type="dxa" w:w="70"/>
@@ -2469,7 +2660,7 @@
         </w:tc>
         <w:tc>
           <w:tcPr>
-            <w:tcW w:type="dxa" w:w="1678"/>
+            <w:tcW w:type="dxa" w:w="614"/>
             <w:shd w:fill="E9E8E2" w:color="auto" w:val="clear"/>
             <w:tcMar>
               <w:top w:type="dxa" w:w="70"/>
@@ -2503,7 +2694,7 @@
         </w:trPr>
         <w:tc>
           <w:tcPr>
-            <w:tcW w:type="dxa" w:w="1835"/>
+            <w:tcW w:type="dxa" w:w="659"/>
             <w:tcMar>
               <w:top w:type="dxa" w:w="70"/>
               <w:left w:type="dxa" w:w="100"/>
@@ -2528,7 +2719,7 @@
         </w:tc>
         <w:tc>
           <w:tcPr>
-            <w:tcW w:type="dxa" w:w="2089"/>
+            <w:tcW w:type="dxa" w:w="2168"/>
             <w:tcMar>
               <w:top w:type="dxa" w:w="70"/>
               <w:left w:type="dxa" w:w="100"/>
@@ -2553,32 +2744,53 @@
         </w:tc>
         <w:tc>
           <w:tcPr>
-            <w:tcW w:type="dxa" w:w="2150"/>
-            <w:tcMar>
-              <w:top w:type="dxa" w:w="70"/>
-              <w:left w:type="dxa" w:w="100"/>
-              <w:bottom w:type="dxa" w:w="70"/>
-              <w:right w:type="dxa" w:w="100"/>
-            </w:tcMar>
-          </w:tcPr>
-          <w:p>
-            <w:pPr>
-              <w:spacing w:after="0" w:line="252" w:lineRule="auto"/>
-            </w:pPr>
-            <w:r>
-              <w:rPr>
-                <w:rFonts w:ascii="Georgia" w:cs="Georgia" w:eastAsia="Georgia" w:hAnsi="Georgia"/>
-                <w:color w:val="2C2C2A"/>
-                <w:sz w:val="18"/>
-                <w:szCs w:val="18"/>
-              </w:rPr>
-              <w:t xml:space="preserve">Encrypted files; weights as safetensors in bf16 or fp8; data as token shards</w:t>
-            </w:r>
-          </w:p>
-        </w:tc>
-        <w:tc>
-          <w:tcPr>
-            <w:tcW w:type="dxa" w:w="1608"/>
+            <w:tcW w:type="dxa" w:w="2243"/>
+            <w:tcMar>
+              <w:top w:type="dxa" w:w="70"/>
+              <w:left w:type="dxa" w:w="100"/>
+              <w:bottom w:type="dxa" w:w="70"/>
+              <w:right w:type="dxa" w:w="100"/>
+            </w:tcMar>
+          </w:tcPr>
+          <w:p>
+            <w:pPr>
+              <w:spacing w:after="0" w:line="252" w:lineRule="auto"/>
+            </w:pPr>
+            <w:r>
+              <w:rPr>
+                <w:rFonts w:ascii="Georgia" w:cs="Georgia" w:eastAsia="Georgia" w:hAnsi="Georgia"/>
+                <w:color w:val="2C2C2A"/>
+                <w:sz w:val="18"/>
+                <w:szCs w:val="18"/>
+              </w:rPr>
+              <w:t xml:space="preserve">Encrypted files; weights as </w:t>
+            </w:r>
+            <w:hyperlink w:history="1" r:id="rIddwaiom-dr2g9qdz-dzl1i">
+              <w:r>
+                <w:rPr>
+                  <w:rStyle w:val="Hyperlink"/>
+                  <w:rFonts w:ascii="Georgia" w:cs="Georgia" w:eastAsia="Georgia" w:hAnsi="Georgia"/>
+                  <w:color w:val="2C2C2A"/>
+                  <w:sz w:val="18"/>
+                  <w:szCs w:val="18"/>
+                </w:rPr>
+                <w:t xml:space="preserve">safetensors</w:t>
+              </w:r>
+            </w:hyperlink>
+            <w:r>
+              <w:rPr>
+                <w:rFonts w:ascii="Georgia" w:cs="Georgia" w:eastAsia="Georgia" w:hAnsi="Georgia"/>
+                <w:color w:val="2C2C2A"/>
+                <w:sz w:val="18"/>
+                <w:szCs w:val="18"/>
+              </w:rPr>
+              <w:t xml:space="preserve"> in bf16 or fp8; data as token shards</w:t>
+            </w:r>
+          </w:p>
+        </w:tc>
+        <w:tc>
+          <w:tcPr>
+            <w:tcW w:type="dxa" w:w="3676"/>
             <w:tcMar>
               <w:top w:type="dxa" w:w="70"/>
               <w:left w:type="dxa" w:w="100"/>
@@ -2603,7 +2815,7 @@
         </w:tc>
         <w:tc>
           <w:tcPr>
-            <w:tcW w:type="dxa" w:w="1678"/>
+            <w:tcW w:type="dxa" w:w="614"/>
             <w:tcMar>
               <w:top w:type="dxa" w:w="70"/>
               <w:left w:type="dxa" w:w="100"/>
@@ -2634,7 +2846,7 @@
         </w:trPr>
         <w:tc>
           <w:tcPr>
-            <w:tcW w:type="dxa" w:w="1835"/>
+            <w:tcW w:type="dxa" w:w="659"/>
             <w:tcMar>
               <w:top w:type="dxa" w:w="70"/>
               <w:left w:type="dxa" w:w="100"/>
@@ -2659,32 +2871,116 @@
         </w:tc>
         <w:tc>
           <w:tcPr>
-            <w:tcW w:type="dxa" w:w="2089"/>
-            <w:tcMar>
-              <w:top w:type="dxa" w:w="70"/>
-              <w:left w:type="dxa" w:w="100"/>
-              <w:bottom w:type="dxa" w:w="70"/>
-              <w:right w:type="dxa" w:w="100"/>
-            </w:tcMar>
-          </w:tcPr>
-          <w:p>
-            <w:pPr>
-              <w:spacing w:after="0" w:line="252" w:lineRule="auto"/>
-            </w:pPr>
-            <w:r>
-              <w:rPr>
-                <w:rFonts w:ascii="Georgia" w:cs="Georgia" w:eastAsia="Georgia" w:hAnsi="Georgia"/>
-                <w:color w:val="2C2C2A"/>
-                <w:sz w:val="18"/>
-                <w:szCs w:val="18"/>
-              </w:rPr>
-              <w:t xml:space="preserve">Tokenizer, scheduler, serving stack (vLLM, TensorRT-LLM, SGLang), broker, OpenShell sandbox</w:t>
-            </w:r>
-          </w:p>
-        </w:tc>
-        <w:tc>
-          <w:tcPr>
-            <w:tcW w:type="dxa" w:w="2150"/>
+            <w:tcW w:type="dxa" w:w="2168"/>
+            <w:tcMar>
+              <w:top w:type="dxa" w:w="70"/>
+              <w:left w:type="dxa" w:w="100"/>
+              <w:bottom w:type="dxa" w:w="70"/>
+              <w:right w:type="dxa" w:w="100"/>
+            </w:tcMar>
+          </w:tcPr>
+          <w:p>
+            <w:pPr>
+              <w:spacing w:after="0" w:line="252" w:lineRule="auto"/>
+            </w:pPr>
+            <w:r>
+              <w:rPr>
+                <w:rFonts w:ascii="Georgia" w:cs="Georgia" w:eastAsia="Georgia" w:hAnsi="Georgia"/>
+                <w:color w:val="2C2C2A"/>
+                <w:sz w:val="18"/>
+                <w:szCs w:val="18"/>
+              </w:rPr>
+              <w:t xml:space="preserve">Tokenizer, scheduler, serving stack (</w:t>
+            </w:r>
+            <w:hyperlink w:history="1" r:id="rIdo3bln7ysvkbs2skb4ohii">
+              <w:r>
+                <w:rPr>
+                  <w:rStyle w:val="Hyperlink"/>
+                  <w:rFonts w:ascii="Georgia" w:cs="Georgia" w:eastAsia="Georgia" w:hAnsi="Georgia"/>
+                  <w:color w:val="2C2C2A"/>
+                  <w:sz w:val="18"/>
+                  <w:szCs w:val="18"/>
+                </w:rPr>
+                <w:t xml:space="preserve">vLLM</w:t>
+              </w:r>
+            </w:hyperlink>
+            <w:r>
+              <w:rPr>
+                <w:rFonts w:ascii="Georgia" w:cs="Georgia" w:eastAsia="Georgia" w:hAnsi="Georgia"/>
+                <w:color w:val="2C2C2A"/>
+                <w:sz w:val="18"/>
+                <w:szCs w:val="18"/>
+              </w:rPr>
+              <w:t xml:space="preserve">, </w:t>
+            </w:r>
+            <w:hyperlink w:history="1" r:id="rIdqqabnl6kq5w2h5swpohs6">
+              <w:r>
+                <w:rPr>
+                  <w:rStyle w:val="Hyperlink"/>
+                  <w:rFonts w:ascii="Georgia" w:cs="Georgia" w:eastAsia="Georgia" w:hAnsi="Georgia"/>
+                  <w:color w:val="2C2C2A"/>
+                  <w:sz w:val="18"/>
+                  <w:szCs w:val="18"/>
+                </w:rPr>
+                <w:t xml:space="preserve">TensorRT-LLM</w:t>
+              </w:r>
+            </w:hyperlink>
+            <w:r>
+              <w:rPr>
+                <w:rFonts w:ascii="Georgia" w:cs="Georgia" w:eastAsia="Georgia" w:hAnsi="Georgia"/>
+                <w:color w:val="2C2C2A"/>
+                <w:sz w:val="18"/>
+                <w:szCs w:val="18"/>
+              </w:rPr>
+              <w:t xml:space="preserve">, </w:t>
+            </w:r>
+            <w:hyperlink w:history="1" r:id="rIdku7aukifumlrs8qjqdeqo">
+              <w:r>
+                <w:rPr>
+                  <w:rStyle w:val="Hyperlink"/>
+                  <w:rFonts w:ascii="Georgia" w:cs="Georgia" w:eastAsia="Georgia" w:hAnsi="Georgia"/>
+                  <w:color w:val="2C2C2A"/>
+                  <w:sz w:val="18"/>
+                  <w:szCs w:val="18"/>
+                </w:rPr>
+                <w:t xml:space="preserve">SGLang</w:t>
+              </w:r>
+            </w:hyperlink>
+            <w:r>
+              <w:rPr>
+                <w:rFonts w:ascii="Georgia" w:cs="Georgia" w:eastAsia="Georgia" w:hAnsi="Georgia"/>
+                <w:color w:val="2C2C2A"/>
+                <w:sz w:val="18"/>
+                <w:szCs w:val="18"/>
+              </w:rPr>
+              <w:t xml:space="preserve">), broker, </w:t>
+            </w:r>
+            <w:hyperlink w:history="1" r:id="rIdem3fltuy5fbpxxyfe9n8q">
+              <w:r>
+                <w:rPr>
+                  <w:rStyle w:val="Hyperlink"/>
+                  <w:rFonts w:ascii="Georgia" w:cs="Georgia" w:eastAsia="Georgia" w:hAnsi="Georgia"/>
+                  <w:color w:val="2C2C2A"/>
+                  <w:sz w:val="18"/>
+                  <w:szCs w:val="18"/>
+                </w:rPr>
+                <w:t xml:space="preserve">OpenShell</w:t>
+              </w:r>
+            </w:hyperlink>
+            <w:r>
+              <w:rPr>
+                <w:rFonts w:ascii="Georgia" w:cs="Georgia" w:eastAsia="Georgia" w:hAnsi="Georgia"/>
+                <w:color w:val="2C2C2A"/>
+                <w:sz w:val="18"/>
+                <w:szCs w:val="18"/>
+              </w:rPr>
+              <w:t xml:space="preserve"> sandbox</w:t>
+            </w:r>
+          </w:p>
+        </w:tc>
+        <w:tc>
+          <w:tcPr>
+            <w:tcW w:type="dxa" w:w="2243"/>
             <w:tcMar>
               <w:top w:type="dxa" w:w="70"/>
               <w:left w:type="dxa" w:w="100"/>
@@ -2709,32 +3005,74 @@
         </w:tc>
         <w:tc>
           <w:tcPr>
-            <w:tcW w:type="dxa" w:w="1608"/>
-            <w:tcMar>
-              <w:top w:type="dxa" w:w="70"/>
-              <w:left w:type="dxa" w:w="100"/>
-              <w:bottom w:type="dxa" w:w="70"/>
-              <w:right w:type="dxa" w:w="100"/>
-            </w:tcMar>
-          </w:tcPr>
-          <w:p>
-            <w:pPr>
-              <w:spacing w:after="0" w:line="252" w:lineRule="auto"/>
-            </w:pPr>
-            <w:r>
-              <w:rPr>
-                <w:rFonts w:ascii="Georgia" w:cs="Georgia" w:eastAsia="Georgia" w:hAnsi="Georgia"/>
-                <w:color w:val="2C2C2A"/>
-                <w:sz w:val="18"/>
-                <w:szCs w:val="18"/>
-              </w:rPr>
-              <w:t xml:space="preserve">CPU TEE (Intel TDX, AMD SEV-SNP, Arm CCA)</w:t>
-            </w:r>
-          </w:p>
-        </w:tc>
-        <w:tc>
-          <w:tcPr>
-            <w:tcW w:type="dxa" w:w="1678"/>
+            <w:tcW w:type="dxa" w:w="3676"/>
+            <w:tcMar>
+              <w:top w:type="dxa" w:w="70"/>
+              <w:left w:type="dxa" w:w="100"/>
+              <w:bottom w:type="dxa" w:w="70"/>
+              <w:right w:type="dxa" w:w="100"/>
+            </w:tcMar>
+          </w:tcPr>
+          <w:p>
+            <w:pPr>
+              <w:spacing w:after="0" w:line="252" w:lineRule="auto"/>
+            </w:pPr>
+            <w:r>
+              <w:rPr>
+                <w:rFonts w:ascii="Georgia" w:cs="Georgia" w:eastAsia="Georgia" w:hAnsi="Georgia"/>
+                <w:color w:val="2C2C2A"/>
+                <w:sz w:val="18"/>
+                <w:szCs w:val="18"/>
+              </w:rPr>
+              <w:t xml:space="preserve">CPU TEE (Intel TDX, </w:t>
+            </w:r>
+            <w:hyperlink w:history="1" r:id="rIdyhx2b0zjo1xm3ioqkram6">
+              <w:r>
+                <w:rPr>
+                  <w:rStyle w:val="Hyperlink"/>
+                  <w:rFonts w:ascii="Georgia" w:cs="Georgia" w:eastAsia="Georgia" w:hAnsi="Georgia"/>
+                  <w:color w:val="2C2C2A"/>
+                  <w:sz w:val="18"/>
+                  <w:szCs w:val="18"/>
+                </w:rPr>
+                <w:t xml:space="preserve">AMD SEV-SNP</w:t>
+              </w:r>
+            </w:hyperlink>
+            <w:r>
+              <w:rPr>
+                <w:rFonts w:ascii="Georgia" w:cs="Georgia" w:eastAsia="Georgia" w:hAnsi="Georgia"/>
+                <w:color w:val="2C2C2A"/>
+                <w:sz w:val="18"/>
+                <w:szCs w:val="18"/>
+              </w:rPr>
+              <w:t xml:space="preserve">, </w:t>
+            </w:r>
+            <w:hyperlink w:history="1" r:id="rIdakwkgdkjuepo9fpft1eqd">
+              <w:r>
+                <w:rPr>
+                  <w:rStyle w:val="Hyperlink"/>
+                  <w:rFonts w:ascii="Georgia" w:cs="Georgia" w:eastAsia="Georgia" w:hAnsi="Georgia"/>
+                  <w:color w:val="2C2C2A"/>
+                  <w:sz w:val="18"/>
+                  <w:szCs w:val="18"/>
+                </w:rPr>
+                <w:t xml:space="preserve">Arm CCA</w:t>
+              </w:r>
+            </w:hyperlink>
+            <w:r>
+              <w:rPr>
+                <w:rFonts w:ascii="Georgia" w:cs="Georgia" w:eastAsia="Georgia" w:hAnsi="Georgia"/>
+                <w:color w:val="2C2C2A"/>
+                <w:sz w:val="18"/>
+                <w:szCs w:val="18"/>
+              </w:rPr>
+              <w:t xml:space="preserve">)</w:t>
+            </w:r>
+          </w:p>
+        </w:tc>
+        <w:tc>
+          <w:tcPr>
+            <w:tcW w:type="dxa" w:w="614"/>
             <w:tcMar>
               <w:top w:type="dxa" w:w="70"/>
               <w:left w:type="dxa" w:w="100"/>
@@ -2765,7 +3103,7 @@
         </w:trPr>
         <w:tc>
           <w:tcPr>
-            <w:tcW w:type="dxa" w:w="1835"/>
+            <w:tcW w:type="dxa" w:w="659"/>
             <w:tcMar>
               <w:top w:type="dxa" w:w="70"/>
               <w:left w:type="dxa" w:w="100"/>
@@ -2790,7 +3128,7 @@
         </w:tc>
         <w:tc>
           <w:tcPr>
-            <w:tcW w:type="dxa" w:w="2089"/>
+            <w:tcW w:type="dxa" w:w="2168"/>
             <w:tcMar>
               <w:top w:type="dxa" w:w="70"/>
               <w:left w:type="dxa" w:w="100"/>
@@ -2815,7 +3153,7 @@
         </w:tc>
         <w:tc>
           <w:tcPr>
-            <w:tcW w:type="dxa" w:w="2150"/>
+            <w:tcW w:type="dxa" w:w="2243"/>
             <w:tcMar>
               <w:top w:type="dxa" w:w="70"/>
               <w:left w:type="dxa" w:w="100"/>
@@ -2840,7 +3178,7 @@
         </w:tc>
         <w:tc>
           <w:tcPr>
-            <w:tcW w:type="dxa" w:w="1608"/>
+            <w:tcW w:type="dxa" w:w="3676"/>
             <w:tcMar>
               <w:top w:type="dxa" w:w="70"/>
               <w:left w:type="dxa" w:w="100"/>
@@ -2865,7 +3203,7 @@
         </w:tc>
         <w:tc>
           <w:tcPr>
-            <w:tcW w:type="dxa" w:w="1678"/>
+            <w:tcW w:type="dxa" w:w="614"/>
             <w:tcMar>
               <w:top w:type="dxa" w:w="70"/>
               <w:left w:type="dxa" w:w="100"/>
@@ -2896,7 +3234,7 @@
         </w:trPr>
         <w:tc>
           <w:tcPr>
-            <w:tcW w:type="dxa" w:w="1835"/>
+            <w:tcW w:type="dxa" w:w="659"/>
             <w:tcMar>
               <w:top w:type="dxa" w:w="70"/>
               <w:left w:type="dxa" w:w="100"/>
@@ -2921,32 +3259,65 @@
         </w:tc>
         <w:tc>
           <w:tcPr>
-            <w:tcW w:type="dxa" w:w="2089"/>
-            <w:tcMar>
-              <w:top w:type="dxa" w:w="70"/>
-              <w:left w:type="dxa" w:w="100"/>
-              <w:bottom w:type="dxa" w:w="70"/>
-              <w:right w:type="dxa" w:w="100"/>
-            </w:tcMar>
-          </w:tcPr>
-          <w:p>
-            <w:pPr>
-              <w:spacing w:after="0" w:line="252" w:lineRule="auto"/>
-            </w:pPr>
-            <w:r>
-              <w:rPr>
-                <w:rFonts w:ascii="Georgia" w:cs="Georgia" w:eastAsia="Georgia" w:hAnsi="Georgia"/>
-                <w:color w:val="2C2C2A"/>
-                <w:sz w:val="18"/>
-                <w:szCs w:val="18"/>
-              </w:rPr>
-              <w:t xml:space="preserve">PCIe to host, NIC and NVMe; NVLink to peers; RDMA across nodes; GPUDirect Storage</w:t>
-            </w:r>
-          </w:p>
-        </w:tc>
-        <w:tc>
-          <w:tcPr>
-            <w:tcW w:type="dxa" w:w="2150"/>
+            <w:tcW w:type="dxa" w:w="2168"/>
+            <w:tcMar>
+              <w:top w:type="dxa" w:w="70"/>
+              <w:left w:type="dxa" w:w="100"/>
+              <w:bottom w:type="dxa" w:w="70"/>
+              <w:right w:type="dxa" w:w="100"/>
+            </w:tcMar>
+          </w:tcPr>
+          <w:p>
+            <w:pPr>
+              <w:spacing w:after="0" w:line="252" w:lineRule="auto"/>
+            </w:pPr>
+            <w:r>
+              <w:rPr>
+                <w:rFonts w:ascii="Georgia" w:cs="Georgia" w:eastAsia="Georgia" w:hAnsi="Georgia"/>
+                <w:color w:val="2C2C2A"/>
+                <w:sz w:val="18"/>
+                <w:szCs w:val="18"/>
+              </w:rPr>
+              <w:t xml:space="preserve">PCIe to host, NIC and NVMe; NVLink to peers; </w:t>
+            </w:r>
+            <w:hyperlink w:history="1" r:id="rIduqoatp3dz6ijvtntavojl">
+              <w:r>
+                <w:rPr>
+                  <w:rStyle w:val="Hyperlink"/>
+                  <w:rFonts w:ascii="Georgia" w:cs="Georgia" w:eastAsia="Georgia" w:hAnsi="Georgia"/>
+                  <w:color w:val="2C2C2A"/>
+                  <w:sz w:val="18"/>
+                  <w:szCs w:val="18"/>
+                </w:rPr>
+                <w:t xml:space="preserve">RDMA</w:t>
+              </w:r>
+            </w:hyperlink>
+            <w:r>
+              <w:rPr>
+                <w:rFonts w:ascii="Georgia" w:cs="Georgia" w:eastAsia="Georgia" w:hAnsi="Georgia"/>
+                <w:color w:val="2C2C2A"/>
+                <w:sz w:val="18"/>
+                <w:szCs w:val="18"/>
+              </w:rPr>
+              <w:t xml:space="preserve"> across nodes; </w:t>
+            </w:r>
+            <w:hyperlink w:history="1" r:id="rId-gyip8d8wgdpf_nemqqja">
+              <w:r>
+                <w:rPr>
+                  <w:rStyle w:val="Hyperlink"/>
+                  <w:rFonts w:ascii="Georgia" w:cs="Georgia" w:eastAsia="Georgia" w:hAnsi="Georgia"/>
+                  <w:color w:val="2C2C2A"/>
+                  <w:sz w:val="18"/>
+                  <w:szCs w:val="18"/>
+                </w:rPr>
+                <w:t xml:space="preserve">GPUDirect Storage</w:t>
+              </w:r>
+            </w:hyperlink>
+          </w:p>
+        </w:tc>
+        <w:tc>
+          <w:tcPr>
+            <w:tcW w:type="dxa" w:w="2243"/>
             <w:tcMar>
               <w:top w:type="dxa" w:w="70"/>
               <w:left w:type="dxa" w:w="100"/>
@@ -2971,7 +3342,7 @@
         </w:tc>
         <w:tc>
           <w:tcPr>
-            <w:tcW w:type="dxa" w:w="1608"/>
+            <w:tcW w:type="dxa" w:w="3676"/>
             <w:tcMar>
               <w:top w:type="dxa" w:w="70"/>
               <w:left w:type="dxa" w:w="100"/>
@@ -2996,7 +3367,7 @@
         </w:tc>
         <w:tc>
           <w:tcPr>
-            <w:tcW w:type="dxa" w:w="1678"/>
+            <w:tcW w:type="dxa" w:w="614"/>
             <w:tcMar>
               <w:top w:type="dxa" w:w="70"/>
               <w:left w:type="dxa" w:w="100"/>
@@ -3027,7 +3398,7 @@
         </w:trPr>
         <w:tc>
           <w:tcPr>
-            <w:tcW w:type="dxa" w:w="1835"/>
+            <w:tcW w:type="dxa" w:w="659"/>
             <w:tcMar>
               <w:top w:type="dxa" w:w="70"/>
               <w:left w:type="dxa" w:w="100"/>
@@ -3052,7 +3423,7 @@
         </w:tc>
         <w:tc>
           <w:tcPr>
-            <w:tcW w:type="dxa" w:w="2089"/>
+            <w:tcW w:type="dxa" w:w="2168"/>
             <w:tcMar>
               <w:top w:type="dxa" w:w="70"/>
               <w:left w:type="dxa" w:w="100"/>
@@ -3077,7 +3448,7 @@
         </w:tc>
         <w:tc>
           <w:tcPr>
-            <w:tcW w:type="dxa" w:w="2150"/>
+            <w:tcW w:type="dxa" w:w="2243"/>
             <w:tcMar>
               <w:top w:type="dxa" w:w="70"/>
               <w:left w:type="dxa" w:w="100"/>
@@ -3102,7 +3473,7 @@
         </w:tc>
         <w:tc>
           <w:tcPr>
-            <w:tcW w:type="dxa" w:w="1608"/>
+            <w:tcW w:type="dxa" w:w="3676"/>
             <w:tcMar>
               <w:top w:type="dxa" w:w="70"/>
               <w:left w:type="dxa" w:w="100"/>
@@ -3127,7 +3498,7 @@
         </w:tc>
         <w:tc>
           <w:tcPr>
-            <w:tcW w:type="dxa" w:w="1678"/>
+            <w:tcW w:type="dxa" w:w="614"/>
             <w:tcMar>
               <w:top w:type="dxa" w:w="70"/>
               <w:left w:type="dxa" w:w="100"/>
@@ -3158,7 +3529,7 @@
         </w:trPr>
         <w:tc>
           <w:tcPr>
-            <w:tcW w:type="dxa" w:w="1835"/>
+            <w:tcW w:type="dxa" w:w="659"/>
             <w:tcMar>
               <w:top w:type="dxa" w:w="70"/>
               <w:left w:type="dxa" w:w="100"/>
@@ -3183,7 +3554,7 @@
         </w:tc>
         <w:tc>
           <w:tcPr>
-            <w:tcW w:type="dxa" w:w="2089"/>
+            <w:tcW w:type="dxa" w:w="2168"/>
             <w:tcMar>
               <w:top w:type="dxa" w:w="70"/>
               <w:left w:type="dxa" w:w="100"/>
@@ -3208,7 +3579,7 @@
         </w:tc>
         <w:tc>
           <w:tcPr>
-            <w:tcW w:type="dxa" w:w="2150"/>
+            <w:tcW w:type="dxa" w:w="2243"/>
             <w:tcMar>
               <w:top w:type="dxa" w:w="70"/>
               <w:left w:type="dxa" w:w="100"/>
@@ -3233,7 +3604,7 @@
         </w:tc>
         <w:tc>
           <w:tcPr>
-            <w:tcW w:type="dxa" w:w="1608"/>
+            <w:tcW w:type="dxa" w:w="3676"/>
             <w:tcMar>
               <w:top w:type="dxa" w:w="70"/>
               <w:left w:type="dxa" w:w="100"/>
@@ -3258,7 +3629,7 @@
         </w:tc>
         <w:tc>
           <w:tcPr>
-            <w:tcW w:type="dxa" w:w="1678"/>
+            <w:tcW w:type="dxa" w:w="614"/>
             <w:tcMar>
               <w:top w:type="dxa" w:w="70"/>
               <w:left w:type="dxa" w:w="100"/>
@@ -3289,7 +3660,7 @@
         </w:trPr>
         <w:tc>
           <w:tcPr>
-            <w:tcW w:type="dxa" w:w="1835"/>
+            <w:tcW w:type="dxa" w:w="659"/>
             <w:tcMar>
               <w:top w:type="dxa" w:w="70"/>
               <w:left w:type="dxa" w:w="100"/>
@@ -3314,7 +3685,7 @@
         </w:tc>
         <w:tc>
           <w:tcPr>
-            <w:tcW w:type="dxa" w:w="2089"/>
+            <w:tcW w:type="dxa" w:w="2168"/>
             <w:tcMar>
               <w:top w:type="dxa" w:w="70"/>
               <w:left w:type="dxa" w:w="100"/>
@@ -3339,7 +3710,7 @@
         </w:tc>
         <w:tc>
           <w:tcPr>
-            <w:tcW w:type="dxa" w:w="2150"/>
+            <w:tcW w:type="dxa" w:w="2243"/>
             <w:tcMar>
               <w:top w:type="dxa" w:w="70"/>
               <w:left w:type="dxa" w:w="100"/>
@@ -3364,7 +3735,7 @@
         </w:tc>
         <w:tc>
           <w:tcPr>
-            <w:tcW w:type="dxa" w:w="1608"/>
+            <w:tcW w:type="dxa" w:w="3676"/>
             <w:tcMar>
               <w:top w:type="dxa" w:w="70"/>
               <w:left w:type="dxa" w:w="100"/>
@@ -3389,7 +3760,7 @@
         </w:tc>
         <w:tc>
           <w:tcPr>
-            <w:tcW w:type="dxa" w:w="1678"/>
+            <w:tcW w:type="dxa" w:w="614"/>
             <w:tcMar>
               <w:top w:type="dxa" w:w="70"/>
               <w:left w:type="dxa" w:w="100"/>
@@ -3420,7 +3791,7 @@
         </w:trPr>
         <w:tc>
           <w:tcPr>
-            <w:tcW w:type="dxa" w:w="1835"/>
+            <w:tcW w:type="dxa" w:w="659"/>
             <w:tcMar>
               <w:top w:type="dxa" w:w="70"/>
               <w:left w:type="dxa" w:w="100"/>
@@ -3445,7 +3816,7 @@
         </w:tc>
         <w:tc>
           <w:tcPr>
-            <w:tcW w:type="dxa" w:w="2089"/>
+            <w:tcW w:type="dxa" w:w="2168"/>
             <w:tcMar>
               <w:top w:type="dxa" w:w="70"/>
               <w:left w:type="dxa" w:w="100"/>
@@ -3470,7 +3841,7 @@
         </w:tc>
         <w:tc>
           <w:tcPr>
-            <w:tcW w:type="dxa" w:w="2150"/>
+            <w:tcW w:type="dxa" w:w="2243"/>
             <w:tcMar>
               <w:top w:type="dxa" w:w="70"/>
               <w:left w:type="dxa" w:w="100"/>
@@ -3495,7 +3866,7 @@
         </w:tc>
         <w:tc>
           <w:tcPr>
-            <w:tcW w:type="dxa" w:w="1608"/>
+            <w:tcW w:type="dxa" w:w="3676"/>
             <w:tcMar>
               <w:top w:type="dxa" w:w="70"/>
               <w:left w:type="dxa" w:w="100"/>
@@ -3520,7 +3891,7 @@
         </w:tc>
         <w:tc>
           <w:tcPr>
-            <w:tcW w:type="dxa" w:w="1678"/>
+            <w:tcW w:type="dxa" w:w="614"/>
             <w:tcMar>
               <w:top w:type="dxa" w:w="70"/>
               <w:left w:type="dxa" w:w="100"/>
@@ -3579,7 +3950,18 @@
         <w:spacing w:after="160" w:line="276" w:lineRule="auto"/>
       </w:pPr>
       <w:r>
-        <w:t xml:space="preserve">Station 4 is where the second review point lands. A copy engine moves data using a work order the hardware processes one at a time. A permission check on a work order is the same kind of operation as an IOMMU lookup, the check every server already does when a device touches memory. But a CUDA kernel can also read and write a neighboring GPU's memory directly, with ordinary loads and stores over NVLink, once peer access is turned on. Those never see a work order. So the enforcement for station 4 is not one checker but several, each at the hardware point the traffic actually passes (the enforcement-point table, below), and any path with no checker is shut by policy rather than assumed safe.</w:t>
+        <w:t xml:space="preserve">Station 4 is where the second review point lands. A copy engine moves data using a work order the hardware processes one at a time. A permission check on a work order is the same kind of operation as an IOMMU lookup, the check every server already does when a device touches memory. But a CUDA kernel can also </w:t>
+      </w:r>
+      <w:hyperlink w:history="1" r:id="rIdhzn8wvpdnw79hsxs5kf-r">
+        <w:r>
+          <w:rPr>
+            <w:rStyle w:val="Hyperlink"/>
+          </w:rPr>
+          <w:t xml:space="preserve">read and write a neighboring GPU's memory directly</w:t>
+        </w:r>
+      </w:hyperlink>
+      <w:r>
+        <w:t xml:space="preserve">, with ordinary loads and stores over NVLink, once peer access is turned on (the programming guide's section on peer-to-peer memory access). Those never see a work order. So the enforcement for station 4 is not one checker but several, each at the hardware point the traffic actually passes (the enforcement-point table, below), and any path with no checker is shut by policy rather than assumed safe.</w:t>
       </w:r>
     </w:p>
     <w:p>
@@ -3683,36 +4065,45 @@
       <w:r>
         <w:t xml:space="preserve">So authorization is a transaction in three coordinated steps. This is how </w:t>
       </w:r>
-      <w:r>
-        <w:rPr>
-          <w:rFonts w:ascii="Consolas" w:cs="Consolas" w:eastAsia="Consolas" w:hAnsi="Consolas"/>
-          <w:sz w:val="20"/>
-          <w:szCs w:val="20"/>
-        </w:rPr>
-        <w:t xml:space="preserve">gate.py</w:t>
-      </w:r>
+      <w:hyperlink w:history="1" r:id="rIdb7k_rbfxjroesun7tfxxi">
+        <w:r>
+          <w:rPr>
+            <w:rStyle w:val="Hyperlink"/>
+            <w:rFonts w:ascii="Consolas" w:cs="Consolas" w:eastAsia="Consolas" w:hAnsi="Consolas"/>
+            <w:sz w:val="20"/>
+            <w:szCs w:val="20"/>
+          </w:rPr>
+          <w:t xml:space="preserve">gate.py</w:t>
+        </w:r>
+      </w:hyperlink>
       <w:r>
         <w:t xml:space="preserve">, </w:t>
       </w:r>
-      <w:r>
-        <w:rPr>
-          <w:rFonts w:ascii="Consolas" w:cs="Consolas" w:eastAsia="Consolas" w:hAnsi="Consolas"/>
-          <w:sz w:val="20"/>
-          <w:szCs w:val="20"/>
-        </w:rPr>
-        <w:t xml:space="preserve">ledger.py</w:t>
-      </w:r>
+      <w:hyperlink w:history="1" r:id="rIdy-ry0aucy-ociqzzoiayg">
+        <w:r>
+          <w:rPr>
+            <w:rStyle w:val="Hyperlink"/>
+            <w:rFonts w:ascii="Consolas" w:cs="Consolas" w:eastAsia="Consolas" w:hAnsi="Consolas"/>
+            <w:sz w:val="20"/>
+            <w:szCs w:val="20"/>
+          </w:rPr>
+          <w:t xml:space="preserve">ledger.py</w:t>
+        </w:r>
+      </w:hyperlink>
       <w:r>
         <w:t xml:space="preserve"> and </w:t>
       </w:r>
-      <w:r>
-        <w:rPr>
-          <w:rFonts w:ascii="Consolas" w:cs="Consolas" w:eastAsia="Consolas" w:hAnsi="Consolas"/>
-          <w:sz w:val="20"/>
-          <w:szCs w:val="20"/>
-        </w:rPr>
-        <w:t xml:space="preserve">endpoints.py</w:t>
-      </w:r>
+      <w:hyperlink w:history="1" r:id="rIdph7xd3xq0vjaapwbmlacz">
+        <w:r>
+          <w:rPr>
+            <w:rStyle w:val="Hyperlink"/>
+            <w:rFonts w:ascii="Consolas" w:cs="Consolas" w:eastAsia="Consolas" w:hAnsi="Consolas"/>
+            <w:sz w:val="20"/>
+            <w:szCs w:val="20"/>
+          </w:rPr>
+          <w:t xml:space="preserve">endpoints.py</w:t>
+        </w:r>
+      </w:hyperlink>
       <w:r>
         <w:t xml:space="preserve"> implement it today:</w:t>
       </w:r>
@@ -3990,14 +4381,17 @@
       <w:r>
         <w:t xml:space="preserve"> The Layer 4 control plane: a default-deny rulebook signed by the governance root, keyed on the software fingerprint (what code is running, never which chip), with typed limits, witness requirements, rate limits, budgets and human holds. It is software today (</w:t>
       </w:r>
-      <w:r>
-        <w:rPr>
-          <w:rFonts w:ascii="Consolas" w:cs="Consolas" w:eastAsia="Consolas" w:hAnsi="Consolas"/>
-          <w:sz w:val="20"/>
-          <w:szCs w:val="20"/>
-        </w:rPr>
-        <w:t xml:space="preserve">gate.py</w:t>
-      </w:r>
+      <w:hyperlink w:history="1" r:id="rIdbraigpye9ag-7gcadi61t">
+        <w:r>
+          <w:rPr>
+            <w:rStyle w:val="Hyperlink"/>
+            <w:rFonts w:ascii="Consolas" w:cs="Consolas" w:eastAsia="Consolas" w:hAnsi="Consolas"/>
+            <w:sz w:val="20"/>
+            <w:szCs w:val="20"/>
+          </w:rPr>
+          <w:t xml:space="preserve">gate.py</w:t>
+        </w:r>
+      </w:hyperlink>
       <w:r>
         <w:t xml:space="preserve">). In silicon it is a content-addressable memory plus comparators: a rulebook entry is a fingerprint, an action class, a few typed limits and a rate. That is why the latency budget is nanoseconds and why it can sit on the data path at all.</w:t>
       </w:r>
@@ -4095,7 +4489,18 @@
         <w:t xml:space="preserve">requirement: auto</w:t>
       </w:r>
       <w:r>
-        <w:t xml:space="preserve"> field, is ignored, because the rulebook picks the rule from the fingerprint, the action and the limited fields, and from nothing else. The catalogue has an attack for exactly that (</w:t>
+        <w:t xml:space="preserve"> field, is ignored, because the rulebook picks the rule from the fingerprint, the action and the limited fields, and from nothing else. The </w:t>
+      </w:r>
+      <w:hyperlink w:history="1" r:id="rId0oxkfcea9anlhd-eqjcwg">
+        <w:r>
+          <w:rPr>
+            <w:rStyle w:val="Hyperlink"/>
+          </w:rPr>
+          <w:t xml:space="preserve">catalogue</w:t>
+        </w:r>
+      </w:hyperlink>
+      <w:r>
+        <w:t xml:space="preserve"> has an attack for exactly that (</w:t>
       </w:r>
       <w:r>
         <w:rPr>
@@ -4123,25 +4528,42 @@
       <w:r>
         <w:t xml:space="preserve"> Observers (the </w:t>
       </w:r>
-      <w:r>
-        <w:rPr>
-          <w:rFonts w:ascii="Consolas" w:cs="Consolas" w:eastAsia="Consolas" w:hAnsi="Consolas"/>
-          <w:sz w:val="20"/>
-          <w:szCs w:val="20"/>
-        </w:rPr>
-        <w:t xml:space="preserve">autonomic-graph-regulation</w:t>
-      </w:r>
-      <w:r>
-        <w:t xml:space="preserve"> repo's early-warning lane; NVIDIA Sentry on the DPU) and the provenance registry (the </w:t>
-      </w:r>
-      <w:r>
-        <w:rPr>
-          <w:rFonts w:ascii="Consolas" w:cs="Consolas" w:eastAsia="Consolas" w:hAnsi="Consolas"/>
-          <w:sz w:val="20"/>
-          <w:szCs w:val="20"/>
-        </w:rPr>
-        <w:t xml:space="preserve">Watermark</w:t>
-      </w:r>
+      <w:hyperlink w:history="1" r:id="rIdpmbhaz8vwluy6_tlb6djy">
+        <w:r>
+          <w:rPr>
+            <w:rStyle w:val="Hyperlink"/>
+            <w:rFonts w:ascii="Consolas" w:cs="Consolas" w:eastAsia="Consolas" w:hAnsi="Consolas"/>
+            <w:sz w:val="20"/>
+            <w:szCs w:val="20"/>
+          </w:rPr>
+          <w:t xml:space="preserve">autonomic-graph-regulation</w:t>
+        </w:r>
+      </w:hyperlink>
+      <w:r>
+        <w:t xml:space="preserve"> repo's early-warning lane; </w:t>
+      </w:r>
+      <w:hyperlink w:history="1" r:id="rIdep5-ya1unztzn1exrskk9">
+        <w:r>
+          <w:rPr>
+            <w:rStyle w:val="Hyperlink"/>
+          </w:rPr>
+          <w:t xml:space="preserve">NVIDIA Sentry</w:t>
+        </w:r>
+      </w:hyperlink>
+      <w:r>
+        <w:t xml:space="preserve"> on the DPU) and the provenance registry (the </w:t>
+      </w:r>
+      <w:hyperlink w:history="1" r:id="rIdrjjy1txedpo76neej6qg4">
+        <w:r>
+          <w:rPr>
+            <w:rStyle w:val="Hyperlink"/>
+            <w:rFonts w:ascii="Consolas" w:cs="Consolas" w:eastAsia="Consolas" w:hAnsi="Consolas"/>
+            <w:sz w:val="20"/>
+            <w:szCs w:val="20"/>
+          </w:rPr>
+          <w:t xml:space="preserve">Watermark</w:t>
+        </w:r>
+      </w:hyperlink>
       <w:r>
         <w:t xml:space="preserve"> repo) emit signed verdicts about one request hash with short expiries. The gate consumes them. It never computes them. A verdict can keep the gate shut. It cannot open it. The novelty check from my first draft belongs here too, as a witness: a request whose fields fall outside everything seen before is a good extra reason to stop. It is not a guarantee against dangers nobody listed. Familiar values can form a dangerous combination, and unfamiliar values can be harmless. The review was right that the first draft leaned on it too hard.</w:t>
       </w:r>
@@ -5520,18 +5942,54 @@
         <w:t xml:space="preserve">What it is.</w:t>
       </w:r>
       <w:r>
-        <w:t xml:space="preserve"> Think of a birth certificate burned into the chip at the factory, plus an odometer that only counts up, plus a logbook you can add pages to but never tear pages out of. In hardware terms, the birth certificate is a unique secret fused into the die that only the key-derivation engine can read. The odometer is an anti-rollback fuse counter plus a counter that only counts up. The logbook is a set of measurement registers that can only be extended, never written. Around them sit a ROM-resident DICE engine that derives the signing key from the measurement of what booted, a quote engine, and a random-number generator. On NVIDIA GPUs the vendor's version of this chain covers the VBIOS and the GSP firmware (the GSP is the RISC-V management processor on the die), and the DPU has its own. The reference models both (</w:t>
-      </w:r>
-      <w:r>
-        <w:rPr>
-          <w:rFonts w:ascii="Consolas" w:cs="Consolas" w:eastAsia="Consolas" w:hAnsi="Consolas"/>
-          <w:sz w:val="20"/>
-          <w:szCs w:val="20"/>
-        </w:rPr>
-        <w:t xml:space="preserve">root.py</w:t>
-      </w:r>
-      <w:r>
-        <w:t xml:space="preserve">) and binds the GPU's quote inside the CPU TEE's, which is the composite-attestation pattern of NVIDIA confidential computing.</w:t>
+        <w:t xml:space="preserve"> Think of a birth certificate burned into the chip at the factory, plus an odometer that only counts up, plus a logbook you can add pages to but never tear pages out of. In hardware terms, the birth certificate is a unique secret fused into the die that only the key-derivation engine can read. The odometer is an anti-rollback fuse counter plus a counter that only counts up. The logbook is a set of measurement registers that can only be extended, never written. Around them sit a ROM-resident </w:t>
+      </w:r>
+      <w:hyperlink w:history="1" r:id="rIdoewmvwmnc4oprrny0zpcp">
+        <w:r>
+          <w:rPr>
+            <w:rStyle w:val="Hyperlink"/>
+          </w:rPr>
+          <w:t xml:space="preserve">DICE</w:t>
+        </w:r>
+      </w:hyperlink>
+      <w:r>
+        <w:t xml:space="preserve"> engine that derives the signing key from the measurement of what booted, a quote engine, and a random-number generator. On NVIDIA GPUs the vendor's version of this chain covers the VBIOS and the GSP firmware (the GSP is the RISC-V management processor on the die), and the DPU has its own. The reference models both (</w:t>
+      </w:r>
+      <w:hyperlink w:history="1" r:id="rIds1iclpuj4fgpgox4ninpr">
+        <w:r>
+          <w:rPr>
+            <w:rStyle w:val="Hyperlink"/>
+            <w:rFonts w:ascii="Consolas" w:cs="Consolas" w:eastAsia="Consolas" w:hAnsi="Consolas"/>
+            <w:sz w:val="20"/>
+            <w:szCs w:val="20"/>
+          </w:rPr>
+          <w:t xml:space="preserve">root.py</w:t>
+        </w:r>
+      </w:hyperlink>
+      <w:r>
+        <w:t xml:space="preserve">) and binds the GPU's quote inside the CPU TEE's, which is the composite-attestation pattern of </w:t>
+      </w:r>
+      <w:hyperlink w:history="1" r:id="rIdqk9si28e34ktmvks-6jfh">
+        <w:r>
+          <w:rPr>
+            <w:rStyle w:val="Hyperlink"/>
+          </w:rPr>
+          <w:t xml:space="preserve">NVIDIA confidential computing</w:t>
+        </w:r>
+      </w:hyperlink>
+      <w:r>
+        <w:t xml:space="preserve"> and its </w:t>
+      </w:r>
+      <w:hyperlink w:history="1" r:id="rIdol9nxpvvagrfig2_netzc">
+        <w:r>
+          <w:rPr>
+            <w:rStyle w:val="Hyperlink"/>
+          </w:rPr>
+          <w:t xml:space="preserve">attestation service</w:t>
+        </w:r>
+      </w:hyperlink>
+      <w:r>
+        <w:t xml:space="preserve">.</w:t>
       </w:r>
     </w:p>
     <w:p>
@@ -5600,7 +6058,18 @@
         <w:t xml:space="preserve">What it is.</w:t>
       </w:r>
       <w:r>
-        <w:t xml:space="preserve"> The CPU TEE and the GPU TEE, verified together. The locked room, with an ID check at the door. GPU memory is walled off from the host by hardware firewalls. PCIe traffic is encrypted (Hopper uses encrypted bounce buffers; NVIDIA describes Blackwell as TEE-I/O capable, with protection extended to NVLink). The GPU produces a signed report of the firmware it is running. The reference's permissions are keyed to the workload fingerprint, </w:t>
+        <w:t xml:space="preserve"> The CPU TEE and the GPU TEE, verified together. The locked room, with an ID check at the door. GPU memory is walled off from the host by hardware firewalls. PCIe traffic is encrypted. On Hopper that means software-encrypted bounce buffers, and NVLink between GPUs stays unencrypted; on Blackwell the NVLink path is encrypted too, and with a compatible CPU the GPU's TEE-I/O capability replaces the bounce buffers with TDISP/IDE link encryption (</w:t>
+      </w:r>
+      <w:hyperlink w:history="1" r:id="rId-w-ciw0bvn2k0wbxycg8q">
+        <w:r>
+          <w:rPr>
+            <w:rStyle w:val="Hyperlink"/>
+          </w:rPr>
+          <w:t xml:space="preserve">NVIDIA's Secure AI white paper</w:t>
+        </w:r>
+      </w:hyperlink>
+      <w:r>
+        <w:t xml:space="preserve"> spells out both modes). The GPU produces a signed report of the firmware it is running. The reference's permissions are keyed to the workload fingerprint, </w:t>
       </w:r>
       <w:r>
         <w:rPr>
@@ -5651,7 +6120,29 @@
         <w:t xml:space="preserve">Interfaces to the GPU and CUDA.</w:t>
       </w:r>
       <w:r>
-        <w:t xml:space="preserve"> The CUDA driver already cooperates with confidential-computing mode. Kernels run unchanged inside the enclave. Copies between the enclaves take the encrypted path. The CPU TEE and the GPU TEE set up their session with an SPDM-based key exchange on current hardware, and for the job's duration the two enclaves are one trust domain. The weight loader inside the CPU TEE fetches encrypted weights, and the key service releases the key only after both attestations check out.</w:t>
+        <w:t xml:space="preserve"> The CUDA driver already cooperates with confidential-computing mode (</w:t>
+      </w:r>
+      <w:hyperlink w:history="1" r:id="rIdnl4koe4oxjb7t6csr_dk2">
+        <w:r>
+          <w:rPr>
+            <w:rStyle w:val="Hyperlink"/>
+          </w:rPr>
+          <w:t xml:space="preserve">NVIDIA's H100 write-up</w:t>
+        </w:r>
+      </w:hyperlink>
+      <w:r>
+        <w:t xml:space="preserve"> is the plainest description). Kernels run unchanged inside the enclave. Copies between the enclaves take the encrypted path. The CPU TEE and the GPU TEE set up their session with an </w:t>
+      </w:r>
+      <w:hyperlink w:history="1" r:id="rIdicdbhoqmtw4xh7g4bc3ri">
+        <w:r>
+          <w:rPr>
+            <w:rStyle w:val="Hyperlink"/>
+          </w:rPr>
+          <w:t xml:space="preserve">SPDM</w:t>
+        </w:r>
+      </w:hyperlink>
+      <w:r>
+        <w:t xml:space="preserve">-based key exchange on current hardware, and for the job's duration the two enclaves are one trust domain. The weight loader inside the CPU TEE fetches encrypted weights, and the key service releases the key only after both attestations check out.</w:t>
       </w:r>
     </w:p>
     <w:p>
@@ -5770,7 +6261,18 @@
         <w:t xml:space="preserve">What it is.</w:t>
       </w:r>
       <w:r>
-        <w:t xml:space="preserve"> Two things. First, a small, isolated controller that manages policies, identities, permissions, revocation and exceptions. Its firmware is in the class of a verified kernel such as seL4: a few thousand lines, with its proof assumptions written down. Second, dedicated hardware checkers at every point where a transaction crosses the domain's boundary. The controller does not sit in the data path and does not touch every transaction. It configures the checkers and handles what they refuse. Its state (the permission table, the log head, the metering counters, the policy epoch) lives in its own SRAM and one-time-programmable memory, never in GPU memory or host memory. The only way in is a mailbox that accepts signed requests.</w:t>
+        <w:t xml:space="preserve"> Two things. First, a small, isolated controller that manages policies, identities, permissions, revocation and exceptions. Its firmware is in the class of a verified kernel such as </w:t>
+      </w:r>
+      <w:hyperlink w:history="1" r:id="rIdr8dnp10cv13x3h5adn-ww">
+        <w:r>
+          <w:rPr>
+            <w:rStyle w:val="Hyperlink"/>
+          </w:rPr>
+          <w:t xml:space="preserve">seL4</w:t>
+        </w:r>
+      </w:hyperlink>
+      <w:r>
+        <w:t xml:space="preserve">: a few thousand lines, with its proof assumptions written down. Second, dedicated hardware checkers at every point where a transaction crosses the domain's boundary. The controller does not sit in the data path and does not touch every transaction. It configures the checkers and handles what they refuse. Its state (the permission table, the log head, the metering counters, the policy epoch) lives in its own SRAM and one-time-programmable memory, never in GPU memory or host memory. The only way in is a mailbox that accepts signed requests.</w:t>
       </w:r>
     </w:p>
     <w:p>
@@ -5816,10 +6318,10 @@
         </w:tblBorders>
       </w:tblPr>
       <w:tblGrid>
-        <w:gridCol w:w="2537"/>
-        <w:gridCol w:w="1723"/>
-        <w:gridCol w:w="2530"/>
-        <w:gridCol w:w="2570"/>
+        <w:gridCol w:w="2182"/>
+        <w:gridCol w:w="3583"/>
+        <w:gridCol w:w="893"/>
+        <w:gridCol w:w="2702"/>
       </w:tblGrid>
       <w:tr>
         <w:trPr>
@@ -5828,7 +6330,7 @@
         </w:trPr>
         <w:tc>
           <w:tcPr>
-            <w:tcW w:type="dxa" w:w="2537"/>
+            <w:tcW w:type="dxa" w:w="2182"/>
             <w:shd w:fill="E9E8E2" w:color="auto" w:val="clear"/>
             <w:tcMar>
               <w:top w:type="dxa" w:w="70"/>
@@ -5856,7 +6358,7 @@
         </w:tc>
         <w:tc>
           <w:tcPr>
-            <w:tcW w:type="dxa" w:w="1723"/>
+            <w:tcW w:type="dxa" w:w="3583"/>
             <w:shd w:fill="E9E8E2" w:color="auto" w:val="clear"/>
             <w:tcMar>
               <w:top w:type="dxa" w:w="70"/>
@@ -5884,7 +6386,7 @@
         </w:tc>
         <w:tc>
           <w:tcPr>
-            <w:tcW w:type="dxa" w:w="2530"/>
+            <w:tcW w:type="dxa" w:w="893"/>
             <w:shd w:fill="E9E8E2" w:color="auto" w:val="clear"/>
             <w:tcMar>
               <w:top w:type="dxa" w:w="70"/>
@@ -5912,7 +6414,7 @@
         </w:tc>
         <w:tc>
           <w:tcPr>
-            <w:tcW w:type="dxa" w:w="2570"/>
+            <w:tcW w:type="dxa" w:w="2702"/>
             <w:shd w:fill="E9E8E2" w:color="auto" w:val="clear"/>
             <w:tcMar>
               <w:top w:type="dxa" w:w="70"/>
@@ -5946,7 +6448,7 @@
         </w:trPr>
         <w:tc>
           <w:tcPr>
-            <w:tcW w:type="dxa" w:w="2537"/>
+            <w:tcW w:type="dxa" w:w="2182"/>
             <w:tcMar>
               <w:top w:type="dxa" w:w="70"/>
               <w:left w:type="dxa" w:w="100"/>
@@ -5971,7 +6473,7 @@
         </w:tc>
         <w:tc>
           <w:tcPr>
-            <w:tcW w:type="dxa" w:w="1723"/>
+            <w:tcW w:type="dxa" w:w="3583"/>
             <w:tcMar>
               <w:top w:type="dxa" w:w="70"/>
               <w:left w:type="dxa" w:w="100"/>
@@ -5996,7 +6498,7 @@
         </w:tc>
         <w:tc>
           <w:tcPr>
-            <w:tcW w:type="dxa" w:w="2530"/>
+            <w:tcW w:type="dxa" w:w="893"/>
             <w:tcMar>
               <w:top w:type="dxa" w:w="70"/>
               <w:left w:type="dxa" w:w="100"/>
@@ -6021,7 +6523,7 @@
         </w:tc>
         <w:tc>
           <w:tcPr>
-            <w:tcW w:type="dxa" w:w="2570"/>
+            <w:tcW w:type="dxa" w:w="2702"/>
             <w:tcMar>
               <w:top w:type="dxa" w:w="70"/>
               <w:left w:type="dxa" w:w="100"/>
@@ -6052,7 +6554,7 @@
         </w:trPr>
         <w:tc>
           <w:tcPr>
-            <w:tcW w:type="dxa" w:w="2537"/>
+            <w:tcW w:type="dxa" w:w="2182"/>
             <w:tcMar>
               <w:top w:type="dxa" w:w="70"/>
               <w:left w:type="dxa" w:w="100"/>
@@ -6077,7 +6579,7 @@
         </w:tc>
         <w:tc>
           <w:tcPr>
-            <w:tcW w:type="dxa" w:w="1723"/>
+            <w:tcW w:type="dxa" w:w="3583"/>
             <w:tcMar>
               <w:top w:type="dxa" w:w="70"/>
               <w:left w:type="dxa" w:w="100"/>
@@ -6102,7 +6604,7 @@
         </w:tc>
         <w:tc>
           <w:tcPr>
-            <w:tcW w:type="dxa" w:w="2530"/>
+            <w:tcW w:type="dxa" w:w="893"/>
             <w:tcMar>
               <w:top w:type="dxa" w:w="70"/>
               <w:left w:type="dxa" w:w="100"/>
@@ -6127,7 +6629,7 @@
         </w:tc>
         <w:tc>
           <w:tcPr>
-            <w:tcW w:type="dxa" w:w="2570"/>
+            <w:tcW w:type="dxa" w:w="2702"/>
             <w:tcMar>
               <w:top w:type="dxa" w:w="70"/>
               <w:left w:type="dxa" w:w="100"/>
@@ -6158,7 +6660,7 @@
         </w:trPr>
         <w:tc>
           <w:tcPr>
-            <w:tcW w:type="dxa" w:w="2537"/>
+            <w:tcW w:type="dxa" w:w="2182"/>
             <w:tcMar>
               <w:top w:type="dxa" w:w="70"/>
               <w:left w:type="dxa" w:w="100"/>
@@ -6183,32 +6685,44 @@
         </w:tc>
         <w:tc>
           <w:tcPr>
-            <w:tcW w:type="dxa" w:w="1723"/>
-            <w:tcMar>
-              <w:top w:type="dxa" w:w="70"/>
-              <w:left w:type="dxa" w:w="100"/>
-              <w:bottom w:type="dxa" w:w="70"/>
-              <w:right w:type="dxa" w:w="100"/>
-            </w:tcMar>
-          </w:tcPr>
-          <w:p>
-            <w:pPr>
-              <w:spacing w:after="0" w:line="252" w:lineRule="auto"/>
-            </w:pPr>
-            <w:r>
-              <w:rPr>
-                <w:rFonts w:ascii="Georgia" w:cs="Georgia" w:eastAsia="Georgia" w:hAnsi="Georgia"/>
-                <w:color w:val="2C2C2A"/>
-                <w:sz w:val="18"/>
-                <w:szCs w:val="18"/>
-              </w:rPr>
-              <w:t xml:space="preserve">The PCIe port with TEE-I/O / IDE</w:t>
-            </w:r>
-          </w:p>
-        </w:tc>
-        <w:tc>
-          <w:tcPr>
-            <w:tcW w:type="dxa" w:w="2530"/>
+            <w:tcW w:type="dxa" w:w="3583"/>
+            <w:tcMar>
+              <w:top w:type="dxa" w:w="70"/>
+              <w:left w:type="dxa" w:w="100"/>
+              <w:bottom w:type="dxa" w:w="70"/>
+              <w:right w:type="dxa" w:w="100"/>
+            </w:tcMar>
+          </w:tcPr>
+          <w:p>
+            <w:pPr>
+              <w:spacing w:after="0" w:line="252" w:lineRule="auto"/>
+            </w:pPr>
+            <w:r>
+              <w:rPr>
+                <w:rFonts w:ascii="Georgia" w:cs="Georgia" w:eastAsia="Georgia" w:hAnsi="Georgia"/>
+                <w:color w:val="2C2C2A"/>
+                <w:sz w:val="18"/>
+                <w:szCs w:val="18"/>
+              </w:rPr>
+              <w:t xml:space="preserve">The PCIe port with </w:t>
+            </w:r>
+            <w:hyperlink w:history="1" r:id="rIdkqf4mim2s2dwvb9rbxekz">
+              <w:r>
+                <w:rPr>
+                  <w:rStyle w:val="Hyperlink"/>
+                  <w:rFonts w:ascii="Georgia" w:cs="Georgia" w:eastAsia="Georgia" w:hAnsi="Georgia"/>
+                  <w:color w:val="2C2C2A"/>
+                  <w:sz w:val="18"/>
+                  <w:szCs w:val="18"/>
+                </w:rPr>
+                <w:t xml:space="preserve">TEE-I/O (TDISP and IDE)</w:t>
+              </w:r>
+            </w:hyperlink>
+          </w:p>
+        </w:tc>
+        <w:tc>
+          <w:tcPr>
+            <w:tcW w:type="dxa" w:w="893"/>
             <w:tcMar>
               <w:top w:type="dxa" w:w="70"/>
               <w:left w:type="dxa" w:w="100"/>
@@ -6233,7 +6747,7 @@
         </w:tc>
         <w:tc>
           <w:tcPr>
-            <w:tcW w:type="dxa" w:w="2570"/>
+            <w:tcW w:type="dxa" w:w="2702"/>
             <w:tcMar>
               <w:top w:type="dxa" w:w="70"/>
               <w:left w:type="dxa" w:w="100"/>
@@ -6264,7 +6778,7 @@
         </w:trPr>
         <w:tc>
           <w:tcPr>
-            <w:tcW w:type="dxa" w:w="2537"/>
+            <w:tcW w:type="dxa" w:w="2182"/>
             <w:tcMar>
               <w:top w:type="dxa" w:w="70"/>
               <w:left w:type="dxa" w:w="100"/>
@@ -6289,32 +6803,53 @@
         </w:tc>
         <w:tc>
           <w:tcPr>
-            <w:tcW w:type="dxa" w:w="1723"/>
-            <w:tcMar>
-              <w:top w:type="dxa" w:w="70"/>
-              <w:left w:type="dxa" w:w="100"/>
-              <w:bottom w:type="dxa" w:w="70"/>
-              <w:right w:type="dxa" w:w="100"/>
-            </w:tcMar>
-          </w:tcPr>
-          <w:p>
-            <w:pPr>
-              <w:spacing w:after="0" w:line="252" w:lineRule="auto"/>
-            </w:pPr>
-            <w:r>
-              <w:rPr>
-                <w:rFonts w:ascii="Georgia" w:cs="Georgia" w:eastAsia="Georgia" w:hAnsi="Georgia"/>
-                <w:color w:val="2C2C2A"/>
-                <w:sz w:val="18"/>
-                <w:szCs w:val="18"/>
-              </w:rPr>
-              <w:t xml:space="preserve">The NIC or DPU (BlueField-4) filter tables</w:t>
-            </w:r>
-          </w:p>
-        </w:tc>
-        <w:tc>
-          <w:tcPr>
-            <w:tcW w:type="dxa" w:w="2530"/>
+            <w:tcW w:type="dxa" w:w="3583"/>
+            <w:tcMar>
+              <w:top w:type="dxa" w:w="70"/>
+              <w:left w:type="dxa" w:w="100"/>
+              <w:bottom w:type="dxa" w:w="70"/>
+              <w:right w:type="dxa" w:w="100"/>
+            </w:tcMar>
+          </w:tcPr>
+          <w:p>
+            <w:pPr>
+              <w:spacing w:after="0" w:line="252" w:lineRule="auto"/>
+            </w:pPr>
+            <w:r>
+              <w:rPr>
+                <w:rFonts w:ascii="Georgia" w:cs="Georgia" w:eastAsia="Georgia" w:hAnsi="Georgia"/>
+                <w:color w:val="2C2C2A"/>
+                <w:sz w:val="18"/>
+                <w:szCs w:val="18"/>
+              </w:rPr>
+              <w:t xml:space="preserve">The NIC or DPU (</w:t>
+            </w:r>
+            <w:hyperlink w:history="1" r:id="rIdohrktcu5yg3xdknng4kwj">
+              <w:r>
+                <w:rPr>
+                  <w:rStyle w:val="Hyperlink"/>
+                  <w:rFonts w:ascii="Georgia" w:cs="Georgia" w:eastAsia="Georgia" w:hAnsi="Georgia"/>
+                  <w:color w:val="2C2C2A"/>
+                  <w:sz w:val="18"/>
+                  <w:szCs w:val="18"/>
+                </w:rPr>
+                <w:t xml:space="preserve">BlueField-4</w:t>
+              </w:r>
+            </w:hyperlink>
+            <w:r>
+              <w:rPr>
+                <w:rFonts w:ascii="Georgia" w:cs="Georgia" w:eastAsia="Georgia" w:hAnsi="Georgia"/>
+                <w:color w:val="2C2C2A"/>
+                <w:sz w:val="18"/>
+                <w:szCs w:val="18"/>
+              </w:rPr>
+              <w:t xml:space="preserve">) filter tables</w:t>
+            </w:r>
+          </w:p>
+        </w:tc>
+        <w:tc>
+          <w:tcPr>
+            <w:tcW w:type="dxa" w:w="893"/>
             <w:tcMar>
               <w:top w:type="dxa" w:w="70"/>
               <w:left w:type="dxa" w:w="100"/>
@@ -6339,26 +6874,47 @@
         </w:tc>
         <w:tc>
           <w:tcPr>
-            <w:tcW w:type="dxa" w:w="2570"/>
-            <w:tcMar>
-              <w:top w:type="dxa" w:w="70"/>
-              <w:left w:type="dxa" w:w="100"/>
-              <w:bottom w:type="dxa" w:w="70"/>
-              <w:right w:type="dxa" w:w="100"/>
-            </w:tcMar>
-          </w:tcPr>
-          <w:p>
-            <w:pPr>
-              <w:spacing w:after="0" w:line="252" w:lineRule="auto"/>
-            </w:pPr>
-            <w:r>
-              <w:rPr>
-                <w:rFonts w:ascii="Georgia" w:cs="Georgia" w:eastAsia="Georgia" w:hAnsi="Georgia"/>
-                <w:color w:val="2C2C2A"/>
-                <w:sz w:val="18"/>
-                <w:szCs w:val="18"/>
-              </w:rPr>
-              <w:t xml:space="preserve">Exists as DOCA-programmable hardware</w:t>
+            <w:tcW w:type="dxa" w:w="2702"/>
+            <w:tcMar>
+              <w:top w:type="dxa" w:w="70"/>
+              <w:left w:type="dxa" w:w="100"/>
+              <w:bottom w:type="dxa" w:w="70"/>
+              <w:right w:type="dxa" w:w="100"/>
+            </w:tcMar>
+          </w:tcPr>
+          <w:p>
+            <w:pPr>
+              <w:spacing w:after="0" w:line="252" w:lineRule="auto"/>
+            </w:pPr>
+            <w:r>
+              <w:rPr>
+                <w:rFonts w:ascii="Georgia" w:cs="Georgia" w:eastAsia="Georgia" w:hAnsi="Georgia"/>
+                <w:color w:val="2C2C2A"/>
+                <w:sz w:val="18"/>
+                <w:szCs w:val="18"/>
+              </w:rPr>
+              <w:t xml:space="preserve">Exists as </w:t>
+            </w:r>
+            <w:hyperlink w:history="1" r:id="rIdeyknfq_hycuucbgx3zbqf">
+              <w:r>
+                <w:rPr>
+                  <w:rStyle w:val="Hyperlink"/>
+                  <w:rFonts w:ascii="Georgia" w:cs="Georgia" w:eastAsia="Georgia" w:hAnsi="Georgia"/>
+                  <w:color w:val="2C2C2A"/>
+                  <w:sz w:val="18"/>
+                  <w:szCs w:val="18"/>
+                </w:rPr>
+                <w:t xml:space="preserve">DOCA</w:t>
+              </w:r>
+            </w:hyperlink>
+            <w:r>
+              <w:rPr>
+                <w:rFonts w:ascii="Georgia" w:cs="Georgia" w:eastAsia="Georgia" w:hAnsi="Georgia"/>
+                <w:color w:val="2C2C2A"/>
+                <w:sz w:val="18"/>
+                <w:szCs w:val="18"/>
+              </w:rPr>
+              <w:t xml:space="preserve">-programmable hardware</w:t>
             </w:r>
           </w:p>
         </w:tc>
@@ -6370,32 +6926,44 @@
         </w:trPr>
         <w:tc>
           <w:tcPr>
-            <w:tcW w:type="dxa" w:w="2537"/>
-            <w:tcMar>
-              <w:top w:type="dxa" w:w="70"/>
-              <w:left w:type="dxa" w:w="100"/>
-              <w:bottom w:type="dxa" w:w="70"/>
-              <w:right w:type="dxa" w:w="100"/>
-            </w:tcMar>
-          </w:tcPr>
-          <w:p>
-            <w:pPr>
-              <w:spacing w:after="0" w:line="252" w:lineRule="auto"/>
-            </w:pPr>
-            <w:r>
-              <w:rPr>
-                <w:rFonts w:ascii="Georgia" w:cs="Georgia" w:eastAsia="Georgia" w:hAnsi="Georgia"/>
-                <w:color w:val="2C2C2A"/>
-                <w:sz w:val="18"/>
-                <w:szCs w:val="18"/>
-              </w:rPr>
-              <w:t xml:space="preserve">GPUDirect Storage (the delivery door)</w:t>
-            </w:r>
-          </w:p>
-        </w:tc>
-        <w:tc>
-          <w:tcPr>
-            <w:tcW w:type="dxa" w:w="1723"/>
+            <w:tcW w:type="dxa" w:w="2182"/>
+            <w:tcMar>
+              <w:top w:type="dxa" w:w="70"/>
+              <w:left w:type="dxa" w:w="100"/>
+              <w:bottom w:type="dxa" w:w="70"/>
+              <w:right w:type="dxa" w:w="100"/>
+            </w:tcMar>
+          </w:tcPr>
+          <w:p>
+            <w:pPr>
+              <w:spacing w:after="0" w:line="252" w:lineRule="auto"/>
+            </w:pPr>
+            <w:hyperlink w:history="1" r:id="rId08vlzycqyormee8aprhzh">
+              <w:r>
+                <w:rPr>
+                  <w:rStyle w:val="Hyperlink"/>
+                  <w:rFonts w:ascii="Georgia" w:cs="Georgia" w:eastAsia="Georgia" w:hAnsi="Georgia"/>
+                  <w:color w:val="2C2C2A"/>
+                  <w:sz w:val="18"/>
+                  <w:szCs w:val="18"/>
+                </w:rPr>
+                <w:t xml:space="preserve">GPUDirect Storage</w:t>
+              </w:r>
+            </w:hyperlink>
+            <w:r>
+              <w:rPr>
+                <w:rFonts w:ascii="Georgia" w:cs="Georgia" w:eastAsia="Georgia" w:hAnsi="Georgia"/>
+                <w:color w:val="2C2C2A"/>
+                <w:sz w:val="18"/>
+                <w:szCs w:val="18"/>
+              </w:rPr>
+              <w:t xml:space="preserve"> (the delivery door)</w:t>
+            </w:r>
+          </w:p>
+        </w:tc>
+        <w:tc>
+          <w:tcPr>
+            <w:tcW w:type="dxa" w:w="3583"/>
             <w:tcMar>
               <w:top w:type="dxa" w:w="70"/>
               <w:left w:type="dxa" w:w="100"/>
@@ -6420,7 +6988,7 @@
         </w:tc>
         <w:tc>
           <w:tcPr>
-            <w:tcW w:type="dxa" w:w="2530"/>
+            <w:tcW w:type="dxa" w:w="893"/>
             <w:tcMar>
               <w:top w:type="dxa" w:w="70"/>
               <w:left w:type="dxa" w:w="100"/>
@@ -6445,7 +7013,7 @@
         </w:tc>
         <w:tc>
           <w:tcPr>
-            <w:tcW w:type="dxa" w:w="2570"/>
+            <w:tcW w:type="dxa" w:w="2702"/>
             <w:tcMar>
               <w:top w:type="dxa" w:w="70"/>
               <w:left w:type="dxa" w:w="100"/>
@@ -6476,7 +7044,7 @@
         </w:trPr>
         <w:tc>
           <w:tcPr>
-            <w:tcW w:type="dxa" w:w="2537"/>
+            <w:tcW w:type="dxa" w:w="2182"/>
             <w:tcMar>
               <w:top w:type="dxa" w:w="70"/>
               <w:left w:type="dxa" w:w="100"/>
@@ -6501,7 +7069,7 @@
         </w:tc>
         <w:tc>
           <w:tcPr>
-            <w:tcW w:type="dxa" w:w="1723"/>
+            <w:tcW w:type="dxa" w:w="3583"/>
             <w:tcMar>
               <w:top w:type="dxa" w:w="70"/>
               <w:left w:type="dxa" w:w="100"/>
@@ -6526,7 +7094,7 @@
         </w:tc>
         <w:tc>
           <w:tcPr>
-            <w:tcW w:type="dxa" w:w="2530"/>
+            <w:tcW w:type="dxa" w:w="893"/>
             <w:tcMar>
               <w:top w:type="dxa" w:w="70"/>
               <w:left w:type="dxa" w:w="100"/>
@@ -6551,7 +7119,7 @@
         </w:tc>
         <w:tc>
           <w:tcPr>
-            <w:tcW w:type="dxa" w:w="2570"/>
+            <w:tcW w:type="dxa" w:w="2702"/>
             <w:tcMar>
               <w:top w:type="dxa" w:w="70"/>
               <w:left w:type="dxa" w:w="100"/>
@@ -6582,7 +7150,7 @@
         </w:trPr>
         <w:tc>
           <w:tcPr>
-            <w:tcW w:type="dxa" w:w="2537"/>
+            <w:tcW w:type="dxa" w:w="2182"/>
             <w:tcMar>
               <w:top w:type="dxa" w:w="70"/>
               <w:left w:type="dxa" w:w="100"/>
@@ -6607,7 +7175,7 @@
         </w:tc>
         <w:tc>
           <w:tcPr>
-            <w:tcW w:type="dxa" w:w="1723"/>
+            <w:tcW w:type="dxa" w:w="3583"/>
             <w:tcMar>
               <w:top w:type="dxa" w:w="70"/>
               <w:left w:type="dxa" w:w="100"/>
@@ -6632,7 +7200,7 @@
         </w:tc>
         <w:tc>
           <w:tcPr>
-            <w:tcW w:type="dxa" w:w="2530"/>
+            <w:tcW w:type="dxa" w:w="893"/>
             <w:tcMar>
               <w:top w:type="dxa" w:w="70"/>
               <w:left w:type="dxa" w:w="100"/>
@@ -6657,7 +7225,7 @@
         </w:tc>
         <w:tc>
           <w:tcPr>
-            <w:tcW w:type="dxa" w:w="2570"/>
+            <w:tcW w:type="dxa" w:w="2702"/>
             <w:tcMar>
               <w:top w:type="dxa" w:w="70"/>
               <w:left w:type="dxa" w:w="100"/>
@@ -7904,16 +8472,52 @@
         <w:t xml:space="preserve">The runtime sandbox</w:t>
       </w:r>
       <w:r>
-        <w:t xml:space="preserve"> is OpenShell as shipped: each agent in its own container, a Landlock allowlist of file paths locked at creation, a network policy proxy, credentials injected per sandbox, and GPU device access as a line in the policy. It is the playpen. It bounds the process. Its limit is that it lives inside a kernel of tens of millions of lines, and an operator can hot-reload its network policy. So the authority to set policy has to move down to the gate, where changing it takes the governance root. The reference already derives OpenShell's network policy from the signed rulebook (</w:t>
-      </w:r>
-      <w:r>
-        <w:rPr>
-          <w:rFonts w:ascii="Consolas" w:cs="Consolas" w:eastAsia="Consolas" w:hAnsi="Consolas"/>
-          <w:sz w:val="20"/>
-          <w:szCs w:val="20"/>
-        </w:rPr>
-        <w:t xml:space="preserve">oasp.py</w:t>
-      </w:r>
+        <w:t xml:space="preserve"> is </w:t>
+      </w:r>
+      <w:hyperlink w:history="1" r:id="rIdnsactu0ngyffassmnvsgq">
+        <w:r>
+          <w:rPr>
+            <w:rStyle w:val="Hyperlink"/>
+          </w:rPr>
+          <w:t xml:space="preserve">OpenShell</w:t>
+        </w:r>
+      </w:hyperlink>
+      <w:r>
+        <w:t xml:space="preserve"> as shipped: each agent in its own container, a </w:t>
+      </w:r>
+      <w:hyperlink w:history="1" r:id="rIdmzcrbreicualstk0ntf0u">
+        <w:r>
+          <w:rPr>
+            <w:rStyle w:val="Hyperlink"/>
+          </w:rPr>
+          <w:t xml:space="preserve">Landlock</w:t>
+        </w:r>
+      </w:hyperlink>
+      <w:r>
+        <w:t xml:space="preserve"> allowlist of file paths locked at creation, a network policy proxy, credentials substituted outside the agent so the agent never sees the real ones, and GPU device access as a line in the policy. It is the playpen. It bounds the process. Its limit is that it lives inside a kernel of tens of millions of lines, and </w:t>
+      </w:r>
+      <w:hyperlink w:history="1" r:id="rIdaroti--wmf63ar7aibzvi">
+        <w:r>
+          <w:rPr>
+            <w:rStyle w:val="Hyperlink"/>
+          </w:rPr>
+          <w:t xml:space="preserve">its own documentation</w:t>
+        </w:r>
+      </w:hyperlink>
+      <w:r>
+        <w:t xml:space="preserve"> says the network policy is hot-reloadable at runtime. So the authority to set policy has to move down to the gate, where changing it takes the governance root. The reference already derives OpenShell's network policy from the signed rulebook (</w:t>
+      </w:r>
+      <w:hyperlink w:history="1" r:id="rIdbfq2cgsw3n_bvt4kpv_x2">
+        <w:r>
+          <w:rPr>
+            <w:rStyle w:val="Hyperlink"/>
+            <w:rFonts w:ascii="Consolas" w:cs="Consolas" w:eastAsia="Consolas" w:hAnsi="Consolas"/>
+            <w:sz w:val="20"/>
+            <w:szCs w:val="20"/>
+          </w:rPr>
+          <w:t xml:space="preserve">oasp.py</w:t>
+        </w:r>
+      </w:hyperlink>
       <w:r>
         <w:t xml:space="preserve">), so the two cannot drift apart.</w:t>
       </w:r>
@@ -12472,7 +13076,7 @@
         <w:spacing w:after="160" w:line="276" w:lineRule="auto"/>
       </w:pPr>
       <w:r>
-        <w:t xml:space="preserve">Two measurements, not one: the controller's own overhead, and the whole protected deployment's, including tail latency, small requests, collective communication, logging pressure and revocation.</w:t>
+        <w:t xml:space="preserve">The shape to notice: everything that happens per token costs nothing extra, everything that happens per action costs microseconds, and the only slow rows are the ones that are slow on purpose.</w:t>
       </w:r>
     </w:p>
     <w:p>
@@ -12489,7 +13093,7 @@
         <w:spacing w:after="160" w:line="276" w:lineRule="auto"/>
       </w:pPr>
       <w:r>
-        <w:t xml:space="preserve">Every piece above carries a claim. None of them is proven by this document. What follows is the program that proves or disproves them, reordered after the review so that the contract at the point of action is proved first, because everything else is built to preserve it. Phase 1 is a tabletop model. Phase 2 is a real building with a real burglar. Phase 3 is asking the builder to put the badge readers in the doors.</w:t>
+        <w:t xml:space="preserve">Every piece above carries a claim. None of them is proven by this document. What follows is the program that proves or disproves them, in three phases, reordered after the review so that the contract at the point of action is proved first, because everything else is built to preserve it. Phase 1 is a tabletop model. Phase 2 is a real building with a real burglar. Phase 3 is asking the builder to put the badge readers in the doors. The same attack catalogue runs in every phase; a phase is finished when the sweep passes against that phase's hardware.</w:t>
       </w:r>
     </w:p>
     <w:p>
@@ -12584,8 +13188,8 @@
         </w:tblBorders>
       </w:tblPr>
       <w:tblGrid>
-        <w:gridCol w:w="4471"/>
-        <w:gridCol w:w="4889"/>
+        <w:gridCol w:w="2767"/>
+        <w:gridCol w:w="6593"/>
       </w:tblGrid>
       <w:tr>
         <w:trPr>
@@ -12594,7 +13198,7 @@
         </w:trPr>
         <w:tc>
           <w:tcPr>
-            <w:tcW w:type="dxa" w:w="4471"/>
+            <w:tcW w:type="dxa" w:w="2767"/>
             <w:shd w:fill="E9E8E2" w:color="auto" w:val="clear"/>
             <w:tcMar>
               <w:top w:type="dxa" w:w="70"/>
@@ -12622,7 +13226,7 @@
         </w:tc>
         <w:tc>
           <w:tcPr>
-            <w:tcW w:type="dxa" w:w="4889"/>
+            <w:tcW w:type="dxa" w:w="6593"/>
             <w:shd w:fill="E9E8E2" w:color="auto" w:val="clear"/>
             <w:tcMar>
               <w:top w:type="dxa" w:w="70"/>
@@ -12644,8 +13248,22 @@
                 <w:sz w:val="18"/>
                 <w:szCs w:val="18"/>
               </w:rPr>
-              <w:t xml:space="preserve">Where it is in the catalogue</w:t>
-            </w:r>
+              <w:t xml:space="preserve">Where it is in </w:t>
+            </w:r>
+            <w:hyperlink w:history="1" r:id="rIddtokqsxmzxe7jbfddi_mu">
+              <w:r>
+                <w:rPr>
+                  <w:rStyle w:val="Hyperlink"/>
+                  <w:rFonts w:ascii="Georgia" w:cs="Georgia" w:eastAsia="Georgia" w:hAnsi="Georgia"/>
+                  <w:b/>
+                  <w:bCs/>
+                  <w:color w:val="2C2C2A"/>
+                  <w:sz w:val="18"/>
+                  <w:szCs w:val="18"/>
+                </w:rPr>
+                <w:t xml:space="preserve">the catalogue</w:t>
+              </w:r>
+            </w:hyperlink>
           </w:p>
         </w:tc>
       </w:tr>
@@ -12656,7 +13274,7 @@
         </w:trPr>
         <w:tc>
           <w:tcPr>
-            <w:tcW w:type="dxa" w:w="4471"/>
+            <w:tcW w:type="dxa" w:w="2767"/>
             <w:tcMar>
               <w:top w:type="dxa" w:w="70"/>
               <w:left w:type="dxa" w:w="100"/>
@@ -12681,7 +13299,7 @@
         </w:tc>
         <w:tc>
           <w:tcPr>
-            <w:tcW w:type="dxa" w:w="4889"/>
+            <w:tcW w:type="dxa" w:w="6593"/>
             <w:tcMar>
               <w:top w:type="dxa" w:w="70"/>
               <w:left w:type="dxa" w:w="100"/>
@@ -12748,7 +13366,7 @@
         </w:trPr>
         <w:tc>
           <w:tcPr>
-            <w:tcW w:type="dxa" w:w="4471"/>
+            <w:tcW w:type="dxa" w:w="2767"/>
             <w:tcMar>
               <w:top w:type="dxa" w:w="70"/>
               <w:left w:type="dxa" w:w="100"/>
@@ -12773,7 +13391,7 @@
         </w:tc>
         <w:tc>
           <w:tcPr>
-            <w:tcW w:type="dxa" w:w="4889"/>
+            <w:tcW w:type="dxa" w:w="6593"/>
             <w:tcMar>
               <w:top w:type="dxa" w:w="70"/>
               <w:left w:type="dxa" w:w="100"/>
@@ -12894,7 +13512,7 @@
         </w:trPr>
         <w:tc>
           <w:tcPr>
-            <w:tcW w:type="dxa" w:w="4471"/>
+            <w:tcW w:type="dxa" w:w="2767"/>
             <w:tcMar>
               <w:top w:type="dxa" w:w="70"/>
               <w:left w:type="dxa" w:w="100"/>
@@ -12919,7 +13537,7 @@
         </w:tc>
         <w:tc>
           <w:tcPr>
-            <w:tcW w:type="dxa" w:w="4889"/>
+            <w:tcW w:type="dxa" w:w="6593"/>
             <w:tcMar>
               <w:top w:type="dxa" w:w="70"/>
               <w:left w:type="dxa" w:w="100"/>
@@ -12968,7 +13586,7 @@
         </w:trPr>
         <w:tc>
           <w:tcPr>
-            <w:tcW w:type="dxa" w:w="4471"/>
+            <w:tcW w:type="dxa" w:w="2767"/>
             <w:tcMar>
               <w:top w:type="dxa" w:w="70"/>
               <w:left w:type="dxa" w:w="100"/>
@@ -12993,7 +13611,7 @@
         </w:tc>
         <w:tc>
           <w:tcPr>
-            <w:tcW w:type="dxa" w:w="4889"/>
+            <w:tcW w:type="dxa" w:w="6593"/>
             <w:tcMar>
               <w:top w:type="dxa" w:w="70"/>
               <w:left w:type="dxa" w:w="100"/>
@@ -13078,7 +13696,7 @@
         </w:trPr>
         <w:tc>
           <w:tcPr>
-            <w:tcW w:type="dxa" w:w="4471"/>
+            <w:tcW w:type="dxa" w:w="2767"/>
             <w:tcMar>
               <w:top w:type="dxa" w:w="70"/>
               <w:left w:type="dxa" w:w="100"/>
@@ -13103,7 +13721,7 @@
         </w:tc>
         <w:tc>
           <w:tcPr>
-            <w:tcW w:type="dxa" w:w="4889"/>
+            <w:tcW w:type="dxa" w:w="6593"/>
             <w:tcMar>
               <w:top w:type="dxa" w:w="70"/>
               <w:left w:type="dxa" w:w="100"/>
@@ -14769,6 +15387,14 @@
         <w:t xml:space="preserve">What exists, what is missing, who builds it</w:t>
       </w:r>
     </w:p>
+    <w:p>
+      <w:pPr>
+        <w:spacing w:after="160" w:line="276" w:lineRule="auto"/>
+      </w:pPr>
+      <w:r>
+        <w:t xml:space="preserve">Read this as a shopping list. The second column is what you can download or buy today, the third is what still has to be built, and the last is who would build it.</w:t>
+      </w:r>
+    </w:p>
     <w:tbl>
       <w:tblPr>
         <w:tblW w:type="dxa" w:w="9360"/>
@@ -14782,10 +15408,10 @@
         </w:tblBorders>
       </w:tblPr>
       <w:tblGrid>
-        <w:gridCol w:w="1606"/>
-        <w:gridCol w:w="3095"/>
-        <w:gridCol w:w="2694"/>
-        <w:gridCol w:w="1965"/>
+        <w:gridCol w:w="779"/>
+        <w:gridCol w:w="6248"/>
+        <w:gridCol w:w="1362"/>
+        <w:gridCol w:w="971"/>
       </w:tblGrid>
       <w:tr>
         <w:trPr>
@@ -14794,7 +15420,7 @@
         </w:trPr>
         <w:tc>
           <w:tcPr>
-            <w:tcW w:type="dxa" w:w="1606"/>
+            <w:tcW w:type="dxa" w:w="779"/>
             <w:shd w:fill="E9E8E2" w:color="auto" w:val="clear"/>
             <w:tcMar>
               <w:top w:type="dxa" w:w="70"/>
@@ -14822,7 +15448,7 @@
         </w:tc>
         <w:tc>
           <w:tcPr>
-            <w:tcW w:type="dxa" w:w="3095"/>
+            <w:tcW w:type="dxa" w:w="6248"/>
             <w:shd w:fill="E9E8E2" w:color="auto" w:val="clear"/>
             <w:tcMar>
               <w:top w:type="dxa" w:w="70"/>
@@ -14850,7 +15476,7 @@
         </w:tc>
         <w:tc>
           <w:tcPr>
-            <w:tcW w:type="dxa" w:w="2694"/>
+            <w:tcW w:type="dxa" w:w="1362"/>
             <w:shd w:fill="E9E8E2" w:color="auto" w:val="clear"/>
             <w:tcMar>
               <w:top w:type="dxa" w:w="70"/>
@@ -14878,7 +15504,7 @@
         </w:tc>
         <w:tc>
           <w:tcPr>
-            <w:tcW w:type="dxa" w:w="1965"/>
+            <w:tcW w:type="dxa" w:w="971"/>
             <w:shd w:fill="E9E8E2" w:color="auto" w:val="clear"/>
             <w:tcMar>
               <w:top w:type="dxa" w:w="70"/>
@@ -14912,7 +15538,7 @@
         </w:trPr>
         <w:tc>
           <w:tcPr>
-            <w:tcW w:type="dxa" w:w="1606"/>
+            <w:tcW w:type="dxa" w:w="779"/>
             <w:tcMar>
               <w:top w:type="dxa" w:w="70"/>
               <w:left w:type="dxa" w:w="100"/>
@@ -14937,32 +15563,86 @@
         </w:tc>
         <w:tc>
           <w:tcPr>
-            <w:tcW w:type="dxa" w:w="3095"/>
-            <w:tcMar>
-              <w:top w:type="dxa" w:w="70"/>
-              <w:left w:type="dxa" w:w="100"/>
-              <w:bottom w:type="dxa" w:w="70"/>
-              <w:right w:type="dxa" w:w="100"/>
-            </w:tcMar>
-          </w:tcPr>
-          <w:p>
-            <w:pPr>
-              <w:spacing w:after="0" w:line="252" w:lineRule="auto"/>
-            </w:pPr>
-            <w:r>
-              <w:rPr>
-                <w:rFonts w:ascii="Georgia" w:cs="Georgia" w:eastAsia="Georgia" w:hAnsi="Georgia"/>
-                <w:color w:val="2C2C2A"/>
-                <w:sz w:val="18"/>
-                <w:szCs w:val="18"/>
-              </w:rPr>
-              <w:t xml:space="preserve">GPU boot ROM, fused keys, measured firmware; the DPU's root; OpenTitan, Pluton, Titan</w:t>
-            </w:r>
-          </w:p>
-        </w:tc>
-        <w:tc>
-          <w:tcPr>
-            <w:tcW w:type="dxa" w:w="2694"/>
+            <w:tcW w:type="dxa" w:w="6248"/>
+            <w:tcMar>
+              <w:top w:type="dxa" w:w="70"/>
+              <w:left w:type="dxa" w:w="100"/>
+              <w:bottom w:type="dxa" w:w="70"/>
+              <w:right w:type="dxa" w:w="100"/>
+            </w:tcMar>
+          </w:tcPr>
+          <w:p>
+            <w:pPr>
+              <w:spacing w:after="0" w:line="252" w:lineRule="auto"/>
+            </w:pPr>
+            <w:r>
+              <w:rPr>
+                <w:rFonts w:ascii="Georgia" w:cs="Georgia" w:eastAsia="Georgia" w:hAnsi="Georgia"/>
+                <w:color w:val="2C2C2A"/>
+                <w:sz w:val="18"/>
+                <w:szCs w:val="18"/>
+              </w:rPr>
+              <w:t xml:space="preserve">GPU boot ROM, fused keys, measured firmware; the DPU's root; </w:t>
+            </w:r>
+            <w:hyperlink w:history="1" r:id="rIdcooh5s-uk-ct9h1ixugnw">
+              <w:r>
+                <w:rPr>
+                  <w:rStyle w:val="Hyperlink"/>
+                  <w:rFonts w:ascii="Georgia" w:cs="Georgia" w:eastAsia="Georgia" w:hAnsi="Georgia"/>
+                  <w:color w:val="2C2C2A"/>
+                  <w:sz w:val="18"/>
+                  <w:szCs w:val="18"/>
+                </w:rPr>
+                <w:t xml:space="preserve">OpenTitan</w:t>
+              </w:r>
+            </w:hyperlink>
+            <w:r>
+              <w:rPr>
+                <w:rFonts w:ascii="Georgia" w:cs="Georgia" w:eastAsia="Georgia" w:hAnsi="Georgia"/>
+                <w:color w:val="2C2C2A"/>
+                <w:sz w:val="18"/>
+                <w:szCs w:val="18"/>
+              </w:rPr>
+              <w:t xml:space="preserve">, </w:t>
+            </w:r>
+            <w:hyperlink w:history="1" r:id="rIddfgmsvkae_icfvexi7j02">
+              <w:r>
+                <w:rPr>
+                  <w:rStyle w:val="Hyperlink"/>
+                  <w:rFonts w:ascii="Georgia" w:cs="Georgia" w:eastAsia="Georgia" w:hAnsi="Georgia"/>
+                  <w:color w:val="2C2C2A"/>
+                  <w:sz w:val="18"/>
+                  <w:szCs w:val="18"/>
+                </w:rPr>
+                <w:t xml:space="preserve">Pluton</w:t>
+              </w:r>
+            </w:hyperlink>
+            <w:r>
+              <w:rPr>
+                <w:rFonts w:ascii="Georgia" w:cs="Georgia" w:eastAsia="Georgia" w:hAnsi="Georgia"/>
+                <w:color w:val="2C2C2A"/>
+                <w:sz w:val="18"/>
+                <w:szCs w:val="18"/>
+              </w:rPr>
+              <w:t xml:space="preserve">, </w:t>
+            </w:r>
+            <w:hyperlink w:history="1" r:id="rIdmlmterkbiahnezjtr7xjk">
+              <w:r>
+                <w:rPr>
+                  <w:rStyle w:val="Hyperlink"/>
+                  <w:rFonts w:ascii="Georgia" w:cs="Georgia" w:eastAsia="Georgia" w:hAnsi="Georgia"/>
+                  <w:color w:val="2C2C2A"/>
+                  <w:sz w:val="18"/>
+                  <w:szCs w:val="18"/>
+                </w:rPr>
+                <w:t xml:space="preserve">Titan</w:t>
+              </w:r>
+            </w:hyperlink>
+          </w:p>
+        </w:tc>
+        <w:tc>
+          <w:tcPr>
+            <w:tcW w:type="dxa" w:w="1362"/>
             <w:tcMar>
               <w:top w:type="dxa" w:w="70"/>
               <w:left w:type="dxa" w:w="100"/>
@@ -14987,7 +15667,7 @@
         </w:tc>
         <w:tc>
           <w:tcPr>
-            <w:tcW w:type="dxa" w:w="1965"/>
+            <w:tcW w:type="dxa" w:w="971"/>
             <w:tcMar>
               <w:top w:type="dxa" w:w="70"/>
               <w:left w:type="dxa" w:w="100"/>
@@ -15018,7 +15698,7 @@
         </w:trPr>
         <w:tc>
           <w:tcPr>
-            <w:tcW w:type="dxa" w:w="1606"/>
+            <w:tcW w:type="dxa" w:w="779"/>
             <w:tcMar>
               <w:top w:type="dxa" w:w="70"/>
               <w:left w:type="dxa" w:w="100"/>
@@ -15043,32 +15723,65 @@
         </w:tc>
         <w:tc>
           <w:tcPr>
-            <w:tcW w:type="dxa" w:w="3095"/>
-            <w:tcMar>
-              <w:top w:type="dxa" w:w="70"/>
-              <w:left w:type="dxa" w:w="100"/>
-              <w:bottom w:type="dxa" w:w="70"/>
-              <w:right w:type="dxa" w:w="100"/>
-            </w:tcMar>
-          </w:tcPr>
-          <w:p>
-            <w:pPr>
-              <w:spacing w:after="0" w:line="252" w:lineRule="auto"/>
-            </w:pPr>
-            <w:r>
-              <w:rPr>
-                <w:rFonts w:ascii="Georgia" w:cs="Georgia" w:eastAsia="Georgia" w:hAnsi="Georgia"/>
-                <w:color w:val="2C2C2A"/>
-                <w:sz w:val="18"/>
-                <w:szCs w:val="18"/>
-              </w:rPr>
-              <w:t xml:space="preserve">Hopper and Blackwell confidential computing, attestation, TEE-I/O on Blackwell; CPU TEEs</w:t>
-            </w:r>
-          </w:p>
-        </w:tc>
-        <w:tc>
-          <w:tcPr>
-            <w:tcW w:type="dxa" w:w="2694"/>
+            <w:tcW w:type="dxa" w:w="6248"/>
+            <w:tcMar>
+              <w:top w:type="dxa" w:w="70"/>
+              <w:left w:type="dxa" w:w="100"/>
+              <w:bottom w:type="dxa" w:w="70"/>
+              <w:right w:type="dxa" w:w="100"/>
+            </w:tcMar>
+          </w:tcPr>
+          <w:p>
+            <w:pPr>
+              <w:spacing w:after="0" w:line="252" w:lineRule="auto"/>
+            </w:pPr>
+            <w:hyperlink w:history="1" r:id="rIde-bvkf0edqqcpbspl_n7s">
+              <w:r>
+                <w:rPr>
+                  <w:rStyle w:val="Hyperlink"/>
+                  <w:rFonts w:ascii="Georgia" w:cs="Georgia" w:eastAsia="Georgia" w:hAnsi="Georgia"/>
+                  <w:color w:val="2C2C2A"/>
+                  <w:sz w:val="18"/>
+                  <w:szCs w:val="18"/>
+                </w:rPr>
+                <w:t xml:space="preserve">Hopper and Blackwell confidential computing</w:t>
+              </w:r>
+            </w:hyperlink>
+            <w:r>
+              <w:rPr>
+                <w:rFonts w:ascii="Georgia" w:cs="Georgia" w:eastAsia="Georgia" w:hAnsi="Georgia"/>
+                <w:color w:val="2C2C2A"/>
+                <w:sz w:val="18"/>
+                <w:szCs w:val="18"/>
+              </w:rPr>
+              <w:t xml:space="preserve">, </w:t>
+            </w:r>
+            <w:hyperlink w:history="1" r:id="rId4gim6te_kyo-jfh-dolol">
+              <w:r>
+                <w:rPr>
+                  <w:rStyle w:val="Hyperlink"/>
+                  <w:rFonts w:ascii="Georgia" w:cs="Georgia" w:eastAsia="Georgia" w:hAnsi="Georgia"/>
+                  <w:color w:val="2C2C2A"/>
+                  <w:sz w:val="18"/>
+                  <w:szCs w:val="18"/>
+                </w:rPr>
+                <w:t xml:space="preserve">attestation</w:t>
+              </w:r>
+            </w:hyperlink>
+            <w:r>
+              <w:rPr>
+                <w:rFonts w:ascii="Georgia" w:cs="Georgia" w:eastAsia="Georgia" w:hAnsi="Georgia"/>
+                <w:color w:val="2C2C2A"/>
+                <w:sz w:val="18"/>
+                <w:szCs w:val="18"/>
+              </w:rPr>
+              <w:t xml:space="preserve">, TEE-I/O on Blackwell; CPU TEEs</w:t>
+            </w:r>
+          </w:p>
+        </w:tc>
+        <w:tc>
+          <w:tcPr>
+            <w:tcW w:type="dxa" w:w="1362"/>
             <w:tcMar>
               <w:top w:type="dxa" w:w="70"/>
               <w:left w:type="dxa" w:w="100"/>
@@ -15093,7 +15806,7 @@
         </w:tc>
         <w:tc>
           <w:tcPr>
-            <w:tcW w:type="dxa" w:w="1965"/>
+            <w:tcW w:type="dxa" w:w="971"/>
             <w:tcMar>
               <w:top w:type="dxa" w:w="70"/>
               <w:left w:type="dxa" w:w="100"/>
@@ -15124,7 +15837,7 @@
         </w:trPr>
         <w:tc>
           <w:tcPr>
-            <w:tcW w:type="dxa" w:w="1606"/>
+            <w:tcW w:type="dxa" w:w="779"/>
             <w:tcMar>
               <w:top w:type="dxa" w:w="70"/>
               <w:left w:type="dxa" w:w="100"/>
@@ -15149,32 +15862,74 @@
         </w:tc>
         <w:tc>
           <w:tcPr>
-            <w:tcW w:type="dxa" w:w="3095"/>
-            <w:tcMar>
-              <w:top w:type="dxa" w:w="70"/>
-              <w:left w:type="dxa" w:w="100"/>
-              <w:bottom w:type="dxa" w:w="70"/>
-              <w:right w:type="dxa" w:w="100"/>
-            </w:tcMar>
-          </w:tcPr>
-          <w:p>
-            <w:pPr>
-              <w:spacing w:after="0" w:line="252" w:lineRule="auto"/>
-            </w:pPr>
-            <w:r>
-              <w:rPr>
-                <w:rFonts w:ascii="Georgia" w:cs="Georgia" w:eastAsia="Georgia" w:hAnsi="Georgia"/>
-                <w:color w:val="2C2C2A"/>
-                <w:sz w:val="18"/>
-                <w:szCs w:val="18"/>
-              </w:rPr>
-              <w:t xml:space="preserve">Nothing shipping as a unit; the closest analogs are the GSP, Pluton, BlueField-4's own root, and the hardware-governance proposals from CNAS and the flexHEG group</w:t>
-            </w:r>
-          </w:p>
-        </w:tc>
-        <w:tc>
-          <w:tcPr>
-            <w:tcW w:type="dxa" w:w="2694"/>
+            <w:tcW w:type="dxa" w:w="6248"/>
+            <w:tcMar>
+              <w:top w:type="dxa" w:w="70"/>
+              <w:left w:type="dxa" w:w="100"/>
+              <w:bottom w:type="dxa" w:w="70"/>
+              <w:right w:type="dxa" w:w="100"/>
+            </w:tcMar>
+          </w:tcPr>
+          <w:p>
+            <w:pPr>
+              <w:spacing w:after="0" w:line="252" w:lineRule="auto"/>
+            </w:pPr>
+            <w:r>
+              <w:rPr>
+                <w:rFonts w:ascii="Georgia" w:cs="Georgia" w:eastAsia="Georgia" w:hAnsi="Georgia"/>
+                <w:color w:val="2C2C2A"/>
+                <w:sz w:val="18"/>
+                <w:szCs w:val="18"/>
+              </w:rPr>
+              <w:t xml:space="preserve">Nothing shipping as a unit; the closest analogs are the GSP, Pluton, BlueField-4's own root, and the hardware-governance proposals from </w:t>
+            </w:r>
+            <w:hyperlink w:history="1" r:id="rIdinkjsjxyflp2jvb0kiubq">
+              <w:r>
+                <w:rPr>
+                  <w:rStyle w:val="Hyperlink"/>
+                  <w:rFonts w:ascii="Georgia" w:cs="Georgia" w:eastAsia="Georgia" w:hAnsi="Georgia"/>
+                  <w:color w:val="2C2C2A"/>
+                  <w:sz w:val="18"/>
+                  <w:szCs w:val="18"/>
+                </w:rPr>
+                <w:t xml:space="preserve">CNAS</w:t>
+              </w:r>
+            </w:hyperlink>
+            <w:r>
+              <w:rPr>
+                <w:rFonts w:ascii="Georgia" w:cs="Georgia" w:eastAsia="Georgia" w:hAnsi="Georgia"/>
+                <w:color w:val="2C2C2A"/>
+                <w:sz w:val="18"/>
+                <w:szCs w:val="18"/>
+              </w:rPr>
+              <w:t xml:space="preserve"> and the </w:t>
+            </w:r>
+            <w:hyperlink w:history="1" r:id="rIdva5eqzszly0qy1jvviswg">
+              <w:r>
+                <w:rPr>
+                  <w:rStyle w:val="Hyperlink"/>
+                  <w:rFonts w:ascii="Georgia" w:cs="Georgia" w:eastAsia="Georgia" w:hAnsi="Georgia"/>
+                  <w:color w:val="2C2C2A"/>
+                  <w:sz w:val="18"/>
+                  <w:szCs w:val="18"/>
+                </w:rPr>
+                <w:t xml:space="preserve">flexHEG</w:t>
+              </w:r>
+            </w:hyperlink>
+            <w:r>
+              <w:rPr>
+                <w:rFonts w:ascii="Georgia" w:cs="Georgia" w:eastAsia="Georgia" w:hAnsi="Georgia"/>
+                <w:color w:val="2C2C2A"/>
+                <w:sz w:val="18"/>
+                <w:szCs w:val="18"/>
+              </w:rPr>
+              <w:t xml:space="preserve"> group</w:t>
+            </w:r>
+          </w:p>
+        </w:tc>
+        <w:tc>
+          <w:tcPr>
+            <w:tcW w:type="dxa" w:w="1362"/>
             <w:tcMar>
               <w:top w:type="dxa" w:w="70"/>
               <w:left w:type="dxa" w:w="100"/>
@@ -15199,7 +15954,7 @@
         </w:tc>
         <w:tc>
           <w:tcPr>
-            <w:tcW w:type="dxa" w:w="1965"/>
+            <w:tcW w:type="dxa" w:w="971"/>
             <w:tcMar>
               <w:top w:type="dxa" w:w="70"/>
               <w:left w:type="dxa" w:w="100"/>
@@ -15230,7 +15985,7 @@
         </w:trPr>
         <w:tc>
           <w:tcPr>
-            <w:tcW w:type="dxa" w:w="1606"/>
+            <w:tcW w:type="dxa" w:w="779"/>
             <w:tcMar>
               <w:top w:type="dxa" w:w="70"/>
               <w:left w:type="dxa" w:w="100"/>
@@ -15255,32 +16010,44 @@
         </w:tc>
         <w:tc>
           <w:tcPr>
-            <w:tcW w:type="dxa" w:w="3095"/>
-            <w:tcMar>
-              <w:top w:type="dxa" w:w="70"/>
-              <w:left w:type="dxa" w:w="100"/>
-              <w:bottom w:type="dxa" w:w="70"/>
-              <w:right w:type="dxa" w:w="100"/>
-            </w:tcMar>
-          </w:tcPr>
-          <w:p>
-            <w:pPr>
-              <w:spacing w:after="0" w:line="252" w:lineRule="auto"/>
-            </w:pPr>
-            <w:r>
-              <w:rPr>
-                <w:rFonts w:ascii="Georgia" w:cs="Georgia" w:eastAsia="Georgia" w:hAnsi="Georgia"/>
-                <w:color w:val="2C2C2A"/>
-                <w:sz w:val="18"/>
-                <w:szCs w:val="18"/>
-              </w:rPr>
-              <w:t xml:space="preserve">NVIDIA OpenShell (Landlock, egress proxy, credential injection)</w:t>
-            </w:r>
-          </w:p>
-        </w:tc>
-        <w:tc>
-          <w:tcPr>
-            <w:tcW w:type="dxa" w:w="2694"/>
+            <w:tcW w:type="dxa" w:w="6248"/>
+            <w:tcMar>
+              <w:top w:type="dxa" w:w="70"/>
+              <w:left w:type="dxa" w:w="100"/>
+              <w:bottom w:type="dxa" w:w="70"/>
+              <w:right w:type="dxa" w:w="100"/>
+            </w:tcMar>
+          </w:tcPr>
+          <w:p>
+            <w:pPr>
+              <w:spacing w:after="0" w:line="252" w:lineRule="auto"/>
+            </w:pPr>
+            <w:hyperlink w:history="1" r:id="rIdoyyxq5f80jo2ijp6xe2l9">
+              <w:r>
+                <w:rPr>
+                  <w:rStyle w:val="Hyperlink"/>
+                  <w:rFonts w:ascii="Georgia" w:cs="Georgia" w:eastAsia="Georgia" w:hAnsi="Georgia"/>
+                  <w:color w:val="2C2C2A"/>
+                  <w:sz w:val="18"/>
+                  <w:szCs w:val="18"/>
+                </w:rPr>
+                <w:t xml:space="preserve">NVIDIA OpenShell</w:t>
+              </w:r>
+            </w:hyperlink>
+            <w:r>
+              <w:rPr>
+                <w:rFonts w:ascii="Georgia" w:cs="Georgia" w:eastAsia="Georgia" w:hAnsi="Georgia"/>
+                <w:color w:val="2C2C2A"/>
+                <w:sz w:val="18"/>
+                <w:szCs w:val="18"/>
+              </w:rPr>
+              <w:t xml:space="preserve"> (Landlock, egress proxy, credential substitution)</w:t>
+            </w:r>
+          </w:p>
+        </w:tc>
+        <w:tc>
+          <w:tcPr>
+            <w:tcW w:type="dxa" w:w="1362"/>
             <w:tcMar>
               <w:top w:type="dxa" w:w="70"/>
               <w:left w:type="dxa" w:w="100"/>
@@ -15305,7 +16072,7 @@
         </w:tc>
         <w:tc>
           <w:tcPr>
-            <w:tcW w:type="dxa" w:w="1965"/>
+            <w:tcW w:type="dxa" w:w="971"/>
             <w:tcMar>
               <w:top w:type="dxa" w:w="70"/>
               <w:left w:type="dxa" w:w="100"/>
@@ -15336,7 +16103,7 @@
         </w:trPr>
         <w:tc>
           <w:tcPr>
-            <w:tcW w:type="dxa" w:w="1606"/>
+            <w:tcW w:type="dxa" w:w="779"/>
             <w:tcMar>
               <w:top w:type="dxa" w:w="70"/>
               <w:left w:type="dxa" w:w="100"/>
@@ -15361,7 +16128,7 @@
         </w:tc>
         <w:tc>
           <w:tcPr>
-            <w:tcW w:type="dxa" w:w="3095"/>
+            <w:tcW w:type="dxa" w:w="6248"/>
             <w:tcMar>
               <w:top w:type="dxa" w:w="70"/>
               <w:left w:type="dxa" w:w="100"/>
@@ -15382,15 +16149,18 @@
               </w:rPr>
               <w:t xml:space="preserve">OpenShell supervisor middleware with the gate on its path (</w:t>
             </w:r>
-            <w:r>
-              <w:rPr>
-                <w:rFonts w:ascii="Consolas" w:cs="Consolas" w:eastAsia="Consolas" w:hAnsi="Consolas"/>
-                <w:color w:val="2C2C2A"/>
-                <w:sz w:val="16"/>
-                <w:szCs w:val="16"/>
-              </w:rPr>
-              <w:t xml:space="preserve">oasp.py</w:t>
-            </w:r>
+            <w:hyperlink w:history="1" r:id="rIdeofod_1qjzj4bqt-yyez3">
+              <w:r>
+                <w:rPr>
+                  <w:rStyle w:val="Hyperlink"/>
+                  <w:rFonts w:ascii="Consolas" w:cs="Consolas" w:eastAsia="Consolas" w:hAnsi="Consolas"/>
+                  <w:color w:val="2C2C2A"/>
+                  <w:sz w:val="16"/>
+                  <w:szCs w:val="16"/>
+                </w:rPr>
+                <w:t xml:space="preserve">oasp.py</w:t>
+              </w:r>
+            </w:hyperlink>
             <w:r>
               <w:rPr>
                 <w:rFonts w:ascii="Georgia" w:cs="Georgia" w:eastAsia="Georgia" w:hAnsi="Georgia"/>
@@ -15404,7 +16174,7 @@
         </w:tc>
         <w:tc>
           <w:tcPr>
-            <w:tcW w:type="dxa" w:w="2694"/>
+            <w:tcW w:type="dxa" w:w="1362"/>
             <w:tcMar>
               <w:top w:type="dxa" w:w="70"/>
               <w:left w:type="dxa" w:w="100"/>
@@ -15429,7 +16199,7 @@
         </w:tc>
         <w:tc>
           <w:tcPr>
-            <w:tcW w:type="dxa" w:w="1965"/>
+            <w:tcW w:type="dxa" w:w="971"/>
             <w:tcMar>
               <w:top w:type="dxa" w:w="70"/>
               <w:left w:type="dxa" w:w="100"/>
@@ -15460,7 +16230,7 @@
         </w:trPr>
         <w:tc>
           <w:tcPr>
-            <w:tcW w:type="dxa" w:w="1606"/>
+            <w:tcW w:type="dxa" w:w="779"/>
             <w:tcMar>
               <w:top w:type="dxa" w:w="70"/>
               <w:left w:type="dxa" w:w="100"/>
@@ -15485,27 +16255,30 @@
         </w:tc>
         <w:tc>
           <w:tcPr>
-            <w:tcW w:type="dxa" w:w="3095"/>
-            <w:tcMar>
-              <w:top w:type="dxa" w:w="70"/>
-              <w:left w:type="dxa" w:w="100"/>
-              <w:bottom w:type="dxa" w:w="70"/>
-              <w:right w:type="dxa" w:w="100"/>
-            </w:tcMar>
-          </w:tcPr>
-          <w:p>
-            <w:pPr>
-              <w:spacing w:after="0" w:line="252" w:lineRule="auto"/>
-            </w:pPr>
-            <w:r>
-              <w:rPr>
-                <w:rFonts w:ascii="Consolas" w:cs="Consolas" w:eastAsia="Consolas" w:hAnsi="Consolas"/>
-                <w:color w:val="2C2C2A"/>
-                <w:sz w:val="16"/>
-                <w:szCs w:val="16"/>
-              </w:rPr>
-              <w:t xml:space="preserve">gate.py</w:t>
-            </w:r>
+            <w:tcW w:type="dxa" w:w="6248"/>
+            <w:tcMar>
+              <w:top w:type="dxa" w:w="70"/>
+              <w:left w:type="dxa" w:w="100"/>
+              <w:bottom w:type="dxa" w:w="70"/>
+              <w:right w:type="dxa" w:w="100"/>
+            </w:tcMar>
+          </w:tcPr>
+          <w:p>
+            <w:pPr>
+              <w:spacing w:after="0" w:line="252" w:lineRule="auto"/>
+            </w:pPr>
+            <w:hyperlink w:history="1" r:id="rId0xmhdsiog3a8qcudusory">
+              <w:r>
+                <w:rPr>
+                  <w:rStyle w:val="Hyperlink"/>
+                  <w:rFonts w:ascii="Consolas" w:cs="Consolas" w:eastAsia="Consolas" w:hAnsi="Consolas"/>
+                  <w:color w:val="2C2C2A"/>
+                  <w:sz w:val="16"/>
+                  <w:szCs w:val="16"/>
+                </w:rPr>
+                <w:t xml:space="preserve">gate.py</w:t>
+              </w:r>
+            </w:hyperlink>
             <w:r>
               <w:rPr>
                 <w:rFonts w:ascii="Georgia" w:cs="Georgia" w:eastAsia="Georgia" w:hAnsi="Georgia"/>
@@ -15515,15 +16288,18 @@
               </w:rPr>
               <w:t xml:space="preserve">, </w:t>
             </w:r>
-            <w:r>
-              <w:rPr>
-                <w:rFonts w:ascii="Consolas" w:cs="Consolas" w:eastAsia="Consolas" w:hAnsi="Consolas"/>
-                <w:color w:val="2C2C2A"/>
-                <w:sz w:val="16"/>
-                <w:szCs w:val="16"/>
-              </w:rPr>
-              <w:t xml:space="preserve">ledger.py</w:t>
-            </w:r>
+            <w:hyperlink w:history="1" r:id="rId4653zpjyqid_nmvs1smgf">
+              <w:r>
+                <w:rPr>
+                  <w:rStyle w:val="Hyperlink"/>
+                  <w:rFonts w:ascii="Consolas" w:cs="Consolas" w:eastAsia="Consolas" w:hAnsi="Consolas"/>
+                  <w:color w:val="2C2C2A"/>
+                  <w:sz w:val="16"/>
+                  <w:szCs w:val="16"/>
+                </w:rPr>
+                <w:t xml:space="preserve">ledger.py</w:t>
+              </w:r>
+            </w:hyperlink>
             <w:r>
               <w:rPr>
                 <w:rFonts w:ascii="Georgia" w:cs="Georgia" w:eastAsia="Georgia" w:hAnsi="Georgia"/>
@@ -15537,7 +16313,7 @@
         </w:tc>
         <w:tc>
           <w:tcPr>
-            <w:tcW w:type="dxa" w:w="2694"/>
+            <w:tcW w:type="dxa" w:w="1362"/>
             <w:tcMar>
               <w:top w:type="dxa" w:w="70"/>
               <w:left w:type="dxa" w:w="100"/>
@@ -15562,7 +16338,7 @@
         </w:tc>
         <w:tc>
           <w:tcPr>
-            <w:tcW w:type="dxa" w:w="1965"/>
+            <w:tcW w:type="dxa" w:w="971"/>
             <w:tcMar>
               <w:top w:type="dxa" w:w="70"/>
               <w:left w:type="dxa" w:w="100"/>
@@ -15593,7 +16369,7 @@
         </w:trPr>
         <w:tc>
           <w:tcPr>
-            <w:tcW w:type="dxa" w:w="1606"/>
+            <w:tcW w:type="dxa" w:w="779"/>
             <w:tcMar>
               <w:top w:type="dxa" w:w="70"/>
               <w:left w:type="dxa" w:w="100"/>
@@ -15618,7 +16394,7 @@
         </w:tc>
         <w:tc>
           <w:tcPr>
-            <w:tcW w:type="dxa" w:w="3095"/>
+            <w:tcW w:type="dxa" w:w="6248"/>
             <w:tcMar>
               <w:top w:type="dxa" w:w="70"/>
               <w:left w:type="dxa" w:w="100"/>
@@ -15639,15 +16415,18 @@
               </w:rPr>
               <w:t xml:space="preserve">Drone no-fly zones, fuze safety interlocks, process-plant safety systems, HSMs; </w:t>
             </w:r>
-            <w:r>
-              <w:rPr>
-                <w:rFonts w:ascii="Consolas" w:cs="Consolas" w:eastAsia="Consolas" w:hAnsi="Consolas"/>
-                <w:color w:val="2C2C2A"/>
-                <w:sz w:val="16"/>
-                <w:szCs w:val="16"/>
-              </w:rPr>
-              <w:t xml:space="preserve">endpoints.py</w:t>
-            </w:r>
+            <w:hyperlink w:history="1" r:id="rIda5w6ccobdvzna1mt0dlq-">
+              <w:r>
+                <w:rPr>
+                  <w:rStyle w:val="Hyperlink"/>
+                  <w:rFonts w:ascii="Consolas" w:cs="Consolas" w:eastAsia="Consolas" w:hAnsi="Consolas"/>
+                  <w:color w:val="2C2C2A"/>
+                  <w:sz w:val="16"/>
+                  <w:szCs w:val="16"/>
+                </w:rPr>
+                <w:t xml:space="preserve">endpoints.py</w:t>
+              </w:r>
+            </w:hyperlink>
             <w:r>
               <w:rPr>
                 <w:rFonts w:ascii="Georgia" w:cs="Georgia" w:eastAsia="Georgia" w:hAnsi="Georgia"/>
@@ -15661,7 +16440,7 @@
         </w:tc>
         <w:tc>
           <w:tcPr>
-            <w:tcW w:type="dxa" w:w="2694"/>
+            <w:tcW w:type="dxa" w:w="1362"/>
             <w:tcMar>
               <w:top w:type="dxa" w:w="70"/>
               <w:left w:type="dxa" w:w="100"/>
@@ -15686,7 +16465,7 @@
         </w:tc>
         <w:tc>
           <w:tcPr>
-            <w:tcW w:type="dxa" w:w="1965"/>
+            <w:tcW w:type="dxa" w:w="971"/>
             <w:tcMar>
               <w:top w:type="dxa" w:w="70"/>
               <w:left w:type="dxa" w:w="100"/>
@@ -15717,7 +16496,7 @@
         </w:trPr>
         <w:tc>
           <w:tcPr>
-            <w:tcW w:type="dxa" w:w="1606"/>
+            <w:tcW w:type="dxa" w:w="779"/>
             <w:tcMar>
               <w:top w:type="dxa" w:w="70"/>
               <w:left w:type="dxa" w:w="100"/>
@@ -15742,27 +16521,30 @@
         </w:tc>
         <w:tc>
           <w:tcPr>
-            <w:tcW w:type="dxa" w:w="3095"/>
-            <w:tcMar>
-              <w:top w:type="dxa" w:w="70"/>
-              <w:left w:type="dxa" w:w="100"/>
-              <w:bottom w:type="dxa" w:w="70"/>
-              <w:right w:type="dxa" w:w="100"/>
-            </w:tcMar>
-          </w:tcPr>
-          <w:p>
-            <w:pPr>
-              <w:spacing w:after="0" w:line="252" w:lineRule="auto"/>
-            </w:pPr>
-            <w:r>
-              <w:rPr>
-                <w:rFonts w:ascii="Consolas" w:cs="Consolas" w:eastAsia="Consolas" w:hAnsi="Consolas"/>
-                <w:color w:val="2C2C2A"/>
-                <w:sz w:val="16"/>
-                <w:szCs w:val="16"/>
-              </w:rPr>
-              <w:t xml:space="preserve">attest.py</w:t>
-            </w:r>
+            <w:tcW w:type="dxa" w:w="6248"/>
+            <w:tcMar>
+              <w:top w:type="dxa" w:w="70"/>
+              <w:left w:type="dxa" w:w="100"/>
+              <w:bottom w:type="dxa" w:w="70"/>
+              <w:right w:type="dxa" w:w="100"/>
+            </w:tcMar>
+          </w:tcPr>
+          <w:p>
+            <w:pPr>
+              <w:spacing w:after="0" w:line="252" w:lineRule="auto"/>
+            </w:pPr>
+            <w:hyperlink w:history="1" r:id="rIdv5pva_t7irja95nbvfndg">
+              <w:r>
+                <w:rPr>
+                  <w:rStyle w:val="Hyperlink"/>
+                  <w:rFonts w:ascii="Consolas" w:cs="Consolas" w:eastAsia="Consolas" w:hAnsi="Consolas"/>
+                  <w:color w:val="2C2C2A"/>
+                  <w:sz w:val="16"/>
+                  <w:szCs w:val="16"/>
+                </w:rPr>
+                <w:t xml:space="preserve">attest.py</w:t>
+              </w:r>
+            </w:hyperlink>
             <w:r>
               <w:rPr>
                 <w:rFonts w:ascii="Georgia" w:cs="Georgia" w:eastAsia="Georgia" w:hAnsi="Georgia"/>
@@ -15776,7 +16558,7 @@
         </w:tc>
         <w:tc>
           <w:tcPr>
-            <w:tcW w:type="dxa" w:w="2694"/>
+            <w:tcW w:type="dxa" w:w="1362"/>
             <w:tcMar>
               <w:top w:type="dxa" w:w="70"/>
               <w:left w:type="dxa" w:w="100"/>
@@ -15801,7 +16583,7 @@
         </w:tc>
         <w:tc>
           <w:tcPr>
-            <w:tcW w:type="dxa" w:w="1965"/>
+            <w:tcW w:type="dxa" w:w="971"/>
             <w:tcMar>
               <w:top w:type="dxa" w:w="70"/>
               <w:left w:type="dxa" w:w="100"/>
@@ -15832,7 +16614,7 @@
         </w:trPr>
         <w:tc>
           <w:tcPr>
-            <w:tcW w:type="dxa" w:w="1606"/>
+            <w:tcW w:type="dxa" w:w="779"/>
             <w:tcMar>
               <w:top w:type="dxa" w:w="70"/>
               <w:left w:type="dxa" w:w="100"/>
@@ -15857,41 +16639,56 @@
         </w:tc>
         <w:tc>
           <w:tcPr>
-            <w:tcW w:type="dxa" w:w="3095"/>
-            <w:tcMar>
-              <w:top w:type="dxa" w:w="70"/>
-              <w:left w:type="dxa" w:w="100"/>
-              <w:bottom w:type="dxa" w:w="70"/>
-              <w:right w:type="dxa" w:w="100"/>
-            </w:tcMar>
-          </w:tcPr>
-          <w:p>
-            <w:pPr>
-              <w:spacing w:after="0" w:line="252" w:lineRule="auto"/>
-            </w:pPr>
-            <w:r>
-              <w:rPr>
-                <w:rFonts w:ascii="Consolas" w:cs="Consolas" w:eastAsia="Consolas" w:hAnsi="Consolas"/>
-                <w:color w:val="2C2C2A"/>
-                <w:sz w:val="16"/>
-                <w:szCs w:val="16"/>
-              </w:rPr>
-              <w:t xml:space="preserve">autonomic-graph-regulation</w:t>
-            </w:r>
-            <w:r>
-              <w:rPr>
-                <w:rFonts w:ascii="Georgia" w:cs="Georgia" w:eastAsia="Georgia" w:hAnsi="Georgia"/>
-                <w:color w:val="2C2C2A"/>
-                <w:sz w:val="18"/>
-                <w:szCs w:val="18"/>
-              </w:rPr>
-              <w:t xml:space="preserve">; NVIDIA Sentry</w:t>
-            </w:r>
-          </w:p>
-        </w:tc>
-        <w:tc>
-          <w:tcPr>
-            <w:tcW w:type="dxa" w:w="2694"/>
+            <w:tcW w:type="dxa" w:w="6248"/>
+            <w:tcMar>
+              <w:top w:type="dxa" w:w="70"/>
+              <w:left w:type="dxa" w:w="100"/>
+              <w:bottom w:type="dxa" w:w="70"/>
+              <w:right w:type="dxa" w:w="100"/>
+            </w:tcMar>
+          </w:tcPr>
+          <w:p>
+            <w:pPr>
+              <w:spacing w:after="0" w:line="252" w:lineRule="auto"/>
+            </w:pPr>
+            <w:hyperlink w:history="1" r:id="rIddz_9vu0tvbh5kaeup5stc">
+              <w:r>
+                <w:rPr>
+                  <w:rStyle w:val="Hyperlink"/>
+                  <w:rFonts w:ascii="Consolas" w:cs="Consolas" w:eastAsia="Consolas" w:hAnsi="Consolas"/>
+                  <w:color w:val="2C2C2A"/>
+                  <w:sz w:val="16"/>
+                  <w:szCs w:val="16"/>
+                </w:rPr>
+                <w:t xml:space="preserve">autonomic-graph-regulation</w:t>
+              </w:r>
+            </w:hyperlink>
+            <w:r>
+              <w:rPr>
+                <w:rFonts w:ascii="Georgia" w:cs="Georgia" w:eastAsia="Georgia" w:hAnsi="Georgia"/>
+                <w:color w:val="2C2C2A"/>
+                <w:sz w:val="18"/>
+                <w:szCs w:val="18"/>
+              </w:rPr>
+              <w:t xml:space="preserve">; </w:t>
+            </w:r>
+            <w:hyperlink w:history="1" r:id="rIdlrlcxlym3e32xqefrr0vj">
+              <w:r>
+                <w:rPr>
+                  <w:rStyle w:val="Hyperlink"/>
+                  <w:rFonts w:ascii="Georgia" w:cs="Georgia" w:eastAsia="Georgia" w:hAnsi="Georgia"/>
+                  <w:color w:val="2C2C2A"/>
+                  <w:sz w:val="18"/>
+                  <w:szCs w:val="18"/>
+                </w:rPr>
+                <w:t xml:space="preserve">NVIDIA Sentry</w:t>
+              </w:r>
+            </w:hyperlink>
+          </w:p>
+        </w:tc>
+        <w:tc>
+          <w:tcPr>
+            <w:tcW w:type="dxa" w:w="1362"/>
             <w:tcMar>
               <w:top w:type="dxa" w:w="70"/>
               <w:left w:type="dxa" w:w="100"/>
@@ -15916,7 +16713,7 @@
         </w:tc>
         <w:tc>
           <w:tcPr>
-            <w:tcW w:type="dxa" w:w="1965"/>
+            <w:tcW w:type="dxa" w:w="971"/>
             <w:tcMar>
               <w:top w:type="dxa" w:w="70"/>
               <w:left w:type="dxa" w:w="100"/>
@@ -15947,7 +16744,7 @@
         </w:trPr>
         <w:tc>
           <w:tcPr>
-            <w:tcW w:type="dxa" w:w="1606"/>
+            <w:tcW w:type="dxa" w:w="779"/>
             <w:tcMar>
               <w:top w:type="dxa" w:w="70"/>
               <w:left w:type="dxa" w:w="100"/>
@@ -15972,32 +16769,35 @@
         </w:tc>
         <w:tc>
           <w:tcPr>
-            <w:tcW w:type="dxa" w:w="3095"/>
-            <w:tcMar>
-              <w:top w:type="dxa" w:w="70"/>
-              <w:left w:type="dxa" w:w="100"/>
-              <w:bottom w:type="dxa" w:w="70"/>
-              <w:right w:type="dxa" w:w="100"/>
-            </w:tcMar>
-          </w:tcPr>
-          <w:p>
-            <w:pPr>
-              <w:spacing w:after="0" w:line="252" w:lineRule="auto"/>
-            </w:pPr>
-            <w:r>
-              <w:rPr>
-                <w:rFonts w:ascii="Consolas" w:cs="Consolas" w:eastAsia="Consolas" w:hAnsi="Consolas"/>
-                <w:color w:val="2C2C2A"/>
-                <w:sz w:val="16"/>
-                <w:szCs w:val="16"/>
-              </w:rPr>
-              <w:t xml:space="preserve">Watermark</w:t>
-            </w:r>
-          </w:p>
-        </w:tc>
-        <w:tc>
-          <w:tcPr>
-            <w:tcW w:type="dxa" w:w="2694"/>
+            <w:tcW w:type="dxa" w:w="6248"/>
+            <w:tcMar>
+              <w:top w:type="dxa" w:w="70"/>
+              <w:left w:type="dxa" w:w="100"/>
+              <w:bottom w:type="dxa" w:w="70"/>
+              <w:right w:type="dxa" w:w="100"/>
+            </w:tcMar>
+          </w:tcPr>
+          <w:p>
+            <w:pPr>
+              <w:spacing w:after="0" w:line="252" w:lineRule="auto"/>
+            </w:pPr>
+            <w:hyperlink w:history="1" r:id="rIdkzj8c9tjvclhagkrgnong">
+              <w:r>
+                <w:rPr>
+                  <w:rStyle w:val="Hyperlink"/>
+                  <w:rFonts w:ascii="Consolas" w:cs="Consolas" w:eastAsia="Consolas" w:hAnsi="Consolas"/>
+                  <w:color w:val="2C2C2A"/>
+                  <w:sz w:val="16"/>
+                  <w:szCs w:val="16"/>
+                </w:rPr>
+                <w:t xml:space="preserve">Watermark</w:t>
+              </w:r>
+            </w:hyperlink>
+          </w:p>
+        </w:tc>
+        <w:tc>
+          <w:tcPr>
+            <w:tcW w:type="dxa" w:w="1362"/>
             <w:tcMar>
               <w:top w:type="dxa" w:w="70"/>
               <w:left w:type="dxa" w:w="100"/>
@@ -16022,7 +16822,7 @@
         </w:tc>
         <w:tc>
           <w:tcPr>
-            <w:tcW w:type="dxa" w:w="1965"/>
+            <w:tcW w:type="dxa" w:w="971"/>
             <w:tcMar>
               <w:top w:type="dxa" w:w="70"/>
               <w:left w:type="dxa" w:w="100"/>
@@ -16059,6 +16859,14 @@
       </w:pPr>
       <w:r>
         <w:t xml:space="preserve">What this does not solve</w:t>
+      </w:r>
+    </w:p>
+    <w:p>
+      <w:pPr>
+        <w:spacing w:after="160" w:line="276" w:lineRule="auto"/>
+      </w:pPr>
+      <w:r>
+        <w:t xml:space="preserve">Eight limits, stated so nobody reads more into the contract than it says.</w:t>
       </w:r>
     </w:p>
     <w:p>
@@ -18245,14 +19053,17 @@
       <w:r>
         <w:t xml:space="preserve">The ticket as </w:t>
       </w:r>
-      <w:r>
-        <w:rPr>
-          <w:rFonts w:ascii="Consolas" w:cs="Consolas" w:eastAsia="Consolas" w:hAnsi="Consolas"/>
-          <w:sz w:val="20"/>
-          <w:szCs w:val="20"/>
-        </w:rPr>
-        <w:t xml:space="preserve">gate.py</w:t>
-      </w:r>
+      <w:hyperlink w:history="1" r:id="rIdkjpi-qonphmvxf918u98g">
+        <w:r>
+          <w:rPr>
+            <w:rStyle w:val="Hyperlink"/>
+            <w:rFonts w:ascii="Consolas" w:cs="Consolas" w:eastAsia="Consolas" w:hAnsi="Consolas"/>
+            <w:sz w:val="20"/>
+            <w:szCs w:val="20"/>
+          </w:rPr>
+          <w:t xml:space="preserve">gate.py</w:t>
+        </w:r>
+      </w:hyperlink>
       <w:r>
         <w:t xml:space="preserve"> mints it today, with the fields the review added marked. One seat, one show, torn at the door.</w:t>
       </w:r>
@@ -19860,6 +20671,22 @@
     </w:p>
     <w:p>
       <w:pPr>
+        <w:spacing w:after="160" w:line="276" w:lineRule="auto"/>
+      </w:pPr>
+      <w:r>
+        <w:t xml:space="preserve">Every link below was checked on the day of posting. The ones behind a publisher's paywall are given as DOIs, which resolve to the paper's page even when the site blocks scripts.</w:t>
+      </w:r>
+    </w:p>
+    <w:p>
+      <w:pPr>
+        <w:spacing w:after="160" w:line="276" w:lineRule="auto"/>
+      </w:pPr>
+      <w:r>
+        <w:t xml:space="preserve">Security and verification:</w:t>
+      </w:r>
+    </w:p>
+    <w:p>
+      <w:pPr>
         <w:pStyle w:val="ListParagraph"/>
         <w:numPr>
           <w:ilvl w:val="0"/>
@@ -19870,15 +20697,18 @@
       <w:r>
         <w:t xml:space="preserve">J. P. Anderson, </w:t>
       </w:r>
-      <w:r>
-        <w:rPr>
-          <w:i/>
-          <w:iCs/>
-        </w:rPr>
-        <w:t xml:space="preserve">Computer Security Technology Planning Study</w:t>
-      </w:r>
-      <w:r>
-        <w:t xml:space="preserve"> (1972), the reference-monitor concept.</w:t>
+      <w:hyperlink w:history="1" r:id="rIdlj7nis5mpihojk_ctfg2y">
+        <w:r>
+          <w:rPr>
+            <w:rStyle w:val="Hyperlink"/>
+            <w:i/>
+            <w:iCs/>
+          </w:rPr>
+          <w:t xml:space="preserve">Computer Security Technology Planning Study</w:t>
+        </w:r>
+      </w:hyperlink>
+      <w:r>
+        <w:t xml:space="preserve">, US Air Force ESD-TR-73-51 (1972). The reference-monitor concept.</w:t>
       </w:r>
     </w:p>
     <w:p>
@@ -19891,17 +20721,20 @@
         <w:spacing w:after="100" w:line="276" w:lineRule="auto"/>
       </w:pPr>
       <w:r>
-        <w:t xml:space="preserve">O. Aarne, T. Fist and C. Withers, </w:t>
-      </w:r>
-      <w:r>
-        <w:rPr>
-          <w:i/>
-          <w:iCs/>
-        </w:rPr>
-        <w:t xml:space="preserve">Secure, Governable Chips</w:t>
-      </w:r>
-      <w:r>
-        <w:t xml:space="preserve">, Center for a New American Security (2024).</w:t>
+        <w:t xml:space="preserve">The seL4 project, </w:t>
+      </w:r>
+      <w:hyperlink w:history="1" r:id="rIdyv77lw9fhgjzpgaekkkmz">
+        <w:r>
+          <w:rPr>
+            <w:rStyle w:val="Hyperlink"/>
+            <w:i/>
+            <w:iCs/>
+          </w:rPr>
+          <w:t xml:space="preserve">Verification</w:t>
+        </w:r>
+      </w:hyperlink>
+      <w:r>
+        <w:t xml:space="preserve">: what the proofs cover and what they assume about hardware and DMA.</w:t>
       </w:r>
     </w:p>
     <w:p>
@@ -19913,18 +20746,27 @@
         </w:numPr>
         <w:spacing w:after="100" w:line="276" w:lineRule="auto"/>
       </w:pPr>
-      <w:r>
-        <w:t xml:space="preserve">D. Dalrymple et al., </w:t>
-      </w:r>
-      <w:r>
-        <w:rPr>
-          <w:i/>
-          <w:iCs/>
-        </w:rPr>
-        <w:t xml:space="preserve">Towards Guaranteed Safe AI</w:t>
-      </w:r>
-      <w:r>
-        <w:t xml:space="preserve"> (2024): the safety specification, the world model and the verifier are separate, and reliable checking does not remove assumptions about the world.</w:t>
+      <w:hyperlink w:history="1" r:id="rId1v3yn3phgcu7ldxhww1vv">
+        <w:r>
+          <w:rPr>
+            <w:rStyle w:val="Hyperlink"/>
+          </w:rPr>
+          <w:t xml:space="preserve">IEC 61508</w:t>
+        </w:r>
+      </w:hyperlink>
+      <w:r>
+        <w:t xml:space="preserve"> and </w:t>
+      </w:r>
+      <w:hyperlink w:history="1" r:id="rIdcdilq9lxrw2ajtst2urjt">
+        <w:r>
+          <w:rPr>
+            <w:rStyle w:val="Hyperlink"/>
+          </w:rPr>
+          <w:t xml:space="preserve">IEC 61511</w:t>
+        </w:r>
+      </w:hyperlink>
+      <w:r>
+        <w:t xml:space="preserve">, functional safety of safety instrumented systems.</w:t>
       </w:r>
     </w:p>
     <w:p>
@@ -19937,7 +20779,28 @@
         <w:spacing w:after="100" w:line="276" w:lineRule="auto"/>
       </w:pPr>
       <w:r>
-        <w:t xml:space="preserve">NVIDIA CUDA Programming Guide, multi-GPU systems: direct peer-memory access by GPU threads.</w:t>
+        <w:t xml:space="preserve">D. Dalrymple et al., </w:t>
+      </w:r>
+      <w:hyperlink w:history="1" r:id="rId7onxisyh9u8vzcgwjxhzq">
+        <w:r>
+          <w:rPr>
+            <w:rStyle w:val="Hyperlink"/>
+            <w:i/>
+            <w:iCs/>
+          </w:rPr>
+          <w:t xml:space="preserve">Towards Guaranteed Safe AI</w:t>
+        </w:r>
+      </w:hyperlink>
+      <w:r>
+        <w:t xml:space="preserve"> (2024). The safety specification, the world model and the verifier are separate, and reliable checking does not remove assumptions about the world.</w:t>
+      </w:r>
+    </w:p>
+    <w:p>
+      <w:pPr>
+        <w:spacing w:after="160" w:line="276" w:lineRule="auto"/>
+      </w:pPr>
+      <w:r>
+        <w:t xml:space="preserve">Hardware governance:</w:t>
       </w:r>
     </w:p>
     <w:p>
@@ -19950,7 +20813,20 @@
         <w:spacing w:after="100" w:line="276" w:lineRule="auto"/>
       </w:pPr>
       <w:r>
-        <w:t xml:space="preserve">NVIDIA Attestation SDK documentation: verification of measured GPU state against reference measurements.</w:t>
+        <w:t xml:space="preserve">O. Aarne, T. Fist and C. Withers, </w:t>
+      </w:r>
+      <w:hyperlink w:history="1" r:id="rIdat5s2uufeng5vqmqtomqn">
+        <w:r>
+          <w:rPr>
+            <w:rStyle w:val="Hyperlink"/>
+            <w:i/>
+            <w:iCs/>
+          </w:rPr>
+          <w:t xml:space="preserve">Secure, Governable Chips</w:t>
+        </w:r>
+      </w:hyperlink>
+      <w:r>
+        <w:t xml:space="preserve">, Center for a New American Security (2024).</w:t>
       </w:r>
     </w:p>
     <w:p>
@@ -19963,7 +20839,28 @@
         <w:spacing w:after="100" w:line="276" w:lineRule="auto"/>
       </w:pPr>
       <w:r>
-        <w:t xml:space="preserve">The seL4 project's verification assumptions: what the proofs assume about hardware and DMA.</w:t>
+        <w:t xml:space="preserve">J. Petrie, O. Aarne, N. Ammann and D. Dalrymple, </w:t>
+      </w:r>
+      <w:hyperlink w:history="1" r:id="rIdlbvcmzwyt41u7niqr7vod">
+        <w:r>
+          <w:rPr>
+            <w:rStyle w:val="Hyperlink"/>
+            <w:i/>
+            <w:iCs/>
+          </w:rPr>
+          <w:t xml:space="preserve">Flexible Hardware-Enabled Guarantees for AI Compute</w:t>
+        </w:r>
+      </w:hyperlink>
+      <w:r>
+        <w:t xml:space="preserve"> (2025).</w:t>
+      </w:r>
+    </w:p>
+    <w:p>
+      <w:pPr>
+        <w:spacing w:after="160" w:line="276" w:lineRule="auto"/>
+      </w:pPr>
+      <w:r>
+        <w:t xml:space="preserve">NVIDIA, the platform this design sits on:</w:t>
       </w:r>
     </w:p>
     <w:p>
@@ -19975,8 +20872,18 @@
         </w:numPr>
         <w:spacing w:after="100" w:line="276" w:lineRule="auto"/>
       </w:pPr>
-      <w:r>
-        <w:t xml:space="preserve">IEC 61508 and IEC 61511, functional safety of safety instrumented systems.</w:t>
+      <w:hyperlink w:history="1" r:id="rIdrastbvio0fuwpukbiwqbx">
+        <w:r>
+          <w:rPr>
+            <w:rStyle w:val="Hyperlink"/>
+            <w:i/>
+            <w:iCs/>
+          </w:rPr>
+          <w:t xml:space="preserve">NVIDIA Secure AI with Blackwell and Hopper GPUs</w:t>
+        </w:r>
+      </w:hyperlink>
+      <w:r>
+        <w:t xml:space="preserve">, white paper WP-12554-001 v1.3 (August 2025). Bounce buffers, TDISP/IDE, NVLink encryption on Blackwell, the SPDM session.</w:t>
       </w:r>
     </w:p>
     <w:p>
@@ -19988,19 +20895,18 @@
         </w:numPr>
         <w:spacing w:after="100" w:line="276" w:lineRule="auto"/>
       </w:pPr>
-      <w:r>
-        <w:t xml:space="preserve">NVIDIA, "NVIDIA Open Agent Safety Platform" and "Add Runtime Controls to AI Agents with NVIDIA OpenShell" (28 September 2026); </w:t>
-      </w:r>
-      <w:hyperlink w:history="1" r:id="rIdncmran9jzufwk7e4u8de3">
+      <w:hyperlink w:history="1" r:id="rId6zif9wpjlnxfztd-z63y8">
         <w:r>
           <w:rPr>
             <w:rStyle w:val="Hyperlink"/>
+            <w:i/>
+            <w:iCs/>
           </w:rPr>
-          <w:t xml:space="preserve">NVIDIA OpenShell on GitHub</w:t>
+          <w:t xml:space="preserve">Confidential Computing on NVIDIA H100 GPUs for Secure and Trustworthy AI</w:t>
         </w:r>
       </w:hyperlink>
       <w:r>
-        <w:t xml:space="preserve">.</w:t>
+        <w:t xml:space="preserve">, NVIDIA Technical Blog.</w:t>
       </w:r>
     </w:p>
     <w:p>
@@ -20012,8 +20918,38 @@
         </w:numPr>
         <w:spacing w:after="100" w:line="276" w:lineRule="auto"/>
       </w:pPr>
-      <w:r>
-        <w:t xml:space="preserve">RFC 9334 (Remote Attestation Procedures), RFC 6962 (Certificate Transparency), the TCG DICE specifications.</w:t>
+      <w:hyperlink w:history="1" r:id="rIdkxwzkj7iqzb2wlmra3ano">
+        <w:r>
+          <w:rPr>
+            <w:rStyle w:val="Hyperlink"/>
+          </w:rPr>
+          <w:t xml:space="preserve">NVIDIA Trusted Computing Solutions</w:t>
+        </w:r>
+      </w:hyperlink>
+      <w:r>
+        <w:t xml:space="preserve">, </w:t>
+      </w:r>
+      <w:hyperlink w:history="1" r:id="rIdvquej_byzy9oz-lqtraaa">
+        <w:r>
+          <w:rPr>
+            <w:rStyle w:val="Hyperlink"/>
+          </w:rPr>
+          <w:t xml:space="preserve">NVIDIA Attestation</w:t>
+        </w:r>
+      </w:hyperlink>
+      <w:r>
+        <w:t xml:space="preserve"> and the </w:t>
+      </w:r>
+      <w:hyperlink w:history="1" r:id="rIdma7m-_locweltff4dh3al">
+        <w:r>
+          <w:rPr>
+            <w:rStyle w:val="Hyperlink"/>
+          </w:rPr>
+          <w:t xml:space="preserve">nvtrust</w:t>
+        </w:r>
+      </w:hyperlink>
+      <w:r>
+        <w:t xml:space="preserve"> repository: verification of measured GPU state against reference measurements.</w:t>
       </w:r>
     </w:p>
     <w:p>
@@ -20025,41 +20961,456 @@
         </w:numPr>
         <w:spacing w:after="100" w:line="276" w:lineRule="auto"/>
       </w:pPr>
-      <w:r>
-        <w:t xml:space="preserve">This repository: </w:t>
-      </w:r>
-      <w:hyperlink w:history="1" r:id="rIdkei27tove-x7fy0kb9eji">
+      <w:hyperlink w:history="1" r:id="rId-s4exrlorvztoo_x_8vay">
         <w:r>
           <w:rPr>
             <w:rStyle w:val="Hyperlink"/>
           </w:rPr>
-          <w:t xml:space="preserve">`docs/CHIP_DESIGN.md`</w:t>
+          <w:t xml:space="preserve">CUDA Programming Guide</w:t>
         </w:r>
       </w:hyperlink>
       <w:r>
-        <w:t xml:space="preserve"> (the design as a specification), </w:t>
-      </w:r>
-      <w:hyperlink w:history="1" r:id="rIdx05caprucjio24yw3orsg">
+        <w:t xml:space="preserve">, the section on peer-to-peer memory access: direct loads and stores into another GPU's memory.</w:t>
+      </w:r>
+    </w:p>
+    <w:p>
+      <w:pPr>
+        <w:pStyle w:val="ListParagraph"/>
+        <w:numPr>
+          <w:ilvl w:val="0"/>
+          <w:numId w:val="4"/>
+        </w:numPr>
+        <w:spacing w:after="100" w:line="276" w:lineRule="auto"/>
+      </w:pPr>
+      <w:hyperlink w:history="1" r:id="rIdwd7_dnthk89ghfin6f72c">
         <w:r>
           <w:rPr>
             <w:rStyle w:val="Hyperlink"/>
           </w:rPr>
-          <w:t xml:space="preserve">`docs/PROTOTYPING.md`</w:t>
+          <w:t xml:space="preserve">GPUDirect RDMA</w:t>
         </w:r>
       </w:hyperlink>
       <w:r>
-        <w:t xml:space="preserve"> (the experiment program), </w:t>
-      </w:r>
-      <w:hyperlink w:history="1" r:id="rIdkk64z2kfvggd5pv9hvghc">
+        <w:t xml:space="preserve"> and </w:t>
+      </w:r>
+      <w:hyperlink w:history="1" r:id="rId74rs5qa5crkoxuw26djxa">
         <w:r>
           <w:rPr>
             <w:rStyle w:val="Hyperlink"/>
           </w:rPr>
-          <w:t xml:space="preserve">`docs/REVIEW-2026-10.md`</w:t>
+          <w:t xml:space="preserve">GPUDirect Storage</w:t>
         </w:r>
       </w:hyperlink>
       <w:r>
-        <w:t xml:space="preserve"> (the review and what changed).</w:t>
+        <w:t xml:space="preserve"> documentation.</w:t>
+      </w:r>
+    </w:p>
+    <w:p>
+      <w:pPr>
+        <w:pStyle w:val="ListParagraph"/>
+        <w:numPr>
+          <w:ilvl w:val="0"/>
+          <w:numId w:val="4"/>
+        </w:numPr>
+        <w:spacing w:after="100" w:line="276" w:lineRule="auto"/>
+      </w:pPr>
+      <w:hyperlink w:history="1" r:id="rIdzi7z0xgebgng130vxyoag">
+        <w:r>
+          <w:rPr>
+            <w:rStyle w:val="Hyperlink"/>
+            <w:i/>
+            <w:iCs/>
+          </w:rPr>
+          <w:t xml:space="preserve">NVIDIA Launches Open Agent Safety Platform</w:t>
+        </w:r>
+      </w:hyperlink>
+      <w:r>
+        <w:t xml:space="preserve"> (September 28, 2026); </w:t>
+      </w:r>
+      <w:hyperlink w:history="1" r:id="rIdschk4ev2vpuzbewfcdz52">
+        <w:r>
+          <w:rPr>
+            <w:rStyle w:val="Hyperlink"/>
+            <w:i/>
+            <w:iCs/>
+          </w:rPr>
+          <w:t xml:space="preserve">NVIDIA Open Agent Safety Platform: A Reference for Continuous In-Silicon Agent Monitoring</w:t>
+        </w:r>
+      </w:hyperlink>
+      <w:r>
+        <w:t xml:space="preserve"> and </w:t>
+      </w:r>
+      <w:hyperlink w:history="1" r:id="rIds9hhukfmldmztxvv_aoje">
+        <w:r>
+          <w:rPr>
+            <w:rStyle w:val="Hyperlink"/>
+            <w:i/>
+            <w:iCs/>
+          </w:rPr>
+          <w:t xml:space="preserve">Add Runtime Controls to AI Agents with NVIDIA OpenShell</w:t>
+        </w:r>
+      </w:hyperlink>
+      <w:r>
+        <w:t xml:space="preserve">, NVIDIA Technical Blog; </w:t>
+      </w:r>
+      <w:hyperlink w:history="1" r:id="rIdzrse3jqql0hk6glb8cz41">
+        <w:r>
+          <w:rPr>
+            <w:rStyle w:val="Hyperlink"/>
+          </w:rPr>
+          <w:t xml:space="preserve">OpenShell on GitHub</w:t>
+        </w:r>
+      </w:hyperlink>
+      <w:r>
+        <w:t xml:space="preserve"> and its </w:t>
+      </w:r>
+      <w:hyperlink w:history="1" r:id="rIdnmd7-njox0u_fzfgzxixa">
+        <w:r>
+          <w:rPr>
+            <w:rStyle w:val="Hyperlink"/>
+          </w:rPr>
+          <w:t xml:space="preserve">documentation</w:t>
+        </w:r>
+      </w:hyperlink>
+      <w:r>
+        <w:t xml:space="preserve">.</w:t>
+      </w:r>
+    </w:p>
+    <w:p>
+      <w:pPr>
+        <w:pStyle w:val="ListParagraph"/>
+        <w:numPr>
+          <w:ilvl w:val="0"/>
+          <w:numId w:val="4"/>
+        </w:numPr>
+        <w:spacing w:after="100" w:line="276" w:lineRule="auto"/>
+      </w:pPr>
+      <w:hyperlink w:history="1" r:id="rIdnxwe26krrexwdrzw9iurz">
+        <w:r>
+          <w:rPr>
+            <w:rStyle w:val="Hyperlink"/>
+          </w:rPr>
+          <w:t xml:space="preserve">BlueField DPUs</w:t>
+        </w:r>
+      </w:hyperlink>
+      <w:r>
+        <w:t xml:space="preserve"> and the </w:t>
+      </w:r>
+      <w:hyperlink w:history="1" r:id="rIdjwfccoodr-h4uidchoba8">
+        <w:r>
+          <w:rPr>
+            <w:rStyle w:val="Hyperlink"/>
+          </w:rPr>
+          <w:t xml:space="preserve">DOCA</w:t>
+        </w:r>
+      </w:hyperlink>
+      <w:r>
+        <w:t xml:space="preserve"> framework; the </w:t>
+      </w:r>
+      <w:hyperlink w:history="1" r:id="rIdsy4ugy9xikqd8avjwqvtj">
+        <w:r>
+          <w:rPr>
+            <w:rStyle w:val="Hyperlink"/>
+          </w:rPr>
+          <w:t xml:space="preserve">Blackwell architecture technical overview</w:t>
+        </w:r>
+      </w:hyperlink>
+      <w:r>
+        <w:t xml:space="preserve">.</w:t>
+      </w:r>
+    </w:p>
+    <w:p>
+      <w:pPr>
+        <w:spacing w:after="160" w:line="276" w:lineRule="auto"/>
+      </w:pPr>
+      <w:r>
+        <w:t xml:space="preserve">Standards and building blocks:</w:t>
+      </w:r>
+    </w:p>
+    <w:p>
+      <w:pPr>
+        <w:pStyle w:val="ListParagraph"/>
+        <w:numPr>
+          <w:ilvl w:val="0"/>
+          <w:numId w:val="4"/>
+        </w:numPr>
+        <w:spacing w:after="100" w:line="276" w:lineRule="auto"/>
+      </w:pPr>
+      <w:hyperlink w:history="1" r:id="rIdyqetvyb3hohu72qxaik8w">
+        <w:r>
+          <w:rPr>
+            <w:rStyle w:val="Hyperlink"/>
+          </w:rPr>
+          <w:t xml:space="preserve">RFC 9334</w:t>
+        </w:r>
+      </w:hyperlink>
+      <w:r>
+        <w:t xml:space="preserve">, Remote Attestation Procedures architecture; </w:t>
+      </w:r>
+      <w:hyperlink w:history="1" r:id="rIdfuc6m5gxltfqq3nqbbup4">
+        <w:r>
+          <w:rPr>
+            <w:rStyle w:val="Hyperlink"/>
+          </w:rPr>
+          <w:t xml:space="preserve">RFC 6962</w:t>
+        </w:r>
+      </w:hyperlink>
+      <w:r>
+        <w:t xml:space="preserve">, Certificate Transparency; the </w:t>
+      </w:r>
+      <w:hyperlink w:history="1" r:id="rIdruh--axp3ybjtv5or4a8u">
+        <w:r>
+          <w:rPr>
+            <w:rStyle w:val="Hyperlink"/>
+          </w:rPr>
+          <w:t xml:space="preserve">TCG DICE</w:t>
+        </w:r>
+      </w:hyperlink>
+      <w:r>
+        <w:t xml:space="preserve"> architectures; </w:t>
+      </w:r>
+      <w:hyperlink w:history="1" r:id="rIdyrkpef99gd0e-jpfiwhhh">
+        <w:r>
+          <w:rPr>
+            <w:rStyle w:val="Hyperlink"/>
+          </w:rPr>
+          <w:t xml:space="preserve">DMTF SPDM</w:t>
+        </w:r>
+      </w:hyperlink>
+      <w:r>
+        <w:t xml:space="preserve">.</w:t>
+      </w:r>
+    </w:p>
+    <w:p>
+      <w:pPr>
+        <w:pStyle w:val="ListParagraph"/>
+        <w:numPr>
+          <w:ilvl w:val="0"/>
+          <w:numId w:val="4"/>
+        </w:numPr>
+        <w:spacing w:after="100" w:line="276" w:lineRule="auto"/>
+      </w:pPr>
+      <w:hyperlink w:history="1" r:id="rIdthivzww3bvpnmwh3l8qj9">
+        <w:r>
+          <w:rPr>
+            <w:rStyle w:val="Hyperlink"/>
+          </w:rPr>
+          <w:t xml:space="preserve">TDISP and IDE for PCIe and CXL</w:t>
+        </w:r>
+      </w:hyperlink>
+      <w:r>
+        <w:t xml:space="preserve">, a readable explainer of the PCI-SIG TEE-I/O protocols.</w:t>
+      </w:r>
+    </w:p>
+    <w:p>
+      <w:pPr>
+        <w:pStyle w:val="ListParagraph"/>
+        <w:numPr>
+          <w:ilvl w:val="0"/>
+          <w:numId w:val="4"/>
+        </w:numPr>
+        <w:spacing w:after="100" w:line="276" w:lineRule="auto"/>
+      </w:pPr>
+      <w:hyperlink w:history="1" r:id="rIdl56npo4zoi3jqee9ccgce">
+        <w:r>
+          <w:rPr>
+            <w:rStyle w:val="Hyperlink"/>
+          </w:rPr>
+          <w:t xml:space="preserve">Landlock</w:t>
+        </w:r>
+      </w:hyperlink>
+      <w:r>
+        <w:t xml:space="preserve">, the Linux kernel's unprivileged access control, which OpenShell uses for its file-path allowlist.</w:t>
+      </w:r>
+    </w:p>
+    <w:p>
+      <w:pPr>
+        <w:pStyle w:val="ListParagraph"/>
+        <w:numPr>
+          <w:ilvl w:val="0"/>
+          <w:numId w:val="4"/>
+        </w:numPr>
+        <w:spacing w:after="100" w:line="276" w:lineRule="auto"/>
+      </w:pPr>
+      <w:r>
+        <w:t xml:space="preserve">Roots of trust in the wild: </w:t>
+      </w:r>
+      <w:hyperlink w:history="1" r:id="rId9po-lbfew7hstn1jp9uch">
+        <w:r>
+          <w:rPr>
+            <w:rStyle w:val="Hyperlink"/>
+          </w:rPr>
+          <w:t xml:space="preserve">OpenTitan</w:t>
+        </w:r>
+      </w:hyperlink>
+      <w:r>
+        <w:t xml:space="preserve">, </w:t>
+      </w:r>
+      <w:hyperlink w:history="1" r:id="rIdt-m0pass92l_wbxba3uxp">
+        <w:r>
+          <w:rPr>
+            <w:rStyle w:val="Hyperlink"/>
+          </w:rPr>
+          <w:t xml:space="preserve">Microsoft Pluton</w:t>
+        </w:r>
+      </w:hyperlink>
+      <w:r>
+        <w:t xml:space="preserve">, </w:t>
+      </w:r>
+      <w:hyperlink w:history="1" r:id="rIdnxyhmwvfe_2knxdz4w2o0">
+        <w:r>
+          <w:rPr>
+            <w:rStyle w:val="Hyperlink"/>
+          </w:rPr>
+          <w:t xml:space="preserve">Google Titan</w:t>
+        </w:r>
+      </w:hyperlink>
+      <w:r>
+        <w:t xml:space="preserve">.</w:t>
+      </w:r>
+    </w:p>
+    <w:p>
+      <w:pPr>
+        <w:spacing w:after="160" w:line="276" w:lineRule="auto"/>
+      </w:pPr>
+      <w:r>
+        <w:t xml:space="preserve">This repository:</w:t>
+      </w:r>
+    </w:p>
+    <w:p>
+      <w:pPr>
+        <w:pStyle w:val="ListParagraph"/>
+        <w:numPr>
+          <w:ilvl w:val="0"/>
+          <w:numId w:val="4"/>
+        </w:numPr>
+        <w:spacing w:after="100" w:line="276" w:lineRule="auto"/>
+      </w:pPr>
+      <w:hyperlink w:history="1" r:id="rIdq_fry8b01vqvssuix-3ko">
+        <w:r>
+          <w:rPr>
+            <w:rStyle w:val="Hyperlink"/>
+            <w:rFonts w:ascii="Consolas" w:cs="Consolas" w:eastAsia="Consolas" w:hAnsi="Consolas"/>
+            <w:sz w:val="20"/>
+            <w:szCs w:val="20"/>
+          </w:rPr>
+          <w:t xml:space="preserve">docs/CHIP_DESIGN.md</w:t>
+        </w:r>
+      </w:hyperlink>
+      <w:r>
+        <w:t xml:space="preserve">, the design as a specification; </w:t>
+      </w:r>
+      <w:hyperlink w:history="1" r:id="rIdwmgci411u6gsxnxoaoinx">
+        <w:r>
+          <w:rPr>
+            <w:rStyle w:val="Hyperlink"/>
+            <w:rFonts w:ascii="Consolas" w:cs="Consolas" w:eastAsia="Consolas" w:hAnsi="Consolas"/>
+            <w:sz w:val="20"/>
+            <w:szCs w:val="20"/>
+          </w:rPr>
+          <w:t xml:space="preserve">docs/PROTOTYPING.md</w:t>
+        </w:r>
+      </w:hyperlink>
+      <w:r>
+        <w:t xml:space="preserve">, the experiment program; </w:t>
+      </w:r>
+      <w:hyperlink w:history="1" r:id="rIdw0ggp1mcrvd1aadbp7njw">
+        <w:r>
+          <w:rPr>
+            <w:rStyle w:val="Hyperlink"/>
+            <w:rFonts w:ascii="Consolas" w:cs="Consolas" w:eastAsia="Consolas" w:hAnsi="Consolas"/>
+            <w:sz w:val="20"/>
+            <w:szCs w:val="20"/>
+          </w:rPr>
+          <w:t xml:space="preserve">docs/REVIEW-2026-10.md</w:t>
+        </w:r>
+      </w:hyperlink>
+      <w:r>
+        <w:t xml:space="preserve">, the review and what changed.</w:t>
+      </w:r>
+    </w:p>
+    <w:p>
+      <w:pPr>
+        <w:pStyle w:val="ListParagraph"/>
+        <w:numPr>
+          <w:ilvl w:val="0"/>
+          <w:numId w:val="4"/>
+        </w:numPr>
+        <w:spacing w:after="100" w:line="276" w:lineRule="auto"/>
+      </w:pPr>
+      <w:r>
+        <w:t xml:space="preserve">The companion lanes: </w:t>
+      </w:r>
+      <w:hyperlink w:history="1" r:id="rIdkjjbs1fvdgot1_tlqak9t">
+        <w:r>
+          <w:rPr>
+            <w:rStyle w:val="Hyperlink"/>
+            <w:rFonts w:ascii="Consolas" w:cs="Consolas" w:eastAsia="Consolas" w:hAnsi="Consolas"/>
+            <w:sz w:val="20"/>
+            <w:szCs w:val="20"/>
+          </w:rPr>
+          <w:t xml:space="preserve">autonomic-graph-regulation</w:t>
+        </w:r>
+      </w:hyperlink>
+      <w:r>
+        <w:t xml:space="preserve"> (observers) and </w:t>
+      </w:r>
+      <w:hyperlink w:history="1" r:id="rId0x1pjkw04r9a_tj16q-kq">
+        <w:r>
+          <w:rPr>
+            <w:rStyle w:val="Hyperlink"/>
+            <w:rFonts w:ascii="Consolas" w:cs="Consolas" w:eastAsia="Consolas" w:hAnsi="Consolas"/>
+            <w:sz w:val="20"/>
+            <w:szCs w:val="20"/>
+          </w:rPr>
+          <w:t xml:space="preserve">Watermark</w:t>
+        </w:r>
+      </w:hyperlink>
+      <w:r>
+        <w:t xml:space="preserve"> (provenance).</w:t>
+      </w:r>
+    </w:p>
+    <w:p>
+      <w:pPr>
+        <w:pStyle w:val="ListParagraph"/>
+        <w:numPr>
+          <w:ilvl w:val="0"/>
+          <w:numId w:val="4"/>
+        </w:numPr>
+        <w:spacing w:after="100" w:line="276" w:lineRule="auto"/>
+      </w:pPr>
+      <w:hyperlink w:history="1" r:id="rIdf89lj9sugumdptqomriug">
+        <w:r>
+          <w:rPr>
+            <w:rStyle w:val="Hyperlink"/>
+          </w:rPr>
+          <w:t xml:space="preserve">Part 1</w:t>
+        </w:r>
+      </w:hyperlink>
+      <w:r>
+        <w:t xml:space="preserve"> and </w:t>
+      </w:r>
+      <w:hyperlink w:history="1" r:id="rId3badysig_ubtncdx8konv">
+        <w:r>
+          <w:rPr>
+            <w:rStyle w:val="Hyperlink"/>
+          </w:rPr>
+          <w:t xml:space="preserve">Part 2</w:t>
+        </w:r>
+      </w:hyperlink>
+      <w:r>
+        <w:t xml:space="preserve"> of this series, and </w:t>
+      </w:r>
+      <w:hyperlink w:history="1" r:id="rIda0a2sb2f0rhjsic-ufj1s">
+        <w:r>
+          <w:rPr>
+            <w:rStyle w:val="Hyperlink"/>
+          </w:rPr>
+          <w:t xml:space="preserve">the first post</w:t>
+        </w:r>
+      </w:hyperlink>
+      <w:r>
+        <w:t xml:space="preserve">, which laid out the layer model.</w:t>
       </w:r>
     </w:p>
     <w:p>
@@ -20101,6 +21452,14 @@
           <w:szCs w:val="18"/>
         </w:rPr>
         <w:t xml:space="preserve">cd hardware-and-silicon &amp;&amp; ./run.sh    # 51 tests, 75 attacks, 12 baselines, under a minute</w:t>
+      </w:r>
+    </w:p>
+    <w:p>
+      <w:pPr>
+        <w:spacing w:after="160" w:line="276" w:lineRule="auto"/>
+      </w:pPr>
+      <w:r>
+        <w:t xml:space="preserve">If anyone wants to collaborate on any phase of this, I am here: yobie AT ieee DOT org.</w:t>
       </w:r>
     </w:p>
     <w:sectPr>

--- a/blog/04-the-chip-that-says-no-3-the-silicon-design.docx
+++ b/blog/04-the-chip-that-says-no-3-the-silicon-design.docx
@@ -34,7 +34,7 @@
         <w:spacing w:after="240" w:before="120" w:line="276" w:lineRule="auto"/>
         <w:ind w:left="360"/>
       </w:pPr>
-      <w:hyperlink w:history="1" r:id="rIdu3s156_nfukkbrtdrkr9h">
+      <w:hyperlink w:history="1" r:id="rIdpc1piflwqnhp0nfapjnvs">
         <w:r>
           <w:rPr>
             <w:rStyle w:val="Hyperlink"/>
@@ -57,7 +57,7 @@
         </w:rPr>
         <w:t xml:space="preserve"> and </w:t>
       </w:r>
-      <w:hyperlink w:history="1" r:id="rId5dbuksockvwgxtxamwjgg">
+      <w:hyperlink w:history="1" r:id="rIdwyvmdehhqwg3pwsuggspz">
         <w:r>
           <w:rPr>
             <w:rStyle w:val="Hyperlink"/>
@@ -80,7 +80,7 @@
         </w:rPr>
         <w:t xml:space="preserve"> made the argument. </w:t>
       </w:r>
-      <w:hyperlink w:history="1" r:id="rId4akgtvos82b8zlvu2hyav">
+      <w:hyperlink w:history="1" r:id="rIdcu79wflf8rtt1v2u6d_ty">
         <w:r>
           <w:rPr>
             <w:rStyle w:val="Hyperlink"/>
@@ -103,7 +103,7 @@
         </w:rPr>
         <w:t xml:space="preserve"> laid out the layer model and shipped the reference stack. This post and the next are the design that post promised. This one is the action side: the contract, where the walls are, what a chip can and cannot know, where the bits live, and the gate, the ticket and the comparator that make up the primary guarantee. </w:t>
       </w:r>
-      <w:hyperlink w:history="1" r:id="rIdrq3zlnlnsi6-eg21onfpg">
+      <w:hyperlink w:history="1" r:id="rIddp9vegjt0e2dsnhvk_lla">
         <w:r>
           <w:rPr>
             <w:rStyle w:val="Hyperlink"/>
@@ -314,7 +314,7 @@
       <w:tr>
         <w:trPr>
           <w:cantSplit/>
-          <w:tblHeader w:val="false"/>
+          <w:tblHeader w:val="off"/>
         </w:trPr>
         <w:tc>
           <w:tcPr>
@@ -380,7 +380,7 @@
             <w:pPr>
               <w:spacing w:after="0" w:line="252" w:lineRule="auto"/>
             </w:pPr>
-            <w:hyperlink w:history="1" r:id="rIdoixji-91x6xlmvrsvwbtv">
+            <w:hyperlink w:history="1" r:id="rIdtq31zkgxur5nlau0fznjz">
               <w:r>
                 <w:rPr>
                   <w:rStyle w:val="Hyperlink"/>
@@ -401,7 +401,7 @@
               </w:rPr>
               <w:t xml:space="preserve"> (</w:t>
             </w:r>
-            <w:hyperlink w:history="1" r:id="rIdztkqdjjpoizursfsg9xtj">
+            <w:hyperlink w:history="1" r:id="rIdxtk12dd4tftlyhnbuupe7">
               <w:r>
                 <w:rPr>
                   <w:rStyle w:val="Hyperlink"/>
@@ -428,7 +428,7 @@
       <w:tr>
         <w:trPr>
           <w:cantSplit/>
-          <w:tblHeader w:val="false"/>
+          <w:tblHeader w:val="off"/>
         </w:trPr>
         <w:tc>
           <w:tcPr>
@@ -503,7 +503,7 @@
               </w:rPr>
               <w:t xml:space="preserve">this repo (</w:t>
             </w:r>
-            <w:hyperlink w:history="1" r:id="rId-aenf9nxuvj1u77yyi16s">
+            <w:hyperlink w:history="1" r:id="rIdzf7xcde6fsb7ox6f9cc1i">
               <w:r>
                 <w:rPr>
                   <w:rStyle w:val="Hyperlink"/>
@@ -524,7 +524,7 @@
               </w:rPr>
               <w:t xml:space="preserve">, </w:t>
             </w:r>
-            <w:hyperlink w:history="1" r:id="rIdren6kgyjkxcxj8pu8xndc">
+            <w:hyperlink w:history="1" r:id="rIdb3qevshkarpkg10ek2clo">
               <w:r>
                 <w:rPr>
                   <w:rStyle w:val="Hyperlink"/>
@@ -545,7 +545,7 @@
               </w:rPr>
               <w:t xml:space="preserve">, </w:t>
             </w:r>
-            <w:hyperlink w:history="1" r:id="rIdwdr4ih9ud_d30rxg44ukf">
+            <w:hyperlink w:history="1" r:id="rIdgdocne5sif4503gv6prcf">
               <w:r>
                 <w:rPr>
                   <w:rStyle w:val="Hyperlink"/>
@@ -566,7 +566,7 @@
               </w:rPr>
               <w:t xml:space="preserve">, </w:t>
             </w:r>
-            <w:hyperlink w:history="1" r:id="rIdtqmqw405wqsyf_zperee7">
+            <w:hyperlink w:history="1" r:id="rIdwh71qscii3wixgogaio5z">
               <w:r>
                 <w:rPr>
                   <w:rStyle w:val="Hyperlink"/>
@@ -593,7 +593,7 @@
       <w:tr>
         <w:trPr>
           <w:cantSplit/>
-          <w:tblHeader w:val="false"/>
+          <w:tblHeader w:val="off"/>
         </w:trPr>
         <w:tc>
           <w:tcPr>
@@ -659,7 +659,7 @@
             <w:pPr>
               <w:spacing w:after="0" w:line="252" w:lineRule="auto"/>
             </w:pPr>
-            <w:hyperlink w:history="1" r:id="rId_ppjwadlvt1hafg8rc372">
+            <w:hyperlink w:history="1" r:id="rIdz9naqs6r7r5swb-qylem5">
               <w:r>
                 <w:rPr>
                   <w:rStyle w:val="Hyperlink"/>
@@ -680,7 +680,7 @@
               </w:rPr>
               <w:t xml:space="preserve">; </w:t>
             </w:r>
-            <w:hyperlink w:history="1" r:id="rIdosetrfnrrcuh3zduh79v-">
+            <w:hyperlink w:history="1" r:id="rIdr9rblxysmtop1p-xpgewe">
               <w:r>
                 <w:rPr>
                   <w:rStyle w:val="Hyperlink"/>
@@ -698,7 +698,7 @@
       <w:tr>
         <w:trPr>
           <w:cantSplit/>
-          <w:tblHeader w:val="false"/>
+          <w:tblHeader w:val="off"/>
         </w:trPr>
         <w:tc>
           <w:tcPr>
@@ -764,7 +764,7 @@
             <w:pPr>
               <w:spacing w:after="0" w:line="252" w:lineRule="auto"/>
             </w:pPr>
-            <w:hyperlink w:history="1" r:id="rId7ggdpqy7gylmztz0rr4du">
+            <w:hyperlink w:history="1" r:id="rIdmkhturljw1uqm5re9mvlz">
               <w:r>
                 <w:rPr>
                   <w:rStyle w:val="Hyperlink"/>
@@ -782,7 +782,7 @@
       <w:tr>
         <w:trPr>
           <w:cantSplit/>
-          <w:tblHeader w:val="false"/>
+          <w:tblHeader w:val="off"/>
         </w:trPr>
         <w:tc>
           <w:tcPr>
@@ -863,7 +863,7 @@
       <w:tr>
         <w:trPr>
           <w:cantSplit/>
-          <w:tblHeader w:val="false"/>
+          <w:tblHeader w:val="off"/>
         </w:trPr>
         <w:tc>
           <w:tcPr>
@@ -938,7 +938,7 @@
               </w:rPr>
               <w:t xml:space="preserve">this repo (</w:t>
             </w:r>
-            <w:hyperlink w:history="1" r:id="rIdaygcbigj10mlmamenkpp9">
+            <w:hyperlink w:history="1" r:id="rIdtgyzgyo3av08zyzkspnui">
               <w:r>
                 <w:rPr>
                   <w:rStyle w:val="Hyperlink"/>
@@ -1086,7 +1086,7 @@
       <w:tr>
         <w:trPr>
           <w:cantSplit/>
-          <w:tblHeader w:val="false"/>
+          <w:tblHeader w:val="off"/>
         </w:trPr>
         <w:tc>
           <w:tcPr>
@@ -1152,7 +1152,7 @@
             <w:pPr>
               <w:spacing w:after="0" w:line="252" w:lineRule="auto"/>
             </w:pPr>
-            <w:hyperlink w:history="1" r:id="rId8tlatr3jl3whhigdzgcos">
+            <w:hyperlink w:history="1" r:id="rIddrqtjx4aercqmmiey4_uw">
               <w:r>
                 <w:rPr>
                   <w:rStyle w:val="Hyperlink"/>
@@ -1170,7 +1170,7 @@
       <w:tr>
         <w:trPr>
           <w:cantSplit/>
-          <w:tblHeader w:val="false"/>
+          <w:tblHeader w:val="off"/>
         </w:trPr>
         <w:tc>
           <w:tcPr>
@@ -1236,7 +1236,7 @@
             <w:pPr>
               <w:spacing w:after="0" w:line="252" w:lineRule="auto"/>
             </w:pPr>
-            <w:hyperlink w:history="1" r:id="rIdr_r1o6plxfmoo7ryim5fu">
+            <w:hyperlink w:history="1" r:id="rIdjqqeb_whyp8rccidxyp15">
               <w:r>
                 <w:rPr>
                   <w:rStyle w:val="Hyperlink"/>
@@ -1257,7 +1257,7 @@
               </w:rPr>
               <w:t xml:space="preserve">, </w:t>
             </w:r>
-            <w:hyperlink w:history="1" r:id="rIdurb9boixbpd_nkif-t3h1">
+            <w:hyperlink w:history="1" r:id="rIddkev5inidayxwx3syga2a">
               <w:r>
                 <w:rPr>
                   <w:rStyle w:val="Hyperlink"/>
@@ -1275,7 +1275,7 @@
       <w:tr>
         <w:trPr>
           <w:cantSplit/>
-          <w:tblHeader w:val="false"/>
+          <w:tblHeader w:val="off"/>
         </w:trPr>
         <w:tc>
           <w:tcPr>
@@ -1341,7 +1341,7 @@
             <w:pPr>
               <w:spacing w:after="0" w:line="252" w:lineRule="auto"/>
             </w:pPr>
-            <w:hyperlink w:history="1" r:id="rIdcst2siacgqbr4icipyjlg">
+            <w:hyperlink w:history="1" r:id="rIdhqqm3sdm8lml-xpsnpl3p">
               <w:r>
                 <w:rPr>
                   <w:rStyle w:val="Hyperlink"/>
@@ -1362,7 +1362,7 @@
               </w:rPr>
               <w:t xml:space="preserve">, approvals in </w:t>
             </w:r>
-            <w:hyperlink w:history="1" r:id="rId9nq5xhtlzijet_tkuj0_z">
+            <w:hyperlink w:history="1" r:id="rIdqmhsdelnoaczjqyn2cmlb">
               <w:r>
                 <w:rPr>
                   <w:rStyle w:val="Hyperlink"/>
@@ -1380,7 +1380,7 @@
       <w:tr>
         <w:trPr>
           <w:cantSplit/>
-          <w:tblHeader w:val="false"/>
+          <w:tblHeader w:val="off"/>
         </w:trPr>
         <w:tc>
           <w:tcPr>
@@ -1446,7 +1446,7 @@
             <w:pPr>
               <w:spacing w:after="0" w:line="252" w:lineRule="auto"/>
             </w:pPr>
-            <w:hyperlink w:history="1" r:id="rIdmmqg2qqsyjy6jjx5y89ke">
+            <w:hyperlink w:history="1" r:id="rIdbvwcrf9edrsovttdeujzy">
               <w:r>
                 <w:rPr>
                   <w:rStyle w:val="Hyperlink"/>
@@ -1467,7 +1467,7 @@
               </w:rPr>
               <w:t xml:space="preserve">, </w:t>
             </w:r>
-            <w:hyperlink w:history="1" r:id="rId7xjp5wffrsqeofhvtcohz">
+            <w:hyperlink w:history="1" r:id="rIdembq7tubpjo7qknvq7wul">
               <w:r>
                 <w:rPr>
                   <w:rStyle w:val="Hyperlink"/>
@@ -1762,7 +1762,7 @@
           <wp:inline distT="0" distB="0" distL="0" distR="0">
             <wp:extent cx="5943600" cy="4514850"/>
             <wp:effectExtent t="0" r="0" b="0" l="0"/>
-            <wp:docPr id="1" name="" descr="" title=""/>
+            <wp:docPr id="3" name="" descr="" title=""/>
             <wp:cNvGraphicFramePr>
               <a:graphicFrameLocks xmlns:a="http://schemas.openxmlformats.org/drawingml/2006/main" noChangeAspect="1"/>
             </wp:cNvGraphicFramePr>
@@ -1776,7 +1776,7 @@
                     </pic:cNvPicPr>
                   </pic:nvPicPr>
                   <pic:blipFill>
-                    <a:blip r:embed="rId9" cstate="none"/>
+                    <a:blip r:embed="rId75" cstate="none"/>
                     <a:srcRect/>
                     <a:stretch>
                       <a:fillRect/>
@@ -1958,7 +1958,7 @@
       <w:tr>
         <w:trPr>
           <w:cantSplit/>
-          <w:tblHeader w:val="false"/>
+          <w:tblHeader w:val="off"/>
         </w:trPr>
         <w:tc>
           <w:tcPr>
@@ -2050,7 +2050,7 @@
       <w:tr>
         <w:trPr>
           <w:cantSplit/>
-          <w:tblHeader w:val="false"/>
+          <w:tblHeader w:val="off"/>
         </w:trPr>
         <w:tc>
           <w:tcPr>
@@ -2086,7 +2086,7 @@
               </w:rPr>
               <w:t xml:space="preserve"> (</w:t>
             </w:r>
-            <w:hyperlink w:history="1" r:id="rIdipch7fkkltvj_bixbpw9t">
+            <w:hyperlink w:history="1" r:id="rIdberh75shq39rmb82zydfl">
               <w:r>
                 <w:rPr>
                   <w:rStyle w:val="Hyperlink"/>
@@ -2107,7 +2107,7 @@
               </w:rPr>
               <w:t xml:space="preserve"> with </w:t>
             </w:r>
-            <w:hyperlink w:history="1" r:id="rIdkzkrolakmx_j_pbvt0mt1">
+            <w:hyperlink w:history="1" r:id="rId3jrfwyffbf80mdj_9_jad">
               <w:r>
                 <w:rPr>
                   <w:rStyle w:val="Hyperlink"/>
@@ -2128,7 +2128,7 @@
               </w:rPr>
               <w:t xml:space="preserve">, beside </w:t>
             </w:r>
-            <w:hyperlink w:history="1" r:id="rIducorwoocgicgfscdhdpyt">
+            <w:hyperlink w:history="1" r:id="rIdcbfj42va27ypnko1ivs_y">
               <w:r>
                 <w:rPr>
                   <w:rStyle w:val="Hyperlink"/>
@@ -2205,7 +2205,7 @@
       <w:tr>
         <w:trPr>
           <w:cantSplit/>
-          <w:tblHeader w:val="false"/>
+          <w:tblHeader w:val="off"/>
         </w:trPr>
         <w:tc>
           <w:tcPr>
@@ -2288,7 +2288,7 @@
       <w:tr>
         <w:trPr>
           <w:cantSplit/>
-          <w:tblHeader w:val="false"/>
+          <w:tblHeader w:val="off"/>
         </w:trPr>
         <w:tc>
           <w:tcPr>
@@ -2492,7 +2492,7 @@
           <wp:inline distT="0" distB="0" distL="0" distR="0">
             <wp:extent cx="5943600" cy="4162425"/>
             <wp:effectExtent t="0" r="0" b="0" l="0"/>
-            <wp:docPr id="1" name="" descr="" title=""/>
+            <wp:docPr id="4" name="" descr="" title=""/>
             <wp:cNvGraphicFramePr>
               <a:graphicFrameLocks xmlns:a="http://schemas.openxmlformats.org/drawingml/2006/main" noChangeAspect="1"/>
             </wp:cNvGraphicFramePr>
@@ -2506,7 +2506,7 @@
                     </pic:cNvPicPr>
                   </pic:nvPicPr>
                   <pic:blipFill>
-                    <a:blip r:embed="rId10" cstate="none"/>
+                    <a:blip r:embed="rId76" cstate="none"/>
                     <a:srcRect/>
                     <a:stretch>
                       <a:fillRect/>
@@ -2713,7 +2713,7 @@
       <w:tr>
         <w:trPr>
           <w:cantSplit/>
-          <w:tblHeader w:val="false"/>
+          <w:tblHeader w:val="off"/>
         </w:trPr>
         <w:tc>
           <w:tcPr>
@@ -2788,7 +2788,7 @@
               </w:rPr>
               <w:t xml:space="preserve">Encrypted files; weights as </w:t>
             </w:r>
-            <w:hyperlink w:history="1" r:id="rIdxcxk_5mldzf9bg6thzfxr">
+            <w:hyperlink w:history="1" r:id="rIdg9h-lg4orlni4rvujep2k">
               <w:r>
                 <w:rPr>
                   <w:rStyle w:val="Hyperlink"/>
@@ -2865,7 +2865,7 @@
       <w:tr>
         <w:trPr>
           <w:cantSplit/>
-          <w:tblHeader w:val="false"/>
+          <w:tblHeader w:val="off"/>
         </w:trPr>
         <w:tc>
           <w:tcPr>
@@ -2915,7 +2915,7 @@
               </w:rPr>
               <w:t xml:space="preserve">Tokenizer, scheduler, serving stack (</w:t>
             </w:r>
-            <w:hyperlink w:history="1" r:id="rIdagevxzasnv7grvo34vrfx">
+            <w:hyperlink w:history="1" r:id="rIdjfbaszuie4_9p552ixeev">
               <w:r>
                 <w:rPr>
                   <w:rStyle w:val="Hyperlink"/>
@@ -2936,7 +2936,7 @@
               </w:rPr>
               <w:t xml:space="preserve">, </w:t>
             </w:r>
-            <w:hyperlink w:history="1" r:id="rIdexuzoey9qrgqjpavnzq79">
+            <w:hyperlink w:history="1" r:id="rIdvw_tpss4bxsuho8bfxt2m">
               <w:r>
                 <w:rPr>
                   <w:rStyle w:val="Hyperlink"/>
@@ -2957,7 +2957,7 @@
               </w:rPr>
               <w:t xml:space="preserve">, </w:t>
             </w:r>
-            <w:hyperlink w:history="1" r:id="rIdwxo7nvqlfdfs01ltqii_o">
+            <w:hyperlink w:history="1" r:id="rIdqme9k7tepmiitz47esinj">
               <w:r>
                 <w:rPr>
                   <w:rStyle w:val="Hyperlink"/>
@@ -2978,7 +2978,7 @@
               </w:rPr>
               <w:t xml:space="preserve">), broker, </w:t>
             </w:r>
-            <w:hyperlink w:history="1" r:id="rIdqyeqbd9ysnh3ztz3mc-tu">
+            <w:hyperlink w:history="1" r:id="rIdptlmst_k_aft81lc42nup">
               <w:r>
                 <w:rPr>
                   <w:rStyle w:val="Hyperlink"/>
@@ -3049,7 +3049,7 @@
               </w:rPr>
               <w:t xml:space="preserve">CPU TEE (Intel TDX, </w:t>
             </w:r>
-            <w:hyperlink w:history="1" r:id="rIdyk3-ehiijd-px-hpb90to">
+            <w:hyperlink w:history="1" r:id="rIddfiyizzjme08y4zvrg7hl">
               <w:r>
                 <w:rPr>
                   <w:rStyle w:val="Hyperlink"/>
@@ -3070,7 +3070,7 @@
               </w:rPr>
               <w:t xml:space="preserve">, </w:t>
             </w:r>
-            <w:hyperlink w:history="1" r:id="rIdxmdngsmw_kqho0q_nqfbe">
+            <w:hyperlink w:history="1" r:id="rIdffoptcvudylryikkxxiyk">
               <w:r>
                 <w:rPr>
                   <w:rStyle w:val="Hyperlink"/>
@@ -3122,7 +3122,7 @@
       <w:tr>
         <w:trPr>
           <w:cantSplit/>
-          <w:tblHeader w:val="false"/>
+          <w:tblHeader w:val="off"/>
         </w:trPr>
         <w:tc>
           <w:tcPr>
@@ -3253,7 +3253,7 @@
       <w:tr>
         <w:trPr>
           <w:cantSplit/>
-          <w:tblHeader w:val="false"/>
+          <w:tblHeader w:val="off"/>
         </w:trPr>
         <w:tc>
           <w:tcPr>
@@ -3303,7 +3303,7 @@
               </w:rPr>
               <w:t xml:space="preserve">PCIe to host, NIC and NVMe; NVLink to peers; </w:t>
             </w:r>
-            <w:hyperlink w:history="1" r:id="rIdrpqmvi2sqph6qr73j9f2m">
+            <w:hyperlink w:history="1" r:id="rIddn928zthnnvwbeh_nk0l7">
               <w:r>
                 <w:rPr>
                   <w:rStyle w:val="Hyperlink"/>
@@ -3324,7 +3324,7 @@
               </w:rPr>
               <w:t xml:space="preserve"> across nodes; </w:t>
             </w:r>
-            <w:hyperlink w:history="1" r:id="rIdowpw2fvn9lfnbzl_ytqq5">
+            <w:hyperlink w:history="1" r:id="rIdwr6i-orvgmlu1w12h8gmj">
               <w:r>
                 <w:rPr>
                   <w:rStyle w:val="Hyperlink"/>
@@ -3417,7 +3417,7 @@
       <w:tr>
         <w:trPr>
           <w:cantSplit/>
-          <w:tblHeader w:val="false"/>
+          <w:tblHeader w:val="off"/>
         </w:trPr>
         <w:tc>
           <w:tcPr>
@@ -3548,7 +3548,7 @@
       <w:tr>
         <w:trPr>
           <w:cantSplit/>
-          <w:tblHeader w:val="false"/>
+          <w:tblHeader w:val="off"/>
         </w:trPr>
         <w:tc>
           <w:tcPr>
@@ -3679,7 +3679,7 @@
       <w:tr>
         <w:trPr>
           <w:cantSplit/>
-          <w:tblHeader w:val="false"/>
+          <w:tblHeader w:val="off"/>
         </w:trPr>
         <w:tc>
           <w:tcPr>
@@ -3810,7 +3810,7 @@
       <w:tr>
         <w:trPr>
           <w:cantSplit/>
-          <w:tblHeader w:val="false"/>
+          <w:tblHeader w:val="off"/>
         </w:trPr>
         <w:tc>
           <w:tcPr>
@@ -3975,7 +3975,7 @@
       <w:r>
         <w:t xml:space="preserve">Station 4 is where the second review point lands. A copy engine moves data using a work order the hardware processes one at a time. A permission check on a work order is the same kind of operation as an IOMMU lookup, the check every server already does when a device touches memory. But a CUDA kernel can also </w:t>
       </w:r>
-      <w:hyperlink w:history="1" r:id="rId_jnyt5xbtaozwwaivdi3t">
+      <w:hyperlink w:history="1" r:id="rIdkejvyv_t16odwml2vids9">
         <w:r>
           <w:rPr>
             <w:rStyle w:val="Hyperlink"/>
@@ -4088,7 +4088,7 @@
       <w:r>
         <w:t xml:space="preserve">So authorization is a transaction in three coordinated steps. This is how </w:t>
       </w:r>
-      <w:hyperlink w:history="1" r:id="rIdkf5opuxm7r19k0yttx2dd">
+      <w:hyperlink w:history="1" r:id="rIdkwxnzjtnvxb_hib4vuxmz">
         <w:r>
           <w:rPr>
             <w:rStyle w:val="Hyperlink"/>
@@ -4102,7 +4102,7 @@
       <w:r>
         <w:t xml:space="preserve">, </w:t>
       </w:r>
-      <w:hyperlink w:history="1" r:id="rId96u9vfrk4v_c4l0krkijs">
+      <w:hyperlink w:history="1" r:id="rIdes9w3-d1ylfga0i4qqdzw">
         <w:r>
           <w:rPr>
             <w:rStyle w:val="Hyperlink"/>
@@ -4116,7 +4116,7 @@
       <w:r>
         <w:t xml:space="preserve"> and </w:t>
       </w:r>
-      <w:hyperlink w:history="1" r:id="rIdpo3qvvdayum_pu4bkfm9d">
+      <w:hyperlink w:history="1" r:id="rId5k302r5ogjd0ho7pexljz">
         <w:r>
           <w:rPr>
             <w:rStyle w:val="Hyperlink"/>
@@ -4142,7 +4142,7 @@
           <wp:inline distT="0" distB="0" distL="0" distR="0">
             <wp:extent cx="5943600" cy="4991100"/>
             <wp:effectExtent t="0" r="0" b="0" l="0"/>
-            <wp:docPr id="1" name="" descr="" title=""/>
+            <wp:docPr id="5" name="" descr="" title=""/>
             <wp:cNvGraphicFramePr>
               <a:graphicFrameLocks xmlns:a="http://schemas.openxmlformats.org/drawingml/2006/main" noChangeAspect="1"/>
             </wp:cNvGraphicFramePr>
@@ -4156,7 +4156,7 @@
                     </pic:cNvPicPr>
                   </pic:nvPicPr>
                   <pic:blipFill>
-                    <a:blip r:embed="rId11" cstate="none"/>
+                    <a:blip r:embed="rId77" cstate="none"/>
                     <a:srcRect/>
                     <a:stretch>
                       <a:fillRect/>
@@ -4404,7 +4404,7 @@
       <w:r>
         <w:t xml:space="preserve"> The Layer 4 control plane: a default-deny rulebook signed by the governance root, keyed on the software fingerprint (what code is running, never which chip), with typed limits, witness requirements, rate limits, budgets and human holds. It is software today (</w:t>
       </w:r>
-      <w:hyperlink w:history="1" r:id="rIdatbiyksd7i5mcom2qkkf-">
+      <w:hyperlink w:history="1" r:id="rIdb_srqgs1f1owkebiimaat">
         <w:r>
           <w:rPr>
             <w:rStyle w:val="Hyperlink"/>
@@ -4514,7 +4514,7 @@
       <w:r>
         <w:t xml:space="preserve"> field, is ignored, because the rulebook picks the rule from the fingerprint, the action and the limited fields, and from nothing else. The </w:t>
       </w:r>
-      <w:hyperlink w:history="1" r:id="rIdkmbi2vqknpdyrdil3esux">
+      <w:hyperlink w:history="1" r:id="rIdc6ig5fryz7vcl1kxefbky">
         <w:r>
           <w:rPr>
             <w:rStyle w:val="Hyperlink"/>
@@ -4551,7 +4551,7 @@
       <w:r>
         <w:t xml:space="preserve"> Observers (the </w:t>
       </w:r>
-      <w:hyperlink w:history="1" r:id="rIdo9s9zyouzhoqzikabwxb2">
+      <w:hyperlink w:history="1" r:id="rIdvo3fz1gh4hocjqsev25zh">
         <w:r>
           <w:rPr>
             <w:rStyle w:val="Hyperlink"/>
@@ -4565,7 +4565,7 @@
       <w:r>
         <w:t xml:space="preserve"> repo's early-warning lane; </w:t>
       </w:r>
-      <w:hyperlink w:history="1" r:id="rIdipawdmw50e-n_vnxxlnmu">
+      <w:hyperlink w:history="1" r:id="rId2gs9gdj-mtzc1h5ogw6a9">
         <w:r>
           <w:rPr>
             <w:rStyle w:val="Hyperlink"/>
@@ -4576,7 +4576,7 @@
       <w:r>
         <w:t xml:space="preserve"> on the DPU) and the provenance registry (the </w:t>
       </w:r>
-      <w:hyperlink w:history="1" r:id="rIdwsh106ymgigh1t2lkiggp">
+      <w:hyperlink w:history="1" r:id="rIdc8rxmge7ti2p0zeuhule_">
         <w:r>
           <w:rPr>
             <w:rStyle w:val="Hyperlink"/>
@@ -4999,7 +4999,7 @@
       <w:tr>
         <w:trPr>
           <w:cantSplit/>
-          <w:tblHeader w:val="false"/>
+          <w:tblHeader w:val="off"/>
         </w:trPr>
         <w:tc>
           <w:tcPr>
@@ -5130,7 +5130,7 @@
       <w:tr>
         <w:trPr>
           <w:cantSplit/>
-          <w:tblHeader w:val="false"/>
+          <w:tblHeader w:val="off"/>
         </w:trPr>
         <w:tc>
           <w:tcPr>
@@ -5261,7 +5261,7 @@
       <w:tr>
         <w:trPr>
           <w:cantSplit/>
-          <w:tblHeader w:val="false"/>
+          <w:tblHeader w:val="off"/>
         </w:trPr>
         <w:tc>
           <w:tcPr>
@@ -5392,7 +5392,7 @@
       <w:tr>
         <w:trPr>
           <w:cantSplit/>
-          <w:tblHeader w:val="false"/>
+          <w:tblHeader w:val="off"/>
         </w:trPr>
         <w:tc>
           <w:tcPr>
@@ -5523,7 +5523,7 @@
       <w:tr>
         <w:trPr>
           <w:cantSplit/>
-          <w:tblHeader w:val="false"/>
+          <w:tblHeader w:val="off"/>
         </w:trPr>
         <w:tc>
           <w:tcPr>
@@ -5654,7 +5654,7 @@
       <w:tr>
         <w:trPr>
           <w:cantSplit/>
-          <w:tblHeader w:val="false"/>
+          <w:tblHeader w:val="off"/>
         </w:trPr>
         <w:tc>
           <w:tcPr>
@@ -5785,7 +5785,7 @@
       <w:tr>
         <w:trPr>
           <w:cantSplit/>
-          <w:tblHeader w:val="false"/>
+          <w:tblHeader w:val="off"/>
         </w:trPr>
         <w:tc>
           <w:tcPr>
@@ -5943,7 +5943,7 @@
       <w:r>
         <w:t xml:space="preserve">The action side is the guarantee, and it is the half that exists today: the gate, the ledger and the comparator run in the reference stack, and the five demonstrations my colleague asked for are its tests. </w:t>
       </w:r>
-      <w:hyperlink w:history="1" r:id="rIdgkvv0pijpclo8wdnyx5ns">
+      <w:hyperlink w:history="1" r:id="rId1calrd5isagugkecztute">
         <w:r>
           <w:rPr>
             <w:rStyle w:val="Hyperlink"/>
@@ -5984,7 +5984,7 @@
       <w:r>
         <w:t xml:space="preserve">J. P. Anderson, </w:t>
       </w:r>
-      <w:hyperlink w:history="1" r:id="rId_arml4zilod5r8nplqdex">
+      <w:hyperlink w:history="1" r:id="rIdqwyogze4vamx8slbs1tgh">
         <w:r>
           <w:rPr>
             <w:rStyle w:val="Hyperlink"/>
@@ -6007,7 +6007,7 @@
         </w:numPr>
         <w:spacing w:after="100" w:line="276" w:lineRule="auto"/>
       </w:pPr>
-      <w:hyperlink w:history="1" r:id="rIdjvt0xujx-6217mylqdeqf">
+      <w:hyperlink w:history="1" r:id="rIdl33vzbmmo2cpz0kshbnvk">
         <w:r>
           <w:rPr>
             <w:rStyle w:val="Hyperlink"/>
@@ -6018,7 +6018,7 @@
       <w:r>
         <w:t xml:space="preserve"> and </w:t>
       </w:r>
-      <w:hyperlink w:history="1" r:id="rId0pga7kyjpo6_x6ub-jrcb">
+      <w:hyperlink w:history="1" r:id="rId4w2scsqm9byddtdktmuef">
         <w:r>
           <w:rPr>
             <w:rStyle w:val="Hyperlink"/>
@@ -6042,7 +6042,7 @@
       <w:r>
         <w:t xml:space="preserve">D. Dalrymple et al., </w:t>
       </w:r>
-      <w:hyperlink w:history="1" r:id="rIdhzlgclc7htvzqzuw5u6aq">
+      <w:hyperlink w:history="1" r:id="rIdwmod1lu5ldbcnjiclp5py">
         <w:r>
           <w:rPr>
             <w:rStyle w:val="Hyperlink"/>
@@ -6065,7 +6065,7 @@
         </w:numPr>
         <w:spacing w:after="100" w:line="276" w:lineRule="auto"/>
       </w:pPr>
-      <w:hyperlink w:history="1" r:id="rIdmcn6faazu9qm_u1bcik4v">
+      <w:hyperlink w:history="1" r:id="rIdubxhiczuio8q0a_-fwcgr">
         <w:r>
           <w:rPr>
             <w:rStyle w:val="Hyperlink"/>
@@ -6086,7 +6086,7 @@
         </w:numPr>
         <w:spacing w:after="100" w:line="276" w:lineRule="auto"/>
       </w:pPr>
-      <w:hyperlink w:history="1" r:id="rIdg2fdceew7-ru5ad1itczp">
+      <w:hyperlink w:history="1" r:id="rIdzywkhgdvuw272titgd3j0">
         <w:r>
           <w:rPr>
             <w:rStyle w:val="Hyperlink"/>
@@ -6109,7 +6109,7 @@
         </w:numPr>
         <w:spacing w:after="100" w:line="276" w:lineRule="auto"/>
       </w:pPr>
-      <w:hyperlink w:history="1" r:id="rIduqrrbwwjf_9iprrwc6xbp">
+      <w:hyperlink w:history="1" r:id="rIdrtqf3gadeldkiuntftijq">
         <w:r>
           <w:rPr>
             <w:rStyle w:val="Hyperlink"/>
@@ -6120,7 +6120,7 @@
       <w:r>
         <w:t xml:space="preserve"> and </w:t>
       </w:r>
-      <w:hyperlink w:history="1" r:id="rId2ddnvc5thjyy6dsdc1kxd">
+      <w:hyperlink w:history="1" r:id="rIdl3ffesip5t52jkjytodlx">
         <w:r>
           <w:rPr>
             <w:rStyle w:val="Hyperlink"/>
@@ -6131,7 +6131,7 @@
       <w:r>
         <w:t xml:space="preserve"> documentation; </w:t>
       </w:r>
-      <w:hyperlink w:history="1" r:id="rIduyks-71cyzwicscdwqqn9">
+      <w:hyperlink w:history="1" r:id="rIdltwlc1ohj_7cfjgfht38a">
         <w:r>
           <w:rPr>
             <w:rStyle w:val="Hyperlink"/>
@@ -6142,7 +6142,7 @@
       <w:r>
         <w:t xml:space="preserve">; </w:t>
       </w:r>
-      <w:hyperlink w:history="1" r:id="rIdcgoxsyk66yo9oi03rfsjt">
+      <w:hyperlink w:history="1" r:id="rIdrrgjnz_yphu0qimpimktf">
         <w:r>
           <w:rPr>
             <w:rStyle w:val="Hyperlink"/>
@@ -6153,7 +6153,7 @@
       <w:r>
         <w:t xml:space="preserve">, </w:t>
       </w:r>
-      <w:hyperlink w:history="1" r:id="rIdpq5qw-l_l2iezrc1zv_md">
+      <w:hyperlink w:history="1" r:id="rIddlef6blsh_bzdzk288mjx">
         <w:r>
           <w:rPr>
             <w:rStyle w:val="Hyperlink"/>
@@ -6164,7 +6164,7 @@
       <w:r>
         <w:t xml:space="preserve">, </w:t>
       </w:r>
-      <w:hyperlink w:history="1" r:id="rIdlvl7afnmk8higvhqqcwb2">
+      <w:hyperlink w:history="1" r:id="rIdtgmfim5posl1j4mpl_1mc">
         <w:r>
           <w:rPr>
             <w:rStyle w:val="Hyperlink"/>
@@ -6185,7 +6185,7 @@
         </w:numPr>
         <w:spacing w:after="100" w:line="276" w:lineRule="auto"/>
       </w:pPr>
-      <w:hyperlink w:history="1" r:id="rIdyrkay3hg0vkdj0m0r0ckl">
+      <w:hyperlink w:history="1" r:id="rIdt2xd30zvbqfnhfamgfam8">
         <w:r>
           <w:rPr>
             <w:rStyle w:val="Hyperlink"/>
@@ -6196,7 +6196,7 @@
       <w:r>
         <w:t xml:space="preserve"> and </w:t>
       </w:r>
-      <w:hyperlink w:history="1" r:id="rIdcqfsn37lonwop5jsvff-v">
+      <w:hyperlink w:history="1" r:id="rIdzg64ouiiz0ezonzujuhjt">
         <w:r>
           <w:rPr>
             <w:rStyle w:val="Hyperlink"/>
@@ -6220,7 +6220,7 @@
       <w:r>
         <w:t xml:space="preserve">This repository: </w:t>
       </w:r>
-      <w:hyperlink w:history="1" r:id="rId0bqeqn3797insojq2n9ur">
+      <w:hyperlink w:history="1" r:id="rIdm70sqwjtsnyckvgxohbjx">
         <w:r>
           <w:rPr>
             <w:rStyle w:val="Hyperlink"/>
@@ -6234,7 +6234,7 @@
       <w:r>
         <w:t xml:space="preserve">, the design as a specification, with the message formats as appendices; </w:t>
       </w:r>
-      <w:hyperlink w:history="1" r:id="rIdj2op4hzfl5q0d_4ozgpb6">
+      <w:hyperlink w:history="1" r:id="rIdwb8bxvk0u21zvt6rt7ssy">
         <w:r>
           <w:rPr>
             <w:rStyle w:val="Hyperlink"/>
@@ -6248,7 +6248,7 @@
       <w:r>
         <w:t xml:space="preserve">, the experiment program; </w:t>
       </w:r>
-      <w:hyperlink w:history="1" r:id="rIdxq6xz3nqf-xatc7xmvu2_">
+      <w:hyperlink w:history="1" r:id="rIdgmpjyks1gn_grkuj0_xvo">
         <w:r>
           <w:rPr>
             <w:rStyle w:val="Hyperlink"/>
@@ -6262,7 +6262,7 @@
       <w:r>
         <w:t xml:space="preserve">, the review and what changed; the code: </w:t>
       </w:r>
-      <w:hyperlink w:history="1" r:id="rIdtfe9mmmpozytqm5tycpve">
+      <w:hyperlink w:history="1" r:id="rIdtdg_nc1we5ygaqtgqqsug">
         <w:r>
           <w:rPr>
             <w:rStyle w:val="Hyperlink"/>
@@ -6276,7 +6276,7 @@
       <w:r>
         <w:t xml:space="preserve">, </w:t>
       </w:r>
-      <w:hyperlink w:history="1" r:id="rIdkmbozs2qvxyuap3swgpso">
+      <w:hyperlink w:history="1" r:id="rId0c-vghulx6knch58-5an_">
         <w:r>
           <w:rPr>
             <w:rStyle w:val="Hyperlink"/>
@@ -6290,7 +6290,7 @@
       <w:r>
         <w:t xml:space="preserve">, </w:t>
       </w:r>
-      <w:hyperlink w:history="1" r:id="rIduzgbpq-pwp3a2rzi3frjg">
+      <w:hyperlink w:history="1" r:id="rIdkjzgn0rljzahxcjc2ahst">
         <w:r>
           <w:rPr>
             <w:rStyle w:val="Hyperlink"/>
@@ -6304,7 +6304,7 @@
       <w:r>
         <w:t xml:space="preserve">, </w:t>
       </w:r>
-      <w:hyperlink w:history="1" r:id="rIdnjecqp0-kv037c-zq0sji">
+      <w:hyperlink w:history="1" r:id="rIdsgzh2aeismcyf6aplbqt3">
         <w:r>
           <w:rPr>
             <w:rStyle w:val="Hyperlink"/>
@@ -6331,7 +6331,7 @@
       <w:r>
         <w:t xml:space="preserve">The companion lanes: </w:t>
       </w:r>
-      <w:hyperlink w:history="1" r:id="rIdmp536dv3ved5v3j7tzqoh">
+      <w:hyperlink w:history="1" r:id="rIdybxmc64rbtw1siajtbdfh">
         <w:r>
           <w:rPr>
             <w:rStyle w:val="Hyperlink"/>
@@ -6345,7 +6345,7 @@
       <w:r>
         <w:t xml:space="preserve"> (observers) and </w:t>
       </w:r>
-      <w:hyperlink w:history="1" r:id="rIds6giy9vjgdy_vgbkx21km">
+      <w:hyperlink w:history="1" r:id="rId2wv83h9wcfzl8ivos-xga">
         <w:r>
           <w:rPr>
             <w:rStyle w:val="Hyperlink"/>
@@ -6410,8 +6410,8 @@
       </w:r>
     </w:p>
     <w:sectPr>
-      <w:headerReference w:type="default" r:id="rId7"/>
-      <w:footerReference w:type="default" r:id="rId8"/>
+      <w:headerReference w:type="default" r:id="rId6"/>
+      <w:footerReference w:type="default" r:id="rId7"/>
       <w:pgSz w:w="12240" w:h="15840" w:orient="portrait"/>
       <w:pgMar w:top="1440" w:right="1440" w:bottom="1440" w:left="1440" w:header="708" w:footer="708" w:gutter="0"/>
       <w:pgNumType/>
@@ -6419,10 +6419,6 @@
     </w:sectPr>
   </w:body>
 </w:document>
-</file>
-
-<file path=word/comments.xml><?xml version="1.0" encoding="utf-8"?>
-<w:comments xmlns:cx="http://schemas.microsoft.com/office/drawing/2014/chartex" xmlns:cx1="http://schemas.microsoft.com/office/drawing/2015/9/8/chartex" xmlns:cx2="http://schemas.microsoft.com/office/drawing/2015/10/21/chartex" xmlns:cx3="http://schemas.microsoft.com/office/drawing/2016/5/9/chartex" xmlns:cx4="http://schemas.microsoft.com/office/drawing/2016/5/10/chartex" xmlns:cx5="http://schemas.microsoft.com/office/drawing/2016/5/11/chartex" xmlns:cx6="http://schemas.microsoft.com/office/drawing/2016/5/12/chartex" xmlns:cx7="http://schemas.microsoft.com/office/drawing/2016/5/13/chartex" xmlns:cx8="http://schemas.microsoft.com/office/drawing/2016/5/14/chartex" xmlns:mc="http://schemas.openxmlformats.org/markup-compatibility/2006" xmlns:aink="http://schemas.microsoft.com/office/drawing/2016/ink" xmlns:am3d="http://schemas.microsoft.com/office/drawing/2017/model3d" xmlns:o="urn:schemas-microsoft-com:office:office" xmlns:r="http://schemas.openxmlformats.org/officeDocument/2006/relationships" xmlns:m="http://schemas.openxmlformats.org/officeDocument/2006/math" xmlns:v="urn:schemas-microsoft-com:vml" xmlns:wp14="http://schemas.microsoft.com/office/word/2010/wordprocessingDrawing" xmlns:wp="http://schemas.openxmlformats.org/drawingml/2006/wordprocessingDrawing" xmlns:w10="urn:schemas-microsoft-com:office:word" xmlns:w="http://schemas.openxmlformats.org/wordprocessingml/2006/main" xmlns:w14="http://schemas.microsoft.com/office/word/2010/wordml" xmlns:w15="http://schemas.microsoft.com/office/word/2012/wordml" xmlns:w16cex="http://schemas.microsoft.com/office/word/2018/wordml/cex" xmlns:w16cid="http://schemas.microsoft.com/office/word/2016/wordml/cid" xmlns:w16="http://schemas.microsoft.com/office/word/2018/wordml" xmlns:w16sdtdh="http://schemas.microsoft.com/office/word/2020/wordml/sdtdatahash" xmlns:w16se="http://schemas.microsoft.com/office/word/2015/wordml/symex" xmlns:wpg="http://schemas.microsoft.com/office/word/2010/wordprocessingGroup" xmlns:wpi="http://schemas.microsoft.com/office/word/2010/wordprocessingInk" xmlns:wne="http://schemas.microsoft.com/office/word/2006/wordml" xmlns:wps="http://schemas.microsoft.com/office/word/2010/wordprocessingShape"/>
 </file>
 
 <file path=word/endnotes.xml><?xml version="1.0" encoding="utf-8"?>
@@ -6550,7 +6546,7 @@
 <w:numbering xmlns:wpc="http://schemas.microsoft.com/office/word/2010/wordprocessingCanvas" xmlns:mc="http://schemas.openxmlformats.org/markup-compatibility/2006" xmlns:o="urn:schemas-microsoft-com:office:office" xmlns:r="http://schemas.openxmlformats.org/officeDocument/2006/relationships" xmlns:m="http://schemas.openxmlformats.org/officeDocument/2006/math" xmlns:v="urn:schemas-microsoft-com:vml" xmlns:wp14="http://schemas.microsoft.com/office/word/2010/wordprocessingDrawing" xmlns:wp="http://schemas.openxmlformats.org/drawingml/2006/wordprocessingDrawing" xmlns:w10="urn:schemas-microsoft-com:office:word" xmlns:w="http://schemas.openxmlformats.org/wordprocessingml/2006/main" xmlns:w14="http://schemas.microsoft.com/office/word/2010/wordml" xmlns:w15="http://schemas.microsoft.com/office/word/2012/wordml" xmlns:wpg="http://schemas.microsoft.com/office/word/2010/wordprocessingGroup" xmlns:wpi="http://schemas.microsoft.com/office/word/2010/wordprocessingInk" xmlns:wne="http://schemas.microsoft.com/office/word/2006/wordml" xmlns:wps="http://schemas.microsoft.com/office/word/2010/wordprocessingShape" mc:Ignorable="w14 w15 wp14">
   <w:abstractNum w:abstractNumId="1" w15:restartNumberingAfterBreak="0">
     <w:multiLevelType w:val="hybridMultilevel"/>
-    <w:lvl w:ilvl="0" w15:tentative="1">
+    <w:lvl w:ilvl="0" w:tentative="1">
       <w:start w:val="1"/>
       <w:numFmt w:val="bullet"/>
       <w:lvlText w:val="●"/>
@@ -6559,7 +6555,7 @@
         <w:ind w:left="720" w:hanging="360"/>
       </w:pPr>
     </w:lvl>
-    <w:lvl w:ilvl="1" w15:tentative="1">
+    <w:lvl w:ilvl="1" w:tentative="1">
       <w:start w:val="1"/>
       <w:numFmt w:val="bullet"/>
       <w:lvlText w:val="○"/>
@@ -6568,7 +6564,7 @@
         <w:ind w:left="1440" w:hanging="360"/>
       </w:pPr>
     </w:lvl>
-    <w:lvl w:ilvl="2" w15:tentative="1">
+    <w:lvl w:ilvl="2" w:tentative="1">
       <w:start w:val="1"/>
       <w:numFmt w:val="bullet"/>
       <w:lvlText w:val="■"/>
@@ -6577,7 +6573,7 @@
         <w:ind w:left="2160" w:hanging="360"/>
       </w:pPr>
     </w:lvl>
-    <w:lvl w:ilvl="3" w15:tentative="1">
+    <w:lvl w:ilvl="3" w:tentative="1">
       <w:start w:val="1"/>
       <w:numFmt w:val="bullet"/>
       <w:lvlText w:val="●"/>
@@ -6586,7 +6582,7 @@
         <w:ind w:left="2880" w:hanging="360"/>
       </w:pPr>
     </w:lvl>
-    <w:lvl w:ilvl="4" w15:tentative="1">
+    <w:lvl w:ilvl="4" w:tentative="1">
       <w:start w:val="1"/>
       <w:numFmt w:val="bullet"/>
       <w:lvlText w:val="○"/>
@@ -6595,7 +6591,7 @@
         <w:ind w:left="3600" w:hanging="360"/>
       </w:pPr>
     </w:lvl>
-    <w:lvl w:ilvl="5" w15:tentative="1">
+    <w:lvl w:ilvl="5" w:tentative="1">
       <w:start w:val="1"/>
       <w:numFmt w:val="bullet"/>
       <w:lvlText w:val="■"/>
@@ -6604,7 +6600,7 @@
         <w:ind w:left="4320" w:hanging="360"/>
       </w:pPr>
     </w:lvl>
-    <w:lvl w:ilvl="6" w15:tentative="1">
+    <w:lvl w:ilvl="6" w:tentative="1">
       <w:start w:val="1"/>
       <w:numFmt w:val="bullet"/>
       <w:lvlText w:val="●"/>
@@ -6613,7 +6609,7 @@
         <w:ind w:left="5040" w:hanging="360"/>
       </w:pPr>
     </w:lvl>
-    <w:lvl w:ilvl="7" w15:tentative="1">
+    <w:lvl w:ilvl="7" w:tentative="1">
       <w:start w:val="1"/>
       <w:numFmt w:val="bullet"/>
       <w:lvlText w:val="●"/>
@@ -6622,7 +6618,7 @@
         <w:ind w:left="5760" w:hanging="360"/>
       </w:pPr>
     </w:lvl>
-    <w:lvl w:ilvl="8" w15:tentative="1">
+    <w:lvl w:ilvl="8" w:tentative="1">
       <w:start w:val="1"/>
       <w:numFmt w:val="bullet"/>
       <w:lvlText w:val="●"/>
@@ -6634,7 +6630,7 @@
   </w:abstractNum>
   <w:abstractNum w:abstractNumId="2" w15:restartNumberingAfterBreak="0">
     <w:multiLevelType w:val="hybridMultilevel"/>
-    <w:lvl w:ilvl="0" w15:tentative="1">
+    <w:lvl w:ilvl="0" w:tentative="1">
       <w:start w:val="1"/>
       <w:numFmt w:val="bullet"/>
       <w:lvlText w:val="•"/>
@@ -6643,7 +6639,7 @@
         <w:ind w:left="720" w:hanging="360"/>
       </w:pPr>
     </w:lvl>
-    <w:lvl w:ilvl="1" w15:tentative="1">
+    <w:lvl w:ilvl="1" w:tentative="1">
       <w:start w:val="1"/>
       <w:numFmt w:val="bullet"/>
       <w:lvlText w:val="–"/>
@@ -6655,7 +6651,7 @@
   </w:abstractNum>
   <w:abstractNum w:abstractNumId="3" w15:restartNumberingAfterBreak="0">
     <w:multiLevelType w:val="hybridMultilevel"/>
-    <w:lvl w:ilvl="0" w15:tentative="1">
+    <w:lvl w:ilvl="0" w:tentative="1">
       <w:start w:val="1"/>
       <w:numFmt w:val="decimal"/>
       <w:lvlText w:val="%1."/>
@@ -6715,48 +6711,24 @@
       </w:pPr>
     </w:pPrDefault>
   </w:docDefaults>
-  <w:style w:type="paragraph" w:styleId="Title">
-    <w:name w:val="Title"/>
-    <w:basedOn w:val="Normal"/>
-    <w:next w:val="Normal"/>
+  <w:style w:type="paragraph" w:styleId="Normal" w:default="1">
+    <w:name w:val="Normal"/>
     <w:qFormat/>
-    <w:rPr>
-      <w:sz w:val="56"/>
-      <w:szCs w:val="56"/>
-    </w:rPr>
   </w:style>
-  <w:style w:type="paragraph" w:styleId="Heading1">
-    <w:name w:val="Heading 1"/>
-    <w:basedOn w:val="Normal"/>
-    <w:next w:val="Normal"/>
-    <w:qFormat/>
-    <w:rPr>
-      <w:color w:val="2E74B5"/>
-      <w:sz w:val="32"/>
-      <w:szCs w:val="32"/>
-    </w:rPr>
-  </w:style>
-  <w:style w:type="paragraph" w:styleId="Heading2">
-    <w:name w:val="Heading 2"/>
-    <w:basedOn w:val="Normal"/>
-    <w:next w:val="Normal"/>
-    <w:qFormat/>
-    <w:rPr>
-      <w:color w:val="2E74B5"/>
-      <w:sz w:val="26"/>
-      <w:szCs w:val="26"/>
-    </w:rPr>
-  </w:style>
-  <w:style w:type="paragraph" w:styleId="Heading3">
-    <w:name w:val="Heading 3"/>
-    <w:basedOn w:val="Normal"/>
-    <w:next w:val="Normal"/>
-    <w:qFormat/>
-    <w:rPr>
-      <w:color w:val="1F4D78"/>
-      <w:sz w:val="24"/>
-      <w:szCs w:val="24"/>
-    </w:rPr>
+  <w:style w:type="table" w:styleId="TableNormal" w:default="true">
+    <w:name w:val="Normal Table"/>
+    <w:uiPriority w:val="99"/>
+    <w:semiHidden/>
+    <w:unhideWhenUsed/>
+    <w:tblPr>
+      <w:tblInd w:type="dxa" w:w="0"/>
+      <w:tblCellMar>
+        <w:top w:type="dxa" w:w="0"/>
+        <w:left w:type="dxa" w:w="108"/>
+        <w:bottom w:type="dxa" w:w="0"/>
+        <w:right w:type="dxa" w:w="108"/>
+      </w:tblCellMar>
+    </w:tblPr>
   </w:style>
   <w:style w:type="paragraph" w:styleId="Heading4">
     <w:name w:val="Heading 4"/>
@@ -6801,16 +6773,6 @@
     <w:name w:val="List Paragraph"/>
     <w:basedOn w:val="Normal"/>
     <w:qFormat/>
-  </w:style>
-  <w:style w:type="character" w:styleId="Hyperlink">
-    <w:name w:val="Hyperlink"/>
-    <w:basedOn w:val="DefaultParagraphFont"/>
-    <w:uiPriority w:val="99"/>
-    <w:unhideWhenUsed/>
-    <w:rPr>
-      <w:color w:val="0563C1"/>
-      <w:u w:val="single"/>
-    </w:rPr>
   </w:style>
   <w:style w:type="character" w:styleId="FootnoteReference">
     <w:name w:val="footnote reference"/>
@@ -6970,4 +6932,294 @@
     </w:rPr>
   </w:style>
 </w:styles>
+</file>
+
+<file path=word/theme/theme1.xml><?xml version="1.0" encoding="utf-8"?>
+<a:theme xmlns:a="http://schemas.openxmlformats.org/drawingml/2006/main" name="Office Theme">
+  <a:themeElements>
+    <a:clrScheme name="Office">
+      <a:dk1>
+        <a:sysClr val="windowText" lastClr="000000"/>
+      </a:dk1>
+      <a:lt1>
+        <a:sysClr val="window" lastClr="FFFFFF"/>
+      </a:lt1>
+      <a:dk2>
+        <a:srgbClr val="44546A"/>
+      </a:dk2>
+      <a:lt2>
+        <a:srgbClr val="E7E6E6"/>
+      </a:lt2>
+      <a:accent1>
+        <a:srgbClr val="4472C4"/>
+      </a:accent1>
+      <a:accent2>
+        <a:srgbClr val="ED7D31"/>
+      </a:accent2>
+      <a:accent3>
+        <a:srgbClr val="A5A5A5"/>
+      </a:accent3>
+      <a:accent4>
+        <a:srgbClr val="FFC000"/>
+      </a:accent4>
+      <a:accent5>
+        <a:srgbClr val="5B9BD5"/>
+      </a:accent5>
+      <a:accent6>
+        <a:srgbClr val="70AD47"/>
+      </a:accent6>
+      <a:hlink>
+        <a:srgbClr val="0563C1"/>
+      </a:hlink>
+      <a:folHlink>
+        <a:srgbClr val="954F72"/>
+      </a:folHlink>
+    </a:clrScheme>
+    <a:fontScheme name="Office">
+      <a:majorFont>
+        <a:latin typeface="Calibri Light" panose="020F0302020204030204"/>
+        <a:ea typeface=""/>
+        <a:cs typeface=""/>
+        <a:font script="Jpan" typeface="游ゴシック Light"/>
+        <a:font script="Hang" typeface="맑은 고딕"/>
+        <a:font script="Hans" typeface="等线 Light"/>
+        <a:font script="Hant" typeface="新細明體"/>
+        <a:font script="Arab" typeface="Times New Roman"/>
+        <a:font script="Hebr" typeface="Times New Roman"/>
+        <a:font script="Thai" typeface="Angsana New"/>
+        <a:font script="Ethi" typeface="Nyala"/>
+        <a:font script="Beng" typeface="Vrinda"/>
+        <a:font script="Gujr" typeface="Shruti"/>
+        <a:font script="Khmr" typeface="MoolBoran"/>
+        <a:font script="Knda" typeface="Tunga"/>
+        <a:font script="Guru" typeface="Raavi"/>
+        <a:font script="Cans" typeface="Euphemia"/>
+        <a:font script="Cher" typeface="Plantagenet Cherokee"/>
+        <a:font script="Yiii" typeface="Microsoft Yi Baiti"/>
+        <a:font script="Tibt" typeface="Microsoft Himalaya"/>
+        <a:font script="Thaa" typeface="MV Boli"/>
+        <a:font script="Deva" typeface="Mangal"/>
+        <a:font script="Telu" typeface="Gautami"/>
+        <a:font script="Taml" typeface="Latha"/>
+        <a:font script="Syrc" typeface="Estrangelo Edessa"/>
+        <a:font script="Orya" typeface="Kalinga"/>
+        <a:font script="Mlym" typeface="Kartika"/>
+        <a:font script="Laoo" typeface="DokChampa"/>
+        <a:font script="Sinh" typeface="Iskoola Pota"/>
+        <a:font script="Mong" typeface="Mongolian Baiti"/>
+        <a:font script="Viet" typeface="Times New Roman"/>
+        <a:font script="Uigh" typeface="Microsoft Uighur"/>
+        <a:font script="Geor" typeface="Sylfaen"/>
+        <a:font script="Armn" typeface="Arial"/>
+        <a:font script="Bugi" typeface="Leelawadee UI"/>
+        <a:font script="Bopo" typeface="Microsoft JhengHei"/>
+        <a:font script="Java" typeface="Javanese Text"/>
+        <a:font script="Lisu" typeface="Segoe UI"/>
+        <a:font script="Mymr" typeface="Myanmar Text"/>
+        <a:font script="Nkoo" typeface="Ebrima"/>
+        <a:font script="Olck" typeface="Nirmala UI"/>
+        <a:font script="Osma" typeface="Ebrima"/>
+        <a:font script="Phag" typeface="Phagspa"/>
+        <a:font script="Syrn" typeface="Estrangelo Edessa"/>
+        <a:font script="Syrj" typeface="Estrangelo Edessa"/>
+        <a:font script="Syre" typeface="Estrangelo Edessa"/>
+        <a:font script="Sora" typeface="Nirmala UI"/>
+        <a:font script="Tale" typeface="Microsoft Tai Le"/>
+        <a:font script="Talu" typeface="Microsoft New Tai Lue"/>
+        <a:font script="Tfng" typeface="Ebrima"/>
+      </a:majorFont>
+      <a:minorFont>
+        <a:latin typeface="Calibri" panose="020F0502020204030204"/>
+        <a:ea typeface=""/>
+        <a:cs typeface=""/>
+        <a:font script="Jpan" typeface="游明朝"/>
+        <a:font script="Hang" typeface="맑은 고딕"/>
+        <a:font script="Hans" typeface="等线"/>
+        <a:font script="Hant" typeface="新細明體"/>
+        <a:font script="Arab" typeface="Arial"/>
+        <a:font script="Hebr" typeface="Arial"/>
+        <a:font script="Thai" typeface="Cordia New"/>
+        <a:font script="Ethi" typeface="Nyala"/>
+        <a:font script="Beng" typeface="Vrinda"/>
+        <a:font script="Gujr" typeface="Shruti"/>
+        <a:font script="Khmr" typeface="DaunPenh"/>
+        <a:font script="Knda" typeface="Tunga"/>
+        <a:font script="Guru" typeface="Raavi"/>
+        <a:font script="Cans" typeface="Euphemia"/>
+        <a:font script="Cher" typeface="Plantagenet Cherokee"/>
+        <a:font script="Yiii" typeface="Microsoft Yi Baiti"/>
+        <a:font script="Tibt" typeface="Microsoft Himalaya"/>
+        <a:font script="Thaa" typeface="MV Boli"/>
+        <a:font script="Deva" typeface="Mangal"/>
+        <a:font script="Telu" typeface="Gautami"/>
+        <a:font script="Taml" typeface="Latha"/>
+        <a:font script="Syrc" typeface="Estrangelo Edessa"/>
+        <a:font script="Orya" typeface="Kalinga"/>
+        <a:font script="Mlym" typeface="Kartika"/>
+        <a:font script="Laoo" typeface="DokChampa"/>
+        <a:font script="Sinh" typeface="Iskoola Pota"/>
+        <a:font script="Mong" typeface="Mongolian Baiti"/>
+        <a:font script="Viet" typeface="Arial"/>
+        <a:font script="Uigh" typeface="Microsoft Uighur"/>
+        <a:font script="Geor" typeface="Sylfaen"/>
+        <a:font script="Armn" typeface="Arial"/>
+        <a:font script="Bugi" typeface="Leelawadee UI"/>
+        <a:font script="Bopo" typeface="Microsoft JhengHei"/>
+        <a:font script="Java" typeface="Javanese Text"/>
+        <a:font script="Lisu" typeface="Segoe UI"/>
+        <a:font script="Mymr" typeface="Myanmar Text"/>
+        <a:font script="Nkoo" typeface="Ebrima"/>
+        <a:font script="Olck" typeface="Nirmala UI"/>
+        <a:font script="Osma" typeface="Ebrima"/>
+        <a:font script="Phag" typeface="Phagspa"/>
+        <a:font script="Syrn" typeface="Estrangelo Edessa"/>
+        <a:font script="Syrj" typeface="Estrangelo Edessa"/>
+        <a:font script="Syre" typeface="Estrangelo Edessa"/>
+        <a:font script="Sora" typeface="Nirmala UI"/>
+        <a:font script="Tale" typeface="Microsoft Tai Le"/>
+        <a:font script="Talu" typeface="Microsoft New Tai Lue"/>
+        <a:font script="Tfng" typeface="Ebrima"/>
+      </a:minorFont>
+    </a:fontScheme>
+    <a:fmtScheme name="Office">
+      <a:fillStyleLst>
+        <a:solidFill>
+          <a:schemeClr val="phClr"/>
+        </a:solidFill>
+        <a:gradFill rotWithShape="true">
+          <a:gsLst>
+            <a:gs pos="0">
+              <a:schemeClr val="phClr">
+                <a:lumMod val="110000"/>
+                <a:satMod val="105000"/>
+                <a:tint val="67000"/>
+              </a:schemeClr>
+            </a:gs>
+            <a:gs pos="50000">
+              <a:schemeClr val="phClr">
+                <a:lumMod val="105000"/>
+                <a:satMod val="103000"/>
+                <a:tint val="73000"/>
+              </a:schemeClr>
+            </a:gs>
+            <a:gs pos="100000">
+              <a:schemeClr val="phClr">
+                <a:lumMod val="105000"/>
+                <a:satMod val="109000"/>
+                <a:tint val="81000"/>
+              </a:schemeClr>
+            </a:gs>
+          </a:gsLst>
+          <a:lin ang="5400000" scaled="false"/>
+        </a:gradFill>
+        <a:gradFill rotWithShape="true">
+          <a:gsLst>
+            <a:gs pos="0">
+              <a:schemeClr val="phClr">
+                <a:satMod val="103000"/>
+                <a:lumMod val="102000"/>
+                <a:tint val="94000"/>
+              </a:schemeClr>
+            </a:gs>
+            <a:gs pos="50000">
+              <a:schemeClr val="phClr">
+                <a:satMod val="110000"/>
+                <a:lumMod val="100000"/>
+                <a:shade val="100000"/>
+              </a:schemeClr>
+            </a:gs>
+            <a:gs pos="100000">
+              <a:schemeClr val="phClr">
+                <a:lumMod val="99000"/>
+                <a:satMod val="120000"/>
+                <a:shade val="78000"/>
+              </a:schemeClr>
+            </a:gs>
+          </a:gsLst>
+          <a:lin ang="5400000" scaled="false"/>
+        </a:gradFill>
+      </a:fillStyleLst>
+      <a:lnStyleLst>
+        <a:ln w="6350" cap="flat" cmpd="sng" algn="ctr">
+          <a:solidFill>
+            <a:schemeClr val="phClr"/>
+          </a:solidFill>
+          <a:prstDash val="solid"/>
+          <a:miter lim="800000"/>
+        </a:ln>
+        <a:ln w="12700" cap="flat" cmpd="sng" algn="ctr">
+          <a:solidFill>
+            <a:schemeClr val="phClr"/>
+          </a:solidFill>
+          <a:prstDash val="solid"/>
+          <a:miter lim="800000"/>
+        </a:ln>
+        <a:ln w="19050" cap="flat" cmpd="sng" algn="ctr">
+          <a:solidFill>
+            <a:schemeClr val="phClr"/>
+          </a:solidFill>
+          <a:prstDash val="solid"/>
+          <a:miter lim="800000"/>
+        </a:ln>
+      </a:lnStyleLst>
+      <a:effectStyleLst>
+        <a:effectStyle>
+          <a:effectLst/>
+        </a:effectStyle>
+        <a:effectStyle>
+          <a:effectLst/>
+        </a:effectStyle>
+        <a:effectStyle>
+          <a:effectLst>
+            <a:outerShdw blurRad="57150" dist="19050" dir="5400000" algn="ctr" rotWithShape="false">
+              <a:srgbClr val="000000">
+                <a:alpha val="63000"/>
+              </a:srgbClr>
+            </a:outerShdw>
+          </a:effectLst>
+        </a:effectStyle>
+      </a:effectStyleLst>
+      <a:bgFillStyleLst>
+        <a:solidFill>
+          <a:schemeClr val="phClr"/>
+        </a:solidFill>
+        <a:solidFill>
+          <a:schemeClr val="phClr">
+            <a:tint val="95000"/>
+            <a:satMod val="170000"/>
+          </a:schemeClr>
+        </a:solidFill>
+        <a:gradFill rotWithShape="true">
+          <a:gsLst>
+            <a:gs pos="0">
+              <a:schemeClr val="phClr">
+                <a:tint val="93000"/>
+                <a:satMod val="150000"/>
+                <a:shade val="98000"/>
+                <a:lumMod val="102000"/>
+              </a:schemeClr>
+            </a:gs>
+            <a:gs pos="50000">
+              <a:schemeClr val="phClr">
+                <a:tint val="98000"/>
+                <a:satMod val="130000"/>
+                <a:shade val="90000"/>
+                <a:lumMod val="103000"/>
+              </a:schemeClr>
+            </a:gs>
+            <a:gs pos="100000">
+              <a:schemeClr val="phClr">
+                <a:shade val="63000"/>
+                <a:satMod val="120000"/>
+              </a:schemeClr>
+            </a:gs>
+          </a:gsLst>
+          <a:lin ang="5400000" scaled="false"/>
+        </a:gradFill>
+      </a:bgFillStyleLst>
+    </a:fmtScheme>
+  </a:themeElements>
+  <a:objectDefaults/>
+  <a:extraClrSchemeLst/>
+</a:theme>
 </file>
--- a/blog/04-the-chip-that-says-no-3-the-silicon-design.docx
+++ b/blog/04-the-chip-that-says-no-3-the-silicon-design.docx
@@ -34,7 +34,7 @@
         <w:spacing w:after="240" w:before="120" w:line="276" w:lineRule="auto"/>
         <w:ind w:left="360"/>
       </w:pPr>
-      <w:hyperlink w:history="1" r:id="rIdpc1piflwqnhp0nfapjnvs">
+      <w:hyperlink w:history="1" r:id="rIdrmfetgoyrgl9qvz9ew0vl">
         <w:r>
           <w:rPr>
             <w:rStyle w:val="Hyperlink"/>
@@ -57,7 +57,7 @@
         </w:rPr>
         <w:t xml:space="preserve"> and </w:t>
       </w:r>
-      <w:hyperlink w:history="1" r:id="rIdwyvmdehhqwg3pwsuggspz">
+      <w:hyperlink w:history="1" r:id="rIdvclol7pxcdp1dztvs4hky">
         <w:r>
           <w:rPr>
             <w:rStyle w:val="Hyperlink"/>
@@ -80,7 +80,7 @@
         </w:rPr>
         <w:t xml:space="preserve"> made the argument. </w:t>
       </w:r>
-      <w:hyperlink w:history="1" r:id="rIdcu79wflf8rtt1v2u6d_ty">
+      <w:hyperlink w:history="1" r:id="rIdtzg8dkkoy9tvp0uf1htsm">
         <w:r>
           <w:rPr>
             <w:rStyle w:val="Hyperlink"/>
@@ -103,7 +103,7 @@
         </w:rPr>
         <w:t xml:space="preserve"> laid out the layer model and shipped the reference stack. This post and the next are the design that post promised. This one is the action side: the contract, where the walls are, what a chip can and cannot know, where the bits live, and the gate, the ticket and the comparator that make up the primary guarantee. </w:t>
       </w:r>
-      <w:hyperlink w:history="1" r:id="rIddp9vegjt0e2dsnhvk_lla">
+      <w:hyperlink w:history="1" r:id="rIdbaomvs4kb1w4unzv6kw11">
         <w:r>
           <w:rPr>
             <w:rStyle w:val="Hyperlink"/>
@@ -380,7 +380,7 @@
             <w:pPr>
               <w:spacing w:after="0" w:line="252" w:lineRule="auto"/>
             </w:pPr>
-            <w:hyperlink w:history="1" r:id="rIdtq31zkgxur5nlau0fznjz">
+            <w:hyperlink w:history="1" r:id="rIdywmmo-h0ffalkqac1yjfg">
               <w:r>
                 <w:rPr>
                   <w:rStyle w:val="Hyperlink"/>
@@ -401,7 +401,7 @@
               </w:rPr>
               <w:t xml:space="preserve"> (</w:t>
             </w:r>
-            <w:hyperlink w:history="1" r:id="rIdxtk12dd4tftlyhnbuupe7">
+            <w:hyperlink w:history="1" r:id="rIdoy3nx-ifobutq5qzpfwll">
               <w:r>
                 <w:rPr>
                   <w:rStyle w:val="Hyperlink"/>
@@ -503,7 +503,7 @@
               </w:rPr>
               <w:t xml:space="preserve">this repo (</w:t>
             </w:r>
-            <w:hyperlink w:history="1" r:id="rIdzf7xcde6fsb7ox6f9cc1i">
+            <w:hyperlink w:history="1" r:id="rId3rs4btflwjluecsiunr_j">
               <w:r>
                 <w:rPr>
                   <w:rStyle w:val="Hyperlink"/>
@@ -524,7 +524,7 @@
               </w:rPr>
               <w:t xml:space="preserve">, </w:t>
             </w:r>
-            <w:hyperlink w:history="1" r:id="rIdb3qevshkarpkg10ek2clo">
+            <w:hyperlink w:history="1" r:id="rId5hnkvzul29d0dndrafdak">
               <w:r>
                 <w:rPr>
                   <w:rStyle w:val="Hyperlink"/>
@@ -545,7 +545,7 @@
               </w:rPr>
               <w:t xml:space="preserve">, </w:t>
             </w:r>
-            <w:hyperlink w:history="1" r:id="rIdgdocne5sif4503gv6prcf">
+            <w:hyperlink w:history="1" r:id="rIdpneud24g4r5y2_lbuvk35">
               <w:r>
                 <w:rPr>
                   <w:rStyle w:val="Hyperlink"/>
@@ -566,7 +566,7 @@
               </w:rPr>
               <w:t xml:space="preserve">, </w:t>
             </w:r>
-            <w:hyperlink w:history="1" r:id="rIdwh71qscii3wixgogaio5z">
+            <w:hyperlink w:history="1" r:id="rId7uv7layd_9uot8lwvs4ja">
               <w:r>
                 <w:rPr>
                   <w:rStyle w:val="Hyperlink"/>
@@ -659,7 +659,7 @@
             <w:pPr>
               <w:spacing w:after="0" w:line="252" w:lineRule="auto"/>
             </w:pPr>
-            <w:hyperlink w:history="1" r:id="rIdz9naqs6r7r5swb-qylem5">
+            <w:hyperlink w:history="1" r:id="rId-boaibuvmrldhfnf76zhy">
               <w:r>
                 <w:rPr>
                   <w:rStyle w:val="Hyperlink"/>
@@ -680,7 +680,7 @@
               </w:rPr>
               <w:t xml:space="preserve">; </w:t>
             </w:r>
-            <w:hyperlink w:history="1" r:id="rIdr9rblxysmtop1p-xpgewe">
+            <w:hyperlink w:history="1" r:id="rId5gblahuni9nai62001px_">
               <w:r>
                 <w:rPr>
                   <w:rStyle w:val="Hyperlink"/>
@@ -764,7 +764,7 @@
             <w:pPr>
               <w:spacing w:after="0" w:line="252" w:lineRule="auto"/>
             </w:pPr>
-            <w:hyperlink w:history="1" r:id="rIdmkhturljw1uqm5re9mvlz">
+            <w:hyperlink w:history="1" r:id="rIdgc1hup7swreb8_axzm5tf">
               <w:r>
                 <w:rPr>
                   <w:rStyle w:val="Hyperlink"/>
@@ -938,7 +938,7 @@
               </w:rPr>
               <w:t xml:space="preserve">this repo (</w:t>
             </w:r>
-            <w:hyperlink w:history="1" r:id="rIdtgyzgyo3av08zyzkspnui">
+            <w:hyperlink w:history="1" r:id="rId5jvp4hzx3iquhihnnx3tp">
               <w:r>
                 <w:rPr>
                   <w:rStyle w:val="Hyperlink"/>
@@ -1152,7 +1152,7 @@
             <w:pPr>
               <w:spacing w:after="0" w:line="252" w:lineRule="auto"/>
             </w:pPr>
-            <w:hyperlink w:history="1" r:id="rIddrqtjx4aercqmmiey4_uw">
+            <w:hyperlink w:history="1" r:id="rIdkpbuznpnb87o5l2n4hupg">
               <w:r>
                 <w:rPr>
                   <w:rStyle w:val="Hyperlink"/>
@@ -1236,7 +1236,7 @@
             <w:pPr>
               <w:spacing w:after="0" w:line="252" w:lineRule="auto"/>
             </w:pPr>
-            <w:hyperlink w:history="1" r:id="rIdjqqeb_whyp8rccidxyp15">
+            <w:hyperlink w:history="1" r:id="rIdbeff9nic7canw3qol7noe">
               <w:r>
                 <w:rPr>
                   <w:rStyle w:val="Hyperlink"/>
@@ -1257,7 +1257,7 @@
               </w:rPr>
               <w:t xml:space="preserve">, </w:t>
             </w:r>
-            <w:hyperlink w:history="1" r:id="rIddkev5inidayxwx3syga2a">
+            <w:hyperlink w:history="1" r:id="rIdvb8khk6slcbnirkqsmilp">
               <w:r>
                 <w:rPr>
                   <w:rStyle w:val="Hyperlink"/>
@@ -1341,7 +1341,7 @@
             <w:pPr>
               <w:spacing w:after="0" w:line="252" w:lineRule="auto"/>
             </w:pPr>
-            <w:hyperlink w:history="1" r:id="rIdhqqm3sdm8lml-xpsnpl3p">
+            <w:hyperlink w:history="1" r:id="rId229uqo3ihl5-q2thblwln">
               <w:r>
                 <w:rPr>
                   <w:rStyle w:val="Hyperlink"/>
@@ -1362,7 +1362,7 @@
               </w:rPr>
               <w:t xml:space="preserve">, approvals in </w:t>
             </w:r>
-            <w:hyperlink w:history="1" r:id="rIdqmhsdelnoaczjqyn2cmlb">
+            <w:hyperlink w:history="1" r:id="rId2rrbth4u9ewxxcolhytiz">
               <w:r>
                 <w:rPr>
                   <w:rStyle w:val="Hyperlink"/>
@@ -1446,7 +1446,7 @@
             <w:pPr>
               <w:spacing w:after="0" w:line="252" w:lineRule="auto"/>
             </w:pPr>
-            <w:hyperlink w:history="1" r:id="rIdbvwcrf9edrsovttdeujzy">
+            <w:hyperlink w:history="1" r:id="rIdidzx5o5qcmaq9nyvak4vs">
               <w:r>
                 <w:rPr>
                   <w:rStyle w:val="Hyperlink"/>
@@ -1467,7 +1467,7 @@
               </w:rPr>
               <w:t xml:space="preserve">, </w:t>
             </w:r>
-            <w:hyperlink w:history="1" r:id="rIdembq7tubpjo7qknvq7wul">
+            <w:hyperlink w:history="1" r:id="rIdvp0rovmpxcza9tq5eukth">
               <w:r>
                 <w:rPr>
                   <w:rStyle w:val="Hyperlink"/>
@@ -2086,7 +2086,7 @@
               </w:rPr>
               <w:t xml:space="preserve"> (</w:t>
             </w:r>
-            <w:hyperlink w:history="1" r:id="rIdberh75shq39rmb82zydfl">
+            <w:hyperlink w:history="1" r:id="rIdokefiwuly6vhcuw3q4vim">
               <w:r>
                 <w:rPr>
                   <w:rStyle w:val="Hyperlink"/>
@@ -2107,7 +2107,7 @@
               </w:rPr>
               <w:t xml:space="preserve"> with </w:t>
             </w:r>
-            <w:hyperlink w:history="1" r:id="rId3jrfwyffbf80mdj_9_jad">
+            <w:hyperlink w:history="1" r:id="rId9gzpqark3yvt3oe-9_dbk">
               <w:r>
                 <w:rPr>
                   <w:rStyle w:val="Hyperlink"/>
@@ -2128,7 +2128,7 @@
               </w:rPr>
               <w:t xml:space="preserve">, beside </w:t>
             </w:r>
-            <w:hyperlink w:history="1" r:id="rIdcbfj42va27ypnko1ivs_y">
+            <w:hyperlink w:history="1" r:id="rIdw5r9akqggwmmfcsr69aum">
               <w:r>
                 <w:rPr>
                   <w:rStyle w:val="Hyperlink"/>
@@ -2788,7 +2788,7 @@
               </w:rPr>
               <w:t xml:space="preserve">Encrypted files; weights as </w:t>
             </w:r>
-            <w:hyperlink w:history="1" r:id="rIdg9h-lg4orlni4rvujep2k">
+            <w:hyperlink w:history="1" r:id="rIdcu5eecfydcvvohskusmqw">
               <w:r>
                 <w:rPr>
                   <w:rStyle w:val="Hyperlink"/>
@@ -2915,7 +2915,7 @@
               </w:rPr>
               <w:t xml:space="preserve">Tokenizer, scheduler, serving stack (</w:t>
             </w:r>
-            <w:hyperlink w:history="1" r:id="rIdjfbaszuie4_9p552ixeev">
+            <w:hyperlink w:history="1" r:id="rIdbkppz3q9sfekr3jzkvuam">
               <w:r>
                 <w:rPr>
                   <w:rStyle w:val="Hyperlink"/>
@@ -2936,7 +2936,7 @@
               </w:rPr>
               <w:t xml:space="preserve">, </w:t>
             </w:r>
-            <w:hyperlink w:history="1" r:id="rIdvw_tpss4bxsuho8bfxt2m">
+            <w:hyperlink w:history="1" r:id="rIdk7fabwkavs2ewt7hiywtb">
               <w:r>
                 <w:rPr>
                   <w:rStyle w:val="Hyperlink"/>
@@ -2957,7 +2957,7 @@
               </w:rPr>
               <w:t xml:space="preserve">, </w:t>
             </w:r>
-            <w:hyperlink w:history="1" r:id="rIdqme9k7tepmiitz47esinj">
+            <w:hyperlink w:history="1" r:id="rIdsbfbcq49gfuawbjeybsfo">
               <w:r>
                 <w:rPr>
                   <w:rStyle w:val="Hyperlink"/>
@@ -2978,7 +2978,7 @@
               </w:rPr>
               <w:t xml:space="preserve">), broker, </w:t>
             </w:r>
-            <w:hyperlink w:history="1" r:id="rIdptlmst_k_aft81lc42nup">
+            <w:hyperlink w:history="1" r:id="rIdlxc72zbc3jyrechtzssgk">
               <w:r>
                 <w:rPr>
                   <w:rStyle w:val="Hyperlink"/>
@@ -3049,7 +3049,7 @@
               </w:rPr>
               <w:t xml:space="preserve">CPU TEE (Intel TDX, </w:t>
             </w:r>
-            <w:hyperlink w:history="1" r:id="rIddfiyizzjme08y4zvrg7hl">
+            <w:hyperlink w:history="1" r:id="rIdlknejqspnovr6pbuqkxo6">
               <w:r>
                 <w:rPr>
                   <w:rStyle w:val="Hyperlink"/>
@@ -3070,7 +3070,7 @@
               </w:rPr>
               <w:t xml:space="preserve">, </w:t>
             </w:r>
-            <w:hyperlink w:history="1" r:id="rIdffoptcvudylryikkxxiyk">
+            <w:hyperlink w:history="1" r:id="rIdld2fhane--hpavaqnt1cr">
               <w:r>
                 <w:rPr>
                   <w:rStyle w:val="Hyperlink"/>
@@ -3303,7 +3303,7 @@
               </w:rPr>
               <w:t xml:space="preserve">PCIe to host, NIC and NVMe; NVLink to peers; </w:t>
             </w:r>
-            <w:hyperlink w:history="1" r:id="rIddn928zthnnvwbeh_nk0l7">
+            <w:hyperlink w:history="1" r:id="rIdlsumkqodjk2730xeyrehr">
               <w:r>
                 <w:rPr>
                   <w:rStyle w:val="Hyperlink"/>
@@ -3324,7 +3324,7 @@
               </w:rPr>
               <w:t xml:space="preserve"> across nodes; </w:t>
             </w:r>
-            <w:hyperlink w:history="1" r:id="rIdwr6i-orvgmlu1w12h8gmj">
+            <w:hyperlink w:history="1" r:id="rIdcnx9pzpsricgh_8x7md3f">
               <w:r>
                 <w:rPr>
                   <w:rStyle w:val="Hyperlink"/>
@@ -3975,7 +3975,7 @@
       <w:r>
         <w:t xml:space="preserve">Station 4 is where the second review point lands. A copy engine moves data using a work order the hardware processes one at a time. A permission check on a work order is the same kind of operation as an IOMMU lookup, the check every server already does when a device touches memory. But a CUDA kernel can also </w:t>
       </w:r>
-      <w:hyperlink w:history="1" r:id="rIdkejvyv_t16odwml2vids9">
+      <w:hyperlink w:history="1" r:id="rIdpd1qm_iuxb7lnjrkzvs8o">
         <w:r>
           <w:rPr>
             <w:rStyle w:val="Hyperlink"/>
@@ -4088,7 +4088,7 @@
       <w:r>
         <w:t xml:space="preserve">So authorization is a transaction in three coordinated steps. This is how </w:t>
       </w:r>
-      <w:hyperlink w:history="1" r:id="rIdkwxnzjtnvxb_hib4vuxmz">
+      <w:hyperlink w:history="1" r:id="rIdtxcq9379_yrplyqcm0ksc">
         <w:r>
           <w:rPr>
             <w:rStyle w:val="Hyperlink"/>
@@ -4102,7 +4102,7 @@
       <w:r>
         <w:t xml:space="preserve">, </w:t>
       </w:r>
-      <w:hyperlink w:history="1" r:id="rIdes9w3-d1ylfga0i4qqdzw">
+      <w:hyperlink w:history="1" r:id="rIdfqhbp1xgslg8qrsw8m3mu">
         <w:r>
           <w:rPr>
             <w:rStyle w:val="Hyperlink"/>
@@ -4116,7 +4116,7 @@
       <w:r>
         <w:t xml:space="preserve"> and </w:t>
       </w:r>
-      <w:hyperlink w:history="1" r:id="rId5k302r5ogjd0ho7pexljz">
+      <w:hyperlink w:history="1" r:id="rIdza73dosiebieybsyfvxic">
         <w:r>
           <w:rPr>
             <w:rStyle w:val="Hyperlink"/>
@@ -4404,7 +4404,7 @@
       <w:r>
         <w:t xml:space="preserve"> The Layer 4 control plane: a default-deny rulebook signed by the governance root, keyed on the software fingerprint (what code is running, never which chip), with typed limits, witness requirements, rate limits, budgets and human holds. It is software today (</w:t>
       </w:r>
-      <w:hyperlink w:history="1" r:id="rIdb_srqgs1f1owkebiimaat">
+      <w:hyperlink w:history="1" r:id="rIds_jlpxtfzygqatz4oiucc">
         <w:r>
           <w:rPr>
             <w:rStyle w:val="Hyperlink"/>
@@ -4514,7 +4514,7 @@
       <w:r>
         <w:t xml:space="preserve"> field, is ignored, because the rulebook picks the rule from the fingerprint, the action and the limited fields, and from nothing else. The </w:t>
       </w:r>
-      <w:hyperlink w:history="1" r:id="rIdc6ig5fryz7vcl1kxefbky">
+      <w:hyperlink w:history="1" r:id="rIdfqjy9bsqxdyfie5shnm95">
         <w:r>
           <w:rPr>
             <w:rStyle w:val="Hyperlink"/>
@@ -4551,7 +4551,7 @@
       <w:r>
         <w:t xml:space="preserve"> Observers (the </w:t>
       </w:r>
-      <w:hyperlink w:history="1" r:id="rIdvo3fz1gh4hocjqsev25zh">
+      <w:hyperlink w:history="1" r:id="rIdtqxi5ha02hbenbkuqr1xu">
         <w:r>
           <w:rPr>
             <w:rStyle w:val="Hyperlink"/>
@@ -4565,7 +4565,7 @@
       <w:r>
         <w:t xml:space="preserve"> repo's early-warning lane; </w:t>
       </w:r>
-      <w:hyperlink w:history="1" r:id="rId2gs9gdj-mtzc1h5ogw6a9">
+      <w:hyperlink w:history="1" r:id="rIdas6rshdhlgblxa2yfssc0">
         <w:r>
           <w:rPr>
             <w:rStyle w:val="Hyperlink"/>
@@ -4576,7 +4576,7 @@
       <w:r>
         <w:t xml:space="preserve"> on the DPU) and the provenance registry (the </w:t>
       </w:r>
-      <w:hyperlink w:history="1" r:id="rIdc8rxmge7ti2p0zeuhule_">
+      <w:hyperlink w:history="1" r:id="rIdtbwg-lzgwoxb8_nlddlmd">
         <w:r>
           <w:rPr>
             <w:rStyle w:val="Hyperlink"/>
@@ -5943,7 +5943,7 @@
       <w:r>
         <w:t xml:space="preserve">The action side is the guarantee, and it is the half that exists today: the gate, the ledger and the comparator run in the reference stack, and the five demonstrations my colleague asked for are its tests. </w:t>
       </w:r>
-      <w:hyperlink w:history="1" r:id="rId1calrd5isagugkecztute">
+      <w:hyperlink w:history="1" r:id="rIdoqzrw8xyamsxi4a_ujnhr">
         <w:r>
           <w:rPr>
             <w:rStyle w:val="Hyperlink"/>
@@ -5952,7 +5952,7 @@
         </w:r>
       </w:hyperlink>
       <w:r>
-        <w:t xml:space="preserve"> is the other half: what keeps the model in its box and makes its outputs traceable, how the layers talk to each other, one request walked end to end, and the Safety Governor, the chip that pairs with each NVIDIA GPU through the rack's own boards and needs nothing from NVIDIA to do its job. It ends with the experiment program and the honest list of what none of this solves.</w:t>
+        <w:t xml:space="preserve"> is the other half: what keeps the model in its box and makes its outputs traceable, how the layers talk to each other, one request walked end to end, and the Safety Governor, the chip that pairs with each NVIDIA GPU through the rack's own boards and needs nothing from NVIDIA's silicon to do its job. It ends with the experiment program and the honest list of what none of this solves.</w:t>
       </w:r>
     </w:p>
     <w:p>
@@ -5984,7 +5984,7 @@
       <w:r>
         <w:t xml:space="preserve">J. P. Anderson, </w:t>
       </w:r>
-      <w:hyperlink w:history="1" r:id="rIdqwyogze4vamx8slbs1tgh">
+      <w:hyperlink w:history="1" r:id="rIdl1ievohhbevlrwxvlqvnr">
         <w:r>
           <w:rPr>
             <w:rStyle w:val="Hyperlink"/>
@@ -6007,7 +6007,7 @@
         </w:numPr>
         <w:spacing w:after="100" w:line="276" w:lineRule="auto"/>
       </w:pPr>
-      <w:hyperlink w:history="1" r:id="rIdl33vzbmmo2cpz0kshbnvk">
+      <w:hyperlink w:history="1" r:id="rIdcm8wyobveyqlh1kcqdg1i">
         <w:r>
           <w:rPr>
             <w:rStyle w:val="Hyperlink"/>
@@ -6018,7 +6018,7 @@
       <w:r>
         <w:t xml:space="preserve"> and </w:t>
       </w:r>
-      <w:hyperlink w:history="1" r:id="rId4w2scsqm9byddtdktmuef">
+      <w:hyperlink w:history="1" r:id="rId7rafqv5wrub5qeydtsug2">
         <w:r>
           <w:rPr>
             <w:rStyle w:val="Hyperlink"/>
@@ -6042,7 +6042,7 @@
       <w:r>
         <w:t xml:space="preserve">D. Dalrymple et al., </w:t>
       </w:r>
-      <w:hyperlink w:history="1" r:id="rIdwmod1lu5ldbcnjiclp5py">
+      <w:hyperlink w:history="1" r:id="rId7k_s5ev24i5i5i10lh0el">
         <w:r>
           <w:rPr>
             <w:rStyle w:val="Hyperlink"/>
@@ -6065,7 +6065,7 @@
         </w:numPr>
         <w:spacing w:after="100" w:line="276" w:lineRule="auto"/>
       </w:pPr>
-      <w:hyperlink w:history="1" r:id="rIdubxhiczuio8q0a_-fwcgr">
+      <w:hyperlink w:history="1" r:id="rIdhehjmhnx9hbfbsytoeoym">
         <w:r>
           <w:rPr>
             <w:rStyle w:val="Hyperlink"/>
@@ -6086,7 +6086,7 @@
         </w:numPr>
         <w:spacing w:after="100" w:line="276" w:lineRule="auto"/>
       </w:pPr>
-      <w:hyperlink w:history="1" r:id="rIdzywkhgdvuw272titgd3j0">
+      <w:hyperlink w:history="1" r:id="rIdl8ijfldshc1b3ov4jxf4h">
         <w:r>
           <w:rPr>
             <w:rStyle w:val="Hyperlink"/>
@@ -6109,7 +6109,7 @@
         </w:numPr>
         <w:spacing w:after="100" w:line="276" w:lineRule="auto"/>
       </w:pPr>
-      <w:hyperlink w:history="1" r:id="rIdrtqf3gadeldkiuntftijq">
+      <w:hyperlink w:history="1" r:id="rId7gyp4tz4ljdpx-mq67wmp">
         <w:r>
           <w:rPr>
             <w:rStyle w:val="Hyperlink"/>
@@ -6120,7 +6120,7 @@
       <w:r>
         <w:t xml:space="preserve"> and </w:t>
       </w:r>
-      <w:hyperlink w:history="1" r:id="rIdl3ffesip5t52jkjytodlx">
+      <w:hyperlink w:history="1" r:id="rIdjuriqbyysxobhmmw333dx">
         <w:r>
           <w:rPr>
             <w:rStyle w:val="Hyperlink"/>
@@ -6131,7 +6131,7 @@
       <w:r>
         <w:t xml:space="preserve"> documentation; </w:t>
       </w:r>
-      <w:hyperlink w:history="1" r:id="rIdltwlc1ohj_7cfjgfht38a">
+      <w:hyperlink w:history="1" r:id="rId6mpsgfcjklqkdijvolptz">
         <w:r>
           <w:rPr>
             <w:rStyle w:val="Hyperlink"/>
@@ -6142,7 +6142,7 @@
       <w:r>
         <w:t xml:space="preserve">; </w:t>
       </w:r>
-      <w:hyperlink w:history="1" r:id="rIdrrgjnz_yphu0qimpimktf">
+      <w:hyperlink w:history="1" r:id="rIdaitgpfmzr8gpjk0_3krdr">
         <w:r>
           <w:rPr>
             <w:rStyle w:val="Hyperlink"/>
@@ -6153,7 +6153,7 @@
       <w:r>
         <w:t xml:space="preserve">, </w:t>
       </w:r>
-      <w:hyperlink w:history="1" r:id="rIddlef6blsh_bzdzk288mjx">
+      <w:hyperlink w:history="1" r:id="rIdqiy6xh_8sn89xvkti-jkv">
         <w:r>
           <w:rPr>
             <w:rStyle w:val="Hyperlink"/>
@@ -6164,7 +6164,7 @@
       <w:r>
         <w:t xml:space="preserve">, </w:t>
       </w:r>
-      <w:hyperlink w:history="1" r:id="rIdtgmfim5posl1j4mpl_1mc">
+      <w:hyperlink w:history="1" r:id="rIdbaynsyy8r87mpc6yuus1f">
         <w:r>
           <w:rPr>
             <w:rStyle w:val="Hyperlink"/>
@@ -6185,7 +6185,7 @@
         </w:numPr>
         <w:spacing w:after="100" w:line="276" w:lineRule="auto"/>
       </w:pPr>
-      <w:hyperlink w:history="1" r:id="rIdt2xd30zvbqfnhfamgfam8">
+      <w:hyperlink w:history="1" r:id="rIdwy6ghavplgibjob6vl10w">
         <w:r>
           <w:rPr>
             <w:rStyle w:val="Hyperlink"/>
@@ -6196,7 +6196,7 @@
       <w:r>
         <w:t xml:space="preserve"> and </w:t>
       </w:r>
-      <w:hyperlink w:history="1" r:id="rIdzg64ouiiz0ezonzujuhjt">
+      <w:hyperlink w:history="1" r:id="rIdizy3fcwkltvxllraqzkz8">
         <w:r>
           <w:rPr>
             <w:rStyle w:val="Hyperlink"/>
@@ -6220,7 +6220,7 @@
       <w:r>
         <w:t xml:space="preserve">This repository: </w:t>
       </w:r>
-      <w:hyperlink w:history="1" r:id="rIdm70sqwjtsnyckvgxohbjx">
+      <w:hyperlink w:history="1" r:id="rIdtydjzpe-71hxkuip_ivvy">
         <w:r>
           <w:rPr>
             <w:rStyle w:val="Hyperlink"/>
@@ -6234,7 +6234,7 @@
       <w:r>
         <w:t xml:space="preserve">, the design as a specification, with the message formats as appendices; </w:t>
       </w:r>
-      <w:hyperlink w:history="1" r:id="rIdwb8bxvk0u21zvt6rt7ssy">
+      <w:hyperlink w:history="1" r:id="rIdp5aog56undwhrrupr1jvw">
         <w:r>
           <w:rPr>
             <w:rStyle w:val="Hyperlink"/>
@@ -6248,7 +6248,7 @@
       <w:r>
         <w:t xml:space="preserve">, the experiment program; </w:t>
       </w:r>
-      <w:hyperlink w:history="1" r:id="rIdgmpjyks1gn_grkuj0_xvo">
+      <w:hyperlink w:history="1" r:id="rIduopumhwis3wj-jnt0pzgg">
         <w:r>
           <w:rPr>
             <w:rStyle w:val="Hyperlink"/>
@@ -6262,7 +6262,7 @@
       <w:r>
         <w:t xml:space="preserve">, the review and what changed; the code: </w:t>
       </w:r>
-      <w:hyperlink w:history="1" r:id="rIdtdg_nc1we5ygaqtgqqsug">
+      <w:hyperlink w:history="1" r:id="rIdsncf1ghpt508gfjp5klx1">
         <w:r>
           <w:rPr>
             <w:rStyle w:val="Hyperlink"/>
@@ -6276,7 +6276,7 @@
       <w:r>
         <w:t xml:space="preserve">, </w:t>
       </w:r>
-      <w:hyperlink w:history="1" r:id="rId0c-vghulx6knch58-5an_">
+      <w:hyperlink w:history="1" r:id="rId3gqlf57nu-sutnqiw5oyy">
         <w:r>
           <w:rPr>
             <w:rStyle w:val="Hyperlink"/>
@@ -6290,7 +6290,7 @@
       <w:r>
         <w:t xml:space="preserve">, </w:t>
       </w:r>
-      <w:hyperlink w:history="1" r:id="rIdkjzgn0rljzahxcjc2ahst">
+      <w:hyperlink w:history="1" r:id="rIdy6n_dvppvtyp347hbgfy1">
         <w:r>
           <w:rPr>
             <w:rStyle w:val="Hyperlink"/>
@@ -6304,7 +6304,7 @@
       <w:r>
         <w:t xml:space="preserve">, </w:t>
       </w:r>
-      <w:hyperlink w:history="1" r:id="rIdsgzh2aeismcyf6aplbqt3">
+      <w:hyperlink w:history="1" r:id="rIdpmyzl1jwdiopk0zclajsz">
         <w:r>
           <w:rPr>
             <w:rStyle w:val="Hyperlink"/>
@@ -6331,7 +6331,7 @@
       <w:r>
         <w:t xml:space="preserve">The companion lanes: </w:t>
       </w:r>
-      <w:hyperlink w:history="1" r:id="rIdybxmc64rbtw1siajtbdfh">
+      <w:hyperlink w:history="1" r:id="rIdaomu9ch1wcycbvgjlax4n">
         <w:r>
           <w:rPr>
             <w:rStyle w:val="Hyperlink"/>
@@ -6345,7 +6345,7 @@
       <w:r>
         <w:t xml:space="preserve"> (observers) and </w:t>
       </w:r>
-      <w:hyperlink w:history="1" r:id="rId2wv83h9wcfzl8ivos-xga">
+      <w:hyperlink w:history="1" r:id="rIdyvc9aa5rloow1fqxk3amd">
         <w:r>
           <w:rPr>
             <w:rStyle w:val="Hyperlink"/>

--- a/blog/04-the-chip-that-says-no-3-the-silicon-design.docx
+++ b/blog/04-the-chip-that-says-no-3-the-silicon-design.docx
@@ -34,7 +34,7 @@
         <w:spacing w:after="240" w:before="120" w:line="276" w:lineRule="auto"/>
         <w:ind w:left="360"/>
       </w:pPr>
-      <w:hyperlink w:history="1" r:id="rIdrmfetgoyrgl9qvz9ew0vl">
+      <w:hyperlink w:history="1" r:id="rIdt2qhnutdd9ajoie_9ytr5">
         <w:r>
           <w:rPr>
             <w:rStyle w:val="Hyperlink"/>
@@ -57,7 +57,7 @@
         </w:rPr>
         <w:t xml:space="preserve"> and </w:t>
       </w:r>
-      <w:hyperlink w:history="1" r:id="rIdvclol7pxcdp1dztvs4hky">
+      <w:hyperlink w:history="1" r:id="rId8wp7keaqxpmrahevwgqax">
         <w:r>
           <w:rPr>
             <w:rStyle w:val="Hyperlink"/>
@@ -80,7 +80,7 @@
         </w:rPr>
         <w:t xml:space="preserve"> made the argument. </w:t>
       </w:r>
-      <w:hyperlink w:history="1" r:id="rIdtzg8dkkoy9tvp0uf1htsm">
+      <w:hyperlink w:history="1" r:id="rId507_r0a4mvcalurnjhq-0">
         <w:r>
           <w:rPr>
             <w:rStyle w:val="Hyperlink"/>
@@ -103,7 +103,7 @@
         </w:rPr>
         <w:t xml:space="preserve"> laid out the layer model and shipped the reference stack. This post and the next are the design that post promised. This one is the action side: the contract, where the walls are, what a chip can and cannot know, where the bits live, and the gate, the ticket and the comparator that make up the primary guarantee. </w:t>
       </w:r>
-      <w:hyperlink w:history="1" r:id="rIdbaomvs4kb1w4unzv6kw11">
+      <w:hyperlink w:history="1" r:id="rIdek0ex8ap-zz46ordd5psx">
         <w:r>
           <w:rPr>
             <w:rStyle w:val="Hyperlink"/>
@@ -380,7 +380,7 @@
             <w:pPr>
               <w:spacing w:after="0" w:line="252" w:lineRule="auto"/>
             </w:pPr>
-            <w:hyperlink w:history="1" r:id="rIdywmmo-h0ffalkqac1yjfg">
+            <w:hyperlink w:history="1" r:id="rId4-wwfxqldof8kwjxaqeg0">
               <w:r>
                 <w:rPr>
                   <w:rStyle w:val="Hyperlink"/>
@@ -401,7 +401,7 @@
               </w:rPr>
               <w:t xml:space="preserve"> (</w:t>
             </w:r>
-            <w:hyperlink w:history="1" r:id="rIdoy3nx-ifobutq5qzpfwll">
+            <w:hyperlink w:history="1" r:id="rIdrozel75cq7sq2mb6z08jd">
               <w:r>
                 <w:rPr>
                   <w:rStyle w:val="Hyperlink"/>
@@ -503,7 +503,7 @@
               </w:rPr>
               <w:t xml:space="preserve">this repo (</w:t>
             </w:r>
-            <w:hyperlink w:history="1" r:id="rId3rs4btflwjluecsiunr_j">
+            <w:hyperlink w:history="1" r:id="rIdtt4miuptvlghgrq5gxrfu">
               <w:r>
                 <w:rPr>
                   <w:rStyle w:val="Hyperlink"/>
@@ -524,7 +524,7 @@
               </w:rPr>
               <w:t xml:space="preserve">, </w:t>
             </w:r>
-            <w:hyperlink w:history="1" r:id="rId5hnkvzul29d0dndrafdak">
+            <w:hyperlink w:history="1" r:id="rIdrwcg4pg2iazxov1syo9s8">
               <w:r>
                 <w:rPr>
                   <w:rStyle w:val="Hyperlink"/>
@@ -545,7 +545,7 @@
               </w:rPr>
               <w:t xml:space="preserve">, </w:t>
             </w:r>
-            <w:hyperlink w:history="1" r:id="rIdpneud24g4r5y2_lbuvk35">
+            <w:hyperlink w:history="1" r:id="rIdfv41vmecxc-rsvm1y7n2g">
               <w:r>
                 <w:rPr>
                   <w:rStyle w:val="Hyperlink"/>
@@ -566,7 +566,7 @@
               </w:rPr>
               <w:t xml:space="preserve">, </w:t>
             </w:r>
-            <w:hyperlink w:history="1" r:id="rId7uv7layd_9uot8lwvs4ja">
+            <w:hyperlink w:history="1" r:id="rId_-9gwzynhnq4y8vjmwi5b">
               <w:r>
                 <w:rPr>
                   <w:rStyle w:val="Hyperlink"/>
@@ -659,7 +659,7 @@
             <w:pPr>
               <w:spacing w:after="0" w:line="252" w:lineRule="auto"/>
             </w:pPr>
-            <w:hyperlink w:history="1" r:id="rId-boaibuvmrldhfnf76zhy">
+            <w:hyperlink w:history="1" r:id="rIdqtixjk0mjnjdkscgepzaw">
               <w:r>
                 <w:rPr>
                   <w:rStyle w:val="Hyperlink"/>
@@ -680,7 +680,7 @@
               </w:rPr>
               <w:t xml:space="preserve">; </w:t>
             </w:r>
-            <w:hyperlink w:history="1" r:id="rId5gblahuni9nai62001px_">
+            <w:hyperlink w:history="1" r:id="rIdq8rprktscgtgz3btnlhvh">
               <w:r>
                 <w:rPr>
                   <w:rStyle w:val="Hyperlink"/>
@@ -764,7 +764,7 @@
             <w:pPr>
               <w:spacing w:after="0" w:line="252" w:lineRule="auto"/>
             </w:pPr>
-            <w:hyperlink w:history="1" r:id="rIdgc1hup7swreb8_axzm5tf">
+            <w:hyperlink w:history="1" r:id="rIdirmuuekv2xzyhfnb7kmsr">
               <w:r>
                 <w:rPr>
                   <w:rStyle w:val="Hyperlink"/>
@@ -938,7 +938,7 @@
               </w:rPr>
               <w:t xml:space="preserve">this repo (</w:t>
             </w:r>
-            <w:hyperlink w:history="1" r:id="rId5jvp4hzx3iquhihnnx3tp">
+            <w:hyperlink w:history="1" r:id="rIdvsq4fj7sztrizsisanbas">
               <w:r>
                 <w:rPr>
                   <w:rStyle w:val="Hyperlink"/>
@@ -1152,7 +1152,7 @@
             <w:pPr>
               <w:spacing w:after="0" w:line="252" w:lineRule="auto"/>
             </w:pPr>
-            <w:hyperlink w:history="1" r:id="rIdkpbuznpnb87o5l2n4hupg">
+            <w:hyperlink w:history="1" r:id="rIdvc2hnskqbonvhkbkslzxy">
               <w:r>
                 <w:rPr>
                   <w:rStyle w:val="Hyperlink"/>
@@ -1236,7 +1236,7 @@
             <w:pPr>
               <w:spacing w:after="0" w:line="252" w:lineRule="auto"/>
             </w:pPr>
-            <w:hyperlink w:history="1" r:id="rIdbeff9nic7canw3qol7noe">
+            <w:hyperlink w:history="1" r:id="rIdkhk6z_x1fzhry9m3lhu4l">
               <w:r>
                 <w:rPr>
                   <w:rStyle w:val="Hyperlink"/>
@@ -1257,7 +1257,7 @@
               </w:rPr>
               <w:t xml:space="preserve">, </w:t>
             </w:r>
-            <w:hyperlink w:history="1" r:id="rIdvb8khk6slcbnirkqsmilp">
+            <w:hyperlink w:history="1" r:id="rId46dipsnnn5fndu3zymnof">
               <w:r>
                 <w:rPr>
                   <w:rStyle w:val="Hyperlink"/>
@@ -1341,7 +1341,7 @@
             <w:pPr>
               <w:spacing w:after="0" w:line="252" w:lineRule="auto"/>
             </w:pPr>
-            <w:hyperlink w:history="1" r:id="rId229uqo3ihl5-q2thblwln">
+            <w:hyperlink w:history="1" r:id="rIduc9fmorkefz38_cmr-9g1">
               <w:r>
                 <w:rPr>
                   <w:rStyle w:val="Hyperlink"/>
@@ -1362,7 +1362,7 @@
               </w:rPr>
               <w:t xml:space="preserve">, approvals in </w:t>
             </w:r>
-            <w:hyperlink w:history="1" r:id="rId2rrbth4u9ewxxcolhytiz">
+            <w:hyperlink w:history="1" r:id="rIdrbo7t_5lies-wbvytrqju">
               <w:r>
                 <w:rPr>
                   <w:rStyle w:val="Hyperlink"/>
@@ -1446,7 +1446,7 @@
             <w:pPr>
               <w:spacing w:after="0" w:line="252" w:lineRule="auto"/>
             </w:pPr>
-            <w:hyperlink w:history="1" r:id="rIdidzx5o5qcmaq9nyvak4vs">
+            <w:hyperlink w:history="1" r:id="rIdvut_ympavlll269zzb0qs">
               <w:r>
                 <w:rPr>
                   <w:rStyle w:val="Hyperlink"/>
@@ -1467,7 +1467,7 @@
               </w:rPr>
               <w:t xml:space="preserve">, </w:t>
             </w:r>
-            <w:hyperlink w:history="1" r:id="rIdvp0rovmpxcza9tq5eukth">
+            <w:hyperlink w:history="1" r:id="rIdi00vikqfsnwmiyptekq9r">
               <w:r>
                 <w:rPr>
                   <w:rStyle w:val="Hyperlink"/>
@@ -2086,7 +2086,7 @@
               </w:rPr>
               <w:t xml:space="preserve"> (</w:t>
             </w:r>
-            <w:hyperlink w:history="1" r:id="rIdokefiwuly6vhcuw3q4vim">
+            <w:hyperlink w:history="1" r:id="rIdrkeygr6dd1zdlb6aujeka">
               <w:r>
                 <w:rPr>
                   <w:rStyle w:val="Hyperlink"/>
@@ -2107,7 +2107,7 @@
               </w:rPr>
               <w:t xml:space="preserve"> with </w:t>
             </w:r>
-            <w:hyperlink w:history="1" r:id="rId9gzpqark3yvt3oe-9_dbk">
+            <w:hyperlink w:history="1" r:id="rIdocycjdjbaksqvtr1h7vzh">
               <w:r>
                 <w:rPr>
                   <w:rStyle w:val="Hyperlink"/>
@@ -2128,7 +2128,7 @@
               </w:rPr>
               <w:t xml:space="preserve">, beside </w:t>
             </w:r>
-            <w:hyperlink w:history="1" r:id="rIdw5r9akqggwmmfcsr69aum">
+            <w:hyperlink w:history="1" r:id="rIdevafdiqmtpxpk53p7u2hr">
               <w:r>
                 <w:rPr>
                   <w:rStyle w:val="Hyperlink"/>
@@ -2788,7 +2788,7 @@
               </w:rPr>
               <w:t xml:space="preserve">Encrypted files; weights as </w:t>
             </w:r>
-            <w:hyperlink w:history="1" r:id="rIdcu5eecfydcvvohskusmqw">
+            <w:hyperlink w:history="1" r:id="rIdir1cec4v-sswmes_w2fdx">
               <w:r>
                 <w:rPr>
                   <w:rStyle w:val="Hyperlink"/>
@@ -2915,7 +2915,7 @@
               </w:rPr>
               <w:t xml:space="preserve">Tokenizer, scheduler, serving stack (</w:t>
             </w:r>
-            <w:hyperlink w:history="1" r:id="rIdbkppz3q9sfekr3jzkvuam">
+            <w:hyperlink w:history="1" r:id="rIdykd7kln0valoqovohshh5">
               <w:r>
                 <w:rPr>
                   <w:rStyle w:val="Hyperlink"/>
@@ -2936,7 +2936,7 @@
               </w:rPr>
               <w:t xml:space="preserve">, </w:t>
             </w:r>
-            <w:hyperlink w:history="1" r:id="rIdk7fabwkavs2ewt7hiywtb">
+            <w:hyperlink w:history="1" r:id="rIdau_xuagcpd-qd19fk3coq">
               <w:r>
                 <w:rPr>
                   <w:rStyle w:val="Hyperlink"/>
@@ -2957,7 +2957,7 @@
               </w:rPr>
               <w:t xml:space="preserve">, </w:t>
             </w:r>
-            <w:hyperlink w:history="1" r:id="rIdsbfbcq49gfuawbjeybsfo">
+            <w:hyperlink w:history="1" r:id="rIdewvjbzfuhjuyjlwue2vwl">
               <w:r>
                 <w:rPr>
                   <w:rStyle w:val="Hyperlink"/>
@@ -2978,7 +2978,7 @@
               </w:rPr>
               <w:t xml:space="preserve">), broker, </w:t>
             </w:r>
-            <w:hyperlink w:history="1" r:id="rIdlxc72zbc3jyrechtzssgk">
+            <w:hyperlink w:history="1" r:id="rIdxx1fm6-xsnzohm-czzcr_">
               <w:r>
                 <w:rPr>
                   <w:rStyle w:val="Hyperlink"/>
@@ -3049,7 +3049,7 @@
               </w:rPr>
               <w:t xml:space="preserve">CPU TEE (Intel TDX, </w:t>
             </w:r>
-            <w:hyperlink w:history="1" r:id="rIdlknejqspnovr6pbuqkxo6">
+            <w:hyperlink w:history="1" r:id="rIdy1alyxro2piaofm-fu4mz">
               <w:r>
                 <w:rPr>
                   <w:rStyle w:val="Hyperlink"/>
@@ -3070,7 +3070,7 @@
               </w:rPr>
               <w:t xml:space="preserve">, </w:t>
             </w:r>
-            <w:hyperlink w:history="1" r:id="rIdld2fhane--hpavaqnt1cr">
+            <w:hyperlink w:history="1" r:id="rIdrsvjdntb1b1s9jedbli2i">
               <w:r>
                 <w:rPr>
                   <w:rStyle w:val="Hyperlink"/>
@@ -3303,7 +3303,7 @@
               </w:rPr>
               <w:t xml:space="preserve">PCIe to host, NIC and NVMe; NVLink to peers; </w:t>
             </w:r>
-            <w:hyperlink w:history="1" r:id="rIdlsumkqodjk2730xeyrehr">
+            <w:hyperlink w:history="1" r:id="rIdw7nn7sqc0b7r0zqg_lycs">
               <w:r>
                 <w:rPr>
                   <w:rStyle w:val="Hyperlink"/>
@@ -3324,7 +3324,7 @@
               </w:rPr>
               <w:t xml:space="preserve"> across nodes; </w:t>
             </w:r>
-            <w:hyperlink w:history="1" r:id="rIdcnx9pzpsricgh_8x7md3f">
+            <w:hyperlink w:history="1" r:id="rIdgs0rbjbw1hoggwge7mds1">
               <w:r>
                 <w:rPr>
                   <w:rStyle w:val="Hyperlink"/>
@@ -3975,7 +3975,7 @@
       <w:r>
         <w:t xml:space="preserve">Station 4 is where the second review point lands. A copy engine moves data using a work order the hardware processes one at a time. A permission check on a work order is the same kind of operation as an IOMMU lookup, the check every server already does when a device touches memory. But a CUDA kernel can also </w:t>
       </w:r>
-      <w:hyperlink w:history="1" r:id="rIdpd1qm_iuxb7lnjrkzvs8o">
+      <w:hyperlink w:history="1" r:id="rIdide9ql_hpdl_r1yq0isaj">
         <w:r>
           <w:rPr>
             <w:rStyle w:val="Hyperlink"/>
@@ -4088,7 +4088,7 @@
       <w:r>
         <w:t xml:space="preserve">So authorization is a transaction in three coordinated steps. This is how </w:t>
       </w:r>
-      <w:hyperlink w:history="1" r:id="rIdtxcq9379_yrplyqcm0ksc">
+      <w:hyperlink w:history="1" r:id="rIdw0waeutbidbaeb_8tuqxa">
         <w:r>
           <w:rPr>
             <w:rStyle w:val="Hyperlink"/>
@@ -4102,7 +4102,7 @@
       <w:r>
         <w:t xml:space="preserve">, </w:t>
       </w:r>
-      <w:hyperlink w:history="1" r:id="rIdfqhbp1xgslg8qrsw8m3mu">
+      <w:hyperlink w:history="1" r:id="rIdg-4rlxtxsikt8ahgx8f_n">
         <w:r>
           <w:rPr>
             <w:rStyle w:val="Hyperlink"/>
@@ -4116,7 +4116,7 @@
       <w:r>
         <w:t xml:space="preserve"> and </w:t>
       </w:r>
-      <w:hyperlink w:history="1" r:id="rIdza73dosiebieybsyfvxic">
+      <w:hyperlink w:history="1" r:id="rId3cntbi_mcxrpkop55iagz">
         <w:r>
           <w:rPr>
             <w:rStyle w:val="Hyperlink"/>
@@ -4404,7 +4404,7 @@
       <w:r>
         <w:t xml:space="preserve"> The Layer 4 control plane: a default-deny rulebook signed by the governance root, keyed on the software fingerprint (what code is running, never which chip), with typed limits, witness requirements, rate limits, budgets and human holds. It is software today (</w:t>
       </w:r>
-      <w:hyperlink w:history="1" r:id="rIds_jlpxtfzygqatz4oiucc">
+      <w:hyperlink w:history="1" r:id="rId9z1g4nmoj7tcjzokcxsoc">
         <w:r>
           <w:rPr>
             <w:rStyle w:val="Hyperlink"/>
@@ -4514,7 +4514,7 @@
       <w:r>
         <w:t xml:space="preserve"> field, is ignored, because the rulebook picks the rule from the fingerprint, the action and the limited fields, and from nothing else. The </w:t>
       </w:r>
-      <w:hyperlink w:history="1" r:id="rIdfqjy9bsqxdyfie5shnm95">
+      <w:hyperlink w:history="1" r:id="rIdmjhbr9quo5b3ks4dmot-a">
         <w:r>
           <w:rPr>
             <w:rStyle w:val="Hyperlink"/>
@@ -4551,7 +4551,7 @@
       <w:r>
         <w:t xml:space="preserve"> Observers (the </w:t>
       </w:r>
-      <w:hyperlink w:history="1" r:id="rIdtqxi5ha02hbenbkuqr1xu">
+      <w:hyperlink w:history="1" r:id="rIdrxq6-fwgk2kfio32g7mxm">
         <w:r>
           <w:rPr>
             <w:rStyle w:val="Hyperlink"/>
@@ -4565,7 +4565,7 @@
       <w:r>
         <w:t xml:space="preserve"> repo's early-warning lane; </w:t>
       </w:r>
-      <w:hyperlink w:history="1" r:id="rIdas6rshdhlgblxa2yfssc0">
+      <w:hyperlink w:history="1" r:id="rIdxkr9eyu27dklaudcthp7y">
         <w:r>
           <w:rPr>
             <w:rStyle w:val="Hyperlink"/>
@@ -4576,7 +4576,7 @@
       <w:r>
         <w:t xml:space="preserve"> on the DPU) and the provenance registry (the </w:t>
       </w:r>
-      <w:hyperlink w:history="1" r:id="rIdtbwg-lzgwoxb8_nlddlmd">
+      <w:hyperlink w:history="1" r:id="rId207ghc_leq-4rhm5tcrmm">
         <w:r>
           <w:rPr>
             <w:rStyle w:val="Hyperlink"/>
@@ -5943,7 +5943,7 @@
       <w:r>
         <w:t xml:space="preserve">The action side is the guarantee, and it is the half that exists today: the gate, the ledger and the comparator run in the reference stack, and the five demonstrations my colleague asked for are its tests. </w:t>
       </w:r>
-      <w:hyperlink w:history="1" r:id="rIdoqzrw8xyamsxi4a_ujnhr">
+      <w:hyperlink w:history="1" r:id="rIdeawovag4vozrxjhnwjqvm">
         <w:r>
           <w:rPr>
             <w:rStyle w:val="Hyperlink"/>
@@ -5984,7 +5984,7 @@
       <w:r>
         <w:t xml:space="preserve">J. P. Anderson, </w:t>
       </w:r>
-      <w:hyperlink w:history="1" r:id="rIdl1ievohhbevlrwxvlqvnr">
+      <w:hyperlink w:history="1" r:id="rId44ejt5azfq5_zihbmvqmo">
         <w:r>
           <w:rPr>
             <w:rStyle w:val="Hyperlink"/>
@@ -6007,7 +6007,7 @@
         </w:numPr>
         <w:spacing w:after="100" w:line="276" w:lineRule="auto"/>
       </w:pPr>
-      <w:hyperlink w:history="1" r:id="rIdcm8wyobveyqlh1kcqdg1i">
+      <w:hyperlink w:history="1" r:id="rIdsbj_qexxdrqssdsmcd2uo">
         <w:r>
           <w:rPr>
             <w:rStyle w:val="Hyperlink"/>
@@ -6018,7 +6018,7 @@
       <w:r>
         <w:t xml:space="preserve"> and </w:t>
       </w:r>
-      <w:hyperlink w:history="1" r:id="rId7rafqv5wrub5qeydtsug2">
+      <w:hyperlink w:history="1" r:id="rIdtlgfe7qfg-cashwdqm4c5">
         <w:r>
           <w:rPr>
             <w:rStyle w:val="Hyperlink"/>
@@ -6042,7 +6042,7 @@
       <w:r>
         <w:t xml:space="preserve">D. Dalrymple et al., </w:t>
       </w:r>
-      <w:hyperlink w:history="1" r:id="rId7k_s5ev24i5i5i10lh0el">
+      <w:hyperlink w:history="1" r:id="rIduuwcagcghjjwszfj79fru">
         <w:r>
           <w:rPr>
             <w:rStyle w:val="Hyperlink"/>
@@ -6065,7 +6065,7 @@
         </w:numPr>
         <w:spacing w:after="100" w:line="276" w:lineRule="auto"/>
       </w:pPr>
-      <w:hyperlink w:history="1" r:id="rIdhehjmhnx9hbfbsytoeoym">
+      <w:hyperlink w:history="1" r:id="rId4ttjci8xfsstwbc41xb-y">
         <w:r>
           <w:rPr>
             <w:rStyle w:val="Hyperlink"/>
@@ -6086,7 +6086,7 @@
         </w:numPr>
         <w:spacing w:after="100" w:line="276" w:lineRule="auto"/>
       </w:pPr>
-      <w:hyperlink w:history="1" r:id="rIdl8ijfldshc1b3ov4jxf4h">
+      <w:hyperlink w:history="1" r:id="rIdspwvhpp18b26oftbu5ftm">
         <w:r>
           <w:rPr>
             <w:rStyle w:val="Hyperlink"/>
@@ -6109,7 +6109,7 @@
         </w:numPr>
         <w:spacing w:after="100" w:line="276" w:lineRule="auto"/>
       </w:pPr>
-      <w:hyperlink w:history="1" r:id="rId7gyp4tz4ljdpx-mq67wmp">
+      <w:hyperlink w:history="1" r:id="rIdrryumetkhdqczwaeai2ff">
         <w:r>
           <w:rPr>
             <w:rStyle w:val="Hyperlink"/>
@@ -6120,7 +6120,7 @@
       <w:r>
         <w:t xml:space="preserve"> and </w:t>
       </w:r>
-      <w:hyperlink w:history="1" r:id="rIdjuriqbyysxobhmmw333dx">
+      <w:hyperlink w:history="1" r:id="rIdjr5u3vogr_yd41xqjmhwu">
         <w:r>
           <w:rPr>
             <w:rStyle w:val="Hyperlink"/>
@@ -6131,7 +6131,7 @@
       <w:r>
         <w:t xml:space="preserve"> documentation; </w:t>
       </w:r>
-      <w:hyperlink w:history="1" r:id="rId6mpsgfcjklqkdijvolptz">
+      <w:hyperlink w:history="1" r:id="rIdhzdxlzzqpdmyfkppytkd0">
         <w:r>
           <w:rPr>
             <w:rStyle w:val="Hyperlink"/>
@@ -6142,7 +6142,7 @@
       <w:r>
         <w:t xml:space="preserve">; </w:t>
       </w:r>
-      <w:hyperlink w:history="1" r:id="rIdaitgpfmzr8gpjk0_3krdr">
+      <w:hyperlink w:history="1" r:id="rIdxnjunefb3zf6njcuopkx9">
         <w:r>
           <w:rPr>
             <w:rStyle w:val="Hyperlink"/>
@@ -6153,7 +6153,7 @@
       <w:r>
         <w:t xml:space="preserve">, </w:t>
       </w:r>
-      <w:hyperlink w:history="1" r:id="rIdqiy6xh_8sn89xvkti-jkv">
+      <w:hyperlink w:history="1" r:id="rId5ukhxoyci1igjkcw2eub1">
         <w:r>
           <w:rPr>
             <w:rStyle w:val="Hyperlink"/>
@@ -6164,7 +6164,7 @@
       <w:r>
         <w:t xml:space="preserve">, </w:t>
       </w:r>
-      <w:hyperlink w:history="1" r:id="rIdbaynsyy8r87mpc6yuus1f">
+      <w:hyperlink w:history="1" r:id="rIdmcnrbumtm3g6ai9uxbqz5">
         <w:r>
           <w:rPr>
             <w:rStyle w:val="Hyperlink"/>
@@ -6185,7 +6185,7 @@
         </w:numPr>
         <w:spacing w:after="100" w:line="276" w:lineRule="auto"/>
       </w:pPr>
-      <w:hyperlink w:history="1" r:id="rIdwy6ghavplgibjob6vl10w">
+      <w:hyperlink w:history="1" r:id="rIdv8gex28ygeg36h29ms_cl">
         <w:r>
           <w:rPr>
             <w:rStyle w:val="Hyperlink"/>
@@ -6196,7 +6196,7 @@
       <w:r>
         <w:t xml:space="preserve"> and </w:t>
       </w:r>
-      <w:hyperlink w:history="1" r:id="rIdizy3fcwkltvxllraqzkz8">
+      <w:hyperlink w:history="1" r:id="rIdyz5hm_j7-urofcxlbkanz">
         <w:r>
           <w:rPr>
             <w:rStyle w:val="Hyperlink"/>
@@ -6220,7 +6220,7 @@
       <w:r>
         <w:t xml:space="preserve">This repository: </w:t>
       </w:r>
-      <w:hyperlink w:history="1" r:id="rIdtydjzpe-71hxkuip_ivvy">
+      <w:hyperlink w:history="1" r:id="rIdwzugfileekrs7fevwaggw">
         <w:r>
           <w:rPr>
             <w:rStyle w:val="Hyperlink"/>
@@ -6234,7 +6234,7 @@
       <w:r>
         <w:t xml:space="preserve">, the design as a specification, with the message formats as appendices; </w:t>
       </w:r>
-      <w:hyperlink w:history="1" r:id="rIdp5aog56undwhrrupr1jvw">
+      <w:hyperlink w:history="1" r:id="rIdumuay0yffa6fclezvh6ag">
         <w:r>
           <w:rPr>
             <w:rStyle w:val="Hyperlink"/>
@@ -6248,7 +6248,7 @@
       <w:r>
         <w:t xml:space="preserve">, the experiment program; </w:t>
       </w:r>
-      <w:hyperlink w:history="1" r:id="rIduopumhwis3wj-jnt0pzgg">
+      <w:hyperlink w:history="1" r:id="rIdwvmsvlatysm_bn4f4yzbi">
         <w:r>
           <w:rPr>
             <w:rStyle w:val="Hyperlink"/>
@@ -6262,7 +6262,7 @@
       <w:r>
         <w:t xml:space="preserve">, the review and what changed; the code: </w:t>
       </w:r>
-      <w:hyperlink w:history="1" r:id="rIdsncf1ghpt508gfjp5klx1">
+      <w:hyperlink w:history="1" r:id="rIdam1pu4y-slx1obqb6l59i">
         <w:r>
           <w:rPr>
             <w:rStyle w:val="Hyperlink"/>
@@ -6276,7 +6276,7 @@
       <w:r>
         <w:t xml:space="preserve">, </w:t>
       </w:r>
-      <w:hyperlink w:history="1" r:id="rId3gqlf57nu-sutnqiw5oyy">
+      <w:hyperlink w:history="1" r:id="rIdbsqepuybglvdtmexteoc5">
         <w:r>
           <w:rPr>
             <w:rStyle w:val="Hyperlink"/>
@@ -6290,7 +6290,7 @@
       <w:r>
         <w:t xml:space="preserve">, </w:t>
       </w:r>
-      <w:hyperlink w:history="1" r:id="rIdy6n_dvppvtyp347hbgfy1">
+      <w:hyperlink w:history="1" r:id="rIdap4r1avpczkn3p77crexb">
         <w:r>
           <w:rPr>
             <w:rStyle w:val="Hyperlink"/>
@@ -6304,7 +6304,7 @@
       <w:r>
         <w:t xml:space="preserve">, </w:t>
       </w:r>
-      <w:hyperlink w:history="1" r:id="rIdpmyzl1jwdiopk0zclajsz">
+      <w:hyperlink w:history="1" r:id="rId0-jtjneylebmastdqflhr">
         <w:r>
           <w:rPr>
             <w:rStyle w:val="Hyperlink"/>
@@ -6331,7 +6331,7 @@
       <w:r>
         <w:t xml:space="preserve">The companion lanes: </w:t>
       </w:r>
-      <w:hyperlink w:history="1" r:id="rIdaomu9ch1wcycbvgjlax4n">
+      <w:hyperlink w:history="1" r:id="rId_0amfpyacsiiizasu8qzw">
         <w:r>
           <w:rPr>
             <w:rStyle w:val="Hyperlink"/>
@@ -6345,7 +6345,7 @@
       <w:r>
         <w:t xml:space="preserve"> (observers) and </w:t>
       </w:r>
-      <w:hyperlink w:history="1" r:id="rIdyvc9aa5rloow1fqxk3amd">
+      <w:hyperlink w:history="1" r:id="rIdzps_6dlomnjlklqyaf0ze">
         <w:r>
           <w:rPr>
             <w:rStyle w:val="Hyperlink"/>

--- a/blog/04-the-chip-that-says-no-3-the-silicon-design.docx
+++ b/blog/04-the-chip-that-says-no-3-the-silicon-design.docx
@@ -34,7 +34,7 @@
         <w:spacing w:after="240" w:before="120" w:line="276" w:lineRule="auto"/>
         <w:ind w:left="360"/>
       </w:pPr>
-      <w:hyperlink w:history="1" r:id="rIdt2qhnutdd9ajoie_9ytr5">
+      <w:hyperlink w:history="1" r:id="rId70xv0hxahm8h4lpvh-isx">
         <w:r>
           <w:rPr>
             <w:rStyle w:val="Hyperlink"/>
@@ -57,7 +57,7 @@
         </w:rPr>
         <w:t xml:space="preserve"> and </w:t>
       </w:r>
-      <w:hyperlink w:history="1" r:id="rId8wp7keaqxpmrahevwgqax">
+      <w:hyperlink w:history="1" r:id="rIddgym8etz5x7uuwthjkoxy">
         <w:r>
           <w:rPr>
             <w:rStyle w:val="Hyperlink"/>
@@ -80,7 +80,7 @@
         </w:rPr>
         <w:t xml:space="preserve"> made the argument. </w:t>
       </w:r>
-      <w:hyperlink w:history="1" r:id="rId507_r0a4mvcalurnjhq-0">
+      <w:hyperlink w:history="1" r:id="rIdxuhnepnjh4q9jmcxx16hs">
         <w:r>
           <w:rPr>
             <w:rStyle w:val="Hyperlink"/>
@@ -103,7 +103,7 @@
         </w:rPr>
         <w:t xml:space="preserve"> laid out the layer model and shipped the reference stack. This post and the next are the design that post promised. This one is the action side: the contract, where the walls are, what a chip can and cannot know, where the bits live, and the gate, the ticket and the comparator that make up the primary guarantee. </w:t>
       </w:r>
-      <w:hyperlink w:history="1" r:id="rIdek0ex8ap-zz46ordd5psx">
+      <w:hyperlink w:history="1" r:id="rId_hzwa4ktyal0lokxsjva6">
         <w:r>
           <w:rPr>
             <w:rStyle w:val="Hyperlink"/>
@@ -380,7 +380,7 @@
             <w:pPr>
               <w:spacing w:after="0" w:line="252" w:lineRule="auto"/>
             </w:pPr>
-            <w:hyperlink w:history="1" r:id="rId4-wwfxqldof8kwjxaqeg0">
+            <w:hyperlink w:history="1" r:id="rId80ocp8wcraevxte5usful">
               <w:r>
                 <w:rPr>
                   <w:rStyle w:val="Hyperlink"/>
@@ -401,7 +401,7 @@
               </w:rPr>
               <w:t xml:space="preserve"> (</w:t>
             </w:r>
-            <w:hyperlink w:history="1" r:id="rIdrozel75cq7sq2mb6z08jd">
+            <w:hyperlink w:history="1" r:id="rIdpavizdjyaldysrxti5ue2">
               <w:r>
                 <w:rPr>
                   <w:rStyle w:val="Hyperlink"/>
@@ -503,7 +503,7 @@
               </w:rPr>
               <w:t xml:space="preserve">this repo (</w:t>
             </w:r>
-            <w:hyperlink w:history="1" r:id="rIdtt4miuptvlghgrq5gxrfu">
+            <w:hyperlink w:history="1" r:id="rIdu3vgrnooq2rz8gwhhlu09">
               <w:r>
                 <w:rPr>
                   <w:rStyle w:val="Hyperlink"/>
@@ -524,7 +524,7 @@
               </w:rPr>
               <w:t xml:space="preserve">, </w:t>
             </w:r>
-            <w:hyperlink w:history="1" r:id="rIdrwcg4pg2iazxov1syo9s8">
+            <w:hyperlink w:history="1" r:id="rIdieqf9a3hgkunotlzmfgxb">
               <w:r>
                 <w:rPr>
                   <w:rStyle w:val="Hyperlink"/>
@@ -545,7 +545,7 @@
               </w:rPr>
               <w:t xml:space="preserve">, </w:t>
             </w:r>
-            <w:hyperlink w:history="1" r:id="rIdfv41vmecxc-rsvm1y7n2g">
+            <w:hyperlink w:history="1" r:id="rId3jneyzfeypizzqlgpqnky">
               <w:r>
                 <w:rPr>
                   <w:rStyle w:val="Hyperlink"/>
@@ -566,7 +566,7 @@
               </w:rPr>
               <w:t xml:space="preserve">, </w:t>
             </w:r>
-            <w:hyperlink w:history="1" r:id="rId_-9gwzynhnq4y8vjmwi5b">
+            <w:hyperlink w:history="1" r:id="rIdtjpyia44u2x8lxe4u6gis">
               <w:r>
                 <w:rPr>
                   <w:rStyle w:val="Hyperlink"/>
@@ -659,7 +659,7 @@
             <w:pPr>
               <w:spacing w:after="0" w:line="252" w:lineRule="auto"/>
             </w:pPr>
-            <w:hyperlink w:history="1" r:id="rIdqtixjk0mjnjdkscgepzaw">
+            <w:hyperlink w:history="1" r:id="rIdpjjottc-3vhbbjodxbu5v">
               <w:r>
                 <w:rPr>
                   <w:rStyle w:val="Hyperlink"/>
@@ -680,7 +680,7 @@
               </w:rPr>
               <w:t xml:space="preserve">; </w:t>
             </w:r>
-            <w:hyperlink w:history="1" r:id="rIdq8rprktscgtgz3btnlhvh">
+            <w:hyperlink w:history="1" r:id="rIdstek7uctli_ji-ak-rhqg">
               <w:r>
                 <w:rPr>
                   <w:rStyle w:val="Hyperlink"/>
@@ -764,7 +764,7 @@
             <w:pPr>
               <w:spacing w:after="0" w:line="252" w:lineRule="auto"/>
             </w:pPr>
-            <w:hyperlink w:history="1" r:id="rIdirmuuekv2xzyhfnb7kmsr">
+            <w:hyperlink w:history="1" r:id="rIdchopogbg5sfhs6h15bvsf">
               <w:r>
                 <w:rPr>
                   <w:rStyle w:val="Hyperlink"/>
@@ -938,7 +938,7 @@
               </w:rPr>
               <w:t xml:space="preserve">this repo (</w:t>
             </w:r>
-            <w:hyperlink w:history="1" r:id="rIdvsq4fj7sztrizsisanbas">
+            <w:hyperlink w:history="1" r:id="rId5cpmnnpcmpchqkk1dsafh">
               <w:r>
                 <w:rPr>
                   <w:rStyle w:val="Hyperlink"/>
@@ -1152,7 +1152,7 @@
             <w:pPr>
               <w:spacing w:after="0" w:line="252" w:lineRule="auto"/>
             </w:pPr>
-            <w:hyperlink w:history="1" r:id="rIdvc2hnskqbonvhkbkslzxy">
+            <w:hyperlink w:history="1" r:id="rIdmpgfvukh4ecqv2g31zdp3">
               <w:r>
                 <w:rPr>
                   <w:rStyle w:val="Hyperlink"/>
@@ -1236,7 +1236,7 @@
             <w:pPr>
               <w:spacing w:after="0" w:line="252" w:lineRule="auto"/>
             </w:pPr>
-            <w:hyperlink w:history="1" r:id="rIdkhk6z_x1fzhry9m3lhu4l">
+            <w:hyperlink w:history="1" r:id="rIdbi_ycspwldpv0zdtipide">
               <w:r>
                 <w:rPr>
                   <w:rStyle w:val="Hyperlink"/>
@@ -1257,7 +1257,7 @@
               </w:rPr>
               <w:t xml:space="preserve">, </w:t>
             </w:r>
-            <w:hyperlink w:history="1" r:id="rId46dipsnnn5fndu3zymnof">
+            <w:hyperlink w:history="1" r:id="rIdqttnibij9b_n44etgfnhz">
               <w:r>
                 <w:rPr>
                   <w:rStyle w:val="Hyperlink"/>
@@ -1341,7 +1341,7 @@
             <w:pPr>
               <w:spacing w:after="0" w:line="252" w:lineRule="auto"/>
             </w:pPr>
-            <w:hyperlink w:history="1" r:id="rIduc9fmorkefz38_cmr-9g1">
+            <w:hyperlink w:history="1" r:id="rIdnzofneyq-7tyl8bd3me6z">
               <w:r>
                 <w:rPr>
                   <w:rStyle w:val="Hyperlink"/>
@@ -1362,7 +1362,7 @@
               </w:rPr>
               <w:t xml:space="preserve">, approvals in </w:t>
             </w:r>
-            <w:hyperlink w:history="1" r:id="rIdrbo7t_5lies-wbvytrqju">
+            <w:hyperlink w:history="1" r:id="rIdscwubxul3uesjg7dt-sfi">
               <w:r>
                 <w:rPr>
                   <w:rStyle w:val="Hyperlink"/>
@@ -1446,7 +1446,7 @@
             <w:pPr>
               <w:spacing w:after="0" w:line="252" w:lineRule="auto"/>
             </w:pPr>
-            <w:hyperlink w:history="1" r:id="rIdvut_ympavlll269zzb0qs">
+            <w:hyperlink w:history="1" r:id="rIdpq828o-yseouqb9kttux_">
               <w:r>
                 <w:rPr>
                   <w:rStyle w:val="Hyperlink"/>
@@ -1467,7 +1467,7 @@
               </w:rPr>
               <w:t xml:space="preserve">, </w:t>
             </w:r>
-            <w:hyperlink w:history="1" r:id="rIdi00vikqfsnwmiyptekq9r">
+            <w:hyperlink w:history="1" r:id="rIdv6-oc39dd29ht7lyryr1p">
               <w:r>
                 <w:rPr>
                   <w:rStyle w:val="Hyperlink"/>
@@ -2086,7 +2086,7 @@
               </w:rPr>
               <w:t xml:space="preserve"> (</w:t>
             </w:r>
-            <w:hyperlink w:history="1" r:id="rIdrkeygr6dd1zdlb6aujeka">
+            <w:hyperlink w:history="1" r:id="rId0gnvx4i3fkuivnvtyvp18">
               <w:r>
                 <w:rPr>
                   <w:rStyle w:val="Hyperlink"/>
@@ -2107,7 +2107,7 @@
               </w:rPr>
               <w:t xml:space="preserve"> with </w:t>
             </w:r>
-            <w:hyperlink w:history="1" r:id="rIdocycjdjbaksqvtr1h7vzh">
+            <w:hyperlink w:history="1" r:id="rId0lgijeyqim43w8gyubvtu">
               <w:r>
                 <w:rPr>
                   <w:rStyle w:val="Hyperlink"/>
@@ -2128,7 +2128,7 @@
               </w:rPr>
               <w:t xml:space="preserve">, beside </w:t>
             </w:r>
-            <w:hyperlink w:history="1" r:id="rIdevafdiqmtpxpk53p7u2hr">
+            <w:hyperlink w:history="1" r:id="rIdaklykxdkscyixfsodyatk">
               <w:r>
                 <w:rPr>
                   <w:rStyle w:val="Hyperlink"/>
@@ -2788,7 +2788,7 @@
               </w:rPr>
               <w:t xml:space="preserve">Encrypted files; weights as </w:t>
             </w:r>
-            <w:hyperlink w:history="1" r:id="rIdir1cec4v-sswmes_w2fdx">
+            <w:hyperlink w:history="1" r:id="rId_if7e0gnld-gaqaroohvh">
               <w:r>
                 <w:rPr>
                   <w:rStyle w:val="Hyperlink"/>
@@ -2915,7 +2915,7 @@
               </w:rPr>
               <w:t xml:space="preserve">Tokenizer, scheduler, serving stack (</w:t>
             </w:r>
-            <w:hyperlink w:history="1" r:id="rIdykd7kln0valoqovohshh5">
+            <w:hyperlink w:history="1" r:id="rIdkjv0f9bqsuttgbj6p2wzv">
               <w:r>
                 <w:rPr>
                   <w:rStyle w:val="Hyperlink"/>
@@ -2936,7 +2936,7 @@
               </w:rPr>
               <w:t xml:space="preserve">, </w:t>
             </w:r>
-            <w:hyperlink w:history="1" r:id="rIdau_xuagcpd-qd19fk3coq">
+            <w:hyperlink w:history="1" r:id="rIdof4kxymfrmoumuoj_wywi">
               <w:r>
                 <w:rPr>
                   <w:rStyle w:val="Hyperlink"/>
@@ -2957,7 +2957,7 @@
               </w:rPr>
               <w:t xml:space="preserve">, </w:t>
             </w:r>
-            <w:hyperlink w:history="1" r:id="rIdewvjbzfuhjuyjlwue2vwl">
+            <w:hyperlink w:history="1" r:id="rIdatu5vbifh_wqskcrogzlx">
               <w:r>
                 <w:rPr>
                   <w:rStyle w:val="Hyperlink"/>
@@ -2978,7 +2978,7 @@
               </w:rPr>
               <w:t xml:space="preserve">), broker, </w:t>
             </w:r>
-            <w:hyperlink w:history="1" r:id="rIdxx1fm6-xsnzohm-czzcr_">
+            <w:hyperlink w:history="1" r:id="rIdbt59tqkwg72pvaxsuazms">
               <w:r>
                 <w:rPr>
                   <w:rStyle w:val="Hyperlink"/>
@@ -3049,7 +3049,7 @@
               </w:rPr>
               <w:t xml:space="preserve">CPU TEE (Intel TDX, </w:t>
             </w:r>
-            <w:hyperlink w:history="1" r:id="rIdy1alyxro2piaofm-fu4mz">
+            <w:hyperlink w:history="1" r:id="rIdiefnyo1eupduj-gy0re6-">
               <w:r>
                 <w:rPr>
                   <w:rStyle w:val="Hyperlink"/>
@@ -3070,7 +3070,7 @@
               </w:rPr>
               <w:t xml:space="preserve">, </w:t>
             </w:r>
-            <w:hyperlink w:history="1" r:id="rIdrsvjdntb1b1s9jedbli2i">
+            <w:hyperlink w:history="1" r:id="rIdjznpzgt5j9q1kphedc-q3">
               <w:r>
                 <w:rPr>
                   <w:rStyle w:val="Hyperlink"/>
@@ -3303,7 +3303,7 @@
               </w:rPr>
               <w:t xml:space="preserve">PCIe to host, NIC and NVMe; NVLink to peers; </w:t>
             </w:r>
-            <w:hyperlink w:history="1" r:id="rIdw7nn7sqc0b7r0zqg_lycs">
+            <w:hyperlink w:history="1" r:id="rId59v4fvhsyutryqxlfnd09">
               <w:r>
                 <w:rPr>
                   <w:rStyle w:val="Hyperlink"/>
@@ -3324,7 +3324,7 @@
               </w:rPr>
               <w:t xml:space="preserve"> across nodes; </w:t>
             </w:r>
-            <w:hyperlink w:history="1" r:id="rIdgs0rbjbw1hoggwge7mds1">
+            <w:hyperlink w:history="1" r:id="rIdmn8qnjppxmp30zdfbuxjw">
               <w:r>
                 <w:rPr>
                   <w:rStyle w:val="Hyperlink"/>
@@ -3975,7 +3975,7 @@
       <w:r>
         <w:t xml:space="preserve">Station 4 is where the second review point lands. A copy engine moves data using a work order the hardware processes one at a time. A permission check on a work order is the same kind of operation as an IOMMU lookup, the check every server already does when a device touches memory. But a CUDA kernel can also </w:t>
       </w:r>
-      <w:hyperlink w:history="1" r:id="rIdide9ql_hpdl_r1yq0isaj">
+      <w:hyperlink w:history="1" r:id="rIdvcae8ey2qjqzunejb-zt6">
         <w:r>
           <w:rPr>
             <w:rStyle w:val="Hyperlink"/>
@@ -4088,7 +4088,7 @@
       <w:r>
         <w:t xml:space="preserve">So authorization is a transaction in three coordinated steps. This is how </w:t>
       </w:r>
-      <w:hyperlink w:history="1" r:id="rIdw0waeutbidbaeb_8tuqxa">
+      <w:hyperlink w:history="1" r:id="rIdeeiut2kqlwmk3c1s8uvjp">
         <w:r>
           <w:rPr>
             <w:rStyle w:val="Hyperlink"/>
@@ -4102,7 +4102,7 @@
       <w:r>
         <w:t xml:space="preserve">, </w:t>
       </w:r>
-      <w:hyperlink w:history="1" r:id="rIdg-4rlxtxsikt8ahgx8f_n">
+      <w:hyperlink w:history="1" r:id="rId49ldnm-volgds1edngfkw">
         <w:r>
           <w:rPr>
             <w:rStyle w:val="Hyperlink"/>
@@ -4116,7 +4116,7 @@
       <w:r>
         <w:t xml:space="preserve"> and </w:t>
       </w:r>
-      <w:hyperlink w:history="1" r:id="rId3cntbi_mcxrpkop55iagz">
+      <w:hyperlink w:history="1" r:id="rIdfi7mthtn8itxpudy5c4yg">
         <w:r>
           <w:rPr>
             <w:rStyle w:val="Hyperlink"/>
@@ -4404,7 +4404,7 @@
       <w:r>
         <w:t xml:space="preserve"> The Layer 4 control plane: a default-deny rulebook signed by the governance root, keyed on the software fingerprint (what code is running, never which chip), with typed limits, witness requirements, rate limits, budgets and human holds. It is software today (</w:t>
       </w:r>
-      <w:hyperlink w:history="1" r:id="rId9z1g4nmoj7tcjzokcxsoc">
+      <w:hyperlink w:history="1" r:id="rIdczaucs7yucjnomzy5nqto">
         <w:r>
           <w:rPr>
             <w:rStyle w:val="Hyperlink"/>
@@ -4514,7 +4514,7 @@
       <w:r>
         <w:t xml:space="preserve"> field, is ignored, because the rulebook picks the rule from the fingerprint, the action and the limited fields, and from nothing else. The </w:t>
       </w:r>
-      <w:hyperlink w:history="1" r:id="rIdmjhbr9quo5b3ks4dmot-a">
+      <w:hyperlink w:history="1" r:id="rIdmb013vft5uuudrbj7txpn">
         <w:r>
           <w:rPr>
             <w:rStyle w:val="Hyperlink"/>
@@ -4551,7 +4551,7 @@
       <w:r>
         <w:t xml:space="preserve"> Observers (the </w:t>
       </w:r>
-      <w:hyperlink w:history="1" r:id="rIdrxq6-fwgk2kfio32g7mxm">
+      <w:hyperlink w:history="1" r:id="rId1rnpeiblqxjrsb8l1vld8">
         <w:r>
           <w:rPr>
             <w:rStyle w:val="Hyperlink"/>
@@ -4565,7 +4565,7 @@
       <w:r>
         <w:t xml:space="preserve"> repo's early-warning lane; </w:t>
       </w:r>
-      <w:hyperlink w:history="1" r:id="rIdxkr9eyu27dklaudcthp7y">
+      <w:hyperlink w:history="1" r:id="rIdlnrxvden2o0c0ilg71-6i">
         <w:r>
           <w:rPr>
             <w:rStyle w:val="Hyperlink"/>
@@ -4576,7 +4576,7 @@
       <w:r>
         <w:t xml:space="preserve"> on the DPU) and the provenance registry (the </w:t>
       </w:r>
-      <w:hyperlink w:history="1" r:id="rId207ghc_leq-4rhm5tcrmm">
+      <w:hyperlink w:history="1" r:id="rIdb6u4je1aluajxxq-giocj">
         <w:r>
           <w:rPr>
             <w:rStyle w:val="Hyperlink"/>
@@ -5943,7 +5943,7 @@
       <w:r>
         <w:t xml:space="preserve">The action side is the guarantee, and it is the half that exists today: the gate, the ledger and the comparator run in the reference stack, and the five demonstrations my colleague asked for are its tests. </w:t>
       </w:r>
-      <w:hyperlink w:history="1" r:id="rIdeawovag4vozrxjhnwjqvm">
+      <w:hyperlink w:history="1" r:id="rIdactewr8rtozjyblefvo2_">
         <w:r>
           <w:rPr>
             <w:rStyle w:val="Hyperlink"/>
@@ -5984,7 +5984,7 @@
       <w:r>
         <w:t xml:space="preserve">J. P. Anderson, </w:t>
       </w:r>
-      <w:hyperlink w:history="1" r:id="rId44ejt5azfq5_zihbmvqmo">
+      <w:hyperlink w:history="1" r:id="rIdv3lyohb_moctvnoylvrqi">
         <w:r>
           <w:rPr>
             <w:rStyle w:val="Hyperlink"/>
@@ -6007,7 +6007,7 @@
         </w:numPr>
         <w:spacing w:after="100" w:line="276" w:lineRule="auto"/>
       </w:pPr>
-      <w:hyperlink w:history="1" r:id="rIdsbj_qexxdrqssdsmcd2uo">
+      <w:hyperlink w:history="1" r:id="rIdm7o8pw_aq0rdrabbt5koa">
         <w:r>
           <w:rPr>
             <w:rStyle w:val="Hyperlink"/>
@@ -6018,7 +6018,7 @@
       <w:r>
         <w:t xml:space="preserve"> and </w:t>
       </w:r>
-      <w:hyperlink w:history="1" r:id="rIdtlgfe7qfg-cashwdqm4c5">
+      <w:hyperlink w:history="1" r:id="rIdbhbsetedtujcmcj9vtrz6">
         <w:r>
           <w:rPr>
             <w:rStyle w:val="Hyperlink"/>
@@ -6042,7 +6042,7 @@
       <w:r>
         <w:t xml:space="preserve">D. Dalrymple et al., </w:t>
       </w:r>
-      <w:hyperlink w:history="1" r:id="rIduuwcagcghjjwszfj79fru">
+      <w:hyperlink w:history="1" r:id="rId049ja59iyx9oabawn7ndc">
         <w:r>
           <w:rPr>
             <w:rStyle w:val="Hyperlink"/>
@@ -6065,7 +6065,7 @@
         </w:numPr>
         <w:spacing w:after="100" w:line="276" w:lineRule="auto"/>
       </w:pPr>
-      <w:hyperlink w:history="1" r:id="rId4ttjci8xfsstwbc41xb-y">
+      <w:hyperlink w:history="1" r:id="rIdppfg7zoilm1pl7yy87dsn">
         <w:r>
           <w:rPr>
             <w:rStyle w:val="Hyperlink"/>
@@ -6086,7 +6086,7 @@
         </w:numPr>
         <w:spacing w:after="100" w:line="276" w:lineRule="auto"/>
       </w:pPr>
-      <w:hyperlink w:history="1" r:id="rIdspwvhpp18b26oftbu5ftm">
+      <w:hyperlink w:history="1" r:id="rId2fl32t5qkhrfln1odp0rn">
         <w:r>
           <w:rPr>
             <w:rStyle w:val="Hyperlink"/>
@@ -6109,7 +6109,7 @@
         </w:numPr>
         <w:spacing w:after="100" w:line="276" w:lineRule="auto"/>
       </w:pPr>
-      <w:hyperlink w:history="1" r:id="rIdrryumetkhdqczwaeai2ff">
+      <w:hyperlink w:history="1" r:id="rIdyvqu9xca73vlsqrkipyns">
         <w:r>
           <w:rPr>
             <w:rStyle w:val="Hyperlink"/>
@@ -6120,7 +6120,7 @@
       <w:r>
         <w:t xml:space="preserve"> and </w:t>
       </w:r>
-      <w:hyperlink w:history="1" r:id="rIdjr5u3vogr_yd41xqjmhwu">
+      <w:hyperlink w:history="1" r:id="rId7orw3tc0evdsrdm65b-iw">
         <w:r>
           <w:rPr>
             <w:rStyle w:val="Hyperlink"/>
@@ -6131,7 +6131,7 @@
       <w:r>
         <w:t xml:space="preserve"> documentation; </w:t>
       </w:r>
-      <w:hyperlink w:history="1" r:id="rIdhzdxlzzqpdmyfkppytkd0">
+      <w:hyperlink w:history="1" r:id="rId2pkvpoybyjhmzi1ztavqi">
         <w:r>
           <w:rPr>
             <w:rStyle w:val="Hyperlink"/>
@@ -6142,7 +6142,7 @@
       <w:r>
         <w:t xml:space="preserve">; </w:t>
       </w:r>
-      <w:hyperlink w:history="1" r:id="rIdxnjunefb3zf6njcuopkx9">
+      <w:hyperlink w:history="1" r:id="rIdqay3te5aybe980-eplnx6">
         <w:r>
           <w:rPr>
             <w:rStyle w:val="Hyperlink"/>
@@ -6153,7 +6153,7 @@
       <w:r>
         <w:t xml:space="preserve">, </w:t>
       </w:r>
-      <w:hyperlink w:history="1" r:id="rId5ukhxoyci1igjkcw2eub1">
+      <w:hyperlink w:history="1" r:id="rIdsc_e7axytt31riazf8jt0">
         <w:r>
           <w:rPr>
             <w:rStyle w:val="Hyperlink"/>
@@ -6164,7 +6164,7 @@
       <w:r>
         <w:t xml:space="preserve">, </w:t>
       </w:r>
-      <w:hyperlink w:history="1" r:id="rIdmcnrbumtm3g6ai9uxbqz5">
+      <w:hyperlink w:history="1" r:id="rIdmnup8uoq3sovlbfi-pyfu">
         <w:r>
           <w:rPr>
             <w:rStyle w:val="Hyperlink"/>
@@ -6185,7 +6185,7 @@
         </w:numPr>
         <w:spacing w:after="100" w:line="276" w:lineRule="auto"/>
       </w:pPr>
-      <w:hyperlink w:history="1" r:id="rIdv8gex28ygeg36h29ms_cl">
+      <w:hyperlink w:history="1" r:id="rIdqg51dpai7wmw9uigkwrzn">
         <w:r>
           <w:rPr>
             <w:rStyle w:val="Hyperlink"/>
@@ -6196,7 +6196,7 @@
       <w:r>
         <w:t xml:space="preserve"> and </w:t>
       </w:r>
-      <w:hyperlink w:history="1" r:id="rIdyz5hm_j7-urofcxlbkanz">
+      <w:hyperlink w:history="1" r:id="rIdr3n40pgptz3kxixohv9wr">
         <w:r>
           <w:rPr>
             <w:rStyle w:val="Hyperlink"/>
@@ -6220,7 +6220,7 @@
       <w:r>
         <w:t xml:space="preserve">This repository: </w:t>
       </w:r>
-      <w:hyperlink w:history="1" r:id="rIdwzugfileekrs7fevwaggw">
+      <w:hyperlink w:history="1" r:id="rIdh-rdnhidryciocrn7wpbo">
         <w:r>
           <w:rPr>
             <w:rStyle w:val="Hyperlink"/>
@@ -6234,7 +6234,7 @@
       <w:r>
         <w:t xml:space="preserve">, the design as a specification, with the message formats as appendices; </w:t>
       </w:r>
-      <w:hyperlink w:history="1" r:id="rIdumuay0yffa6fclezvh6ag">
+      <w:hyperlink w:history="1" r:id="rIda3mxjhmuym3aefurh3wg7">
         <w:r>
           <w:rPr>
             <w:rStyle w:val="Hyperlink"/>
@@ -6248,7 +6248,7 @@
       <w:r>
         <w:t xml:space="preserve">, the experiment program; </w:t>
       </w:r>
-      <w:hyperlink w:history="1" r:id="rIdwvmsvlatysm_bn4f4yzbi">
+      <w:hyperlink w:history="1" r:id="rIdmbiwykio5kwm09ezx0hfs">
         <w:r>
           <w:rPr>
             <w:rStyle w:val="Hyperlink"/>
@@ -6262,7 +6262,7 @@
       <w:r>
         <w:t xml:space="preserve">, the review and what changed; the code: </w:t>
       </w:r>
-      <w:hyperlink w:history="1" r:id="rIdam1pu4y-slx1obqb6l59i">
+      <w:hyperlink w:history="1" r:id="rIdjh5euybwbt8oy1inzyekm">
         <w:r>
           <w:rPr>
             <w:rStyle w:val="Hyperlink"/>
@@ -6276,7 +6276,7 @@
       <w:r>
         <w:t xml:space="preserve">, </w:t>
       </w:r>
-      <w:hyperlink w:history="1" r:id="rIdbsqepuybglvdtmexteoc5">
+      <w:hyperlink w:history="1" r:id="rIdozgbcupyekxrobgkrje_3">
         <w:r>
           <w:rPr>
             <w:rStyle w:val="Hyperlink"/>
@@ -6290,7 +6290,7 @@
       <w:r>
         <w:t xml:space="preserve">, </w:t>
       </w:r>
-      <w:hyperlink w:history="1" r:id="rIdap4r1avpczkn3p77crexb">
+      <w:hyperlink w:history="1" r:id="rIdeefb2kfvjhr5uw88bf9ol">
         <w:r>
           <w:rPr>
             <w:rStyle w:val="Hyperlink"/>
@@ -6304,7 +6304,7 @@
       <w:r>
         <w:t xml:space="preserve">, </w:t>
       </w:r>
-      <w:hyperlink w:history="1" r:id="rId0-jtjneylebmastdqflhr">
+      <w:hyperlink w:history="1" r:id="rIdmrg-9mr1zaejm6jmmhdc5">
         <w:r>
           <w:rPr>
             <w:rStyle w:val="Hyperlink"/>
@@ -6331,7 +6331,7 @@
       <w:r>
         <w:t xml:space="preserve">The companion lanes: </w:t>
       </w:r>
-      <w:hyperlink w:history="1" r:id="rId_0amfpyacsiiizasu8qzw">
+      <w:hyperlink w:history="1" r:id="rId0u149dselx55hhe72f06t">
         <w:r>
           <w:rPr>
             <w:rStyle w:val="Hyperlink"/>
@@ -6345,7 +6345,7 @@
       <w:r>
         <w:t xml:space="preserve"> (observers) and </w:t>
       </w:r>
-      <w:hyperlink w:history="1" r:id="rIdzps_6dlomnjlklqyaf0ze">
+      <w:hyperlink w:history="1" r:id="rIdzd_fdqsfc9rnmiv3kj5ks">
         <w:r>
           <w:rPr>
             <w:rStyle w:val="Hyperlink"/>
@@ -6398,7 +6398,7 @@
           <w:sz w:val="18"/>
           <w:szCs w:val="18"/>
         </w:rPr>
-        <w:t xml:space="preserve">cd hardware-and-silicon &amp;&amp; ./run.sh    # 51 tests, 75 attacks, 12 baselines, under a minute</w:t>
+        <w:t xml:space="preserve">cd hardware-and-silicon &amp;&amp; ./run.sh    # 56 tests, 75 attacks, 12 baselines, under a minute</w:t>
       </w:r>
     </w:p>
     <w:p>
